--- a/ind/docx/013.content.docx
+++ b/ind/docx/013.content.docx
@@ -190,6 +190,770 @@
         <w:rPr>
           <w:lang w:val="id_ID" w:bidi="id_ID"/>
         </w:rPr>
+        <w:t>Laban</w:t>
+      </w:r>
+      <w:r>
+        <w:rPr>
+          <w:lang w:val="id_ID" w:bidi="id_ID"/>
+        </w:rPr>
+      </w:r>
+    </w:p>
+    <w:p>
+      <w:pPr>
+        <w:pStyle w:val="Heading3"/>
+      </w:pPr>
+      <w:r>
+        <w:rPr>
+          <w:lang w:val="id_ID" w:bidi="id_ID"/>
+        </w:rPr>
+        <w:t>Fakta:</w:t>
+      </w:r>
+    </w:p>
+    <w:p>
+      <w:pPr/>
+      <w:r>
+        <w:rPr>
+          <w:lang w:val="id_ID" w:bidi="id_ID"/>
+        </w:rPr>
+      </w:r>
+      <w:r>
+        <w:rPr>
+          <w:lang w:val="id_ID" w:bidi="id_ID"/>
+        </w:rPr>
+        <w:t>Dalam Perjanjian Lama, Laban adalah paman sekaligus mertua Yakub.</w:t>
+      </w:r>
+    </w:p>
+    <w:p>
+      <w:pPr>
+        <w:pStyle w:val="ListBullet"/>
+        <w:spacing w:line="240" w:lineRule="auto"/>
+        <w:ind w:left="720"/>
+      </w:pPr>
+      <w:r>
+        <w:rPr>
+          <w:lang w:val="id_ID" w:bidi="id_ID"/>
+        </w:rPr>
+      </w:r>
+      <w:r>
+        <w:rPr>
+          <w:lang w:val="id_ID" w:bidi="id_ID"/>
+        </w:rPr>
+        <w:t>Yakub tinggal bersama keluarga Laban di Padan-Aram dan mengurus domba serta kambingnya sebagai syarat untuk menikahi putri-putri Laban.</w:t>
+      </w:r>
+    </w:p>
+    <w:p>
+      <w:pPr>
+        <w:pStyle w:val="ListBullet"/>
+        <w:spacing w:line="240" w:lineRule="auto"/>
+        <w:ind w:left="720"/>
+      </w:pPr>
+      <w:r>
+        <w:rPr>
+          <w:lang w:val="id_ID" w:bidi="id_ID"/>
+        </w:rPr>
+      </w:r>
+      <w:r>
+        <w:rPr>
+          <w:lang w:val="id_ID" w:bidi="id_ID"/>
+        </w:rPr>
+        <w:t>Yakub lebih memilih putri Laban, Rahel, sebagai istrinya.</w:t>
+      </w:r>
+    </w:p>
+    <w:p>
+      <w:pPr>
+        <w:pStyle w:val="ListBullet"/>
+        <w:spacing w:line="240" w:lineRule="auto"/>
+        <w:ind w:left="720"/>
+      </w:pPr>
+      <w:r>
+        <w:rPr>
+          <w:lang w:val="id_ID" w:bidi="id_ID"/>
+        </w:rPr>
+      </w:r>
+      <w:r>
+        <w:rPr>
+          <w:lang w:val="id_ID" w:bidi="id_ID"/>
+        </w:rPr>
+        <w:t>Laban menipu Yakub dengan membuatnya menikahi putrinya yang tertua, Lea, terlebih dahulu sebelum memberikan Rahel sebagai istri.</w:t>
+      </w:r>
+    </w:p>
+    <w:p>
+      <w:pPr/>
+      <w:r>
+        <w:rPr>
+          <w:lang w:val="id_ID" w:bidi="id_ID"/>
+        </w:rPr>
+      </w:r>
+      <w:r>
+        <w:rPr>
+          <w:lang w:val="id_ID" w:bidi="id_ID"/>
+        </w:rPr>
+        <w:t>(Saran Terjemahan: Cara Menerjemahkan Nama)</w:t>
+      </w:r>
+    </w:p>
+    <w:p>
+      <w:pPr/>
+      <w:r>
+        <w:rPr>
+          <w:lang w:val="id_ID" w:bidi="id_ID"/>
+        </w:rPr>
+      </w:r>
+      <w:r>
+        <w:rPr>
+          <w:lang w:val="id_ID" w:bidi="id_ID"/>
+        </w:rPr>
+        <w:t xml:space="preserve">(Lihat juga: </w:t>
+      </w:r>
+      <w:r>
+        <w:rPr>
+          <w:lang w:val="id_ID" w:bidi="id_ID"/>
+        </w:rPr>
+        <w:t>Yakub</w:t>
+      </w:r>
+      <w:r>
+        <w:rPr>
+          <w:lang w:val="id_ID" w:bidi="id_ID"/>
+        </w:rPr>
+        <w:t xml:space="preserve">, </w:t>
+      </w:r>
+      <w:r>
+        <w:rPr>
+          <w:lang w:val="id_ID" w:bidi="id_ID"/>
+        </w:rPr>
+        <w:t>Nahor</w:t>
+      </w:r>
+      <w:r>
+        <w:rPr>
+          <w:lang w:val="id_ID" w:bidi="id_ID"/>
+        </w:rPr>
+        <w:t xml:space="preserve">, </w:t>
+      </w:r>
+      <w:r>
+        <w:rPr>
+          <w:lang w:val="id_ID" w:bidi="id_ID"/>
+        </w:rPr>
+        <w:t>Lea</w:t>
+      </w:r>
+      <w:r>
+        <w:rPr>
+          <w:lang w:val="id_ID" w:bidi="id_ID"/>
+        </w:rPr>
+        <w:t xml:space="preserve">, </w:t>
+      </w:r>
+      <w:r>
+        <w:rPr>
+          <w:lang w:val="id_ID" w:bidi="id_ID"/>
+        </w:rPr>
+        <w:t>Rahel</w:t>
+      </w:r>
+      <w:r>
+        <w:rPr>
+          <w:lang w:val="id_ID" w:bidi="id_ID"/>
+        </w:rPr>
+        <w:t>)</w:t>
+      </w:r>
+    </w:p>
+    <w:p>
+      <w:pPr>
+        <w:pStyle w:val="Heading3"/>
+      </w:pPr>
+      <w:r>
+        <w:rPr>
+          <w:lang w:val="id_ID" w:bidi="id_ID"/>
+        </w:rPr>
+        <w:t>Referensi Alkitab:</w:t>
+      </w:r>
+    </w:p>
+    <w:p>
+      <w:pPr>
+        <w:pStyle w:val="ListBullet"/>
+        <w:spacing w:line="240" w:lineRule="auto"/>
+        <w:ind w:left="720"/>
+      </w:pPr>
+      <w:r>
+        <w:rPr>
+          <w:lang w:val="id_ID" w:bidi="id_ID"/>
+        </w:rPr>
+      </w:r>
+      <w:hyperlink r:id="rId13">
+        <w:r>
+          <w:rPr>
+            <w:lang w:val="id_ID" w:bidi="id_ID"/>
+          </w:rPr>
+          <w:rPr>
+            <w:color w:val="0000EE"/>
+            <w:u w:val="single"/>
+          </w:rPr>
+          <w:t>Kejadian 24:30</w:t>
+        </w:r>
+      </w:hyperlink>
+    </w:p>
+    <w:p>
+      <w:pPr>
+        <w:pStyle w:val="ListBullet"/>
+        <w:spacing w:line="240" w:lineRule="auto"/>
+        <w:ind w:left="720"/>
+      </w:pPr>
+      <w:r>
+        <w:rPr>
+          <w:lang w:val="id_ID" w:bidi="id_ID"/>
+        </w:rPr>
+      </w:r>
+      <w:hyperlink r:id="rId14">
+        <w:r>
+          <w:rPr>
+            <w:lang w:val="id_ID" w:bidi="id_ID"/>
+          </w:rPr>
+          <w:rPr>
+            <w:color w:val="0000EE"/>
+            <w:u w:val="single"/>
+          </w:rPr>
+          <w:t>Kejadian 24:50</w:t>
+        </w:r>
+      </w:hyperlink>
+    </w:p>
+    <w:p>
+      <w:pPr>
+        <w:pStyle w:val="ListBullet"/>
+        <w:spacing w:line="240" w:lineRule="auto"/>
+        <w:ind w:left="720"/>
+      </w:pPr>
+      <w:r>
+        <w:rPr>
+          <w:lang w:val="id_ID" w:bidi="id_ID"/>
+        </w:rPr>
+      </w:r>
+      <w:hyperlink r:id="rId15">
+        <w:r>
+          <w:rPr>
+            <w:lang w:val="id_ID" w:bidi="id_ID"/>
+          </w:rPr>
+          <w:rPr>
+            <w:color w:val="0000EE"/>
+            <w:u w:val="single"/>
+          </w:rPr>
+          <w:t>Kejadian 27:43</w:t>
+        </w:r>
+      </w:hyperlink>
+    </w:p>
+    <w:p>
+      <w:pPr>
+        <w:pStyle w:val="ListBullet"/>
+        <w:spacing w:line="240" w:lineRule="auto"/>
+        <w:ind w:left="720"/>
+      </w:pPr>
+      <w:r>
+        <w:rPr>
+          <w:lang w:val="id_ID" w:bidi="id_ID"/>
+        </w:rPr>
+      </w:r>
+      <w:hyperlink r:id="rId16">
+        <w:r>
+          <w:rPr>
+            <w:lang w:val="id_ID" w:bidi="id_ID"/>
+          </w:rPr>
+          <w:rPr>
+            <w:color w:val="0000EE"/>
+            <w:u w:val="single"/>
+          </w:rPr>
+          <w:t>Kejadian 28:1–2</w:t>
+        </w:r>
+      </w:hyperlink>
+    </w:p>
+    <w:p>
+      <w:pPr>
+        <w:pStyle w:val="ListBullet"/>
+        <w:spacing w:line="240" w:lineRule="auto"/>
+        <w:ind w:left="720"/>
+      </w:pPr>
+      <w:r>
+        <w:rPr>
+          <w:lang w:val="id_ID" w:bidi="id_ID"/>
+        </w:rPr>
+      </w:r>
+      <w:hyperlink r:id="rId17">
+        <w:r>
+          <w:rPr>
+            <w:lang w:val="id_ID" w:bidi="id_ID"/>
+          </w:rPr>
+          <w:rPr>
+            <w:color w:val="0000EE"/>
+            <w:u w:val="single"/>
+          </w:rPr>
+          <w:t>Kejadian 29:5</w:t>
+        </w:r>
+      </w:hyperlink>
+    </w:p>
+    <w:p>
+      <w:pPr>
+        <w:pStyle w:val="ListBullet"/>
+        <w:spacing w:line="240" w:lineRule="auto"/>
+        <w:ind w:left="720"/>
+      </w:pPr>
+      <w:r>
+        <w:rPr>
+          <w:lang w:val="id_ID" w:bidi="id_ID"/>
+        </w:rPr>
+      </w:r>
+      <w:hyperlink r:id="rId18">
+        <w:r>
+          <w:rPr>
+            <w:lang w:val="id_ID" w:bidi="id_ID"/>
+          </w:rPr>
+          <w:rPr>
+            <w:color w:val="0000EE"/>
+            <w:u w:val="single"/>
+          </w:rPr>
+          <w:t>Kejadian 29:13</w:t>
+        </w:r>
+      </w:hyperlink>
+    </w:p>
+    <w:p>
+      <w:pPr>
+        <w:pStyle w:val="ListBullet"/>
+        <w:spacing w:line="240" w:lineRule="auto"/>
+        <w:ind w:left="720"/>
+      </w:pPr>
+      <w:r>
+        <w:rPr>
+          <w:lang w:val="id_ID" w:bidi="id_ID"/>
+        </w:rPr>
+      </w:r>
+      <w:hyperlink r:id="rId19">
+        <w:r>
+          <w:rPr>
+            <w:lang w:val="id_ID" w:bidi="id_ID"/>
+          </w:rPr>
+          <w:rPr>
+            <w:color w:val="0000EE"/>
+            <w:u w:val="single"/>
+          </w:rPr>
+          <w:t>Kejadian 30:26</w:t>
+        </w:r>
+      </w:hyperlink>
+    </w:p>
+    <w:p>
+      <w:pPr>
+        <w:pStyle w:val="ListBullet"/>
+        <w:spacing w:line="240" w:lineRule="auto"/>
+        <w:ind w:left="720"/>
+      </w:pPr>
+      <w:r>
+        <w:rPr>
+          <w:lang w:val="id_ID" w:bidi="id_ID"/>
+        </w:rPr>
+      </w:r>
+      <w:hyperlink r:id="rId20">
+        <w:r>
+          <w:rPr>
+            <w:lang w:val="id_ID" w:bidi="id_ID"/>
+          </w:rPr>
+          <w:rPr>
+            <w:color w:val="0000EE"/>
+            <w:u w:val="single"/>
+          </w:rPr>
+          <w:t>Kejadian 46:16–18</w:t>
+        </w:r>
+      </w:hyperlink>
+    </w:p>
+    <w:p>
+      <w:pPr>
+        <w:pStyle w:val="Heading3"/>
+      </w:pPr>
+      <w:r>
+        <w:rPr>
+          <w:lang w:val="id_ID" w:bidi="id_ID"/>
+        </w:rPr>
+        <w:t>Data Kata:</w:t>
+      </w:r>
+    </w:p>
+    <w:p>
+      <w:pPr>
+        <w:pStyle w:val="ListBullet"/>
+        <w:spacing w:line="240" w:lineRule="auto"/>
+        <w:ind w:left="720"/>
+      </w:pPr>
+      <w:r>
+        <w:rPr>
+          <w:lang w:val="id_ID" w:bidi="id_ID"/>
+        </w:rPr>
+      </w:r>
+      <w:r>
+        <w:rPr>
+          <w:lang w:val="id_ID" w:bidi="id_ID"/>
+        </w:rPr>
+        <w:t>Strong: H3837</w:t>
+      </w:r>
+      <w:r>
+        <w:rPr>
+          <w:lang w:val="id_ID" w:bidi="id_ID"/>
+        </w:rPr>
+      </w:r>
+      <w:r>
+        <w:rPr>
+          <w:lang w:val="id_ID" w:bidi="id_ID"/>
+        </w:rPr>
+      </w:r>
+    </w:p>
+    <w:p>
+      <w:pPr/>
+      <w:r>
+        <w:rPr>
+          <w:lang w:val="id_ID" w:bidi="id_ID"/>
+        </w:rPr>
+      </w:r>
+    </w:p>
+    <w:p>
+      <w:pPr>
+        <w:pStyle w:val="Heading2"/>
+      </w:pPr>
+      <w:r>
+        <w:rPr>
+          <w:lang w:val="id_ID" w:bidi="id_ID"/>
+        </w:rPr>
+        <w:t>Lamekh</w:t>
+      </w:r>
+      <w:r>
+        <w:rPr>
+          <w:lang w:val="id_ID" w:bidi="id_ID"/>
+        </w:rPr>
+      </w:r>
+    </w:p>
+    <w:p>
+      <w:pPr>
+        <w:pStyle w:val="Heading3"/>
+      </w:pPr>
+      <w:r>
+        <w:rPr>
+          <w:lang w:val="id_ID" w:bidi="id_ID"/>
+        </w:rPr>
+        <w:t>Fakta:</w:t>
+      </w:r>
+    </w:p>
+    <w:p>
+      <w:pPr/>
+      <w:r>
+        <w:rPr>
+          <w:lang w:val="id_ID" w:bidi="id_ID"/>
+        </w:rPr>
+      </w:r>
+      <w:r>
+        <w:rPr>
+          <w:lang w:val="id_ID" w:bidi="id_ID"/>
+        </w:rPr>
+        <w:t>Lamekh adalah nama dari dua orang yang disebutkan dalam Kitab Kejadian.</w:t>
+      </w:r>
+    </w:p>
+    <w:p>
+      <w:pPr>
+        <w:pStyle w:val="ListBullet"/>
+        <w:spacing w:line="240" w:lineRule="auto"/>
+        <w:ind w:left="720"/>
+      </w:pPr>
+      <w:r>
+        <w:rPr>
+          <w:lang w:val="id_ID" w:bidi="id_ID"/>
+        </w:rPr>
+      </w:r>
+      <w:r>
+        <w:rPr>
+          <w:lang w:val="id_ID" w:bidi="id_ID"/>
+        </w:rPr>
+        <w:t>Lamekh yang pertama disebutkan adalah keturunan Kain. Dia membanggakan diri kepada kedua istrinya bahwa dia telah membunuh seseorang karena orang itu melukainya.</w:t>
+      </w:r>
+    </w:p>
+    <w:p>
+      <w:pPr>
+        <w:pStyle w:val="ListBullet"/>
+        <w:spacing w:line="240" w:lineRule="auto"/>
+        <w:ind w:left="720"/>
+      </w:pPr>
+      <w:r>
+        <w:rPr>
+          <w:lang w:val="id_ID" w:bidi="id_ID"/>
+        </w:rPr>
+      </w:r>
+      <w:r>
+        <w:rPr>
+          <w:lang w:val="id_ID" w:bidi="id_ID"/>
+        </w:rPr>
+        <w:t>Lamekh yang kedua adalah keturunan Set dan juga ayah dari Nuh.</w:t>
+      </w:r>
+    </w:p>
+    <w:p>
+      <w:pPr/>
+      <w:r>
+        <w:rPr>
+          <w:lang w:val="id_ID" w:bidi="id_ID"/>
+        </w:rPr>
+      </w:r>
+      <w:r>
+        <w:rPr>
+          <w:lang w:val="id_ID" w:bidi="id_ID"/>
+        </w:rPr>
+        <w:t>(Saran Terjemahan: Cara Menerjemahkan Nama)</w:t>
+      </w:r>
+    </w:p>
+    <w:p>
+      <w:pPr/>
+      <w:r>
+        <w:rPr>
+          <w:lang w:val="id_ID" w:bidi="id_ID"/>
+        </w:rPr>
+      </w:r>
+      <w:r>
+        <w:rPr>
+          <w:lang w:val="id_ID" w:bidi="id_ID"/>
+        </w:rPr>
+        <w:t xml:space="preserve">(Lihat juga: </w:t>
+      </w:r>
+      <w:r>
+        <w:rPr>
+          <w:lang w:val="id_ID" w:bidi="id_ID"/>
+        </w:rPr>
+        <w:t>Kain</w:t>
+      </w:r>
+      <w:r>
+        <w:rPr>
+          <w:lang w:val="id_ID" w:bidi="id_ID"/>
+        </w:rPr>
+        <w:t xml:space="preserve">, </w:t>
+      </w:r>
+      <w:r>
+        <w:rPr>
+          <w:lang w:val="id_ID" w:bidi="id_ID"/>
+        </w:rPr>
+        <w:t>Nuh</w:t>
+      </w:r>
+      <w:r>
+        <w:rPr>
+          <w:lang w:val="id_ID" w:bidi="id_ID"/>
+        </w:rPr>
+        <w:t xml:space="preserve">, </w:t>
+      </w:r>
+      <w:r>
+        <w:rPr>
+          <w:lang w:val="id_ID" w:bidi="id_ID"/>
+        </w:rPr>
+        <w:t>Set</w:t>
+      </w:r>
+      <w:r>
+        <w:rPr>
+          <w:lang w:val="id_ID" w:bidi="id_ID"/>
+        </w:rPr>
+        <w:t>)</w:t>
+      </w:r>
+    </w:p>
+    <w:p>
+      <w:pPr>
+        <w:pStyle w:val="Heading3"/>
+      </w:pPr>
+      <w:r>
+        <w:rPr>
+          <w:lang w:val="id_ID" w:bidi="id_ID"/>
+        </w:rPr>
+        <w:t>Referensi Alkitab:</w:t>
+      </w:r>
+    </w:p>
+    <w:p>
+      <w:pPr>
+        <w:pStyle w:val="ListBullet"/>
+        <w:spacing w:line="240" w:lineRule="auto"/>
+        <w:ind w:left="720"/>
+      </w:pPr>
+      <w:r>
+        <w:rPr>
+          <w:lang w:val="id_ID" w:bidi="id_ID"/>
+        </w:rPr>
+      </w:r>
+      <w:hyperlink r:id="rId21">
+        <w:r>
+          <w:rPr>
+            <w:lang w:val="id_ID" w:bidi="id_ID"/>
+          </w:rPr>
+          <w:rPr>
+            <w:color w:val="0000EE"/>
+            <w:u w:val="single"/>
+          </w:rPr>
+          <w:t>Kejadian 4:18–19</w:t>
+        </w:r>
+      </w:hyperlink>
+    </w:p>
+    <w:p>
+      <w:pPr>
+        <w:pStyle w:val="ListBullet"/>
+        <w:spacing w:line="240" w:lineRule="auto"/>
+        <w:ind w:left="720"/>
+      </w:pPr>
+      <w:r>
+        <w:rPr>
+          <w:lang w:val="id_ID" w:bidi="id_ID"/>
+        </w:rPr>
+      </w:r>
+      <w:hyperlink r:id="rId22">
+        <w:r>
+          <w:rPr>
+            <w:lang w:val="id_ID" w:bidi="id_ID"/>
+          </w:rPr>
+          <w:rPr>
+            <w:color w:val="0000EE"/>
+            <w:u w:val="single"/>
+          </w:rPr>
+          <w:t>Kejadian 4:24</w:t>
+        </w:r>
+      </w:hyperlink>
+    </w:p>
+    <w:p>
+      <w:pPr>
+        <w:pStyle w:val="ListBullet"/>
+        <w:spacing w:line="240" w:lineRule="auto"/>
+        <w:ind w:left="720"/>
+      </w:pPr>
+      <w:r>
+        <w:rPr>
+          <w:lang w:val="id_ID" w:bidi="id_ID"/>
+        </w:rPr>
+      </w:r>
+      <w:hyperlink r:id="rId23">
+        <w:r>
+          <w:rPr>
+            <w:lang w:val="id_ID" w:bidi="id_ID"/>
+          </w:rPr>
+          <w:rPr>
+            <w:color w:val="0000EE"/>
+            <w:u w:val="single"/>
+          </w:rPr>
+          <w:t>Kejadian 5:25</w:t>
+        </w:r>
+      </w:hyperlink>
+    </w:p>
+    <w:p>
+      <w:pPr>
+        <w:pStyle w:val="ListBullet"/>
+        <w:spacing w:line="240" w:lineRule="auto"/>
+        <w:ind w:left="720"/>
+      </w:pPr>
+      <w:r>
+        <w:rPr>
+          <w:lang w:val="id_ID" w:bidi="id_ID"/>
+        </w:rPr>
+      </w:r>
+      <w:hyperlink r:id="rId24">
+        <w:r>
+          <w:rPr>
+            <w:lang w:val="id_ID" w:bidi="id_ID"/>
+          </w:rPr>
+          <w:rPr>
+            <w:color w:val="0000EE"/>
+            <w:u w:val="single"/>
+          </w:rPr>
+          <w:t>Kejadian 5:29</w:t>
+        </w:r>
+      </w:hyperlink>
+    </w:p>
+    <w:p>
+      <w:pPr>
+        <w:pStyle w:val="ListBullet"/>
+        <w:spacing w:line="240" w:lineRule="auto"/>
+        <w:ind w:left="720"/>
+      </w:pPr>
+      <w:r>
+        <w:rPr>
+          <w:lang w:val="id_ID" w:bidi="id_ID"/>
+        </w:rPr>
+      </w:r>
+      <w:hyperlink r:id="rId25">
+        <w:r>
+          <w:rPr>
+            <w:lang w:val="id_ID" w:bidi="id_ID"/>
+          </w:rPr>
+          <w:rPr>
+            <w:color w:val="0000EE"/>
+            <w:u w:val="single"/>
+          </w:rPr>
+          <w:t>Kejadian 5:31</w:t>
+        </w:r>
+      </w:hyperlink>
+    </w:p>
+    <w:p>
+      <w:pPr>
+        <w:pStyle w:val="ListBullet"/>
+        <w:spacing w:line="240" w:lineRule="auto"/>
+        <w:ind w:left="720"/>
+      </w:pPr>
+      <w:r>
+        <w:rPr>
+          <w:lang w:val="id_ID" w:bidi="id_ID"/>
+        </w:rPr>
+      </w:r>
+      <w:hyperlink r:id="rId26">
+        <w:r>
+          <w:rPr>
+            <w:lang w:val="id_ID" w:bidi="id_ID"/>
+          </w:rPr>
+          <w:rPr>
+            <w:color w:val="0000EE"/>
+            <w:u w:val="single"/>
+          </w:rPr>
+          <w:t>Lukas 3:36</w:t>
+        </w:r>
+      </w:hyperlink>
+    </w:p>
+    <w:p>
+      <w:pPr>
+        <w:pStyle w:val="Heading3"/>
+      </w:pPr>
+      <w:r>
+        <w:rPr>
+          <w:lang w:val="id_ID" w:bidi="id_ID"/>
+        </w:rPr>
+        <w:t>Data Kata:</w:t>
+      </w:r>
+    </w:p>
+    <w:p>
+      <w:pPr>
+        <w:pStyle w:val="ListBullet"/>
+        <w:spacing w:line="240" w:lineRule="auto"/>
+        <w:ind w:left="720"/>
+      </w:pPr>
+      <w:r>
+        <w:rPr>
+          <w:lang w:val="id_ID" w:bidi="id_ID"/>
+        </w:rPr>
+      </w:r>
+      <w:r>
+        <w:rPr>
+          <w:lang w:val="id_ID" w:bidi="id_ID"/>
+        </w:rPr>
+        <w:t>Strong: H3929, G29840</w:t>
+      </w:r>
+      <w:r>
+        <w:rPr>
+          <w:lang w:val="id_ID" w:bidi="id_ID"/>
+        </w:rPr>
+      </w:r>
+      <w:r>
+        <w:rPr>
+          <w:lang w:val="id_ID" w:bidi="id_ID"/>
+        </w:rPr>
+      </w:r>
+    </w:p>
+    <w:p>
+      <w:pPr/>
+      <w:r>
+        <w:rPr>
+          <w:lang w:val="id_ID" w:bidi="id_ID"/>
+        </w:rPr>
+      </w:r>
+    </w:p>
+    <w:p>
+      <w:pPr>
+        <w:pStyle w:val="Heading2"/>
+      </w:pPr>
+      <w:r>
+        <w:rPr>
+          <w:lang w:val="id_ID" w:bidi="id_ID"/>
+        </w:rPr>
         <w:t>Laut</w:t>
       </w:r>
       <w:r>
@@ -363,7 +1127,7 @@
           <w:lang w:val="id_ID" w:bidi="id_ID"/>
         </w:rPr>
       </w:r>
-      <w:hyperlink r:id="rId13">
+      <w:hyperlink r:id="rId27">
         <w:r>
           <w:rPr>
             <w:lang w:val="id_ID" w:bidi="id_ID"/>
@@ -387,7 +1151,7 @@
           <w:lang w:val="id_ID" w:bidi="id_ID"/>
         </w:rPr>
       </w:r>
-      <w:hyperlink r:id="rId14">
+      <w:hyperlink r:id="rId28">
         <w:r>
           <w:rPr>
             <w:lang w:val="id_ID" w:bidi="id_ID"/>
@@ -411,7 +1175,7 @@
           <w:lang w:val="id_ID" w:bidi="id_ID"/>
         </w:rPr>
       </w:r>
-      <w:hyperlink r:id="rId15">
+      <w:hyperlink r:id="rId29">
         <w:r>
           <w:rPr>
             <w:lang w:val="id_ID" w:bidi="id_ID"/>
@@ -435,7 +1199,7 @@
           <w:lang w:val="id_ID" w:bidi="id_ID"/>
         </w:rPr>
       </w:r>
-      <w:hyperlink r:id="rId16">
+      <w:hyperlink r:id="rId30">
         <w:r>
           <w:rPr>
             <w:lang w:val="id_ID" w:bidi="id_ID"/>
@@ -736,7 +1500,7 @@
           <w:lang w:val="id_ID" w:bidi="id_ID"/>
         </w:rPr>
       </w:r>
-      <w:hyperlink r:id="rId17">
+      <w:hyperlink r:id="rId31">
         <w:r>
           <w:rPr>
             <w:lang w:val="id_ID" w:bidi="id_ID"/>
@@ -760,7 +1524,7 @@
           <w:lang w:val="id_ID" w:bidi="id_ID"/>
         </w:rPr>
       </w:r>
-      <w:hyperlink r:id="rId18">
+      <w:hyperlink r:id="rId32">
         <w:r>
           <w:rPr>
             <w:lang w:val="id_ID" w:bidi="id_ID"/>
@@ -784,7 +1548,7 @@
           <w:lang w:val="id_ID" w:bidi="id_ID"/>
         </w:rPr>
       </w:r>
-      <w:hyperlink r:id="rId19">
+      <w:hyperlink r:id="rId33">
         <w:r>
           <w:rPr>
             <w:lang w:val="id_ID" w:bidi="id_ID"/>
@@ -852,6 +1616,1070 @@
         <w:rPr>
           <w:lang w:val="id_ID" w:bidi="id_ID"/>
         </w:rPr>
+        <w:t>Lazarus</w:t>
+      </w:r>
+      <w:r>
+        <w:rPr>
+          <w:lang w:val="id_ID" w:bidi="id_ID"/>
+        </w:rPr>
+      </w:r>
+    </w:p>
+    <w:p>
+      <w:pPr>
+        <w:pStyle w:val="Heading3"/>
+      </w:pPr>
+      <w:r>
+        <w:rPr>
+          <w:lang w:val="id_ID" w:bidi="id_ID"/>
+        </w:rPr>
+        <w:t>Fakta:</w:t>
+      </w:r>
+    </w:p>
+    <w:p>
+      <w:pPr/>
+      <w:r>
+        <w:rPr>
+          <w:lang w:val="id_ID" w:bidi="id_ID"/>
+        </w:rPr>
+      </w:r>
+      <w:r>
+        <w:rPr>
+          <w:lang w:val="id_ID" w:bidi="id_ID"/>
+        </w:rPr>
+        <w:t>Lazarus dan saudara perempuannya, Maria dan Marta, adalah teman dekat Yesus. Yesus sering menginap di rumah mereka di Betania.</w:t>
+      </w:r>
+    </w:p>
+    <w:p>
+      <w:pPr>
+        <w:pStyle w:val="ListBullet"/>
+        <w:spacing w:line="240" w:lineRule="auto"/>
+        <w:ind w:left="720"/>
+      </w:pPr>
+      <w:r>
+        <w:rPr>
+          <w:lang w:val="id_ID" w:bidi="id_ID"/>
+        </w:rPr>
+      </w:r>
+      <w:r>
+        <w:rPr>
+          <w:lang w:val="id_ID" w:bidi="id_ID"/>
+        </w:rPr>
+        <w:t>Lazarus paling dikenal karena Yesus membangkitkan dia dari kematian setelah ia dikubur di dalam makam selama beberapa hari.</w:t>
+      </w:r>
+    </w:p>
+    <w:p>
+      <w:pPr>
+        <w:pStyle w:val="ListBullet"/>
+        <w:spacing w:line="240" w:lineRule="auto"/>
+        <w:ind w:left="720"/>
+      </w:pPr>
+      <w:r>
+        <w:rPr>
+          <w:lang w:val="id_ID" w:bidi="id_ID"/>
+        </w:rPr>
+      </w:r>
+      <w:r>
+        <w:rPr>
+          <w:lang w:val="id_ID" w:bidi="id_ID"/>
+        </w:rPr>
+        <w:t>Pemimpin Yahudi marah kepada Yesus dan merasa cemburu karena Dia telah melakukan mukjizat ini. Mereka berusaha mencari cara untuk membunuh Yesus dan Lazarus.</w:t>
+      </w:r>
+    </w:p>
+    <w:p>
+      <w:pPr>
+        <w:pStyle w:val="ListBullet"/>
+        <w:spacing w:line="240" w:lineRule="auto"/>
+        <w:ind w:left="720"/>
+      </w:pPr>
+      <w:r>
+        <w:rPr>
+          <w:lang w:val="id_ID" w:bidi="id_ID"/>
+        </w:rPr>
+      </w:r>
+      <w:r>
+        <w:rPr>
+          <w:lang w:val="id_ID" w:bidi="id_ID"/>
+        </w:rPr>
+        <w:t>Yesus juga menceritakan sebuah perumpamaan tentang seorang pengemis miskin dan seorang pria kaya, di mana pengemis itu adalah orang yang berbeda bernama "Lazarus."</w:t>
+      </w:r>
+    </w:p>
+    <w:p>
+      <w:pPr/>
+      <w:r>
+        <w:rPr>
+          <w:lang w:val="id_ID" w:bidi="id_ID"/>
+        </w:rPr>
+      </w:r>
+      <w:r>
+        <w:rPr>
+          <w:lang w:val="id_ID" w:bidi="id_ID"/>
+        </w:rPr>
+        <w:t>(Saran Terjemahan: Cara Menerjemahkan Nama)</w:t>
+      </w:r>
+    </w:p>
+    <w:p>
+      <w:pPr/>
+      <w:r>
+        <w:rPr>
+          <w:lang w:val="id_ID" w:bidi="id_ID"/>
+        </w:rPr>
+      </w:r>
+      <w:r>
+        <w:rPr>
+          <w:lang w:val="id_ID" w:bidi="id_ID"/>
+        </w:rPr>
+        <w:t xml:space="preserve">(Lihat juga: </w:t>
+      </w:r>
+      <w:r>
+        <w:rPr>
+          <w:lang w:val="id_ID" w:bidi="id_ID"/>
+        </w:rPr>
+        <w:t>memohon</w:t>
+      </w:r>
+      <w:r>
+        <w:rPr>
+          <w:lang w:val="id_ID" w:bidi="id_ID"/>
+        </w:rPr>
+        <w:t xml:space="preserve">, </w:t>
+      </w:r>
+      <w:r>
+        <w:rPr>
+          <w:lang w:val="id_ID" w:bidi="id_ID"/>
+        </w:rPr>
+        <w:t>pemimpin Yahudi</w:t>
+      </w:r>
+      <w:r>
+        <w:rPr>
+          <w:lang w:val="id_ID" w:bidi="id_ID"/>
+        </w:rPr>
+        <w:t xml:space="preserve">, </w:t>
+      </w:r>
+      <w:r>
+        <w:rPr>
+          <w:lang w:val="id_ID" w:bidi="id_ID"/>
+        </w:rPr>
+        <w:t>Marta</w:t>
+      </w:r>
+      <w:r>
+        <w:rPr>
+          <w:lang w:val="id_ID" w:bidi="id_ID"/>
+        </w:rPr>
+        <w:t xml:space="preserve">, </w:t>
+      </w:r>
+      <w:r>
+        <w:rPr>
+          <w:lang w:val="id_ID" w:bidi="id_ID"/>
+        </w:rPr>
+        <w:t>Maria</w:t>
+      </w:r>
+      <w:r>
+        <w:rPr>
+          <w:lang w:val="id_ID" w:bidi="id_ID"/>
+        </w:rPr>
+        <w:t xml:space="preserve">, </w:t>
+      </w:r>
+      <w:r>
+        <w:rPr>
+          <w:lang w:val="id_ID" w:bidi="id_ID"/>
+        </w:rPr>
+        <w:t>membangkitkan</w:t>
+      </w:r>
+      <w:r>
+        <w:rPr>
+          <w:lang w:val="id_ID" w:bidi="id_ID"/>
+        </w:rPr>
+        <w:t>)</w:t>
+      </w:r>
+    </w:p>
+    <w:p>
+      <w:pPr>
+        <w:pStyle w:val="Heading3"/>
+      </w:pPr>
+      <w:r>
+        <w:rPr>
+          <w:lang w:val="id_ID" w:bidi="id_ID"/>
+        </w:rPr>
+        <w:t>Referensi Alkitab:</w:t>
+      </w:r>
+    </w:p>
+    <w:p>
+      <w:pPr>
+        <w:pStyle w:val="ListBullet"/>
+        <w:spacing w:line="240" w:lineRule="auto"/>
+        <w:ind w:left="720"/>
+      </w:pPr>
+      <w:r>
+        <w:rPr>
+          <w:lang w:val="id_ID" w:bidi="id_ID"/>
+        </w:rPr>
+      </w:r>
+      <w:hyperlink r:id="rId34">
+        <w:r>
+          <w:rPr>
+            <w:lang w:val="id_ID" w:bidi="id_ID"/>
+          </w:rPr>
+          <w:rPr>
+            <w:color w:val="0000EE"/>
+            <w:u w:val="single"/>
+          </w:rPr>
+          <w:t>Yohanes 11:11</w:t>
+        </w:r>
+      </w:hyperlink>
+    </w:p>
+    <w:p>
+      <w:pPr>
+        <w:pStyle w:val="ListBullet"/>
+        <w:spacing w:line="240" w:lineRule="auto"/>
+        <w:ind w:left="720"/>
+      </w:pPr>
+      <w:r>
+        <w:rPr>
+          <w:lang w:val="id_ID" w:bidi="id_ID"/>
+        </w:rPr>
+      </w:r>
+      <w:hyperlink r:id="rId35">
+        <w:r>
+          <w:rPr>
+            <w:lang w:val="id_ID" w:bidi="id_ID"/>
+          </w:rPr>
+          <w:rPr>
+            <w:color w:val="0000EE"/>
+            <w:u w:val="single"/>
+          </w:rPr>
+          <w:t>Yohanes 12:1–3</w:t>
+        </w:r>
+      </w:hyperlink>
+    </w:p>
+    <w:p>
+      <w:pPr>
+        <w:pStyle w:val="ListBullet"/>
+        <w:spacing w:line="240" w:lineRule="auto"/>
+        <w:ind w:left="720"/>
+      </w:pPr>
+      <w:r>
+        <w:rPr>
+          <w:lang w:val="id_ID" w:bidi="id_ID"/>
+        </w:rPr>
+      </w:r>
+      <w:hyperlink r:id="rId36">
+        <w:r>
+          <w:rPr>
+            <w:lang w:val="id_ID" w:bidi="id_ID"/>
+          </w:rPr>
+          <w:rPr>
+            <w:color w:val="0000EE"/>
+            <w:u w:val="single"/>
+          </w:rPr>
+          <w:t>Lukas 16:21</w:t>
+        </w:r>
+      </w:hyperlink>
+    </w:p>
+    <w:p>
+      <w:pPr>
+        <w:pStyle w:val="Heading3"/>
+      </w:pPr>
+      <w:r>
+        <w:rPr>
+          <w:lang w:val="id_ID" w:bidi="id_ID"/>
+        </w:rPr>
+        <w:t>Contoh dari kisah-kisah Alkitab:</w:t>
+      </w:r>
+    </w:p>
+    <w:p>
+      <w:pPr>
+        <w:pStyle w:val="ListBullet"/>
+        <w:spacing w:line="240" w:lineRule="auto"/>
+        <w:ind w:left="720"/>
+      </w:pPr>
+      <w:r>
+        <w:rPr>
+          <w:lang w:val="id_ID" w:bidi="id_ID"/>
+        </w:rPr>
+      </w:r>
+      <w:r>
+        <w:rPr>
+          <w:b/>
+          <w:lang w:val="id_ID" w:bidi="id_ID"/>
+        </w:rPr>
+        <w:t>37:1</w:t>
+      </w:r>
+      <w:r>
+        <w:rPr>
+          <w:lang w:val="id_ID" w:bidi="id_ID"/>
+        </w:rPr>
+        <w:t xml:space="preserve"> Suatu hari, Yesus menerima kabar bahwa </w:t>
+      </w:r>
+      <w:r>
+        <w:rPr>
+          <w:b/>
+          <w:lang w:val="id_ID" w:bidi="id_ID"/>
+        </w:rPr>
+        <w:t>Lazarus</w:t>
+      </w:r>
+      <w:r>
+        <w:rPr>
+          <w:lang w:val="id_ID" w:bidi="id_ID"/>
+        </w:rPr>
+        <w:t xml:space="preserve"> sedang sakit parah. </w:t>
+      </w:r>
+      <w:r>
+        <w:rPr>
+          <w:b/>
+          <w:lang w:val="id_ID" w:bidi="id_ID"/>
+        </w:rPr>
+        <w:t>Lazarus</w:t>
+      </w:r>
+      <w:r>
+        <w:rPr>
+          <w:lang w:val="id_ID" w:bidi="id_ID"/>
+        </w:rPr>
+        <w:t xml:space="preserve"> dan kedua saudarinya, Maria dan Marta, adalah teman dekat Yesus.</w:t>
+      </w:r>
+    </w:p>
+    <w:p>
+      <w:pPr>
+        <w:pStyle w:val="ListBullet"/>
+        <w:spacing w:line="240" w:lineRule="auto"/>
+        <w:ind w:left="720"/>
+      </w:pPr>
+      <w:r>
+        <w:rPr>
+          <w:lang w:val="id_ID" w:bidi="id_ID"/>
+        </w:rPr>
+      </w:r>
+      <w:r>
+        <w:rPr>
+          <w:b/>
+          <w:lang w:val="id_ID" w:bidi="id_ID"/>
+        </w:rPr>
+        <w:t>37:2</w:t>
+      </w:r>
+      <w:r>
+        <w:rPr>
+          <w:lang w:val="id_ID" w:bidi="id_ID"/>
+        </w:rPr>
+        <w:t xml:space="preserve"> Yesus berkata, “Teman kita </w:t>
+      </w:r>
+      <w:r>
+        <w:rPr>
+          <w:b/>
+          <w:lang w:val="id_ID" w:bidi="id_ID"/>
+        </w:rPr>
+        <w:t>Lazarus</w:t>
+      </w:r>
+      <w:r>
+        <w:rPr>
+          <w:lang w:val="id_ID" w:bidi="id_ID"/>
+        </w:rPr>
+        <w:t xml:space="preserve"> sedang tidur, dan aku harus membangunkannya.”</w:t>
+      </w:r>
+    </w:p>
+    <w:p>
+      <w:pPr>
+        <w:pStyle w:val="ListBullet"/>
+        <w:spacing w:line="240" w:lineRule="auto"/>
+        <w:ind w:left="720"/>
+      </w:pPr>
+      <w:r>
+        <w:rPr>
+          <w:lang w:val="id_ID" w:bidi="id_ID"/>
+        </w:rPr>
+      </w:r>
+      <w:r>
+        <w:rPr>
+          <w:b/>
+          <w:lang w:val="id_ID" w:bidi="id_ID"/>
+        </w:rPr>
+        <w:t>37:3</w:t>
+      </w:r>
+      <w:r>
+        <w:rPr>
+          <w:lang w:val="id_ID" w:bidi="id_ID"/>
+        </w:rPr>
+        <w:t xml:space="preserve"> Murid-murid Yesus menjawab, “Guru, jika </w:t>
+      </w:r>
+      <w:r>
+        <w:rPr>
+          <w:b/>
+          <w:lang w:val="id_ID" w:bidi="id_ID"/>
+        </w:rPr>
+        <w:t>Lazarus</w:t>
+      </w:r>
+      <w:r>
+        <w:rPr>
+          <w:lang w:val="id_ID" w:bidi="id_ID"/>
+        </w:rPr>
+        <w:t xml:space="preserve"> sedang tidur, maka dia akan sembuh.” Kemudian Yesus menjelaskan kepada mereka, “</w:t>
+      </w:r>
+      <w:r>
+        <w:rPr>
+          <w:b/>
+          <w:lang w:val="id_ID" w:bidi="id_ID"/>
+        </w:rPr>
+        <w:t>Lazarus</w:t>
+      </w:r>
+      <w:r>
+        <w:rPr>
+          <w:lang w:val="id_ID" w:bidi="id_ID"/>
+        </w:rPr>
+        <w:t xml:space="preserve"> sudah mati.”</w:t>
+      </w:r>
+    </w:p>
+    <w:p>
+      <w:pPr>
+        <w:pStyle w:val="ListBullet"/>
+        <w:spacing w:line="240" w:lineRule="auto"/>
+        <w:ind w:left="720"/>
+      </w:pPr>
+      <w:r>
+        <w:rPr>
+          <w:lang w:val="id_ID" w:bidi="id_ID"/>
+        </w:rPr>
+      </w:r>
+      <w:r>
+        <w:rPr>
+          <w:b/>
+          <w:lang w:val="id_ID" w:bidi="id_ID"/>
+        </w:rPr>
+        <w:t>37:4</w:t>
+      </w:r>
+      <w:r>
+        <w:rPr>
+          <w:lang w:val="id_ID" w:bidi="id_ID"/>
+        </w:rPr>
+        <w:t xml:space="preserve"> Ketika Yesus tiba di </w:t>
+      </w:r>
+      <w:r>
+        <w:rPr>
+          <w:b/>
+          <w:lang w:val="id_ID" w:bidi="id_ID"/>
+        </w:rPr>
+        <w:t>tempat asal Lazarus</w:t>
+      </w:r>
+      <w:r>
+        <w:rPr>
+          <w:lang w:val="id_ID" w:bidi="id_ID"/>
+        </w:rPr>
+        <w:t xml:space="preserve">, </w:t>
+      </w:r>
+      <w:r>
+        <w:rPr>
+          <w:b/>
+          <w:lang w:val="id_ID" w:bidi="id_ID"/>
+        </w:rPr>
+        <w:t>Lazarus</w:t>
+      </w:r>
+      <w:r>
+        <w:rPr>
+          <w:lang w:val="id_ID" w:bidi="id_ID"/>
+        </w:rPr>
+        <w:t xml:space="preserve"> sudah meninggal selama empat hari.</w:t>
+      </w:r>
+    </w:p>
+    <w:p>
+      <w:pPr>
+        <w:pStyle w:val="ListBullet"/>
+        <w:spacing w:line="240" w:lineRule="auto"/>
+        <w:ind w:left="720"/>
+      </w:pPr>
+      <w:r>
+        <w:rPr>
+          <w:lang w:val="id_ID" w:bidi="id_ID"/>
+        </w:rPr>
+      </w:r>
+      <w:r>
+        <w:rPr>
+          <w:b/>
+          <w:lang w:val="id_ID" w:bidi="id_ID"/>
+        </w:rPr>
+        <w:t>37:6</w:t>
+      </w:r>
+      <w:r>
+        <w:rPr>
+          <w:lang w:val="id_ID" w:bidi="id_ID"/>
+        </w:rPr>
+        <w:t xml:space="preserve"> Yesus bertanya kepada mereka, "Di mana kalian meletakkan </w:t>
+      </w:r>
+      <w:r>
+        <w:rPr>
+          <w:b/>
+          <w:lang w:val="id_ID" w:bidi="id_ID"/>
+        </w:rPr>
+        <w:t>Lazarus</w:t>
+      </w:r>
+      <w:r>
+        <w:rPr>
+          <w:lang w:val="id_ID" w:bidi="id_ID"/>
+        </w:rPr>
+        <w:t>?"</w:t>
+      </w:r>
+    </w:p>
+    <w:p>
+      <w:pPr>
+        <w:pStyle w:val="ListBullet"/>
+        <w:spacing w:line="240" w:lineRule="auto"/>
+        <w:ind w:left="720"/>
+      </w:pPr>
+      <w:r>
+        <w:rPr>
+          <w:lang w:val="id_ID" w:bidi="id_ID"/>
+        </w:rPr>
+      </w:r>
+      <w:r>
+        <w:rPr>
+          <w:b/>
+          <w:lang w:val="id_ID" w:bidi="id_ID"/>
+        </w:rPr>
+        <w:t>37:9</w:t>
+      </w:r>
+      <w:r>
+        <w:rPr>
+          <w:lang w:val="id_ID" w:bidi="id_ID"/>
+        </w:rPr>
+        <w:t xml:space="preserve"> Lalu Yesus berseru, "</w:t>
+      </w:r>
+      <w:r>
+        <w:rPr>
+          <w:b/>
+          <w:lang w:val="id_ID" w:bidi="id_ID"/>
+        </w:rPr>
+        <w:t>Lazarus</w:t>
+      </w:r>
+      <w:r>
+        <w:rPr>
+          <w:lang w:val="id_ID" w:bidi="id_ID"/>
+        </w:rPr>
+        <w:t>, keluarlah!"</w:t>
+      </w:r>
+    </w:p>
+    <w:p>
+      <w:pPr>
+        <w:pStyle w:val="ListBullet"/>
+        <w:spacing w:line="240" w:lineRule="auto"/>
+        <w:ind w:left="720"/>
+      </w:pPr>
+      <w:r>
+        <w:rPr>
+          <w:lang w:val="id_ID" w:bidi="id_ID"/>
+        </w:rPr>
+      </w:r>
+      <w:r>
+        <w:rPr>
+          <w:b/>
+          <w:lang w:val="id_ID" w:bidi="id_ID"/>
+        </w:rPr>
+        <w:t>37:10</w:t>
+      </w:r>
+      <w:r>
+        <w:rPr>
+          <w:lang w:val="id_ID" w:bidi="id_ID"/>
+        </w:rPr>
+        <w:t xml:space="preserve"> Maka </w:t>
+      </w:r>
+      <w:r>
+        <w:rPr>
+          <w:b/>
+          <w:lang w:val="id_ID" w:bidi="id_ID"/>
+        </w:rPr>
+        <w:t>Lazarus</w:t>
+      </w:r>
+      <w:r>
+        <w:rPr>
+          <w:lang w:val="id_ID" w:bidi="id_ID"/>
+        </w:rPr>
+        <w:t xml:space="preserve"> keluar! Dia masih terbungkus kain kafan.</w:t>
+      </w:r>
+    </w:p>
+    <w:p>
+      <w:pPr>
+        <w:pStyle w:val="ListBullet"/>
+        <w:spacing w:line="240" w:lineRule="auto"/>
+        <w:ind w:left="720"/>
+      </w:pPr>
+      <w:r>
+        <w:rPr>
+          <w:lang w:val="id_ID" w:bidi="id_ID"/>
+        </w:rPr>
+      </w:r>
+      <w:r>
+        <w:rPr>
+          <w:b/>
+          <w:lang w:val="id_ID" w:bidi="id_ID"/>
+        </w:rPr>
+        <w:t>37:11</w:t>
+      </w:r>
+      <w:r>
+        <w:rPr>
+          <w:lang w:val="id_ID" w:bidi="id_ID"/>
+        </w:rPr>
+        <w:t xml:space="preserve"> Namun, para pemimpin agama Yahudi merasa iri, sehingga mereka berkumpul untuk merencanakan cara membunuh Yesus dan </w:t>
+      </w:r>
+      <w:r>
+        <w:rPr>
+          <w:b/>
+          <w:lang w:val="id_ID" w:bidi="id_ID"/>
+        </w:rPr>
+        <w:t>Lazarus</w:t>
+      </w:r>
+      <w:r>
+        <w:rPr>
+          <w:lang w:val="id_ID" w:bidi="id_ID"/>
+        </w:rPr>
+        <w:t>.</w:t>
+      </w:r>
+    </w:p>
+    <w:p>
+      <w:pPr>
+        <w:pStyle w:val="Heading3"/>
+      </w:pPr>
+      <w:r>
+        <w:rPr>
+          <w:lang w:val="id_ID" w:bidi="id_ID"/>
+        </w:rPr>
+        <w:t>Data Kata:</w:t>
+      </w:r>
+    </w:p>
+    <w:p>
+      <w:pPr>
+        <w:pStyle w:val="ListBullet"/>
+        <w:spacing w:line="240" w:lineRule="auto"/>
+        <w:ind w:left="720"/>
+      </w:pPr>
+      <w:r>
+        <w:rPr>
+          <w:lang w:val="id_ID" w:bidi="id_ID"/>
+        </w:rPr>
+      </w:r>
+      <w:r>
+        <w:rPr>
+          <w:lang w:val="id_ID" w:bidi="id_ID"/>
+        </w:rPr>
+        <w:t>Strong: G29760</w:t>
+      </w:r>
+      <w:r>
+        <w:rPr>
+          <w:lang w:val="id_ID" w:bidi="id_ID"/>
+        </w:rPr>
+      </w:r>
+      <w:r>
+        <w:rPr>
+          <w:lang w:val="id_ID" w:bidi="id_ID"/>
+        </w:rPr>
+      </w:r>
+    </w:p>
+    <w:p>
+      <w:pPr/>
+      <w:r>
+        <w:rPr>
+          <w:lang w:val="id_ID" w:bidi="id_ID"/>
+        </w:rPr>
+      </w:r>
+    </w:p>
+    <w:p>
+      <w:pPr>
+        <w:pStyle w:val="Heading2"/>
+      </w:pPr>
+      <w:r>
+        <w:rPr>
+          <w:lang w:val="id_ID" w:bidi="id_ID"/>
+        </w:rPr>
+        <w:t>Lea</w:t>
+      </w:r>
+      <w:r>
+        <w:rPr>
+          <w:lang w:val="id_ID" w:bidi="id_ID"/>
+        </w:rPr>
+      </w:r>
+    </w:p>
+    <w:p>
+      <w:pPr>
+        <w:pStyle w:val="Heading3"/>
+      </w:pPr>
+      <w:r>
+        <w:rPr>
+          <w:lang w:val="id_ID" w:bidi="id_ID"/>
+        </w:rPr>
+        <w:t>Fakta:</w:t>
+      </w:r>
+    </w:p>
+    <w:p>
+      <w:pPr/>
+      <w:r>
+        <w:rPr>
+          <w:lang w:val="id_ID" w:bidi="id_ID"/>
+        </w:rPr>
+      </w:r>
+      <w:r>
+        <w:rPr>
+          <w:lang w:val="id_ID" w:bidi="id_ID"/>
+        </w:rPr>
+        <w:t>Lea adalah salah satu istri Yakub. Dia adalah kakak perempuan Rahel dan ibu dari enam putra Yakub: Ruben, Simeon, Lewi, Yehuda, Isakhar, dan Zebulon. Dia juga ibu dari putri Yakub, Dina.</w:t>
+      </w:r>
+    </w:p>
+    <w:p>
+      <w:pPr>
+        <w:pStyle w:val="ListBullet"/>
+        <w:spacing w:line="240" w:lineRule="auto"/>
+        <w:ind w:left="720"/>
+      </w:pPr>
+      <w:r>
+        <w:rPr>
+          <w:lang w:val="id_ID" w:bidi="id_ID"/>
+        </w:rPr>
+      </w:r>
+      <w:r>
+        <w:rPr>
+          <w:lang w:val="id_ID" w:bidi="id_ID"/>
+        </w:rPr>
+        <w:t>Kitab Kejadian menceritakan bagaimana Laban, ayah Lea, menipu Yakub agar menikahi Lea sebelum menikahi Rahel.</w:t>
+      </w:r>
+    </w:p>
+    <w:p>
+      <w:pPr>
+        <w:pStyle w:val="ListBullet"/>
+        <w:spacing w:line="240" w:lineRule="auto"/>
+        <w:ind w:left="720"/>
+      </w:pPr>
+      <w:r>
+        <w:rPr>
+          <w:lang w:val="id_ID" w:bidi="id_ID"/>
+        </w:rPr>
+      </w:r>
+      <w:r>
+        <w:rPr>
+          <w:lang w:val="id_ID" w:bidi="id_ID"/>
+        </w:rPr>
+        <w:t>Allah memberikan berkat kepada Lea dengan banyak anak, meskipun suaminya Yakub lebih mencintai Rahel daripada dirinya.</w:t>
+      </w:r>
+    </w:p>
+    <w:p>
+      <w:pPr>
+        <w:pStyle w:val="ListBullet"/>
+        <w:spacing w:line="240" w:lineRule="auto"/>
+        <w:ind w:left="720"/>
+      </w:pPr>
+      <w:r>
+        <w:rPr>
+          <w:lang w:val="id_ID" w:bidi="id_ID"/>
+        </w:rPr>
+      </w:r>
+      <w:r>
+        <w:rPr>
+          <w:lang w:val="id_ID" w:bidi="id_ID"/>
+        </w:rPr>
+        <w:t>Lea adalah nenek moyang Raja Daud dan Yesus.</w:t>
+      </w:r>
+    </w:p>
+    <w:p>
+      <w:pPr/>
+      <w:r>
+        <w:rPr>
+          <w:lang w:val="id_ID" w:bidi="id_ID"/>
+        </w:rPr>
+      </w:r>
+      <w:r>
+        <w:rPr>
+          <w:lang w:val="id_ID" w:bidi="id_ID"/>
+        </w:rPr>
+        <w:t>(Saran Terjemahan: Cara Menerjemahkan Nama)</w:t>
+      </w:r>
+    </w:p>
+    <w:p>
+      <w:pPr/>
+      <w:r>
+        <w:rPr>
+          <w:lang w:val="id_ID" w:bidi="id_ID"/>
+        </w:rPr>
+      </w:r>
+      <w:r>
+        <w:rPr>
+          <w:lang w:val="id_ID" w:bidi="id_ID"/>
+        </w:rPr>
+        <w:t xml:space="preserve">(Lihat juga: </w:t>
+      </w:r>
+      <w:r>
+        <w:rPr>
+          <w:lang w:val="id_ID" w:bidi="id_ID"/>
+        </w:rPr>
+        <w:t>Yakub</w:t>
+      </w:r>
+      <w:r>
+        <w:rPr>
+          <w:lang w:val="id_ID" w:bidi="id_ID"/>
+        </w:rPr>
+        <w:t xml:space="preserve">, </w:t>
+      </w:r>
+      <w:r>
+        <w:rPr>
+          <w:lang w:val="id_ID" w:bidi="id_ID"/>
+        </w:rPr>
+        <w:t>Ruben</w:t>
+      </w:r>
+      <w:r>
+        <w:rPr>
+          <w:lang w:val="id_ID" w:bidi="id_ID"/>
+        </w:rPr>
+        <w:t xml:space="preserve">, </w:t>
+      </w:r>
+      <w:r>
+        <w:rPr>
+          <w:lang w:val="id_ID" w:bidi="id_ID"/>
+        </w:rPr>
+        <w:t>Simeon</w:t>
+      </w:r>
+      <w:r>
+        <w:rPr>
+          <w:lang w:val="id_ID" w:bidi="id_ID"/>
+        </w:rPr>
+        <w:t xml:space="preserve">, </w:t>
+      </w:r>
+      <w:r>
+        <w:rPr>
+          <w:lang w:val="id_ID" w:bidi="id_ID"/>
+        </w:rPr>
+        <w:t>Lewi</w:t>
+      </w:r>
+      <w:r>
+        <w:rPr>
+          <w:lang w:val="id_ID" w:bidi="id_ID"/>
+        </w:rPr>
+        <w:t xml:space="preserve">, </w:t>
+      </w:r>
+      <w:r>
+        <w:rPr>
+          <w:lang w:val="id_ID" w:bidi="id_ID"/>
+        </w:rPr>
+        <w:t>Yehuda</w:t>
+      </w:r>
+      <w:r>
+        <w:rPr>
+          <w:lang w:val="id_ID" w:bidi="id_ID"/>
+        </w:rPr>
+        <w:t xml:space="preserve">, </w:t>
+      </w:r>
+      <w:r>
+        <w:rPr>
+          <w:lang w:val="id_ID" w:bidi="id_ID"/>
+        </w:rPr>
+        <w:t>Isakhar</w:t>
+      </w:r>
+      <w:r>
+        <w:rPr>
+          <w:lang w:val="id_ID" w:bidi="id_ID"/>
+        </w:rPr>
+        <w:t xml:space="preserve">, </w:t>
+      </w:r>
+      <w:r>
+        <w:rPr>
+          <w:lang w:val="id_ID" w:bidi="id_ID"/>
+        </w:rPr>
+        <w:t>Zebulon</w:t>
+      </w:r>
+      <w:r>
+        <w:rPr>
+          <w:lang w:val="id_ID" w:bidi="id_ID"/>
+        </w:rPr>
+        <w:t xml:space="preserve">, </w:t>
+      </w:r>
+      <w:r>
+        <w:rPr>
+          <w:lang w:val="id_ID" w:bidi="id_ID"/>
+        </w:rPr>
+        <w:t>Laban</w:t>
+      </w:r>
+      <w:r>
+        <w:rPr>
+          <w:lang w:val="id_ID" w:bidi="id_ID"/>
+        </w:rPr>
+        <w:t xml:space="preserve">, </w:t>
+      </w:r>
+      <w:r>
+        <w:rPr>
+          <w:lang w:val="id_ID" w:bidi="id_ID"/>
+        </w:rPr>
+        <w:t>Rahel</w:t>
+      </w:r>
+      <w:r>
+        <w:rPr>
+          <w:lang w:val="id_ID" w:bidi="id_ID"/>
+        </w:rPr>
+        <w:t xml:space="preserve">, </w:t>
+      </w:r>
+      <w:r>
+        <w:rPr>
+          <w:lang w:val="id_ID" w:bidi="id_ID"/>
+        </w:rPr>
+        <w:t>dua belas suku Israel</w:t>
+      </w:r>
+      <w:r>
+        <w:rPr>
+          <w:lang w:val="id_ID" w:bidi="id_ID"/>
+        </w:rPr>
+        <w:t>)</w:t>
+      </w:r>
+    </w:p>
+    <w:p>
+      <w:pPr>
+        <w:pStyle w:val="Heading3"/>
+      </w:pPr>
+      <w:r>
+        <w:rPr>
+          <w:lang w:val="id_ID" w:bidi="id_ID"/>
+        </w:rPr>
+        <w:t>Referensi Alkitab:</w:t>
+      </w:r>
+    </w:p>
+    <w:p>
+      <w:pPr>
+        <w:pStyle w:val="ListBullet"/>
+        <w:spacing w:line="240" w:lineRule="auto"/>
+        <w:ind w:left="720"/>
+      </w:pPr>
+      <w:r>
+        <w:rPr>
+          <w:lang w:val="id_ID" w:bidi="id_ID"/>
+        </w:rPr>
+      </w:r>
+      <w:hyperlink r:id="rId37">
+        <w:r>
+          <w:rPr>
+            <w:lang w:val="id_ID" w:bidi="id_ID"/>
+          </w:rPr>
+          <w:rPr>
+            <w:color w:val="0000EE"/>
+            <w:u w:val="single"/>
+          </w:rPr>
+          <w:t>Kejadian 29:17</w:t>
+        </w:r>
+      </w:hyperlink>
+    </w:p>
+    <w:p>
+      <w:pPr>
+        <w:pStyle w:val="ListBullet"/>
+        <w:spacing w:line="240" w:lineRule="auto"/>
+        <w:ind w:left="720"/>
+      </w:pPr>
+      <w:r>
+        <w:rPr>
+          <w:lang w:val="id_ID" w:bidi="id_ID"/>
+        </w:rPr>
+      </w:r>
+      <w:hyperlink r:id="rId38">
+        <w:r>
+          <w:rPr>
+            <w:lang w:val="id_ID" w:bidi="id_ID"/>
+          </w:rPr>
+          <w:rPr>
+            <w:color w:val="0000EE"/>
+            <w:u w:val="single"/>
+          </w:rPr>
+          <w:t>Kejadian 29:28</w:t>
+        </w:r>
+      </w:hyperlink>
+    </w:p>
+    <w:p>
+      <w:pPr>
+        <w:pStyle w:val="ListBullet"/>
+        <w:spacing w:line="240" w:lineRule="auto"/>
+        <w:ind w:left="720"/>
+      </w:pPr>
+      <w:r>
+        <w:rPr>
+          <w:lang w:val="id_ID" w:bidi="id_ID"/>
+        </w:rPr>
+      </w:r>
+      <w:hyperlink r:id="rId39">
+        <w:r>
+          <w:rPr>
+            <w:lang w:val="id_ID" w:bidi="id_ID"/>
+          </w:rPr>
+          <w:rPr>
+            <w:color w:val="0000EE"/>
+            <w:u w:val="single"/>
+          </w:rPr>
+          <w:t>Kejadian 31:6</w:t>
+        </w:r>
+      </w:hyperlink>
+    </w:p>
+    <w:p>
+      <w:pPr>
+        <w:pStyle w:val="ListBullet"/>
+        <w:spacing w:line="240" w:lineRule="auto"/>
+        <w:ind w:left="720"/>
+      </w:pPr>
+      <w:r>
+        <w:rPr>
+          <w:lang w:val="id_ID" w:bidi="id_ID"/>
+        </w:rPr>
+      </w:r>
+      <w:hyperlink r:id="rId40">
+        <w:r>
+          <w:rPr>
+            <w:lang w:val="id_ID" w:bidi="id_ID"/>
+          </w:rPr>
+          <w:rPr>
+            <w:color w:val="0000EE"/>
+            <w:u w:val="single"/>
+          </w:rPr>
+          <w:t>Rut 4:11</w:t>
+        </w:r>
+      </w:hyperlink>
+    </w:p>
+    <w:p>
+      <w:pPr>
+        <w:pStyle w:val="Heading3"/>
+      </w:pPr>
+      <w:r>
+        <w:rPr>
+          <w:lang w:val="id_ID" w:bidi="id_ID"/>
+        </w:rPr>
+        <w:t>Data Kata:</w:t>
+      </w:r>
+    </w:p>
+    <w:p>
+      <w:pPr>
+        <w:pStyle w:val="ListBullet"/>
+        <w:spacing w:line="240" w:lineRule="auto"/>
+        <w:ind w:left="720"/>
+      </w:pPr>
+      <w:r>
+        <w:rPr>
+          <w:lang w:val="id_ID" w:bidi="id_ID"/>
+        </w:rPr>
+      </w:r>
+      <w:r>
+        <w:rPr>
+          <w:lang w:val="id_ID" w:bidi="id_ID"/>
+        </w:rPr>
+        <w:t>Strong: H3812</w:t>
+      </w:r>
+      <w:r>
+        <w:rPr>
+          <w:lang w:val="id_ID" w:bidi="id_ID"/>
+        </w:rPr>
+      </w:r>
+      <w:r>
+        <w:rPr>
+          <w:lang w:val="id_ID" w:bidi="id_ID"/>
+        </w:rPr>
+      </w:r>
+    </w:p>
+    <w:p>
+      <w:pPr/>
+      <w:r>
+        <w:rPr>
+          <w:lang w:val="id_ID" w:bidi="id_ID"/>
+        </w:rPr>
+      </w:r>
+    </w:p>
+    <w:p>
+      <w:pPr>
+        <w:pStyle w:val="Heading2"/>
+      </w:pPr>
+      <w:r>
+        <w:rPr>
+          <w:lang w:val="id_ID" w:bidi="id_ID"/>
+        </w:rPr>
         <w:t>Lemah lembut</w:t>
       </w:r>
       <w:r>
@@ -987,7 +2815,7 @@
           <w:lang w:val="id_ID" w:bidi="id_ID"/>
         </w:rPr>
       </w:r>
-      <w:hyperlink r:id="rId20">
+      <w:hyperlink r:id="rId41">
         <w:r>
           <w:rPr>
             <w:lang w:val="id_ID" w:bidi="id_ID"/>
@@ -1011,7 +2839,7 @@
           <w:lang w:val="id_ID" w:bidi="id_ID"/>
         </w:rPr>
       </w:r>
-      <w:hyperlink r:id="rId21">
+      <w:hyperlink r:id="rId42">
         <w:r>
           <w:rPr>
             <w:lang w:val="id_ID" w:bidi="id_ID"/>
@@ -1035,7 +2863,7 @@
           <w:lang w:val="id_ID" w:bidi="id_ID"/>
         </w:rPr>
       </w:r>
-      <w:hyperlink r:id="rId22">
+      <w:hyperlink r:id="rId43">
         <w:r>
           <w:rPr>
             <w:lang w:val="id_ID" w:bidi="id_ID"/>
@@ -1059,7 +2887,7 @@
           <w:lang w:val="id_ID" w:bidi="id_ID"/>
         </w:rPr>
       </w:r>
-      <w:hyperlink r:id="rId23">
+      <w:hyperlink r:id="rId44">
         <w:r>
           <w:rPr>
             <w:lang w:val="id_ID" w:bidi="id_ID"/>
@@ -1083,7 +2911,7 @@
           <w:lang w:val="id_ID" w:bidi="id_ID"/>
         </w:rPr>
       </w:r>
-      <w:hyperlink r:id="rId24">
+      <w:hyperlink r:id="rId45">
         <w:r>
           <w:rPr>
             <w:lang w:val="id_ID" w:bidi="id_ID"/>
@@ -1500,6 +3328,1607 @@
         <w:rPr>
           <w:lang w:val="id_ID" w:bidi="id_ID"/>
         </w:rPr>
+        <w:t>Lewi</w:t>
+      </w:r>
+      <w:r>
+        <w:rPr>
+          <w:lang w:val="id_ID" w:bidi="id_ID"/>
+        </w:rPr>
+      </w:r>
+    </w:p>
+    <w:p>
+      <w:pPr>
+        <w:pStyle w:val="Heading3"/>
+      </w:pPr>
+      <w:r>
+        <w:rPr>
+          <w:lang w:val="id_ID" w:bidi="id_ID"/>
+        </w:rPr>
+        <w:t>Pengertian:</w:t>
+      </w:r>
+    </w:p>
+    <w:p>
+      <w:pPr/>
+      <w:r>
+        <w:rPr>
+          <w:lang w:val="id_ID" w:bidi="id_ID"/>
+        </w:rPr>
+      </w:r>
+      <w:r>
+        <w:rPr>
+          <w:lang w:val="id_ID" w:bidi="id_ID"/>
+        </w:rPr>
+        <w:t>Lewi adalah putra ketiga Yakub dan Lea. Keturunannya menjadi salah satu suku Israel.</w:t>
+      </w:r>
+    </w:p>
+    <w:p>
+      <w:pPr>
+        <w:pStyle w:val="ListBullet"/>
+        <w:spacing w:line="240" w:lineRule="auto"/>
+        <w:ind w:left="720"/>
+      </w:pPr>
+      <w:r>
+        <w:rPr>
+          <w:lang w:val="id_ID" w:bidi="id_ID"/>
+        </w:rPr>
+      </w:r>
+      <w:r>
+        <w:rPr>
+          <w:lang w:val="id_ID" w:bidi="id_ID"/>
+        </w:rPr>
+        <w:t>Keturunannya dikenal sebagai "suku Lewi" atau "orang Lewi."</w:t>
+      </w:r>
+    </w:p>
+    <w:p>
+      <w:pPr>
+        <w:pStyle w:val="ListBullet"/>
+        <w:spacing w:line="240" w:lineRule="auto"/>
+        <w:ind w:left="720"/>
+      </w:pPr>
+      <w:r>
+        <w:rPr>
+          <w:lang w:val="id_ID" w:bidi="id_ID"/>
+        </w:rPr>
+      </w:r>
+      <w:r>
+        <w:rPr>
+          <w:lang w:val="id_ID" w:bidi="id_ID"/>
+        </w:rPr>
+        <w:t>Nama Lewi mirip dengan kata dalam bahasa Ibrani yang berarti "melekat (erat) pada".</w:t>
+      </w:r>
+    </w:p>
+    <w:p>
+      <w:pPr>
+        <w:pStyle w:val="ListBullet"/>
+        <w:spacing w:line="240" w:lineRule="auto"/>
+        <w:ind w:left="720"/>
+      </w:pPr>
+      <w:r>
+        <w:rPr>
+          <w:lang w:val="id_ID" w:bidi="id_ID"/>
+        </w:rPr>
+      </w:r>
+      <w:r>
+        <w:rPr>
+          <w:lang w:val="id_ID" w:bidi="id_ID"/>
+        </w:rPr>
+        <w:t>Tidak seperti suku-suku lainnya, suku Lewi tidak mewarisi wilayah tanah yang terpusat di Kanaan. Sebaliknya, mereka mewarisi berbagai kota yang tersebar di seluruh wilayah milik suku-suku lain.</w:t>
+      </w:r>
+    </w:p>
+    <w:p>
+      <w:pPr>
+        <w:pStyle w:val="ListBullet"/>
+        <w:spacing w:line="240" w:lineRule="auto"/>
+        <w:ind w:left="720"/>
+      </w:pPr>
+      <w:r>
+        <w:rPr>
+          <w:lang w:val="id_ID" w:bidi="id_ID"/>
+        </w:rPr>
+      </w:r>
+      <w:r>
+        <w:rPr>
+          <w:lang w:val="id_ID" w:bidi="id_ID"/>
+        </w:rPr>
+        <w:t>Suku Lewi bertanggung jawab merawat Kemah Suci (dan kemudian, Bait Suci) serta melaksanakan ritual keagamaan, termasuk mempersembahkan korban dan doa untuk orang-orang Israel.</w:t>
+      </w:r>
+    </w:p>
+    <w:p>
+      <w:pPr>
+        <w:pStyle w:val="ListBullet"/>
+        <w:spacing w:line="240" w:lineRule="auto"/>
+        <w:ind w:left="720"/>
+      </w:pPr>
+      <w:r>
+        <w:rPr>
+          <w:lang w:val="id_ID" w:bidi="id_ID"/>
+        </w:rPr>
+      </w:r>
+      <w:r>
+        <w:rPr>
+          <w:lang w:val="id_ID" w:bidi="id_ID"/>
+        </w:rPr>
+        <w:t>Dalam Perjanjian Lama, tidak selalu jelas apakah istilah "Lewi" merujuk secara umum kepada keturunan Lewi atau secara khusus kepada orang yang melayani di Bait Suci untuk membantu para imam.</w:t>
+      </w:r>
+    </w:p>
+    <w:p>
+      <w:pPr>
+        <w:pStyle w:val="ListBullet"/>
+        <w:spacing w:line="240" w:lineRule="auto"/>
+        <w:ind w:left="720"/>
+      </w:pPr>
+      <w:r>
+        <w:rPr>
+          <w:lang w:val="id_ID" w:bidi="id_ID"/>
+        </w:rPr>
+      </w:r>
+      <w:r>
+        <w:rPr>
+          <w:lang w:val="id_ID" w:bidi="id_ID"/>
+        </w:rPr>
+        <w:t>Hukum Perjanjian Lama menetapkan bahwa semua imam harus dipilih dari suku Lewi. Imam-imam dari suku Lewi dipisahkan dan didedikasikan untuk tugas khusus melayani Allah di Bait Suci.</w:t>
+      </w:r>
+    </w:p>
+    <w:p>
+      <w:pPr>
+        <w:pStyle w:val="ListBullet"/>
+        <w:spacing w:line="240" w:lineRule="auto"/>
+        <w:ind w:left="720"/>
+      </w:pPr>
+      <w:r>
+        <w:rPr>
+          <w:lang w:val="id_ID" w:bidi="id_ID"/>
+        </w:rPr>
+      </w:r>
+      <w:r>
+        <w:rPr>
+          <w:lang w:val="id_ID" w:bidi="id_ID"/>
+        </w:rPr>
+        <w:t>Dua pria lain yang bernama "Lewi" adalah leluhur Yesus. Nama mereka tercantum dalam silsilah di Injil Lukas.</w:t>
+      </w:r>
+    </w:p>
+    <w:p>
+      <w:pPr>
+        <w:pStyle w:val="ListBullet"/>
+        <w:spacing w:line="240" w:lineRule="auto"/>
+        <w:ind w:left="720"/>
+      </w:pPr>
+      <w:r>
+        <w:rPr>
+          <w:lang w:val="id_ID" w:bidi="id_ID"/>
+        </w:rPr>
+      </w:r>
+      <w:r>
+        <w:rPr>
+          <w:lang w:val="id_ID" w:bidi="id_ID"/>
+        </w:rPr>
+        <w:t>Murid Yesus, Matius, juga dikenal sebagai Lewi.</w:t>
+      </w:r>
+    </w:p>
+    <w:p>
+      <w:pPr/>
+      <w:r>
+        <w:rPr>
+          <w:lang w:val="id_ID" w:bidi="id_ID"/>
+        </w:rPr>
+      </w:r>
+      <w:r>
+        <w:rPr>
+          <w:lang w:val="id_ID" w:bidi="id_ID"/>
+        </w:rPr>
+        <w:t xml:space="preserve">(Lihat juga: </w:t>
+      </w:r>
+      <w:r>
+        <w:rPr>
+          <w:lang w:val="id_ID" w:bidi="id_ID"/>
+        </w:rPr>
+        <w:t>dua belas suku Israel</w:t>
+      </w:r>
+      <w:r>
+        <w:rPr>
+          <w:lang w:val="id_ID" w:bidi="id_ID"/>
+        </w:rPr>
+        <w:t xml:space="preserve">, </w:t>
+      </w:r>
+      <w:r>
+        <w:rPr>
+          <w:lang w:val="id_ID" w:bidi="id_ID"/>
+        </w:rPr>
+        <w:t>imam</w:t>
+      </w:r>
+      <w:r>
+        <w:rPr>
+          <w:lang w:val="id_ID" w:bidi="id_ID"/>
+        </w:rPr>
+        <w:t xml:space="preserve">, </w:t>
+      </w:r>
+      <w:r>
+        <w:rPr>
+          <w:lang w:val="id_ID" w:bidi="id_ID"/>
+        </w:rPr>
+        <w:t>korban</w:t>
+      </w:r>
+      <w:r>
+        <w:rPr>
+          <w:lang w:val="id_ID" w:bidi="id_ID"/>
+        </w:rPr>
+        <w:t xml:space="preserve">, </w:t>
+      </w:r>
+      <w:r>
+        <w:rPr>
+          <w:lang w:val="id_ID" w:bidi="id_ID"/>
+        </w:rPr>
+        <w:t>bait suci</w:t>
+      </w:r>
+      <w:r>
+        <w:rPr>
+          <w:lang w:val="id_ID" w:bidi="id_ID"/>
+        </w:rPr>
+        <w:t xml:space="preserve">, </w:t>
+      </w:r>
+      <w:r>
+        <w:rPr>
+          <w:lang w:val="id_ID" w:bidi="id_ID"/>
+        </w:rPr>
+        <w:t>Yakub</w:t>
+      </w:r>
+      <w:r>
+        <w:rPr>
+          <w:lang w:val="id_ID" w:bidi="id_ID"/>
+        </w:rPr>
+        <w:t xml:space="preserve">, </w:t>
+      </w:r>
+      <w:r>
+        <w:rPr>
+          <w:lang w:val="id_ID" w:bidi="id_ID"/>
+        </w:rPr>
+        <w:t>Lea</w:t>
+      </w:r>
+      <w:r>
+        <w:rPr>
+          <w:lang w:val="id_ID" w:bidi="id_ID"/>
+        </w:rPr>
+        <w:t xml:space="preserve">, </w:t>
+      </w:r>
+      <w:r>
+        <w:rPr>
+          <w:lang w:val="id_ID" w:bidi="id_ID"/>
+        </w:rPr>
+        <w:t>Matius</w:t>
+      </w:r>
+      <w:r>
+        <w:rPr>
+          <w:lang w:val="id_ID" w:bidi="id_ID"/>
+        </w:rPr>
+        <w:t>)</w:t>
+      </w:r>
+    </w:p>
+    <w:p>
+      <w:pPr>
+        <w:pStyle w:val="Heading3"/>
+      </w:pPr>
+      <w:r>
+        <w:rPr>
+          <w:lang w:val="id_ID" w:bidi="id_ID"/>
+        </w:rPr>
+        <w:t>Referensi Alkitab:</w:t>
+      </w:r>
+    </w:p>
+    <w:p>
+      <w:pPr>
+        <w:pStyle w:val="ListBullet"/>
+        <w:spacing w:line="240" w:lineRule="auto"/>
+        <w:ind w:left="720"/>
+      </w:pPr>
+      <w:r>
+        <w:rPr>
+          <w:lang w:val="id_ID" w:bidi="id_ID"/>
+        </w:rPr>
+      </w:r>
+      <w:hyperlink r:id="rId46">
+        <w:r>
+          <w:rPr>
+            <w:lang w:val="id_ID" w:bidi="id_ID"/>
+          </w:rPr>
+          <w:rPr>
+            <w:color w:val="0000EE"/>
+            <w:u w:val="single"/>
+          </w:rPr>
+          <w:t>1 Tawarikh 2:1–2</w:t>
+        </w:r>
+      </w:hyperlink>
+    </w:p>
+    <w:p>
+      <w:pPr>
+        <w:pStyle w:val="ListBullet"/>
+        <w:spacing w:line="240" w:lineRule="auto"/>
+        <w:ind w:left="720"/>
+      </w:pPr>
+      <w:r>
+        <w:rPr>
+          <w:lang w:val="id_ID" w:bidi="id_ID"/>
+        </w:rPr>
+      </w:r>
+      <w:hyperlink r:id="rId47">
+        <w:r>
+          <w:rPr>
+            <w:lang w:val="id_ID" w:bidi="id_ID"/>
+          </w:rPr>
+          <w:rPr>
+            <w:color w:val="0000EE"/>
+            <w:u w:val="single"/>
+          </w:rPr>
+          <w:t>1 Raja-raja 8:3–5</w:t>
+        </w:r>
+      </w:hyperlink>
+    </w:p>
+    <w:p>
+      <w:pPr>
+        <w:pStyle w:val="ListBullet"/>
+        <w:spacing w:line="240" w:lineRule="auto"/>
+        <w:ind w:left="720"/>
+      </w:pPr>
+      <w:r>
+        <w:rPr>
+          <w:lang w:val="id_ID" w:bidi="id_ID"/>
+        </w:rPr>
+      </w:r>
+      <w:hyperlink r:id="rId48">
+        <w:r>
+          <w:rPr>
+            <w:lang w:val="id_ID" w:bidi="id_ID"/>
+          </w:rPr>
+          <w:rPr>
+            <w:color w:val="0000EE"/>
+            <w:u w:val="single"/>
+          </w:rPr>
+          <w:t>Kisah Para Rasul 4:36–37</w:t>
+        </w:r>
+      </w:hyperlink>
+    </w:p>
+    <w:p>
+      <w:pPr>
+        <w:pStyle w:val="ListBullet"/>
+        <w:spacing w:line="240" w:lineRule="auto"/>
+        <w:ind w:left="720"/>
+      </w:pPr>
+      <w:r>
+        <w:rPr>
+          <w:lang w:val="id_ID" w:bidi="id_ID"/>
+        </w:rPr>
+      </w:r>
+      <w:hyperlink r:id="rId49">
+        <w:r>
+          <w:rPr>
+            <w:lang w:val="id_ID" w:bidi="id_ID"/>
+          </w:rPr>
+          <w:rPr>
+            <w:color w:val="0000EE"/>
+            <w:u w:val="single"/>
+          </w:rPr>
+          <w:t>Kejadian 29:34</w:t>
+        </w:r>
+      </w:hyperlink>
+    </w:p>
+    <w:p>
+      <w:pPr>
+        <w:pStyle w:val="ListBullet"/>
+        <w:spacing w:line="240" w:lineRule="auto"/>
+        <w:ind w:left="720"/>
+      </w:pPr>
+      <w:r>
+        <w:rPr>
+          <w:lang w:val="id_ID" w:bidi="id_ID"/>
+        </w:rPr>
+      </w:r>
+      <w:hyperlink r:id="rId50">
+        <w:r>
+          <w:rPr>
+            <w:lang w:val="id_ID" w:bidi="id_ID"/>
+          </w:rPr>
+          <w:rPr>
+            <w:color w:val="0000EE"/>
+            <w:u w:val="single"/>
+          </w:rPr>
+          <w:t>Yohanes 1:19–21</w:t>
+        </w:r>
+      </w:hyperlink>
+    </w:p>
+    <w:p>
+      <w:pPr>
+        <w:pStyle w:val="ListBullet"/>
+        <w:spacing w:line="240" w:lineRule="auto"/>
+        <w:ind w:left="720"/>
+      </w:pPr>
+      <w:r>
+        <w:rPr>
+          <w:lang w:val="id_ID" w:bidi="id_ID"/>
+        </w:rPr>
+      </w:r>
+      <w:hyperlink r:id="rId51">
+        <w:r>
+          <w:rPr>
+            <w:lang w:val="id_ID" w:bidi="id_ID"/>
+          </w:rPr>
+          <w:rPr>
+            <w:color w:val="0000EE"/>
+            <w:u w:val="single"/>
+          </w:rPr>
+          <w:t>Lukas 10:32</w:t>
+        </w:r>
+      </w:hyperlink>
+    </w:p>
+    <w:p>
+      <w:pPr>
+        <w:pStyle w:val="Heading3"/>
+      </w:pPr>
+      <w:r>
+        <w:rPr>
+          <w:lang w:val="id_ID" w:bidi="id_ID"/>
+        </w:rPr>
+        <w:t>Data Kata:</w:t>
+      </w:r>
+    </w:p>
+    <w:p>
+      <w:pPr>
+        <w:pStyle w:val="ListBullet"/>
+        <w:spacing w:line="240" w:lineRule="auto"/>
+        <w:ind w:left="720"/>
+      </w:pPr>
+      <w:r>
+        <w:rPr>
+          <w:lang w:val="id_ID" w:bidi="id_ID"/>
+        </w:rPr>
+      </w:r>
+      <w:r>
+        <w:rPr>
+          <w:lang w:val="id_ID" w:bidi="id_ID"/>
+        </w:rPr>
+        <w:t>Strong: H3878, H3879, H3881, G30170, G30180, G30190, G30200</w:t>
+      </w:r>
+      <w:r>
+        <w:rPr>
+          <w:lang w:val="id_ID" w:bidi="id_ID"/>
+        </w:rPr>
+      </w:r>
+      <w:r>
+        <w:rPr>
+          <w:lang w:val="id_ID" w:bidi="id_ID"/>
+        </w:rPr>
+      </w:r>
+    </w:p>
+    <w:p>
+      <w:pPr/>
+      <w:r>
+        <w:rPr>
+          <w:lang w:val="id_ID" w:bidi="id_ID"/>
+        </w:rPr>
+      </w:r>
+    </w:p>
+    <w:p>
+      <w:pPr>
+        <w:pStyle w:val="Heading2"/>
+      </w:pPr>
+      <w:r>
+        <w:rPr>
+          <w:lang w:val="id_ID" w:bidi="id_ID"/>
+        </w:rPr>
+        <w:t>Lewiatan</w:t>
+      </w:r>
+      <w:r>
+        <w:rPr>
+          <w:lang w:val="id_ID" w:bidi="id_ID"/>
+        </w:rPr>
+      </w:r>
+    </w:p>
+    <w:p>
+      <w:pPr>
+        <w:pStyle w:val="Heading3"/>
+      </w:pPr>
+      <w:r>
+        <w:rPr>
+          <w:lang w:val="id_ID" w:bidi="id_ID"/>
+        </w:rPr>
+        <w:t>Fakta:</w:t>
+      </w:r>
+    </w:p>
+    <w:p>
+      <w:pPr/>
+      <w:r>
+        <w:rPr>
+          <w:lang w:val="id_ID" w:bidi="id_ID"/>
+        </w:rPr>
+      </w:r>
+      <w:r>
+        <w:rPr>
+          <w:lang w:val="id_ID" w:bidi="id_ID"/>
+        </w:rPr>
+        <w:t>Istilah "Lewiatan" merujuk pada makhluk sangat besar yang telah punah, yang disebutkan dalam tulisan-tulisan awal Perjanjian Lama, yaitu kitab Ayub, Mazmur, dan Yesaya.</w:t>
+      </w:r>
+    </w:p>
+    <w:p>
+      <w:pPr>
+        <w:pStyle w:val="ListBullet"/>
+        <w:spacing w:line="240" w:lineRule="auto"/>
+        <w:ind w:left="720"/>
+      </w:pPr>
+      <w:r>
+        <w:rPr>
+          <w:lang w:val="id_ID" w:bidi="id_ID"/>
+        </w:rPr>
+      </w:r>
+      <w:r>
+        <w:rPr>
+          <w:lang w:val="id_ID" w:bidi="id_ID"/>
+        </w:rPr>
+        <w:t>Lewiatan digambarkan sebagai binatang besar mirip ular, kuat dan ganas, serta mampu membuat air di sekitarnya "mendidih" (menggelegak, berbuih). Deskripsinya mirip dengan dinosaurus.</w:t>
+      </w:r>
+    </w:p>
+    <w:p>
+      <w:pPr>
+        <w:pStyle w:val="ListBullet"/>
+        <w:spacing w:line="240" w:lineRule="auto"/>
+        <w:ind w:left="720"/>
+      </w:pPr>
+      <w:r>
+        <w:rPr>
+          <w:lang w:val="id_ID" w:bidi="id_ID"/>
+        </w:rPr>
+      </w:r>
+      <w:r>
+        <w:rPr>
+          <w:lang w:val="id_ID" w:bidi="id_ID"/>
+        </w:rPr>
+        <w:t>Nabi Yesaya menyebut Lewiatan sebagai "Ular yang meluncur".</w:t>
+      </w:r>
+    </w:p>
+    <w:p>
+      <w:pPr>
+        <w:pStyle w:val="ListBullet"/>
+        <w:spacing w:line="240" w:lineRule="auto"/>
+        <w:ind w:left="720"/>
+      </w:pPr>
+      <w:r>
+        <w:rPr>
+          <w:lang w:val="id_ID" w:bidi="id_ID"/>
+        </w:rPr>
+      </w:r>
+      <w:r>
+        <w:rPr>
+          <w:lang w:val="id_ID" w:bidi="id_ID"/>
+        </w:rPr>
+        <w:t>Ayub menulis berdasarkan pengetahuan langsung tentang Lewiatan, jadi kemungkinan besar makhluk itu hidup selama masa hidupnya.</w:t>
+      </w:r>
+    </w:p>
+    <w:p>
+      <w:pPr/>
+      <w:r>
+        <w:rPr>
+          <w:lang w:val="id_ID" w:bidi="id_ID"/>
+        </w:rPr>
+      </w:r>
+      <w:r>
+        <w:rPr>
+          <w:lang w:val="id_ID" w:bidi="id_ID"/>
+        </w:rPr>
+        <w:t>(Saran terjemahan: Cara Menerjemahkan Nama)</w:t>
+      </w:r>
+    </w:p>
+    <w:p>
+      <w:pPr/>
+      <w:r>
+        <w:rPr>
+          <w:lang w:val="id_ID" w:bidi="id_ID"/>
+        </w:rPr>
+      </w:r>
+      <w:r>
+        <w:rPr>
+          <w:lang w:val="id_ID" w:bidi="id_ID"/>
+        </w:rPr>
+        <w:t xml:space="preserve">(Lihat juga: </w:t>
+      </w:r>
+      <w:r>
+        <w:rPr>
+          <w:lang w:val="id_ID" w:bidi="id_ID"/>
+        </w:rPr>
+        <w:t>Yesaya</w:t>
+      </w:r>
+      <w:r>
+        <w:rPr>
+          <w:lang w:val="id_ID" w:bidi="id_ID"/>
+        </w:rPr>
+        <w:t xml:space="preserve">, </w:t>
+      </w:r>
+      <w:r>
+        <w:rPr>
+          <w:lang w:val="id_ID" w:bidi="id_ID"/>
+        </w:rPr>
+        <w:t>Ayub</w:t>
+      </w:r>
+      <w:r>
+        <w:rPr>
+          <w:lang w:val="id_ID" w:bidi="id_ID"/>
+        </w:rPr>
+        <w:t xml:space="preserve">, </w:t>
+      </w:r>
+      <w:r>
+        <w:rPr>
+          <w:lang w:val="id_ID" w:bidi="id_ID"/>
+        </w:rPr>
+        <w:t>ular</w:t>
+      </w:r>
+      <w:r>
+        <w:rPr>
+          <w:lang w:val="id_ID" w:bidi="id_ID"/>
+        </w:rPr>
+        <w:t>)</w:t>
+      </w:r>
+    </w:p>
+    <w:p>
+      <w:pPr>
+        <w:pStyle w:val="Heading3"/>
+      </w:pPr>
+      <w:r>
+        <w:rPr>
+          <w:lang w:val="id_ID" w:bidi="id_ID"/>
+        </w:rPr>
+        <w:t>Referensi Alkitab:</w:t>
+      </w:r>
+    </w:p>
+    <w:p>
+      <w:pPr>
+        <w:pStyle w:val="ListBullet"/>
+        <w:spacing w:line="240" w:lineRule="auto"/>
+        <w:ind w:left="720"/>
+      </w:pPr>
+      <w:r>
+        <w:rPr>
+          <w:lang w:val="id_ID" w:bidi="id_ID"/>
+        </w:rPr>
+      </w:r>
+      <w:hyperlink r:id="rId52">
+        <w:r>
+          <w:rPr>
+            <w:lang w:val="id_ID" w:bidi="id_ID"/>
+          </w:rPr>
+          <w:rPr>
+            <w:color w:val="0000EE"/>
+            <w:u w:val="single"/>
+          </w:rPr>
+          <w:t>Ayub 3:8</w:t>
+        </w:r>
+      </w:hyperlink>
+    </w:p>
+    <w:p>
+      <w:pPr>
+        <w:pStyle w:val="ListBullet"/>
+        <w:spacing w:line="240" w:lineRule="auto"/>
+        <w:ind w:left="720"/>
+      </w:pPr>
+      <w:r>
+        <w:rPr>
+          <w:lang w:val="id_ID" w:bidi="id_ID"/>
+        </w:rPr>
+      </w:r>
+      <w:hyperlink r:id="rId53">
+        <w:r>
+          <w:rPr>
+            <w:lang w:val="id_ID" w:bidi="id_ID"/>
+          </w:rPr>
+          <w:rPr>
+            <w:color w:val="0000EE"/>
+            <w:u w:val="single"/>
+          </w:rPr>
+          <w:t>Mazmur 104:25–26</w:t>
+        </w:r>
+      </w:hyperlink>
+    </w:p>
+    <w:p>
+      <w:pPr>
+        <w:pStyle w:val="Heading3"/>
+      </w:pPr>
+      <w:r>
+        <w:rPr>
+          <w:lang w:val="id_ID" w:bidi="id_ID"/>
+        </w:rPr>
+        <w:t>Data Kata:</w:t>
+      </w:r>
+    </w:p>
+    <w:p>
+      <w:pPr>
+        <w:pStyle w:val="ListBullet"/>
+        <w:spacing w:line="240" w:lineRule="auto"/>
+        <w:ind w:left="720"/>
+      </w:pPr>
+      <w:r>
+        <w:rPr>
+          <w:lang w:val="id_ID" w:bidi="id_ID"/>
+        </w:rPr>
+      </w:r>
+      <w:r>
+        <w:rPr>
+          <w:lang w:val="id_ID" w:bidi="id_ID"/>
+        </w:rPr>
+        <w:t>Strong: H3882</w:t>
+      </w:r>
+      <w:r>
+        <w:rPr>
+          <w:lang w:val="id_ID" w:bidi="id_ID"/>
+        </w:rPr>
+      </w:r>
+      <w:r>
+        <w:rPr>
+          <w:lang w:val="id_ID" w:bidi="id_ID"/>
+        </w:rPr>
+      </w:r>
+    </w:p>
+    <w:p>
+      <w:pPr/>
+      <w:r>
+        <w:rPr>
+          <w:lang w:val="id_ID" w:bidi="id_ID"/>
+        </w:rPr>
+      </w:r>
+    </w:p>
+    <w:p>
+      <w:pPr>
+        <w:pStyle w:val="Heading2"/>
+      </w:pPr>
+      <w:r>
+        <w:rPr>
+          <w:lang w:val="id_ID" w:bidi="id_ID"/>
+        </w:rPr>
+        <w:t>Libanon</w:t>
+      </w:r>
+      <w:r>
+        <w:rPr>
+          <w:lang w:val="id_ID" w:bidi="id_ID"/>
+        </w:rPr>
+      </w:r>
+    </w:p>
+    <w:p>
+      <w:pPr>
+        <w:pStyle w:val="Heading3"/>
+      </w:pPr>
+      <w:r>
+        <w:rPr>
+          <w:lang w:val="id_ID" w:bidi="id_ID"/>
+        </w:rPr>
+        <w:t>Fakta:</w:t>
+      </w:r>
+    </w:p>
+    <w:p>
+      <w:pPr/>
+      <w:r>
+        <w:rPr>
+          <w:lang w:val="id_ID" w:bidi="id_ID"/>
+        </w:rPr>
+      </w:r>
+      <w:r>
+        <w:rPr>
+          <w:lang w:val="id_ID" w:bidi="id_ID"/>
+        </w:rPr>
+        <w:t>Libanon adalah daerah pegunungan yang indah yang terletak di sepanjang pantai Laut Mediterania, di utara Israel. Pada zaman Alkitab, daerah ini dipenuhi dengan pohon-pohon seperti aras dan cemara.</w:t>
+      </w:r>
+    </w:p>
+    <w:p>
+      <w:pPr>
+        <w:pStyle w:val="ListBullet"/>
+        <w:spacing w:line="240" w:lineRule="auto"/>
+        <w:ind w:left="720"/>
+      </w:pPr>
+      <w:r>
+        <w:rPr>
+          <w:lang w:val="id_ID" w:bidi="id_ID"/>
+        </w:rPr>
+      </w:r>
+      <w:r>
+        <w:rPr>
+          <w:lang w:val="id_ID" w:bidi="id_ID"/>
+        </w:rPr>
+        <w:t>Raja Salomo mengirim para pekerja ke Libanon untuk menebang pohon aras yang akan digunakan dalam pembangunan Bait Allah.</w:t>
+      </w:r>
+    </w:p>
+    <w:p>
+      <w:pPr>
+        <w:pStyle w:val="ListBullet"/>
+        <w:spacing w:line="240" w:lineRule="auto"/>
+        <w:ind w:left="720"/>
+      </w:pPr>
+      <w:r>
+        <w:rPr>
+          <w:lang w:val="id_ID" w:bidi="id_ID"/>
+        </w:rPr>
+      </w:r>
+      <w:r>
+        <w:rPr>
+          <w:lang w:val="id_ID" w:bidi="id_ID"/>
+        </w:rPr>
+        <w:t>Libanon di masa lampa dihuni oleh orang-orang Fenisia, yang merupakan pembuat kapal yang terampil dan berperan penting dalam industri perdagangan yang sukses.</w:t>
+      </w:r>
+    </w:p>
+    <w:p>
+      <w:pPr>
+        <w:pStyle w:val="ListBullet"/>
+        <w:spacing w:line="240" w:lineRule="auto"/>
+        <w:ind w:left="720"/>
+      </w:pPr>
+      <w:r>
+        <w:rPr>
+          <w:lang w:val="id_ID" w:bidi="id_ID"/>
+        </w:rPr>
+      </w:r>
+      <w:r>
+        <w:rPr>
+          <w:lang w:val="id_ID" w:bidi="id_ID"/>
+        </w:rPr>
+        <w:t>Kota Tirus dan Sidon terletak di Libanon. Di kota-kota inilah bahan pewarna ungu yang berharga pertama kali ditemukan.</w:t>
+      </w:r>
+    </w:p>
+    <w:p>
+      <w:pPr/>
+      <w:r>
+        <w:rPr>
+          <w:lang w:val="id_ID" w:bidi="id_ID"/>
+        </w:rPr>
+      </w:r>
+      <w:r>
+        <w:rPr>
+          <w:lang w:val="id_ID" w:bidi="id_ID"/>
+        </w:rPr>
+        <w:t>(Saran Terjemahan: Cara Menerjemahkan Nama)</w:t>
+      </w:r>
+    </w:p>
+    <w:p>
+      <w:pPr/>
+      <w:r>
+        <w:rPr>
+          <w:lang w:val="id_ID" w:bidi="id_ID"/>
+        </w:rPr>
+      </w:r>
+      <w:r>
+        <w:rPr>
+          <w:lang w:val="id_ID" w:bidi="id_ID"/>
+        </w:rPr>
+        <w:t xml:space="preserve">(Lihat juga: </w:t>
+      </w:r>
+      <w:r>
+        <w:rPr>
+          <w:lang w:val="id_ID" w:bidi="id_ID"/>
+        </w:rPr>
+        <w:t>aras</w:t>
+      </w:r>
+      <w:r>
+        <w:rPr>
+          <w:lang w:val="id_ID" w:bidi="id_ID"/>
+        </w:rPr>
+        <w:t xml:space="preserve">, </w:t>
+      </w:r>
+      <w:r>
+        <w:rPr>
+          <w:lang w:val="id_ID" w:bidi="id_ID"/>
+        </w:rPr>
+        <w:t>sanobar</w:t>
+      </w:r>
+      <w:r>
+        <w:rPr>
+          <w:lang w:val="id_ID" w:bidi="id_ID"/>
+        </w:rPr>
+        <w:t xml:space="preserve">, </w:t>
+      </w:r>
+      <w:r>
+        <w:rPr>
+          <w:lang w:val="id_ID" w:bidi="id_ID"/>
+        </w:rPr>
+        <w:t>cemara</w:t>
+      </w:r>
+      <w:r>
+        <w:rPr>
+          <w:lang w:val="id_ID" w:bidi="id_ID"/>
+        </w:rPr>
+        <w:t xml:space="preserve">, </w:t>
+      </w:r>
+      <w:r>
+        <w:rPr>
+          <w:lang w:val="id_ID" w:bidi="id_ID"/>
+        </w:rPr>
+        <w:t>Fenisia</w:t>
+      </w:r>
+      <w:r>
+        <w:rPr>
+          <w:lang w:val="id_ID" w:bidi="id_ID"/>
+        </w:rPr>
+        <w:t>)</w:t>
+      </w:r>
+    </w:p>
+    <w:p>
+      <w:pPr>
+        <w:pStyle w:val="Heading3"/>
+      </w:pPr>
+      <w:r>
+        <w:rPr>
+          <w:lang w:val="id_ID" w:bidi="id_ID"/>
+        </w:rPr>
+        <w:t>Referensi Alkitab:</w:t>
+      </w:r>
+    </w:p>
+    <w:p>
+      <w:pPr>
+        <w:pStyle w:val="ListBullet"/>
+        <w:spacing w:line="240" w:lineRule="auto"/>
+        <w:ind w:left="720"/>
+      </w:pPr>
+      <w:r>
+        <w:rPr>
+          <w:lang w:val="id_ID" w:bidi="id_ID"/>
+        </w:rPr>
+      </w:r>
+      <w:hyperlink r:id="rId54">
+        <w:r>
+          <w:rPr>
+            <w:lang w:val="id_ID" w:bidi="id_ID"/>
+          </w:rPr>
+          <w:rPr>
+            <w:color w:val="0000EE"/>
+            <w:u w:val="single"/>
+          </w:rPr>
+          <w:t>1 Raja-raja 4:32–34</w:t>
+        </w:r>
+      </w:hyperlink>
+    </w:p>
+    <w:p>
+      <w:pPr>
+        <w:pStyle w:val="ListBullet"/>
+        <w:spacing w:line="240" w:lineRule="auto"/>
+        <w:ind w:left="720"/>
+      </w:pPr>
+      <w:r>
+        <w:rPr>
+          <w:lang w:val="id_ID" w:bidi="id_ID"/>
+        </w:rPr>
+      </w:r>
+      <w:hyperlink r:id="rId55">
+        <w:r>
+          <w:rPr>
+            <w:lang w:val="id_ID" w:bidi="id_ID"/>
+          </w:rPr>
+          <w:rPr>
+            <w:color w:val="0000EE"/>
+            <w:u w:val="single"/>
+          </w:rPr>
+          <w:t>2 Tawarikh 2:8–10</w:t>
+        </w:r>
+      </w:hyperlink>
+    </w:p>
+    <w:p>
+      <w:pPr>
+        <w:pStyle w:val="ListBullet"/>
+        <w:spacing w:line="240" w:lineRule="auto"/>
+        <w:ind w:left="720"/>
+      </w:pPr>
+      <w:r>
+        <w:rPr>
+          <w:lang w:val="id_ID" w:bidi="id_ID"/>
+        </w:rPr>
+      </w:r>
+      <w:hyperlink r:id="rId56">
+        <w:r>
+          <w:rPr>
+            <w:lang w:val="id_ID" w:bidi="id_ID"/>
+          </w:rPr>
+          <w:rPr>
+            <w:color w:val="0000EE"/>
+            <w:u w:val="single"/>
+          </w:rPr>
+          <w:t>Ulangan 1:7–8</w:t>
+        </w:r>
+      </w:hyperlink>
+    </w:p>
+    <w:p>
+      <w:pPr>
+        <w:pStyle w:val="ListBullet"/>
+        <w:spacing w:line="240" w:lineRule="auto"/>
+        <w:ind w:left="720"/>
+      </w:pPr>
+      <w:r>
+        <w:rPr>
+          <w:lang w:val="id_ID" w:bidi="id_ID"/>
+        </w:rPr>
+      </w:r>
+      <w:hyperlink r:id="rId57">
+        <w:r>
+          <w:rPr>
+            <w:lang w:val="id_ID" w:bidi="id_ID"/>
+          </w:rPr>
+          <w:rPr>
+            <w:color w:val="0000EE"/>
+            <w:u w:val="single"/>
+          </w:rPr>
+          <w:t>Mazmur 29:3–5</w:t>
+        </w:r>
+      </w:hyperlink>
+    </w:p>
+    <w:p>
+      <w:pPr>
+        <w:pStyle w:val="ListBullet"/>
+        <w:spacing w:line="240" w:lineRule="auto"/>
+        <w:ind w:left="720"/>
+      </w:pPr>
+      <w:r>
+        <w:rPr>
+          <w:lang w:val="id_ID" w:bidi="id_ID"/>
+        </w:rPr>
+      </w:r>
+      <w:hyperlink r:id="rId58">
+        <w:r>
+          <w:rPr>
+            <w:lang w:val="id_ID" w:bidi="id_ID"/>
+          </w:rPr>
+          <w:rPr>
+            <w:color w:val="0000EE"/>
+            <w:u w:val="single"/>
+          </w:rPr>
+          <w:t>Zakharia 10:8–10</w:t>
+        </w:r>
+      </w:hyperlink>
+    </w:p>
+    <w:p>
+      <w:pPr>
+        <w:pStyle w:val="Heading3"/>
+      </w:pPr>
+      <w:r>
+        <w:rPr>
+          <w:lang w:val="id_ID" w:bidi="id_ID"/>
+        </w:rPr>
+        <w:t>Data Kata:</w:t>
+      </w:r>
+    </w:p>
+    <w:p>
+      <w:pPr>
+        <w:pStyle w:val="ListBullet"/>
+        <w:spacing w:line="240" w:lineRule="auto"/>
+        <w:ind w:left="720"/>
+      </w:pPr>
+      <w:r>
+        <w:rPr>
+          <w:lang w:val="id_ID" w:bidi="id_ID"/>
+        </w:rPr>
+      </w:r>
+      <w:r>
+        <w:rPr>
+          <w:lang w:val="id_ID" w:bidi="id_ID"/>
+        </w:rPr>
+        <w:t>Strong: H3844</w:t>
+      </w:r>
+      <w:r>
+        <w:rPr>
+          <w:lang w:val="id_ID" w:bidi="id_ID"/>
+        </w:rPr>
+      </w:r>
+      <w:r>
+        <w:rPr>
+          <w:lang w:val="id_ID" w:bidi="id_ID"/>
+        </w:rPr>
+      </w:r>
+    </w:p>
+    <w:p>
+      <w:pPr/>
+      <w:r>
+        <w:rPr>
+          <w:lang w:val="id_ID" w:bidi="id_ID"/>
+        </w:rPr>
+      </w:r>
+    </w:p>
+    <w:p>
+      <w:pPr>
+        <w:pStyle w:val="Heading2"/>
+      </w:pPr>
+      <w:r>
+        <w:rPr>
+          <w:lang w:val="id_ID" w:bidi="id_ID"/>
+        </w:rPr>
+        <w:t>Lidah</w:t>
+      </w:r>
+      <w:r>
+        <w:rPr>
+          <w:lang w:val="id_ID" w:bidi="id_ID"/>
+        </w:rPr>
+      </w:r>
+    </w:p>
+    <w:p>
+      <w:pPr>
+        <w:pStyle w:val="Heading3"/>
+      </w:pPr>
+      <w:r>
+        <w:rPr>
+          <w:lang w:val="id_ID" w:bidi="id_ID"/>
+        </w:rPr>
+        <w:t>Pengertian:</w:t>
+      </w:r>
+    </w:p>
+    <w:p>
+      <w:pPr/>
+      <w:r>
+        <w:rPr>
+          <w:lang w:val="id_ID" w:bidi="id_ID"/>
+        </w:rPr>
+      </w:r>
+      <w:r>
+        <w:rPr>
+          <w:lang w:val="id_ID" w:bidi="id_ID"/>
+        </w:rPr>
+        <w:t>Istilah "lidah" mengacu pada organ di dalam mulut yang digunakan untuk berbicara. Istilah ini sering digunakan secara kiasan untuk merujuk pada "bahasa" atau "berbicara." Selain itu, ada beberapa makna kiasan lainnya.</w:t>
+      </w:r>
+    </w:p>
+    <w:p>
+      <w:pPr>
+        <w:pStyle w:val="ListBullet"/>
+        <w:spacing w:line="240" w:lineRule="auto"/>
+        <w:ind w:left="720"/>
+      </w:pPr>
+      <w:r>
+        <w:rPr>
+          <w:lang w:val="id_ID" w:bidi="id_ID"/>
+        </w:rPr>
+      </w:r>
+      <w:r>
+        <w:rPr>
+          <w:lang w:val="id_ID" w:bidi="id_ID"/>
+        </w:rPr>
+        <w:t>Dalam Alkitab, makna kiasan yang paling umum untuk istilah ini adalah "bahasa" atau "ucapan".</w:t>
+      </w:r>
+    </w:p>
+    <w:p>
+      <w:pPr>
+        <w:pStyle w:val="ListBullet"/>
+        <w:spacing w:line="240" w:lineRule="auto"/>
+        <w:ind w:left="720"/>
+      </w:pPr>
+      <w:r>
+        <w:rPr>
+          <w:lang w:val="id_ID" w:bidi="id_ID"/>
+        </w:rPr>
+      </w:r>
+      <w:r>
+        <w:rPr>
+          <w:lang w:val="id_ID" w:bidi="id_ID"/>
+        </w:rPr>
+        <w:t>Terkadang "lidah" dapat merujuk pada bahasa yang diucapkan oleh kelompok orang tertentu.</w:t>
+      </w:r>
+    </w:p>
+    <w:p>
+      <w:pPr>
+        <w:pStyle w:val="ListBullet"/>
+        <w:spacing w:line="240" w:lineRule="auto"/>
+        <w:ind w:left="720"/>
+      </w:pPr>
+      <w:r>
+        <w:rPr>
+          <w:lang w:val="id_ID" w:bidi="id_ID"/>
+        </w:rPr>
+      </w:r>
+      <w:r>
+        <w:rPr>
+          <w:lang w:val="id_ID" w:bidi="id_ID"/>
+        </w:rPr>
+        <w:t>Di waktu lain, istilah "bahasa lidah" merujuk pada bahasa asing yang secara supranatural diberikan oleh Roh Kudus kepada orang percaya dalam Kristus sebagai salah satu dari "karunia Roh."</w:t>
+      </w:r>
+    </w:p>
+    <w:p>
+      <w:pPr>
+        <w:pStyle w:val="ListBullet"/>
+        <w:spacing w:line="240" w:lineRule="auto"/>
+        <w:ind w:left="720"/>
+      </w:pPr>
+      <w:r>
+        <w:rPr>
+          <w:lang w:val="id_ID" w:bidi="id_ID"/>
+        </w:rPr>
+      </w:r>
+      <w:r>
+        <w:rPr>
+          <w:lang w:val="id_ID" w:bidi="id_ID"/>
+        </w:rPr>
+        <w:t>Dalam kitab Kisah Para Rasul, ungkapan "lidah" api merujuk pada "nyala" api, yang mungkin berbentuk menyerupai lidah.</w:t>
+      </w:r>
+    </w:p>
+    <w:p>
+      <w:pPr>
+        <w:pStyle w:val="Heading3"/>
+      </w:pPr>
+      <w:r>
+        <w:rPr>
+          <w:lang w:val="id_ID" w:bidi="id_ID"/>
+        </w:rPr>
+        <w:t>Saran Terjemahan</w:t>
+      </w:r>
+    </w:p>
+    <w:p>
+      <w:pPr>
+        <w:pStyle w:val="ListBullet"/>
+        <w:spacing w:line="240" w:lineRule="auto"/>
+        <w:ind w:left="720"/>
+      </w:pPr>
+      <w:r>
+        <w:rPr>
+          <w:lang w:val="id_ID" w:bidi="id_ID"/>
+        </w:rPr>
+      </w:r>
+      <w:r>
+        <w:rPr>
+          <w:lang w:val="id_ID" w:bidi="id_ID"/>
+        </w:rPr>
+        <w:t>Bergantung pada konteksnya, istilah "tongue" dapat diterjemahkan sebagai "bahasa" atau "bahasa supranatural." Jika tidak jelas mana yang dimaksud, lebih baik menerjemahkannya sebagai "bahasa."</w:t>
+      </w:r>
+    </w:p>
+    <w:p>
+      <w:pPr>
+        <w:pStyle w:val="ListBullet"/>
+        <w:spacing w:line="240" w:lineRule="auto"/>
+        <w:ind w:left="720"/>
+      </w:pPr>
+      <w:r>
+        <w:rPr>
+          <w:lang w:val="id_ID" w:bidi="id_ID"/>
+        </w:rPr>
+      </w:r>
+      <w:r>
+        <w:rPr>
+          <w:lang w:val="id_ID" w:bidi="id_ID"/>
+        </w:rPr>
+        <w:t>Ketika merujuk pada api, istilah ini dapat diterjemahkan sebagai "nyala api."</w:t>
+      </w:r>
+    </w:p>
+    <w:p>
+      <w:pPr>
+        <w:pStyle w:val="ListBullet"/>
+        <w:spacing w:line="240" w:lineRule="auto"/>
+        <w:ind w:left="720"/>
+      </w:pPr>
+      <w:r>
+        <w:rPr>
+          <w:lang w:val="id_ID" w:bidi="id_ID"/>
+        </w:rPr>
+      </w:r>
+      <w:r>
+        <w:rPr>
+          <w:lang w:val="id_ID" w:bidi="id_ID"/>
+        </w:rPr>
+        <w:t>Ungkapan "lidahku bersukacita" dapat diartikan sebagai "Aku bersukacita dan memuji Allah" atau "Aku memuji Allah dengan gembira."</w:t>
+      </w:r>
+    </w:p>
+    <w:p>
+      <w:pPr>
+        <w:pStyle w:val="ListBullet"/>
+        <w:spacing w:line="240" w:lineRule="auto"/>
+        <w:ind w:left="720"/>
+      </w:pPr>
+      <w:r>
+        <w:rPr>
+          <w:lang w:val="id_ID" w:bidi="id_ID"/>
+        </w:rPr>
+      </w:r>
+      <w:r>
+        <w:rPr>
+          <w:lang w:val="id_ID" w:bidi="id_ID"/>
+        </w:rPr>
+        <w:t>Frasa "lidah yang berbohong" dapat diterjemahkan sebagai "orang yang berbohong" atau "orang-orang yang berbohong."</w:t>
+      </w:r>
+    </w:p>
+    <w:p>
+      <w:pPr>
+        <w:pStyle w:val="ListBullet"/>
+        <w:spacing w:line="240" w:lineRule="auto"/>
+        <w:ind w:left="720"/>
+      </w:pPr>
+      <w:r>
+        <w:rPr>
+          <w:lang w:val="id_ID" w:bidi="id_ID"/>
+        </w:rPr>
+      </w:r>
+      <w:r>
+        <w:rPr>
+          <w:lang w:val="id_ID" w:bidi="id_ID"/>
+        </w:rPr>
+        <w:t>Frasa seperti "dengan lidah mereka" dapat diartikan sebagai "dengan apa yang mereka katakan" atau "dengan kata-kata mereka."</w:t>
+      </w:r>
+    </w:p>
+    <w:p>
+      <w:pPr/>
+      <w:r>
+        <w:rPr>
+          <w:lang w:val="id_ID" w:bidi="id_ID"/>
+        </w:rPr>
+      </w:r>
+      <w:r>
+        <w:rPr>
+          <w:lang w:val="id_ID" w:bidi="id_ID"/>
+        </w:rPr>
+        <w:t xml:space="preserve">(Lihat juga: </w:t>
+      </w:r>
+      <w:r>
+        <w:rPr>
+          <w:lang w:val="id_ID" w:bidi="id_ID"/>
+        </w:rPr>
+        <w:t>karunia</w:t>
+      </w:r>
+      <w:r>
+        <w:rPr>
+          <w:lang w:val="id_ID" w:bidi="id_ID"/>
+        </w:rPr>
+        <w:t xml:space="preserve">, </w:t>
+      </w:r>
+      <w:r>
+        <w:rPr>
+          <w:lang w:val="id_ID" w:bidi="id_ID"/>
+        </w:rPr>
+        <w:t>Roh Kudus</w:t>
+      </w:r>
+      <w:r>
+        <w:rPr>
+          <w:lang w:val="id_ID" w:bidi="id_ID"/>
+        </w:rPr>
+        <w:t xml:space="preserve">, </w:t>
+      </w:r>
+      <w:r>
+        <w:rPr>
+          <w:lang w:val="id_ID" w:bidi="id_ID"/>
+        </w:rPr>
+        <w:t>sukacita</w:t>
+      </w:r>
+      <w:r>
+        <w:rPr>
+          <w:lang w:val="id_ID" w:bidi="id_ID"/>
+        </w:rPr>
+        <w:t xml:space="preserve">, </w:t>
+      </w:r>
+      <w:r>
+        <w:rPr>
+          <w:lang w:val="id_ID" w:bidi="id_ID"/>
+        </w:rPr>
+        <w:t>pujian</w:t>
+      </w:r>
+      <w:r>
+        <w:rPr>
+          <w:lang w:val="id_ID" w:bidi="id_ID"/>
+        </w:rPr>
+        <w:t xml:space="preserve">, </w:t>
+      </w:r>
+      <w:r>
+        <w:rPr>
+          <w:lang w:val="id_ID" w:bidi="id_ID"/>
+        </w:rPr>
+        <w:t>bersukacita</w:t>
+      </w:r>
+      <w:r>
+        <w:rPr>
+          <w:lang w:val="id_ID" w:bidi="id_ID"/>
+        </w:rPr>
+        <w:t xml:space="preserve">, </w:t>
+      </w:r>
+      <w:r>
+        <w:rPr>
+          <w:lang w:val="id_ID" w:bidi="id_ID"/>
+        </w:rPr>
+        <w:t>roh</w:t>
+      </w:r>
+      <w:r>
+        <w:rPr>
+          <w:lang w:val="id_ID" w:bidi="id_ID"/>
+        </w:rPr>
+        <w:t>)</w:t>
+      </w:r>
+    </w:p>
+    <w:p>
+      <w:pPr>
+        <w:pStyle w:val="Heading3"/>
+      </w:pPr>
+      <w:r>
+        <w:rPr>
+          <w:lang w:val="id_ID" w:bidi="id_ID"/>
+        </w:rPr>
+        <w:t>Referensi Alkitab:</w:t>
+      </w:r>
+    </w:p>
+    <w:p>
+      <w:pPr>
+        <w:pStyle w:val="ListBullet"/>
+        <w:spacing w:line="240" w:lineRule="auto"/>
+        <w:ind w:left="720"/>
+      </w:pPr>
+      <w:r>
+        <w:rPr>
+          <w:lang w:val="id_ID" w:bidi="id_ID"/>
+        </w:rPr>
+      </w:r>
+      <w:hyperlink r:id="rId59">
+        <w:r>
+          <w:rPr>
+            <w:lang w:val="id_ID" w:bidi="id_ID"/>
+          </w:rPr>
+          <w:rPr>
+            <w:color w:val="0000EE"/>
+            <w:u w:val="single"/>
+          </w:rPr>
+          <w:t>1 Korintus 12:10</w:t>
+        </w:r>
+      </w:hyperlink>
+    </w:p>
+    <w:p>
+      <w:pPr>
+        <w:pStyle w:val="ListBullet"/>
+        <w:spacing w:line="240" w:lineRule="auto"/>
+        <w:ind w:left="720"/>
+      </w:pPr>
+      <w:r>
+        <w:rPr>
+          <w:lang w:val="id_ID" w:bidi="id_ID"/>
+        </w:rPr>
+      </w:r>
+      <w:hyperlink r:id="rId60">
+        <w:r>
+          <w:rPr>
+            <w:lang w:val="id_ID" w:bidi="id_ID"/>
+          </w:rPr>
+          <w:rPr>
+            <w:color w:val="0000EE"/>
+            <w:u w:val="single"/>
+          </w:rPr>
+          <w:t>1 Yohanes 3:18</w:t>
+        </w:r>
+      </w:hyperlink>
+    </w:p>
+    <w:p>
+      <w:pPr>
+        <w:pStyle w:val="ListBullet"/>
+        <w:spacing w:line="240" w:lineRule="auto"/>
+        <w:ind w:left="720"/>
+      </w:pPr>
+      <w:r>
+        <w:rPr>
+          <w:lang w:val="id_ID" w:bidi="id_ID"/>
+        </w:rPr>
+      </w:r>
+      <w:hyperlink r:id="rId61">
+        <w:r>
+          <w:rPr>
+            <w:lang w:val="id_ID" w:bidi="id_ID"/>
+          </w:rPr>
+          <w:rPr>
+            <w:color w:val="0000EE"/>
+            <w:u w:val="single"/>
+          </w:rPr>
+          <w:t>2 Samuel 23:2</w:t>
+        </w:r>
+      </w:hyperlink>
+    </w:p>
+    <w:p>
+      <w:pPr>
+        <w:pStyle w:val="ListBullet"/>
+        <w:spacing w:line="240" w:lineRule="auto"/>
+        <w:ind w:left="720"/>
+      </w:pPr>
+      <w:r>
+        <w:rPr>
+          <w:lang w:val="id_ID" w:bidi="id_ID"/>
+        </w:rPr>
+      </w:r>
+      <w:hyperlink r:id="rId62">
+        <w:r>
+          <w:rPr>
+            <w:lang w:val="id_ID" w:bidi="id_ID"/>
+          </w:rPr>
+          <w:rPr>
+            <w:color w:val="0000EE"/>
+            <w:u w:val="single"/>
+          </w:rPr>
+          <w:t>Kisah Para Rasul 2:26</w:t>
+        </w:r>
+      </w:hyperlink>
+    </w:p>
+    <w:p>
+      <w:pPr>
+        <w:pStyle w:val="ListBullet"/>
+        <w:spacing w:line="240" w:lineRule="auto"/>
+        <w:ind w:left="720"/>
+      </w:pPr>
+      <w:r>
+        <w:rPr>
+          <w:lang w:val="id_ID" w:bidi="id_ID"/>
+        </w:rPr>
+      </w:r>
+      <w:hyperlink r:id="rId63">
+        <w:r>
+          <w:rPr>
+            <w:lang w:val="id_ID" w:bidi="id_ID"/>
+          </w:rPr>
+          <w:rPr>
+            <w:color w:val="0000EE"/>
+            <w:u w:val="single"/>
+          </w:rPr>
+          <w:t>Yehezkiel 36:3</w:t>
+        </w:r>
+      </w:hyperlink>
+    </w:p>
+    <w:p>
+      <w:pPr>
+        <w:pStyle w:val="ListBullet"/>
+        <w:spacing w:line="240" w:lineRule="auto"/>
+        <w:ind w:left="720"/>
+      </w:pPr>
+      <w:r>
+        <w:rPr>
+          <w:lang w:val="id_ID" w:bidi="id_ID"/>
+        </w:rPr>
+      </w:r>
+      <w:hyperlink r:id="rId64">
+        <w:r>
+          <w:rPr>
+            <w:lang w:val="id_ID" w:bidi="id_ID"/>
+          </w:rPr>
+          <w:rPr>
+            <w:color w:val="0000EE"/>
+            <w:u w:val="single"/>
+          </w:rPr>
+          <w:t>Filipi 2:11</w:t>
+        </w:r>
+      </w:hyperlink>
+    </w:p>
+    <w:p>
+      <w:pPr>
+        <w:pStyle w:val="Heading3"/>
+      </w:pPr>
+      <w:r>
+        <w:rPr>
+          <w:lang w:val="id_ID" w:bidi="id_ID"/>
+        </w:rPr>
+        <w:t>Data Kata:</w:t>
+      </w:r>
+    </w:p>
+    <w:p>
+      <w:pPr>
+        <w:pStyle w:val="ListBullet"/>
+        <w:spacing w:line="240" w:lineRule="auto"/>
+        <w:ind w:left="720"/>
+      </w:pPr>
+      <w:r>
+        <w:rPr>
+          <w:lang w:val="id_ID" w:bidi="id_ID"/>
+        </w:rPr>
+      </w:r>
+      <w:r>
+        <w:rPr>
+          <w:lang w:val="id_ID" w:bidi="id_ID"/>
+        </w:rPr>
+        <w:t>Strong: H3956, G11000, G12580, G20840</w:t>
+      </w:r>
+      <w:r>
+        <w:rPr>
+          <w:lang w:val="id_ID" w:bidi="id_ID"/>
+        </w:rPr>
+      </w:r>
+      <w:r>
+        <w:rPr>
+          <w:lang w:val="id_ID" w:bidi="id_ID"/>
+        </w:rPr>
+      </w:r>
+    </w:p>
+    <w:p>
+      <w:pPr/>
+      <w:r>
+        <w:rPr>
+          <w:lang w:val="id_ID" w:bidi="id_ID"/>
+        </w:rPr>
+      </w:r>
+    </w:p>
+    <w:p>
+      <w:pPr>
+        <w:pStyle w:val="Heading2"/>
+      </w:pPr>
+      <w:r>
+        <w:rPr>
+          <w:lang w:val="id_ID" w:bidi="id_ID"/>
+        </w:rPr>
         <w:t>Listra</w:t>
       </w:r>
       <w:r>
@@ -1673,7 +5102,7 @@
           <w:lang w:val="id_ID" w:bidi="id_ID"/>
         </w:rPr>
       </w:r>
-      <w:hyperlink r:id="rId22">
+      <w:hyperlink r:id="rId43">
         <w:r>
           <w:rPr>
             <w:lang w:val="id_ID" w:bidi="id_ID"/>
@@ -1697,7 +5126,7 @@
           <w:lang w:val="id_ID" w:bidi="id_ID"/>
         </w:rPr>
       </w:r>
-      <w:hyperlink r:id="rId25">
+      <w:hyperlink r:id="rId65">
         <w:r>
           <w:rPr>
             <w:lang w:val="id_ID" w:bidi="id_ID"/>
@@ -1721,7 +5150,7 @@
           <w:lang w:val="id_ID" w:bidi="id_ID"/>
         </w:rPr>
       </w:r>
-      <w:hyperlink r:id="rId25">
+      <w:hyperlink r:id="rId65">
         <w:r>
           <w:rPr>
             <w:lang w:val="id_ID" w:bidi="id_ID"/>
@@ -1745,7 +5174,7 @@
           <w:lang w:val="id_ID" w:bidi="id_ID"/>
         </w:rPr>
       </w:r>
-      <w:hyperlink r:id="rId25">
+      <w:hyperlink r:id="rId65">
         <w:r>
           <w:rPr>
             <w:lang w:val="id_ID" w:bidi="id_ID"/>
@@ -2046,7 +5475,7 @@
           <w:lang w:val="id_ID" w:bidi="id_ID"/>
         </w:rPr>
       </w:r>
-      <w:hyperlink r:id="rId26">
+      <w:hyperlink r:id="rId66">
         <w:r>
           <w:rPr>
             <w:lang w:val="id_ID" w:bidi="id_ID"/>
@@ -2070,7 +5499,7 @@
           <w:lang w:val="id_ID" w:bidi="id_ID"/>
         </w:rPr>
       </w:r>
-      <w:hyperlink r:id="rId27">
+      <w:hyperlink r:id="rId67">
         <w:r>
           <w:rPr>
             <w:lang w:val="id_ID" w:bidi="id_ID"/>
@@ -2094,7 +5523,7 @@
           <w:lang w:val="id_ID" w:bidi="id_ID"/>
         </w:rPr>
       </w:r>
-      <w:hyperlink r:id="rId28">
+      <w:hyperlink r:id="rId68">
         <w:r>
           <w:rPr>
             <w:lang w:val="id_ID" w:bidi="id_ID"/>
@@ -2162,6 +5591,354 @@
         <w:rPr>
           <w:lang w:val="id_ID" w:bidi="id_ID"/>
         </w:rPr>
+        <w:t>Lubang</w:t>
+      </w:r>
+      <w:r>
+        <w:rPr>
+          <w:lang w:val="id_ID" w:bidi="id_ID"/>
+        </w:rPr>
+      </w:r>
+    </w:p>
+    <w:p>
+      <w:pPr>
+        <w:pStyle w:val="Heading3"/>
+      </w:pPr>
+      <w:r>
+        <w:rPr>
+          <w:lang w:val="id_ID" w:bidi="id_ID"/>
+        </w:rPr>
+        <w:t>Pengertian:</w:t>
+      </w:r>
+    </w:p>
+    <w:p>
+      <w:pPr/>
+      <w:r>
+        <w:rPr>
+          <w:lang w:val="id_ID" w:bidi="id_ID"/>
+        </w:rPr>
+      </w:r>
+      <w:r>
+        <w:rPr>
+          <w:lang w:val="id_ID" w:bidi="id_ID"/>
+        </w:rPr>
+        <w:t>Sebuah lubang adalah cekungan dalam yang telah digali di tanah.</w:t>
+      </w:r>
+    </w:p>
+    <w:p>
+      <w:pPr>
+        <w:pStyle w:val="ListBullet"/>
+        <w:spacing w:line="240" w:lineRule="auto"/>
+        <w:ind w:left="720"/>
+      </w:pPr>
+      <w:r>
+        <w:rPr>
+          <w:lang w:val="id_ID" w:bidi="id_ID"/>
+        </w:rPr>
+      </w:r>
+      <w:r>
+        <w:rPr>
+          <w:lang w:val="id_ID" w:bidi="id_ID"/>
+        </w:rPr>
+        <w:t>Sebuah "bak penampung" adalah lubang yang digali untuk menyimpan air.</w:t>
+      </w:r>
+    </w:p>
+    <w:p>
+      <w:pPr>
+        <w:pStyle w:val="ListBullet"/>
+        <w:spacing w:line="240" w:lineRule="auto"/>
+        <w:ind w:left="720"/>
+      </w:pPr>
+      <w:r>
+        <w:rPr>
+          <w:lang w:val="id_ID" w:bidi="id_ID"/>
+        </w:rPr>
+      </w:r>
+      <w:r>
+        <w:rPr>
+          <w:lang w:val="id_ID" w:bidi="id_ID"/>
+        </w:rPr>
+        <w:t>Orang-orang menggali lubang untuk memerangkap hewan atau mencari air.</w:t>
+      </w:r>
+    </w:p>
+    <w:p>
+      <w:pPr>
+        <w:pStyle w:val="ListBullet"/>
+        <w:spacing w:line="240" w:lineRule="auto"/>
+        <w:ind w:left="720"/>
+      </w:pPr>
+      <w:r>
+        <w:rPr>
+          <w:lang w:val="id_ID" w:bidi="id_ID"/>
+        </w:rPr>
+      </w:r>
+      <w:r>
+        <w:rPr>
+          <w:lang w:val="id_ID" w:bidi="id_ID"/>
+        </w:rPr>
+        <w:t>Sebuah lubang juga dapat digunakan sebagai tempat sementara untuk menahan tahanan.</w:t>
+      </w:r>
+    </w:p>
+    <w:p>
+      <w:pPr>
+        <w:pStyle w:val="ListBullet"/>
+        <w:spacing w:line="240" w:lineRule="auto"/>
+        <w:ind w:left="720"/>
+      </w:pPr>
+      <w:r>
+        <w:rPr>
+          <w:lang w:val="id_ID" w:bidi="id_ID"/>
+        </w:rPr>
+      </w:r>
+      <w:r>
+        <w:rPr>
+          <w:lang w:val="id_ID" w:bidi="id_ID"/>
+        </w:rPr>
+        <w:t xml:space="preserve">Terkadang kata "jurang" (dalam bahasa Inggris </w:t>
+      </w:r>
+      <w:r>
+        <w:rPr>
+          <w:i/>
+          <w:lang w:val="id_ID" w:bidi="id_ID"/>
+        </w:rPr>
+        <w:t xml:space="preserve">pit = </w:t>
+      </w:r>
+      <w:r>
+        <w:rPr>
+          <w:lang w:val="id_ID" w:bidi="id_ID"/>
+        </w:rPr>
+        <w:t>lubang) merujuk pada kuburan atau neraka. Di waktu lain, bisa juga merujuk pada "jurang" dalam arti sebenarnya.</w:t>
+      </w:r>
+    </w:p>
+    <w:p>
+      <w:pPr>
+        <w:pStyle w:val="ListBullet"/>
+        <w:spacing w:line="240" w:lineRule="auto"/>
+        <w:ind w:left="720"/>
+      </w:pPr>
+      <w:r>
+        <w:rPr>
+          <w:lang w:val="id_ID" w:bidi="id_ID"/>
+        </w:rPr>
+      </w:r>
+      <w:r>
+        <w:rPr>
+          <w:lang w:val="id_ID" w:bidi="id_ID"/>
+        </w:rPr>
+        <w:t>Istilah "lubang" juga digunakan secara kiasan dalam frasa seperti "lubang kehancuran," yang menggambarkan terjebaknya seseorang dalam situasi bencana atau terlibat dalam praktik berdosa dan merusak secara mendalam.</w:t>
+      </w:r>
+    </w:p>
+    <w:p>
+      <w:pPr/>
+      <w:r>
+        <w:rPr>
+          <w:lang w:val="id_ID" w:bidi="id_ID"/>
+        </w:rPr>
+      </w:r>
+      <w:r>
+        <w:rPr>
+          <w:lang w:val="id_ID" w:bidi="id_ID"/>
+        </w:rPr>
+        <w:t xml:space="preserve">(Lihat juga: </w:t>
+      </w:r>
+      <w:r>
+        <w:rPr>
+          <w:lang w:val="id_ID" w:bidi="id_ID"/>
+        </w:rPr>
+        <w:t>jurang</w:t>
+      </w:r>
+      <w:r>
+        <w:rPr>
+          <w:lang w:val="id_ID" w:bidi="id_ID"/>
+        </w:rPr>
+        <w:t xml:space="preserve">, </w:t>
+      </w:r>
+      <w:r>
+        <w:rPr>
+          <w:lang w:val="id_ID" w:bidi="id_ID"/>
+        </w:rPr>
+        <w:t>neraka</w:t>
+      </w:r>
+      <w:r>
+        <w:rPr>
+          <w:lang w:val="id_ID" w:bidi="id_ID"/>
+        </w:rPr>
+        <w:t xml:space="preserve">, </w:t>
+      </w:r>
+      <w:r>
+        <w:rPr>
+          <w:lang w:val="id_ID" w:bidi="id_ID"/>
+        </w:rPr>
+        <w:t>penjara</w:t>
+      </w:r>
+      <w:r>
+        <w:rPr>
+          <w:lang w:val="id_ID" w:bidi="id_ID"/>
+        </w:rPr>
+        <w:t>)</w:t>
+      </w:r>
+    </w:p>
+    <w:p>
+      <w:pPr>
+        <w:pStyle w:val="Heading3"/>
+      </w:pPr>
+      <w:r>
+        <w:rPr>
+          <w:lang w:val="id_ID" w:bidi="id_ID"/>
+        </w:rPr>
+        <w:t>Referensi Alkitab:</w:t>
+      </w:r>
+    </w:p>
+    <w:p>
+      <w:pPr>
+        <w:pStyle w:val="ListBullet"/>
+        <w:spacing w:line="240" w:lineRule="auto"/>
+        <w:ind w:left="720"/>
+      </w:pPr>
+      <w:r>
+        <w:rPr>
+          <w:lang w:val="id_ID" w:bidi="id_ID"/>
+        </w:rPr>
+      </w:r>
+      <w:hyperlink r:id="rId69">
+        <w:r>
+          <w:rPr>
+            <w:lang w:val="id_ID" w:bidi="id_ID"/>
+          </w:rPr>
+          <w:rPr>
+            <w:color w:val="0000EE"/>
+            <w:u w:val="single"/>
+          </w:rPr>
+          <w:t>Kejadian 37:21–22</w:t>
+        </w:r>
+      </w:hyperlink>
+    </w:p>
+    <w:p>
+      <w:pPr>
+        <w:pStyle w:val="ListBullet"/>
+        <w:spacing w:line="240" w:lineRule="auto"/>
+        <w:ind w:left="720"/>
+      </w:pPr>
+      <w:r>
+        <w:rPr>
+          <w:lang w:val="id_ID" w:bidi="id_ID"/>
+        </w:rPr>
+      </w:r>
+      <w:hyperlink r:id="rId70">
+        <w:r>
+          <w:rPr>
+            <w:lang w:val="id_ID" w:bidi="id_ID"/>
+          </w:rPr>
+          <w:rPr>
+            <w:color w:val="0000EE"/>
+            <w:u w:val="single"/>
+          </w:rPr>
+          <w:t>Ayub 33:18</w:t>
+        </w:r>
+      </w:hyperlink>
+    </w:p>
+    <w:p>
+      <w:pPr>
+        <w:pStyle w:val="ListBullet"/>
+        <w:spacing w:line="240" w:lineRule="auto"/>
+        <w:ind w:left="720"/>
+      </w:pPr>
+      <w:r>
+        <w:rPr>
+          <w:lang w:val="id_ID" w:bidi="id_ID"/>
+        </w:rPr>
+      </w:r>
+      <w:hyperlink r:id="rId71">
+        <w:r>
+          <w:rPr>
+            <w:lang w:val="id_ID" w:bidi="id_ID"/>
+          </w:rPr>
+          <w:rPr>
+            <w:color w:val="0000EE"/>
+            <w:u w:val="single"/>
+          </w:rPr>
+          <w:t>Lukas 6:39</w:t>
+        </w:r>
+      </w:hyperlink>
+    </w:p>
+    <w:p>
+      <w:pPr>
+        <w:pStyle w:val="ListBullet"/>
+        <w:spacing w:line="240" w:lineRule="auto"/>
+        <w:ind w:left="720"/>
+      </w:pPr>
+      <w:r>
+        <w:rPr>
+          <w:lang w:val="id_ID" w:bidi="id_ID"/>
+        </w:rPr>
+      </w:r>
+      <w:hyperlink r:id="rId72">
+        <w:r>
+          <w:rPr>
+            <w:lang w:val="id_ID" w:bidi="id_ID"/>
+          </w:rPr>
+          <w:rPr>
+            <w:color w:val="0000EE"/>
+            <w:u w:val="single"/>
+          </w:rPr>
+          <w:t>Amsal 1:12</w:t>
+        </w:r>
+      </w:hyperlink>
+    </w:p>
+    <w:p>
+      <w:pPr>
+        <w:pStyle w:val="Heading3"/>
+      </w:pPr>
+      <w:r>
+        <w:rPr>
+          <w:lang w:val="id_ID" w:bidi="id_ID"/>
+        </w:rPr>
+        <w:t>Data Kata:</w:t>
+      </w:r>
+    </w:p>
+    <w:p>
+      <w:pPr>
+        <w:pStyle w:val="ListBullet"/>
+        <w:spacing w:line="240" w:lineRule="auto"/>
+        <w:ind w:left="720"/>
+      </w:pPr>
+      <w:r>
+        <w:rPr>
+          <w:lang w:val="id_ID" w:bidi="id_ID"/>
+        </w:rPr>
+      </w:r>
+      <w:r>
+        <w:rPr>
+          <w:lang w:val="id_ID" w:bidi="id_ID"/>
+        </w:rPr>
+        <w:t>Strong: H0875, H0953, H1356, H1475, H2352, H4087, H4113, H4379, H6354, H7585, H7745, H7816, H7825, H7845, H7882, G00120, G09990, G54210</w:t>
+      </w:r>
+      <w:r>
+        <w:rPr>
+          <w:lang w:val="id_ID" w:bidi="id_ID"/>
+        </w:rPr>
+      </w:r>
+      <w:r>
+        <w:rPr>
+          <w:lang w:val="id_ID" w:bidi="id_ID"/>
+        </w:rPr>
+      </w:r>
+    </w:p>
+    <w:p>
+      <w:pPr/>
+      <w:r>
+        <w:rPr>
+          <w:lang w:val="id_ID" w:bidi="id_ID"/>
+        </w:rPr>
+      </w:r>
+    </w:p>
+    <w:p>
+      <w:pPr>
+        <w:pStyle w:val="Heading2"/>
+      </w:pPr>
+      <w:r>
+        <w:rPr>
+          <w:lang w:val="id_ID" w:bidi="id_ID"/>
+        </w:rPr>
         <w:t>Lukas</w:t>
       </w:r>
       <w:r>
@@ -2353,7 +6130,7 @@
           <w:lang w:val="id_ID" w:bidi="id_ID"/>
         </w:rPr>
       </w:r>
-      <w:hyperlink r:id="rId22">
+      <w:hyperlink r:id="rId43">
         <w:r>
           <w:rPr>
             <w:lang w:val="id_ID" w:bidi="id_ID"/>
@@ -2377,7 +6154,7 @@
           <w:lang w:val="id_ID" w:bidi="id_ID"/>
         </w:rPr>
       </w:r>
-      <w:hyperlink r:id="rId29">
+      <w:hyperlink r:id="rId73">
         <w:r>
           <w:rPr>
             <w:lang w:val="id_ID" w:bidi="id_ID"/>
@@ -2401,7 +6178,7 @@
           <w:lang w:val="id_ID" w:bidi="id_ID"/>
         </w:rPr>
       </w:r>
-      <w:hyperlink r:id="rId30">
+      <w:hyperlink r:id="rId74">
         <w:r>
           <w:rPr>
             <w:lang w:val="id_ID" w:bidi="id_ID"/>

--- a/ind/docx/013.content.docx
+++ b/ind/docx/013.content.docx
@@ -375,186 +375,138 @@
           <w:lang w:val="id_ID" w:bidi="id_ID"/>
         </w:rPr>
       </w:r>
-      <w:hyperlink r:id="rId13">
-        <w:r>
-          <w:rPr>
-            <w:lang w:val="id_ID" w:bidi="id_ID"/>
-          </w:rPr>
-          <w:rPr>
-            <w:color w:val="0000EE"/>
-            <w:u w:val="single"/>
-          </w:rPr>
-          <w:t>Kejadian 24:30</w:t>
-        </w:r>
-      </w:hyperlink>
-    </w:p>
-    <w:p>
-      <w:pPr>
-        <w:pStyle w:val="ListBullet"/>
-        <w:spacing w:line="240" w:lineRule="auto"/>
-        <w:ind w:left="720"/>
-      </w:pPr>
-      <w:r>
-        <w:rPr>
-          <w:lang w:val="id_ID" w:bidi="id_ID"/>
-        </w:rPr>
-      </w:r>
-      <w:hyperlink r:id="rId14">
-        <w:r>
-          <w:rPr>
-            <w:lang w:val="id_ID" w:bidi="id_ID"/>
-          </w:rPr>
-          <w:rPr>
-            <w:color w:val="0000EE"/>
-            <w:u w:val="single"/>
-          </w:rPr>
-          <w:t>Kejadian 24:50</w:t>
-        </w:r>
-      </w:hyperlink>
-    </w:p>
-    <w:p>
-      <w:pPr>
-        <w:pStyle w:val="ListBullet"/>
-        <w:spacing w:line="240" w:lineRule="auto"/>
-        <w:ind w:left="720"/>
-      </w:pPr>
-      <w:r>
-        <w:rPr>
-          <w:lang w:val="id_ID" w:bidi="id_ID"/>
-        </w:rPr>
-      </w:r>
-      <w:hyperlink r:id="rId15">
-        <w:r>
-          <w:rPr>
-            <w:lang w:val="id_ID" w:bidi="id_ID"/>
-          </w:rPr>
-          <w:rPr>
-            <w:color w:val="0000EE"/>
-            <w:u w:val="single"/>
-          </w:rPr>
-          <w:t>Kejadian 27:43</w:t>
-        </w:r>
-      </w:hyperlink>
-    </w:p>
-    <w:p>
-      <w:pPr>
-        <w:pStyle w:val="ListBullet"/>
-        <w:spacing w:line="240" w:lineRule="auto"/>
-        <w:ind w:left="720"/>
-      </w:pPr>
-      <w:r>
-        <w:rPr>
-          <w:lang w:val="id_ID" w:bidi="id_ID"/>
-        </w:rPr>
-      </w:r>
-      <w:hyperlink r:id="rId16">
-        <w:r>
-          <w:rPr>
-            <w:lang w:val="id_ID" w:bidi="id_ID"/>
-          </w:rPr>
-          <w:rPr>
-            <w:color w:val="0000EE"/>
-            <w:u w:val="single"/>
-          </w:rPr>
-          <w:t>Kejadian 28:1–2</w:t>
-        </w:r>
-      </w:hyperlink>
-    </w:p>
-    <w:p>
-      <w:pPr>
-        <w:pStyle w:val="ListBullet"/>
-        <w:spacing w:line="240" w:lineRule="auto"/>
-        <w:ind w:left="720"/>
-      </w:pPr>
-      <w:r>
-        <w:rPr>
-          <w:lang w:val="id_ID" w:bidi="id_ID"/>
-        </w:rPr>
-      </w:r>
-      <w:hyperlink r:id="rId17">
-        <w:r>
-          <w:rPr>
-            <w:lang w:val="id_ID" w:bidi="id_ID"/>
-          </w:rPr>
-          <w:rPr>
-            <w:color w:val="0000EE"/>
-            <w:u w:val="single"/>
-          </w:rPr>
-          <w:t>Kejadian 29:5</w:t>
-        </w:r>
-      </w:hyperlink>
-    </w:p>
-    <w:p>
-      <w:pPr>
-        <w:pStyle w:val="ListBullet"/>
-        <w:spacing w:line="240" w:lineRule="auto"/>
-        <w:ind w:left="720"/>
-      </w:pPr>
-      <w:r>
-        <w:rPr>
-          <w:lang w:val="id_ID" w:bidi="id_ID"/>
-        </w:rPr>
-      </w:r>
-      <w:hyperlink r:id="rId18">
-        <w:r>
-          <w:rPr>
-            <w:lang w:val="id_ID" w:bidi="id_ID"/>
-          </w:rPr>
-          <w:rPr>
-            <w:color w:val="0000EE"/>
-            <w:u w:val="single"/>
-          </w:rPr>
-          <w:t>Kejadian 29:13</w:t>
-        </w:r>
-      </w:hyperlink>
-    </w:p>
-    <w:p>
-      <w:pPr>
-        <w:pStyle w:val="ListBullet"/>
-        <w:spacing w:line="240" w:lineRule="auto"/>
-        <w:ind w:left="720"/>
-      </w:pPr>
-      <w:r>
-        <w:rPr>
-          <w:lang w:val="id_ID" w:bidi="id_ID"/>
-        </w:rPr>
-      </w:r>
-      <w:hyperlink r:id="rId19">
-        <w:r>
-          <w:rPr>
-            <w:lang w:val="id_ID" w:bidi="id_ID"/>
-          </w:rPr>
-          <w:rPr>
-            <w:color w:val="0000EE"/>
-            <w:u w:val="single"/>
-          </w:rPr>
-          <w:t>Kejadian 30:26</w:t>
-        </w:r>
-      </w:hyperlink>
-    </w:p>
-    <w:p>
-      <w:pPr>
-        <w:pStyle w:val="ListBullet"/>
-        <w:spacing w:line="240" w:lineRule="auto"/>
-        <w:ind w:left="720"/>
-      </w:pPr>
-      <w:r>
-        <w:rPr>
-          <w:lang w:val="id_ID" w:bidi="id_ID"/>
-        </w:rPr>
-      </w:r>
-      <w:hyperlink r:id="rId20">
-        <w:r>
-          <w:rPr>
-            <w:lang w:val="id_ID" w:bidi="id_ID"/>
-          </w:rPr>
-          <w:rPr>
-            <w:color w:val="0000EE"/>
-            <w:u w:val="single"/>
-          </w:rPr>
-          <w:t>Kejadian 46:16–18</w:t>
-        </w:r>
-      </w:hyperlink>
+      <w:r>
+        <w:rPr>
+          <w:lang w:val="id_ID" w:bidi="id_ID"/>
+        </w:rPr>
+        <w:t>Kejadian 24:30</w:t>
+      </w:r>
+    </w:p>
+    <w:p>
+      <w:pPr>
+        <w:pStyle w:val="ListBullet"/>
+        <w:spacing w:line="240" w:lineRule="auto"/>
+        <w:ind w:left="720"/>
+      </w:pPr>
+      <w:r>
+        <w:rPr>
+          <w:lang w:val="id_ID" w:bidi="id_ID"/>
+        </w:rPr>
+      </w:r>
+      <w:r>
+        <w:rPr>
+          <w:lang w:val="id_ID" w:bidi="id_ID"/>
+        </w:rPr>
+        <w:t>Kejadian 24:50</w:t>
+      </w:r>
+    </w:p>
+    <w:p>
+      <w:pPr>
+        <w:pStyle w:val="ListBullet"/>
+        <w:spacing w:line="240" w:lineRule="auto"/>
+        <w:ind w:left="720"/>
+      </w:pPr>
+      <w:r>
+        <w:rPr>
+          <w:lang w:val="id_ID" w:bidi="id_ID"/>
+        </w:rPr>
+      </w:r>
+      <w:r>
+        <w:rPr>
+          <w:lang w:val="id_ID" w:bidi="id_ID"/>
+        </w:rPr>
+        <w:t>Kejadian 27:43</w:t>
+      </w:r>
+    </w:p>
+    <w:p>
+      <w:pPr>
+        <w:pStyle w:val="ListBullet"/>
+        <w:spacing w:line="240" w:lineRule="auto"/>
+        <w:ind w:left="720"/>
+      </w:pPr>
+      <w:r>
+        <w:rPr>
+          <w:lang w:val="id_ID" w:bidi="id_ID"/>
+        </w:rPr>
+      </w:r>
+      <w:r>
+        <w:rPr>
+          <w:lang w:val="id_ID" w:bidi="id_ID"/>
+        </w:rPr>
+        <w:t>Kejadian 28:1–2</w:t>
+      </w:r>
+    </w:p>
+    <w:p>
+      <w:pPr>
+        <w:pStyle w:val="ListBullet"/>
+        <w:spacing w:line="240" w:lineRule="auto"/>
+        <w:ind w:left="720"/>
+      </w:pPr>
+      <w:r>
+        <w:rPr>
+          <w:lang w:val="id_ID" w:bidi="id_ID"/>
+        </w:rPr>
+      </w:r>
+      <w:r>
+        <w:rPr>
+          <w:lang w:val="id_ID" w:bidi="id_ID"/>
+        </w:rPr>
+        <w:t>Kejadian 29:5</w:t>
+      </w:r>
+    </w:p>
+    <w:p>
+      <w:pPr>
+        <w:pStyle w:val="ListBullet"/>
+        <w:spacing w:line="240" w:lineRule="auto"/>
+        <w:ind w:left="720"/>
+      </w:pPr>
+      <w:r>
+        <w:rPr>
+          <w:lang w:val="id_ID" w:bidi="id_ID"/>
+        </w:rPr>
+      </w:r>
+      <w:r>
+        <w:rPr>
+          <w:lang w:val="id_ID" w:bidi="id_ID"/>
+        </w:rPr>
+        <w:t>Kejadian 29:13</w:t>
+      </w:r>
+    </w:p>
+    <w:p>
+      <w:pPr>
+        <w:pStyle w:val="ListBullet"/>
+        <w:spacing w:line="240" w:lineRule="auto"/>
+        <w:ind w:left="720"/>
+      </w:pPr>
+      <w:r>
+        <w:rPr>
+          <w:lang w:val="id_ID" w:bidi="id_ID"/>
+        </w:rPr>
+      </w:r>
+      <w:r>
+        <w:rPr>
+          <w:lang w:val="id_ID" w:bidi="id_ID"/>
+        </w:rPr>
+        <w:t>Kejadian 30:26</w:t>
+      </w:r>
+    </w:p>
+    <w:p>
+      <w:pPr>
+        <w:pStyle w:val="ListBullet"/>
+        <w:spacing w:line="240" w:lineRule="auto"/>
+        <w:ind w:left="720"/>
+      </w:pPr>
+      <w:r>
+        <w:rPr>
+          <w:lang w:val="id_ID" w:bidi="id_ID"/>
+        </w:rPr>
+      </w:r>
+      <w:r>
+        <w:rPr>
+          <w:lang w:val="id_ID" w:bidi="id_ID"/>
+        </w:rPr>
+        <w:t>Kejadian 46:16–18</w:t>
+      </w:r>
     </w:p>
     <w:p>
       <w:pPr>
@@ -766,138 +718,102 @@
           <w:lang w:val="id_ID" w:bidi="id_ID"/>
         </w:rPr>
       </w:r>
-      <w:hyperlink r:id="rId21">
-        <w:r>
-          <w:rPr>
-            <w:lang w:val="id_ID" w:bidi="id_ID"/>
-          </w:rPr>
-          <w:rPr>
-            <w:color w:val="0000EE"/>
-            <w:u w:val="single"/>
-          </w:rPr>
-          <w:t>Kejadian 4:18–19</w:t>
-        </w:r>
-      </w:hyperlink>
-    </w:p>
-    <w:p>
-      <w:pPr>
-        <w:pStyle w:val="ListBullet"/>
-        <w:spacing w:line="240" w:lineRule="auto"/>
-        <w:ind w:left="720"/>
-      </w:pPr>
-      <w:r>
-        <w:rPr>
-          <w:lang w:val="id_ID" w:bidi="id_ID"/>
-        </w:rPr>
-      </w:r>
-      <w:hyperlink r:id="rId22">
-        <w:r>
-          <w:rPr>
-            <w:lang w:val="id_ID" w:bidi="id_ID"/>
-          </w:rPr>
-          <w:rPr>
-            <w:color w:val="0000EE"/>
-            <w:u w:val="single"/>
-          </w:rPr>
-          <w:t>Kejadian 4:24</w:t>
-        </w:r>
-      </w:hyperlink>
-    </w:p>
-    <w:p>
-      <w:pPr>
-        <w:pStyle w:val="ListBullet"/>
-        <w:spacing w:line="240" w:lineRule="auto"/>
-        <w:ind w:left="720"/>
-      </w:pPr>
-      <w:r>
-        <w:rPr>
-          <w:lang w:val="id_ID" w:bidi="id_ID"/>
-        </w:rPr>
-      </w:r>
-      <w:hyperlink r:id="rId23">
-        <w:r>
-          <w:rPr>
-            <w:lang w:val="id_ID" w:bidi="id_ID"/>
-          </w:rPr>
-          <w:rPr>
-            <w:color w:val="0000EE"/>
-            <w:u w:val="single"/>
-          </w:rPr>
-          <w:t>Kejadian 5:25</w:t>
-        </w:r>
-      </w:hyperlink>
-    </w:p>
-    <w:p>
-      <w:pPr>
-        <w:pStyle w:val="ListBullet"/>
-        <w:spacing w:line="240" w:lineRule="auto"/>
-        <w:ind w:left="720"/>
-      </w:pPr>
-      <w:r>
-        <w:rPr>
-          <w:lang w:val="id_ID" w:bidi="id_ID"/>
-        </w:rPr>
-      </w:r>
-      <w:hyperlink r:id="rId24">
-        <w:r>
-          <w:rPr>
-            <w:lang w:val="id_ID" w:bidi="id_ID"/>
-          </w:rPr>
-          <w:rPr>
-            <w:color w:val="0000EE"/>
-            <w:u w:val="single"/>
-          </w:rPr>
-          <w:t>Kejadian 5:29</w:t>
-        </w:r>
-      </w:hyperlink>
-    </w:p>
-    <w:p>
-      <w:pPr>
-        <w:pStyle w:val="ListBullet"/>
-        <w:spacing w:line="240" w:lineRule="auto"/>
-        <w:ind w:left="720"/>
-      </w:pPr>
-      <w:r>
-        <w:rPr>
-          <w:lang w:val="id_ID" w:bidi="id_ID"/>
-        </w:rPr>
-      </w:r>
-      <w:hyperlink r:id="rId25">
-        <w:r>
-          <w:rPr>
-            <w:lang w:val="id_ID" w:bidi="id_ID"/>
-          </w:rPr>
-          <w:rPr>
-            <w:color w:val="0000EE"/>
-            <w:u w:val="single"/>
-          </w:rPr>
-          <w:t>Kejadian 5:31</w:t>
-        </w:r>
-      </w:hyperlink>
-    </w:p>
-    <w:p>
-      <w:pPr>
-        <w:pStyle w:val="ListBullet"/>
-        <w:spacing w:line="240" w:lineRule="auto"/>
-        <w:ind w:left="720"/>
-      </w:pPr>
-      <w:r>
-        <w:rPr>
-          <w:lang w:val="id_ID" w:bidi="id_ID"/>
-        </w:rPr>
-      </w:r>
-      <w:hyperlink r:id="rId26">
-        <w:r>
-          <w:rPr>
-            <w:lang w:val="id_ID" w:bidi="id_ID"/>
-          </w:rPr>
-          <w:rPr>
-            <w:color w:val="0000EE"/>
-            <w:u w:val="single"/>
-          </w:rPr>
-          <w:t>Lukas 3:36</w:t>
-        </w:r>
-      </w:hyperlink>
+      <w:r>
+        <w:rPr>
+          <w:lang w:val="id_ID" w:bidi="id_ID"/>
+        </w:rPr>
+        <w:t>Kejadian 4:18–19</w:t>
+      </w:r>
+    </w:p>
+    <w:p>
+      <w:pPr>
+        <w:pStyle w:val="ListBullet"/>
+        <w:spacing w:line="240" w:lineRule="auto"/>
+        <w:ind w:left="720"/>
+      </w:pPr>
+      <w:r>
+        <w:rPr>
+          <w:lang w:val="id_ID" w:bidi="id_ID"/>
+        </w:rPr>
+      </w:r>
+      <w:r>
+        <w:rPr>
+          <w:lang w:val="id_ID" w:bidi="id_ID"/>
+        </w:rPr>
+        <w:t>Kejadian 4:24</w:t>
+      </w:r>
+    </w:p>
+    <w:p>
+      <w:pPr>
+        <w:pStyle w:val="ListBullet"/>
+        <w:spacing w:line="240" w:lineRule="auto"/>
+        <w:ind w:left="720"/>
+      </w:pPr>
+      <w:r>
+        <w:rPr>
+          <w:lang w:val="id_ID" w:bidi="id_ID"/>
+        </w:rPr>
+      </w:r>
+      <w:r>
+        <w:rPr>
+          <w:lang w:val="id_ID" w:bidi="id_ID"/>
+        </w:rPr>
+        <w:t>Kejadian 5:25</w:t>
+      </w:r>
+    </w:p>
+    <w:p>
+      <w:pPr>
+        <w:pStyle w:val="ListBullet"/>
+        <w:spacing w:line="240" w:lineRule="auto"/>
+        <w:ind w:left="720"/>
+      </w:pPr>
+      <w:r>
+        <w:rPr>
+          <w:lang w:val="id_ID" w:bidi="id_ID"/>
+        </w:rPr>
+      </w:r>
+      <w:r>
+        <w:rPr>
+          <w:lang w:val="id_ID" w:bidi="id_ID"/>
+        </w:rPr>
+        <w:t>Kejadian 5:29</w:t>
+      </w:r>
+    </w:p>
+    <w:p>
+      <w:pPr>
+        <w:pStyle w:val="ListBullet"/>
+        <w:spacing w:line="240" w:lineRule="auto"/>
+        <w:ind w:left="720"/>
+      </w:pPr>
+      <w:r>
+        <w:rPr>
+          <w:lang w:val="id_ID" w:bidi="id_ID"/>
+        </w:rPr>
+      </w:r>
+      <w:r>
+        <w:rPr>
+          <w:lang w:val="id_ID" w:bidi="id_ID"/>
+        </w:rPr>
+        <w:t>Kejadian 5:31</w:t>
+      </w:r>
+    </w:p>
+    <w:p>
+      <w:pPr>
+        <w:pStyle w:val="ListBullet"/>
+        <w:spacing w:line="240" w:lineRule="auto"/>
+        <w:ind w:left="720"/>
+      </w:pPr>
+      <w:r>
+        <w:rPr>
+          <w:lang w:val="id_ID" w:bidi="id_ID"/>
+        </w:rPr>
+      </w:r>
+      <w:r>
+        <w:rPr>
+          <w:lang w:val="id_ID" w:bidi="id_ID"/>
+        </w:rPr>
+        <w:t>Lukas 3:36</w:t>
+      </w:r>
     </w:p>
     <w:p>
       <w:pPr>
@@ -1127,90 +1043,66 @@
           <w:lang w:val="id_ID" w:bidi="id_ID"/>
         </w:rPr>
       </w:r>
-      <w:hyperlink r:id="rId27">
-        <w:r>
-          <w:rPr>
-            <w:lang w:val="id_ID" w:bidi="id_ID"/>
-          </w:rPr>
-          <w:rPr>
-            <w:color w:val="0000EE"/>
-            <w:u w:val="single"/>
-          </w:rPr>
-          <w:t>Yehezkiel 47:15–17</w:t>
-        </w:r>
-      </w:hyperlink>
-    </w:p>
-    <w:p>
-      <w:pPr>
-        <w:pStyle w:val="ListBullet"/>
-        <w:spacing w:line="240" w:lineRule="auto"/>
-        <w:ind w:left="720"/>
-      </w:pPr>
-      <w:r>
-        <w:rPr>
-          <w:lang w:val="id_ID" w:bidi="id_ID"/>
-        </w:rPr>
-      </w:r>
-      <w:hyperlink r:id="rId28">
-        <w:r>
-          <w:rPr>
-            <w:lang w:val="id_ID" w:bidi="id_ID"/>
-          </w:rPr>
-          <w:rPr>
-            <w:color w:val="0000EE"/>
-            <w:u w:val="single"/>
-          </w:rPr>
-          <w:t>Yehezkiel 47:18–20</w:t>
-        </w:r>
-      </w:hyperlink>
-    </w:p>
-    <w:p>
-      <w:pPr>
-        <w:pStyle w:val="ListBullet"/>
-        <w:spacing w:line="240" w:lineRule="auto"/>
-        <w:ind w:left="720"/>
-      </w:pPr>
-      <w:r>
-        <w:rPr>
-          <w:lang w:val="id_ID" w:bidi="id_ID"/>
-        </w:rPr>
-      </w:r>
-      <w:hyperlink r:id="rId29">
-        <w:r>
-          <w:rPr>
-            <w:lang w:val="id_ID" w:bidi="id_ID"/>
-          </w:rPr>
-          <w:rPr>
-            <w:color w:val="0000EE"/>
-            <w:u w:val="single"/>
-          </w:rPr>
-          <w:t>Yosua 15:3–4</w:t>
-        </w:r>
-      </w:hyperlink>
-    </w:p>
-    <w:p>
-      <w:pPr>
-        <w:pStyle w:val="ListBullet"/>
-        <w:spacing w:line="240" w:lineRule="auto"/>
-        <w:ind w:left="720"/>
-      </w:pPr>
-      <w:r>
-        <w:rPr>
-          <w:lang w:val="id_ID" w:bidi="id_ID"/>
-        </w:rPr>
-      </w:r>
-      <w:hyperlink r:id="rId30">
-        <w:r>
-          <w:rPr>
-            <w:lang w:val="id_ID" w:bidi="id_ID"/>
-          </w:rPr>
-          <w:rPr>
-            <w:color w:val="0000EE"/>
-            <w:u w:val="single"/>
-          </w:rPr>
-          <w:t>Bilangan 13:27–29</w:t>
-        </w:r>
-      </w:hyperlink>
+      <w:r>
+        <w:rPr>
+          <w:lang w:val="id_ID" w:bidi="id_ID"/>
+        </w:rPr>
+        <w:t>Yehezkiel 47:15–17</w:t>
+      </w:r>
+    </w:p>
+    <w:p>
+      <w:pPr>
+        <w:pStyle w:val="ListBullet"/>
+        <w:spacing w:line="240" w:lineRule="auto"/>
+        <w:ind w:left="720"/>
+      </w:pPr>
+      <w:r>
+        <w:rPr>
+          <w:lang w:val="id_ID" w:bidi="id_ID"/>
+        </w:rPr>
+      </w:r>
+      <w:r>
+        <w:rPr>
+          <w:lang w:val="id_ID" w:bidi="id_ID"/>
+        </w:rPr>
+        <w:t>Yehezkiel 47:18–20</w:t>
+      </w:r>
+    </w:p>
+    <w:p>
+      <w:pPr>
+        <w:pStyle w:val="ListBullet"/>
+        <w:spacing w:line="240" w:lineRule="auto"/>
+        <w:ind w:left="720"/>
+      </w:pPr>
+      <w:r>
+        <w:rPr>
+          <w:lang w:val="id_ID" w:bidi="id_ID"/>
+        </w:rPr>
+      </w:r>
+      <w:r>
+        <w:rPr>
+          <w:lang w:val="id_ID" w:bidi="id_ID"/>
+        </w:rPr>
+        <w:t>Yosua 15:3–4</w:t>
+      </w:r>
+    </w:p>
+    <w:p>
+      <w:pPr>
+        <w:pStyle w:val="ListBullet"/>
+        <w:spacing w:line="240" w:lineRule="auto"/>
+        <w:ind w:left="720"/>
+      </w:pPr>
+      <w:r>
+        <w:rPr>
+          <w:lang w:val="id_ID" w:bidi="id_ID"/>
+        </w:rPr>
+      </w:r>
+      <w:r>
+        <w:rPr>
+          <w:lang w:val="id_ID" w:bidi="id_ID"/>
+        </w:rPr>
+        <w:t>Bilangan 13:27–29</w:t>
+      </w:r>
     </w:p>
     <w:p>
       <w:pPr>
@@ -1500,66 +1392,48 @@
           <w:lang w:val="id_ID" w:bidi="id_ID"/>
         </w:rPr>
       </w:r>
-      <w:hyperlink r:id="rId31">
-        <w:r>
-          <w:rPr>
-            <w:lang w:val="id_ID" w:bidi="id_ID"/>
-          </w:rPr>
-          <w:rPr>
-            <w:color w:val="0000EE"/>
-            <w:u w:val="single"/>
-          </w:rPr>
-          <w:t>Ulangan 3:17</w:t>
-        </w:r>
-      </w:hyperlink>
-    </w:p>
-    <w:p>
-      <w:pPr>
-        <w:pStyle w:val="ListBullet"/>
-        <w:spacing w:line="240" w:lineRule="auto"/>
-        <w:ind w:left="720"/>
-      </w:pPr>
-      <w:r>
-        <w:rPr>
-          <w:lang w:val="id_ID" w:bidi="id_ID"/>
-        </w:rPr>
-      </w:r>
-      <w:hyperlink r:id="rId32">
-        <w:r>
-          <w:rPr>
-            <w:lang w:val="id_ID" w:bidi="id_ID"/>
-          </w:rPr>
-          <w:rPr>
-            <w:color w:val="0000EE"/>
-            <w:u w:val="single"/>
-          </w:rPr>
-          <w:t>Yosua 3:14–16</w:t>
-        </w:r>
-      </w:hyperlink>
-    </w:p>
-    <w:p>
-      <w:pPr>
-        <w:pStyle w:val="ListBullet"/>
-        <w:spacing w:line="240" w:lineRule="auto"/>
-        <w:ind w:left="720"/>
-      </w:pPr>
-      <w:r>
-        <w:rPr>
-          <w:lang w:val="id_ID" w:bidi="id_ID"/>
-        </w:rPr>
-      </w:r>
-      <w:hyperlink r:id="rId33">
-        <w:r>
-          <w:rPr>
-            <w:lang w:val="id_ID" w:bidi="id_ID"/>
-          </w:rPr>
-          <w:rPr>
-            <w:color w:val="0000EE"/>
-            <w:u w:val="single"/>
-          </w:rPr>
-          <w:t>Bilangan 34:1–3</w:t>
-        </w:r>
-      </w:hyperlink>
+      <w:r>
+        <w:rPr>
+          <w:lang w:val="id_ID" w:bidi="id_ID"/>
+        </w:rPr>
+        <w:t>Ulangan 3:17</w:t>
+      </w:r>
+    </w:p>
+    <w:p>
+      <w:pPr>
+        <w:pStyle w:val="ListBullet"/>
+        <w:spacing w:line="240" w:lineRule="auto"/>
+        <w:ind w:left="720"/>
+      </w:pPr>
+      <w:r>
+        <w:rPr>
+          <w:lang w:val="id_ID" w:bidi="id_ID"/>
+        </w:rPr>
+      </w:r>
+      <w:r>
+        <w:rPr>
+          <w:lang w:val="id_ID" w:bidi="id_ID"/>
+        </w:rPr>
+        <w:t>Yosua 3:14–16</w:t>
+      </w:r>
+    </w:p>
+    <w:p>
+      <w:pPr>
+        <w:pStyle w:val="ListBullet"/>
+        <w:spacing w:line="240" w:lineRule="auto"/>
+        <w:ind w:left="720"/>
+      </w:pPr>
+      <w:r>
+        <w:rPr>
+          <w:lang w:val="id_ID" w:bidi="id_ID"/>
+        </w:rPr>
+      </w:r>
+      <w:r>
+        <w:rPr>
+          <w:lang w:val="id_ID" w:bidi="id_ID"/>
+        </w:rPr>
+        <w:t>Bilangan 34:1–3</w:t>
+      </w:r>
     </w:p>
     <w:p>
       <w:pPr>
@@ -1813,66 +1687,48 @@
           <w:lang w:val="id_ID" w:bidi="id_ID"/>
         </w:rPr>
       </w:r>
-      <w:hyperlink r:id="rId34">
-        <w:r>
-          <w:rPr>
-            <w:lang w:val="id_ID" w:bidi="id_ID"/>
-          </w:rPr>
-          <w:rPr>
-            <w:color w:val="0000EE"/>
-            <w:u w:val="single"/>
-          </w:rPr>
-          <w:t>Yohanes 11:11</w:t>
-        </w:r>
-      </w:hyperlink>
-    </w:p>
-    <w:p>
-      <w:pPr>
-        <w:pStyle w:val="ListBullet"/>
-        <w:spacing w:line="240" w:lineRule="auto"/>
-        <w:ind w:left="720"/>
-      </w:pPr>
-      <w:r>
-        <w:rPr>
-          <w:lang w:val="id_ID" w:bidi="id_ID"/>
-        </w:rPr>
-      </w:r>
-      <w:hyperlink r:id="rId35">
-        <w:r>
-          <w:rPr>
-            <w:lang w:val="id_ID" w:bidi="id_ID"/>
-          </w:rPr>
-          <w:rPr>
-            <w:color w:val="0000EE"/>
-            <w:u w:val="single"/>
-          </w:rPr>
-          <w:t>Yohanes 12:1–3</w:t>
-        </w:r>
-      </w:hyperlink>
-    </w:p>
-    <w:p>
-      <w:pPr>
-        <w:pStyle w:val="ListBullet"/>
-        <w:spacing w:line="240" w:lineRule="auto"/>
-        <w:ind w:left="720"/>
-      </w:pPr>
-      <w:r>
-        <w:rPr>
-          <w:lang w:val="id_ID" w:bidi="id_ID"/>
-        </w:rPr>
-      </w:r>
-      <w:hyperlink r:id="rId36">
-        <w:r>
-          <w:rPr>
-            <w:lang w:val="id_ID" w:bidi="id_ID"/>
-          </w:rPr>
-          <w:rPr>
-            <w:color w:val="0000EE"/>
-            <w:u w:val="single"/>
-          </w:rPr>
-          <w:t>Lukas 16:21</w:t>
-        </w:r>
-      </w:hyperlink>
+      <w:r>
+        <w:rPr>
+          <w:lang w:val="id_ID" w:bidi="id_ID"/>
+        </w:rPr>
+        <w:t>Yohanes 11:11</w:t>
+      </w:r>
+    </w:p>
+    <w:p>
+      <w:pPr>
+        <w:pStyle w:val="ListBullet"/>
+        <w:spacing w:line="240" w:lineRule="auto"/>
+        <w:ind w:left="720"/>
+      </w:pPr>
+      <w:r>
+        <w:rPr>
+          <w:lang w:val="id_ID" w:bidi="id_ID"/>
+        </w:rPr>
+      </w:r>
+      <w:r>
+        <w:rPr>
+          <w:lang w:val="id_ID" w:bidi="id_ID"/>
+        </w:rPr>
+        <w:t>Yohanes 12:1–3</w:t>
+      </w:r>
+    </w:p>
+    <w:p>
+      <w:pPr>
+        <w:pStyle w:val="ListBullet"/>
+        <w:spacing w:line="240" w:lineRule="auto"/>
+        <w:ind w:left="720"/>
+      </w:pPr>
+      <w:r>
+        <w:rPr>
+          <w:lang w:val="id_ID" w:bidi="id_ID"/>
+        </w:rPr>
+      </w:r>
+      <w:r>
+        <w:rPr>
+          <w:lang w:val="id_ID" w:bidi="id_ID"/>
+        </w:rPr>
+        <w:t>Lukas 16:21</w:t>
+      </w:r>
     </w:p>
     <w:p>
       <w:pPr>
@@ -2540,90 +2396,66 @@
           <w:lang w:val="id_ID" w:bidi="id_ID"/>
         </w:rPr>
       </w:r>
-      <w:hyperlink r:id="rId37">
-        <w:r>
-          <w:rPr>
-            <w:lang w:val="id_ID" w:bidi="id_ID"/>
-          </w:rPr>
-          <w:rPr>
-            <w:color w:val="0000EE"/>
-            <w:u w:val="single"/>
-          </w:rPr>
-          <w:t>Kejadian 29:17</w:t>
-        </w:r>
-      </w:hyperlink>
-    </w:p>
-    <w:p>
-      <w:pPr>
-        <w:pStyle w:val="ListBullet"/>
-        <w:spacing w:line="240" w:lineRule="auto"/>
-        <w:ind w:left="720"/>
-      </w:pPr>
-      <w:r>
-        <w:rPr>
-          <w:lang w:val="id_ID" w:bidi="id_ID"/>
-        </w:rPr>
-      </w:r>
-      <w:hyperlink r:id="rId38">
-        <w:r>
-          <w:rPr>
-            <w:lang w:val="id_ID" w:bidi="id_ID"/>
-          </w:rPr>
-          <w:rPr>
-            <w:color w:val="0000EE"/>
-            <w:u w:val="single"/>
-          </w:rPr>
-          <w:t>Kejadian 29:28</w:t>
-        </w:r>
-      </w:hyperlink>
-    </w:p>
-    <w:p>
-      <w:pPr>
-        <w:pStyle w:val="ListBullet"/>
-        <w:spacing w:line="240" w:lineRule="auto"/>
-        <w:ind w:left="720"/>
-      </w:pPr>
-      <w:r>
-        <w:rPr>
-          <w:lang w:val="id_ID" w:bidi="id_ID"/>
-        </w:rPr>
-      </w:r>
-      <w:hyperlink r:id="rId39">
-        <w:r>
-          <w:rPr>
-            <w:lang w:val="id_ID" w:bidi="id_ID"/>
-          </w:rPr>
-          <w:rPr>
-            <w:color w:val="0000EE"/>
-            <w:u w:val="single"/>
-          </w:rPr>
-          <w:t>Kejadian 31:6</w:t>
-        </w:r>
-      </w:hyperlink>
-    </w:p>
-    <w:p>
-      <w:pPr>
-        <w:pStyle w:val="ListBullet"/>
-        <w:spacing w:line="240" w:lineRule="auto"/>
-        <w:ind w:left="720"/>
-      </w:pPr>
-      <w:r>
-        <w:rPr>
-          <w:lang w:val="id_ID" w:bidi="id_ID"/>
-        </w:rPr>
-      </w:r>
-      <w:hyperlink r:id="rId40">
-        <w:r>
-          <w:rPr>
-            <w:lang w:val="id_ID" w:bidi="id_ID"/>
-          </w:rPr>
-          <w:rPr>
-            <w:color w:val="0000EE"/>
-            <w:u w:val="single"/>
-          </w:rPr>
-          <w:t>Rut 4:11</w:t>
-        </w:r>
-      </w:hyperlink>
+      <w:r>
+        <w:rPr>
+          <w:lang w:val="id_ID" w:bidi="id_ID"/>
+        </w:rPr>
+        <w:t>Kejadian 29:17</w:t>
+      </w:r>
+    </w:p>
+    <w:p>
+      <w:pPr>
+        <w:pStyle w:val="ListBullet"/>
+        <w:spacing w:line="240" w:lineRule="auto"/>
+        <w:ind w:left="720"/>
+      </w:pPr>
+      <w:r>
+        <w:rPr>
+          <w:lang w:val="id_ID" w:bidi="id_ID"/>
+        </w:rPr>
+      </w:r>
+      <w:r>
+        <w:rPr>
+          <w:lang w:val="id_ID" w:bidi="id_ID"/>
+        </w:rPr>
+        <w:t>Kejadian 29:28</w:t>
+      </w:r>
+    </w:p>
+    <w:p>
+      <w:pPr>
+        <w:pStyle w:val="ListBullet"/>
+        <w:spacing w:line="240" w:lineRule="auto"/>
+        <w:ind w:left="720"/>
+      </w:pPr>
+      <w:r>
+        <w:rPr>
+          <w:lang w:val="id_ID" w:bidi="id_ID"/>
+        </w:rPr>
+      </w:r>
+      <w:r>
+        <w:rPr>
+          <w:lang w:val="id_ID" w:bidi="id_ID"/>
+        </w:rPr>
+        <w:t>Kejadian 31:6</w:t>
+      </w:r>
+    </w:p>
+    <w:p>
+      <w:pPr>
+        <w:pStyle w:val="ListBullet"/>
+        <w:spacing w:line="240" w:lineRule="auto"/>
+        <w:ind w:left="720"/>
+      </w:pPr>
+      <w:r>
+        <w:rPr>
+          <w:lang w:val="id_ID" w:bidi="id_ID"/>
+        </w:rPr>
+      </w:r>
+      <w:r>
+        <w:rPr>
+          <w:lang w:val="id_ID" w:bidi="id_ID"/>
+        </w:rPr>
+        <w:t>Rut 4:11</w:t>
+      </w:r>
     </w:p>
     <w:p>
       <w:pPr>
@@ -2815,114 +2647,84 @@
           <w:lang w:val="id_ID" w:bidi="id_ID"/>
         </w:rPr>
       </w:r>
-      <w:hyperlink r:id="rId41">
-        <w:r>
-          <w:rPr>
-            <w:lang w:val="id_ID" w:bidi="id_ID"/>
-          </w:rPr>
-          <w:rPr>
-            <w:color w:val="0000EE"/>
-            <w:u w:val="single"/>
-          </w:rPr>
-          <w:t>1 Petrus 3:15–17</w:t>
-        </w:r>
-      </w:hyperlink>
-    </w:p>
-    <w:p>
-      <w:pPr>
-        <w:pStyle w:val="ListBullet"/>
-        <w:spacing w:line="240" w:lineRule="auto"/>
-        <w:ind w:left="720"/>
-      </w:pPr>
-      <w:r>
-        <w:rPr>
-          <w:lang w:val="id_ID" w:bidi="id_ID"/>
-        </w:rPr>
-      </w:r>
-      <w:hyperlink r:id="rId42">
-        <w:r>
-          <w:rPr>
-            <w:lang w:val="id_ID" w:bidi="id_ID"/>
-          </w:rPr>
-          <w:rPr>
-            <w:color w:val="0000EE"/>
-            <w:u w:val="single"/>
-          </w:rPr>
-          <w:t>2 Korintus 10:1–2</w:t>
-        </w:r>
-      </w:hyperlink>
-    </w:p>
-    <w:p>
-      <w:pPr>
-        <w:pStyle w:val="ListBullet"/>
-        <w:spacing w:line="240" w:lineRule="auto"/>
-        <w:ind w:left="720"/>
-      </w:pPr>
-      <w:r>
-        <w:rPr>
-          <w:lang w:val="id_ID" w:bidi="id_ID"/>
-        </w:rPr>
-      </w:r>
-      <w:hyperlink r:id="rId43">
-        <w:r>
-          <w:rPr>
-            <w:lang w:val="id_ID" w:bidi="id_ID"/>
-          </w:rPr>
-          <w:rPr>
-            <w:color w:val="0000EE"/>
-            <w:u w:val="single"/>
-          </w:rPr>
-          <w:t>2 Timotius 2:25</w:t>
-        </w:r>
-      </w:hyperlink>
-    </w:p>
-    <w:p>
-      <w:pPr>
-        <w:pStyle w:val="ListBullet"/>
-        <w:spacing w:line="240" w:lineRule="auto"/>
-        <w:ind w:left="720"/>
-      </w:pPr>
-      <w:r>
-        <w:rPr>
-          <w:lang w:val="id_ID" w:bidi="id_ID"/>
-        </w:rPr>
-      </w:r>
-      <w:hyperlink r:id="rId44">
-        <w:r>
-          <w:rPr>
-            <w:lang w:val="id_ID" w:bidi="id_ID"/>
-          </w:rPr>
-          <w:rPr>
-            <w:color w:val="0000EE"/>
-            <w:u w:val="single"/>
-          </w:rPr>
-          <w:t>Matius 5:5</w:t>
-        </w:r>
-      </w:hyperlink>
-    </w:p>
-    <w:p>
-      <w:pPr>
-        <w:pStyle w:val="ListBullet"/>
-        <w:spacing w:line="240" w:lineRule="auto"/>
-        <w:ind w:left="720"/>
-      </w:pPr>
-      <w:r>
-        <w:rPr>
-          <w:lang w:val="id_ID" w:bidi="id_ID"/>
-        </w:rPr>
-      </w:r>
-      <w:hyperlink r:id="rId45">
-        <w:r>
-          <w:rPr>
-            <w:lang w:val="id_ID" w:bidi="id_ID"/>
-          </w:rPr>
-          <w:rPr>
-            <w:color w:val="0000EE"/>
-            <w:u w:val="single"/>
-          </w:rPr>
-          <w:t>Matius 11:29</w:t>
-        </w:r>
-      </w:hyperlink>
+      <w:r>
+        <w:rPr>
+          <w:lang w:val="id_ID" w:bidi="id_ID"/>
+        </w:rPr>
+        <w:t>1 Petrus 3:15–17</w:t>
+      </w:r>
+    </w:p>
+    <w:p>
+      <w:pPr>
+        <w:pStyle w:val="ListBullet"/>
+        <w:spacing w:line="240" w:lineRule="auto"/>
+        <w:ind w:left="720"/>
+      </w:pPr>
+      <w:r>
+        <w:rPr>
+          <w:lang w:val="id_ID" w:bidi="id_ID"/>
+        </w:rPr>
+      </w:r>
+      <w:r>
+        <w:rPr>
+          <w:lang w:val="id_ID" w:bidi="id_ID"/>
+        </w:rPr>
+        <w:t>2 Korintus 10:1–2</w:t>
+      </w:r>
+    </w:p>
+    <w:p>
+      <w:pPr>
+        <w:pStyle w:val="ListBullet"/>
+        <w:spacing w:line="240" w:lineRule="auto"/>
+        <w:ind w:left="720"/>
+      </w:pPr>
+      <w:r>
+        <w:rPr>
+          <w:lang w:val="id_ID" w:bidi="id_ID"/>
+        </w:rPr>
+      </w:r>
+      <w:r>
+        <w:rPr>
+          <w:lang w:val="id_ID" w:bidi="id_ID"/>
+        </w:rPr>
+        <w:t>2 Timotius 2:25</w:t>
+      </w:r>
+    </w:p>
+    <w:p>
+      <w:pPr>
+        <w:pStyle w:val="ListBullet"/>
+        <w:spacing w:line="240" w:lineRule="auto"/>
+        <w:ind w:left="720"/>
+      </w:pPr>
+      <w:r>
+        <w:rPr>
+          <w:lang w:val="id_ID" w:bidi="id_ID"/>
+        </w:rPr>
+      </w:r>
+      <w:r>
+        <w:rPr>
+          <w:lang w:val="id_ID" w:bidi="id_ID"/>
+        </w:rPr>
+        <w:t>Matius 5:5</w:t>
+      </w:r>
+    </w:p>
+    <w:p>
+      <w:pPr>
+        <w:pStyle w:val="ListBullet"/>
+        <w:spacing w:line="240" w:lineRule="auto"/>
+        <w:ind w:left="720"/>
+      </w:pPr>
+      <w:r>
+        <w:rPr>
+          <w:lang w:val="id_ID" w:bidi="id_ID"/>
+        </w:rPr>
+      </w:r>
+      <w:r>
+        <w:rPr>
+          <w:lang w:val="id_ID" w:bidi="id_ID"/>
+        </w:rPr>
+        <w:t>Matius 11:29</w:t>
+      </w:r>
     </w:p>
     <w:p>
       <w:pPr>
@@ -3625,138 +3427,102 @@
           <w:lang w:val="id_ID" w:bidi="id_ID"/>
         </w:rPr>
       </w:r>
-      <w:hyperlink r:id="rId46">
-        <w:r>
-          <w:rPr>
-            <w:lang w:val="id_ID" w:bidi="id_ID"/>
-          </w:rPr>
-          <w:rPr>
-            <w:color w:val="0000EE"/>
-            <w:u w:val="single"/>
-          </w:rPr>
-          <w:t>1 Tawarikh 2:1–2</w:t>
-        </w:r>
-      </w:hyperlink>
-    </w:p>
-    <w:p>
-      <w:pPr>
-        <w:pStyle w:val="ListBullet"/>
-        <w:spacing w:line="240" w:lineRule="auto"/>
-        <w:ind w:left="720"/>
-      </w:pPr>
-      <w:r>
-        <w:rPr>
-          <w:lang w:val="id_ID" w:bidi="id_ID"/>
-        </w:rPr>
-      </w:r>
-      <w:hyperlink r:id="rId47">
-        <w:r>
-          <w:rPr>
-            <w:lang w:val="id_ID" w:bidi="id_ID"/>
-          </w:rPr>
-          <w:rPr>
-            <w:color w:val="0000EE"/>
-            <w:u w:val="single"/>
-          </w:rPr>
-          <w:t>1 Raja-raja 8:3–5</w:t>
-        </w:r>
-      </w:hyperlink>
-    </w:p>
-    <w:p>
-      <w:pPr>
-        <w:pStyle w:val="ListBullet"/>
-        <w:spacing w:line="240" w:lineRule="auto"/>
-        <w:ind w:left="720"/>
-      </w:pPr>
-      <w:r>
-        <w:rPr>
-          <w:lang w:val="id_ID" w:bidi="id_ID"/>
-        </w:rPr>
-      </w:r>
-      <w:hyperlink r:id="rId48">
-        <w:r>
-          <w:rPr>
-            <w:lang w:val="id_ID" w:bidi="id_ID"/>
-          </w:rPr>
-          <w:rPr>
-            <w:color w:val="0000EE"/>
-            <w:u w:val="single"/>
-          </w:rPr>
-          <w:t>Kisah Para Rasul 4:36–37</w:t>
-        </w:r>
-      </w:hyperlink>
-    </w:p>
-    <w:p>
-      <w:pPr>
-        <w:pStyle w:val="ListBullet"/>
-        <w:spacing w:line="240" w:lineRule="auto"/>
-        <w:ind w:left="720"/>
-      </w:pPr>
-      <w:r>
-        <w:rPr>
-          <w:lang w:val="id_ID" w:bidi="id_ID"/>
-        </w:rPr>
-      </w:r>
-      <w:hyperlink r:id="rId49">
-        <w:r>
-          <w:rPr>
-            <w:lang w:val="id_ID" w:bidi="id_ID"/>
-          </w:rPr>
-          <w:rPr>
-            <w:color w:val="0000EE"/>
-            <w:u w:val="single"/>
-          </w:rPr>
-          <w:t>Kejadian 29:34</w:t>
-        </w:r>
-      </w:hyperlink>
-    </w:p>
-    <w:p>
-      <w:pPr>
-        <w:pStyle w:val="ListBullet"/>
-        <w:spacing w:line="240" w:lineRule="auto"/>
-        <w:ind w:left="720"/>
-      </w:pPr>
-      <w:r>
-        <w:rPr>
-          <w:lang w:val="id_ID" w:bidi="id_ID"/>
-        </w:rPr>
-      </w:r>
-      <w:hyperlink r:id="rId50">
-        <w:r>
-          <w:rPr>
-            <w:lang w:val="id_ID" w:bidi="id_ID"/>
-          </w:rPr>
-          <w:rPr>
-            <w:color w:val="0000EE"/>
-            <w:u w:val="single"/>
-          </w:rPr>
-          <w:t>Yohanes 1:19–21</w:t>
-        </w:r>
-      </w:hyperlink>
-    </w:p>
-    <w:p>
-      <w:pPr>
-        <w:pStyle w:val="ListBullet"/>
-        <w:spacing w:line="240" w:lineRule="auto"/>
-        <w:ind w:left="720"/>
-      </w:pPr>
-      <w:r>
-        <w:rPr>
-          <w:lang w:val="id_ID" w:bidi="id_ID"/>
-        </w:rPr>
-      </w:r>
-      <w:hyperlink r:id="rId51">
-        <w:r>
-          <w:rPr>
-            <w:lang w:val="id_ID" w:bidi="id_ID"/>
-          </w:rPr>
-          <w:rPr>
-            <w:color w:val="0000EE"/>
-            <w:u w:val="single"/>
-          </w:rPr>
-          <w:t>Lukas 10:32</w:t>
-        </w:r>
-      </w:hyperlink>
+      <w:r>
+        <w:rPr>
+          <w:lang w:val="id_ID" w:bidi="id_ID"/>
+        </w:rPr>
+        <w:t>1 Tawarikh 2:1–2</w:t>
+      </w:r>
+    </w:p>
+    <w:p>
+      <w:pPr>
+        <w:pStyle w:val="ListBullet"/>
+        <w:spacing w:line="240" w:lineRule="auto"/>
+        <w:ind w:left="720"/>
+      </w:pPr>
+      <w:r>
+        <w:rPr>
+          <w:lang w:val="id_ID" w:bidi="id_ID"/>
+        </w:rPr>
+      </w:r>
+      <w:r>
+        <w:rPr>
+          <w:lang w:val="id_ID" w:bidi="id_ID"/>
+        </w:rPr>
+        <w:t>1 Raja-raja 8:3–5</w:t>
+      </w:r>
+    </w:p>
+    <w:p>
+      <w:pPr>
+        <w:pStyle w:val="ListBullet"/>
+        <w:spacing w:line="240" w:lineRule="auto"/>
+        <w:ind w:left="720"/>
+      </w:pPr>
+      <w:r>
+        <w:rPr>
+          <w:lang w:val="id_ID" w:bidi="id_ID"/>
+        </w:rPr>
+      </w:r>
+      <w:r>
+        <w:rPr>
+          <w:lang w:val="id_ID" w:bidi="id_ID"/>
+        </w:rPr>
+        <w:t>Kisah Para Rasul 4:36–37</w:t>
+      </w:r>
+    </w:p>
+    <w:p>
+      <w:pPr>
+        <w:pStyle w:val="ListBullet"/>
+        <w:spacing w:line="240" w:lineRule="auto"/>
+        <w:ind w:left="720"/>
+      </w:pPr>
+      <w:r>
+        <w:rPr>
+          <w:lang w:val="id_ID" w:bidi="id_ID"/>
+        </w:rPr>
+      </w:r>
+      <w:r>
+        <w:rPr>
+          <w:lang w:val="id_ID" w:bidi="id_ID"/>
+        </w:rPr>
+        <w:t>Kejadian 29:34</w:t>
+      </w:r>
+    </w:p>
+    <w:p>
+      <w:pPr>
+        <w:pStyle w:val="ListBullet"/>
+        <w:spacing w:line="240" w:lineRule="auto"/>
+        <w:ind w:left="720"/>
+      </w:pPr>
+      <w:r>
+        <w:rPr>
+          <w:lang w:val="id_ID" w:bidi="id_ID"/>
+        </w:rPr>
+      </w:r>
+      <w:r>
+        <w:rPr>
+          <w:lang w:val="id_ID" w:bidi="id_ID"/>
+        </w:rPr>
+        <w:t>Yohanes 1:19–21</w:t>
+      </w:r>
+    </w:p>
+    <w:p>
+      <w:pPr>
+        <w:pStyle w:val="ListBullet"/>
+        <w:spacing w:line="240" w:lineRule="auto"/>
+        <w:ind w:left="720"/>
+      </w:pPr>
+      <w:r>
+        <w:rPr>
+          <w:lang w:val="id_ID" w:bidi="id_ID"/>
+        </w:rPr>
+      </w:r>
+      <w:r>
+        <w:rPr>
+          <w:lang w:val="id_ID" w:bidi="id_ID"/>
+        </w:rPr>
+        <w:t>Lukas 10:32</w:t>
+      </w:r>
     </w:p>
     <w:p>
       <w:pPr>
@@ -3986,42 +3752,30 @@
           <w:lang w:val="id_ID" w:bidi="id_ID"/>
         </w:rPr>
       </w:r>
-      <w:hyperlink r:id="rId52">
-        <w:r>
-          <w:rPr>
-            <w:lang w:val="id_ID" w:bidi="id_ID"/>
-          </w:rPr>
-          <w:rPr>
-            <w:color w:val="0000EE"/>
-            <w:u w:val="single"/>
-          </w:rPr>
-          <w:t>Ayub 3:8</w:t>
-        </w:r>
-      </w:hyperlink>
-    </w:p>
-    <w:p>
-      <w:pPr>
-        <w:pStyle w:val="ListBullet"/>
-        <w:spacing w:line="240" w:lineRule="auto"/>
-        <w:ind w:left="720"/>
-      </w:pPr>
-      <w:r>
-        <w:rPr>
-          <w:lang w:val="id_ID" w:bidi="id_ID"/>
-        </w:rPr>
-      </w:r>
-      <w:hyperlink r:id="rId53">
-        <w:r>
-          <w:rPr>
-            <w:lang w:val="id_ID" w:bidi="id_ID"/>
-          </w:rPr>
-          <w:rPr>
-            <w:color w:val="0000EE"/>
-            <w:u w:val="single"/>
-          </w:rPr>
-          <w:t>Mazmur 104:25–26</w:t>
-        </w:r>
-      </w:hyperlink>
+      <w:r>
+        <w:rPr>
+          <w:lang w:val="id_ID" w:bidi="id_ID"/>
+        </w:rPr>
+        <w:t>Ayub 3:8</w:t>
+      </w:r>
+    </w:p>
+    <w:p>
+      <w:pPr>
+        <w:pStyle w:val="ListBullet"/>
+        <w:spacing w:line="240" w:lineRule="auto"/>
+        <w:ind w:left="720"/>
+      </w:pPr>
+      <w:r>
+        <w:rPr>
+          <w:lang w:val="id_ID" w:bidi="id_ID"/>
+        </w:rPr>
+      </w:r>
+      <w:r>
+        <w:rPr>
+          <w:lang w:val="id_ID" w:bidi="id_ID"/>
+        </w:rPr>
+        <w:t>Mazmur 104:25–26</w:t>
+      </w:r>
     </w:p>
     <w:p>
       <w:pPr>
@@ -4263,114 +4017,84 @@
           <w:lang w:val="id_ID" w:bidi="id_ID"/>
         </w:rPr>
       </w:r>
-      <w:hyperlink r:id="rId54">
-        <w:r>
-          <w:rPr>
-            <w:lang w:val="id_ID" w:bidi="id_ID"/>
-          </w:rPr>
-          <w:rPr>
-            <w:color w:val="0000EE"/>
-            <w:u w:val="single"/>
-          </w:rPr>
-          <w:t>1 Raja-raja 4:32–34</w:t>
-        </w:r>
-      </w:hyperlink>
-    </w:p>
-    <w:p>
-      <w:pPr>
-        <w:pStyle w:val="ListBullet"/>
-        <w:spacing w:line="240" w:lineRule="auto"/>
-        <w:ind w:left="720"/>
-      </w:pPr>
-      <w:r>
-        <w:rPr>
-          <w:lang w:val="id_ID" w:bidi="id_ID"/>
-        </w:rPr>
-      </w:r>
-      <w:hyperlink r:id="rId55">
-        <w:r>
-          <w:rPr>
-            <w:lang w:val="id_ID" w:bidi="id_ID"/>
-          </w:rPr>
-          <w:rPr>
-            <w:color w:val="0000EE"/>
-            <w:u w:val="single"/>
-          </w:rPr>
-          <w:t>2 Tawarikh 2:8–10</w:t>
-        </w:r>
-      </w:hyperlink>
-    </w:p>
-    <w:p>
-      <w:pPr>
-        <w:pStyle w:val="ListBullet"/>
-        <w:spacing w:line="240" w:lineRule="auto"/>
-        <w:ind w:left="720"/>
-      </w:pPr>
-      <w:r>
-        <w:rPr>
-          <w:lang w:val="id_ID" w:bidi="id_ID"/>
-        </w:rPr>
-      </w:r>
-      <w:hyperlink r:id="rId56">
-        <w:r>
-          <w:rPr>
-            <w:lang w:val="id_ID" w:bidi="id_ID"/>
-          </w:rPr>
-          <w:rPr>
-            <w:color w:val="0000EE"/>
-            <w:u w:val="single"/>
-          </w:rPr>
-          <w:t>Ulangan 1:7–8</w:t>
-        </w:r>
-      </w:hyperlink>
-    </w:p>
-    <w:p>
-      <w:pPr>
-        <w:pStyle w:val="ListBullet"/>
-        <w:spacing w:line="240" w:lineRule="auto"/>
-        <w:ind w:left="720"/>
-      </w:pPr>
-      <w:r>
-        <w:rPr>
-          <w:lang w:val="id_ID" w:bidi="id_ID"/>
-        </w:rPr>
-      </w:r>
-      <w:hyperlink r:id="rId57">
-        <w:r>
-          <w:rPr>
-            <w:lang w:val="id_ID" w:bidi="id_ID"/>
-          </w:rPr>
-          <w:rPr>
-            <w:color w:val="0000EE"/>
-            <w:u w:val="single"/>
-          </w:rPr>
-          <w:t>Mazmur 29:3–5</w:t>
-        </w:r>
-      </w:hyperlink>
-    </w:p>
-    <w:p>
-      <w:pPr>
-        <w:pStyle w:val="ListBullet"/>
-        <w:spacing w:line="240" w:lineRule="auto"/>
-        <w:ind w:left="720"/>
-      </w:pPr>
-      <w:r>
-        <w:rPr>
-          <w:lang w:val="id_ID" w:bidi="id_ID"/>
-        </w:rPr>
-      </w:r>
-      <w:hyperlink r:id="rId58">
-        <w:r>
-          <w:rPr>
-            <w:lang w:val="id_ID" w:bidi="id_ID"/>
-          </w:rPr>
-          <w:rPr>
-            <w:color w:val="0000EE"/>
-            <w:u w:val="single"/>
-          </w:rPr>
-          <w:t>Zakharia 10:8–10</w:t>
-        </w:r>
-      </w:hyperlink>
+      <w:r>
+        <w:rPr>
+          <w:lang w:val="id_ID" w:bidi="id_ID"/>
+        </w:rPr>
+        <w:t>1 Raja-raja 4:32–34</w:t>
+      </w:r>
+    </w:p>
+    <w:p>
+      <w:pPr>
+        <w:pStyle w:val="ListBullet"/>
+        <w:spacing w:line="240" w:lineRule="auto"/>
+        <w:ind w:left="720"/>
+      </w:pPr>
+      <w:r>
+        <w:rPr>
+          <w:lang w:val="id_ID" w:bidi="id_ID"/>
+        </w:rPr>
+      </w:r>
+      <w:r>
+        <w:rPr>
+          <w:lang w:val="id_ID" w:bidi="id_ID"/>
+        </w:rPr>
+        <w:t>2 Tawarikh 2:8–10</w:t>
+      </w:r>
+    </w:p>
+    <w:p>
+      <w:pPr>
+        <w:pStyle w:val="ListBullet"/>
+        <w:spacing w:line="240" w:lineRule="auto"/>
+        <w:ind w:left="720"/>
+      </w:pPr>
+      <w:r>
+        <w:rPr>
+          <w:lang w:val="id_ID" w:bidi="id_ID"/>
+        </w:rPr>
+      </w:r>
+      <w:r>
+        <w:rPr>
+          <w:lang w:val="id_ID" w:bidi="id_ID"/>
+        </w:rPr>
+        <w:t>Ulangan 1:7–8</w:t>
+      </w:r>
+    </w:p>
+    <w:p>
+      <w:pPr>
+        <w:pStyle w:val="ListBullet"/>
+        <w:spacing w:line="240" w:lineRule="auto"/>
+        <w:ind w:left="720"/>
+      </w:pPr>
+      <w:r>
+        <w:rPr>
+          <w:lang w:val="id_ID" w:bidi="id_ID"/>
+        </w:rPr>
+      </w:r>
+      <w:r>
+        <w:rPr>
+          <w:lang w:val="id_ID" w:bidi="id_ID"/>
+        </w:rPr>
+        <w:t>Mazmur 29:3–5</w:t>
+      </w:r>
+    </w:p>
+    <w:p>
+      <w:pPr>
+        <w:pStyle w:val="ListBullet"/>
+        <w:spacing w:line="240" w:lineRule="auto"/>
+        <w:ind w:left="720"/>
+      </w:pPr>
+      <w:r>
+        <w:rPr>
+          <w:lang w:val="id_ID" w:bidi="id_ID"/>
+        </w:rPr>
+      </w:r>
+      <w:r>
+        <w:rPr>
+          <w:lang w:val="id_ID" w:bidi="id_ID"/>
+        </w:rPr>
+        <w:t>Zakharia 10:8–10</w:t>
+      </w:r>
     </w:p>
     <w:p>
       <w:pPr>
@@ -4741,138 +4465,102 @@
           <w:lang w:val="id_ID" w:bidi="id_ID"/>
         </w:rPr>
       </w:r>
-      <w:hyperlink r:id="rId59">
-        <w:r>
-          <w:rPr>
-            <w:lang w:val="id_ID" w:bidi="id_ID"/>
-          </w:rPr>
-          <w:rPr>
-            <w:color w:val="0000EE"/>
-            <w:u w:val="single"/>
-          </w:rPr>
-          <w:t>1 Korintus 12:10</w:t>
-        </w:r>
-      </w:hyperlink>
-    </w:p>
-    <w:p>
-      <w:pPr>
-        <w:pStyle w:val="ListBullet"/>
-        <w:spacing w:line="240" w:lineRule="auto"/>
-        <w:ind w:left="720"/>
-      </w:pPr>
-      <w:r>
-        <w:rPr>
-          <w:lang w:val="id_ID" w:bidi="id_ID"/>
-        </w:rPr>
-      </w:r>
-      <w:hyperlink r:id="rId60">
-        <w:r>
-          <w:rPr>
-            <w:lang w:val="id_ID" w:bidi="id_ID"/>
-          </w:rPr>
-          <w:rPr>
-            <w:color w:val="0000EE"/>
-            <w:u w:val="single"/>
-          </w:rPr>
-          <w:t>1 Yohanes 3:18</w:t>
-        </w:r>
-      </w:hyperlink>
-    </w:p>
-    <w:p>
-      <w:pPr>
-        <w:pStyle w:val="ListBullet"/>
-        <w:spacing w:line="240" w:lineRule="auto"/>
-        <w:ind w:left="720"/>
-      </w:pPr>
-      <w:r>
-        <w:rPr>
-          <w:lang w:val="id_ID" w:bidi="id_ID"/>
-        </w:rPr>
-      </w:r>
-      <w:hyperlink r:id="rId61">
-        <w:r>
-          <w:rPr>
-            <w:lang w:val="id_ID" w:bidi="id_ID"/>
-          </w:rPr>
-          <w:rPr>
-            <w:color w:val="0000EE"/>
-            <w:u w:val="single"/>
-          </w:rPr>
-          <w:t>2 Samuel 23:2</w:t>
-        </w:r>
-      </w:hyperlink>
-    </w:p>
-    <w:p>
-      <w:pPr>
-        <w:pStyle w:val="ListBullet"/>
-        <w:spacing w:line="240" w:lineRule="auto"/>
-        <w:ind w:left="720"/>
-      </w:pPr>
-      <w:r>
-        <w:rPr>
-          <w:lang w:val="id_ID" w:bidi="id_ID"/>
-        </w:rPr>
-      </w:r>
-      <w:hyperlink r:id="rId62">
-        <w:r>
-          <w:rPr>
-            <w:lang w:val="id_ID" w:bidi="id_ID"/>
-          </w:rPr>
-          <w:rPr>
-            <w:color w:val="0000EE"/>
-            <w:u w:val="single"/>
-          </w:rPr>
-          <w:t>Kisah Para Rasul 2:26</w:t>
-        </w:r>
-      </w:hyperlink>
-    </w:p>
-    <w:p>
-      <w:pPr>
-        <w:pStyle w:val="ListBullet"/>
-        <w:spacing w:line="240" w:lineRule="auto"/>
-        <w:ind w:left="720"/>
-      </w:pPr>
-      <w:r>
-        <w:rPr>
-          <w:lang w:val="id_ID" w:bidi="id_ID"/>
-        </w:rPr>
-      </w:r>
-      <w:hyperlink r:id="rId63">
-        <w:r>
-          <w:rPr>
-            <w:lang w:val="id_ID" w:bidi="id_ID"/>
-          </w:rPr>
-          <w:rPr>
-            <w:color w:val="0000EE"/>
-            <w:u w:val="single"/>
-          </w:rPr>
-          <w:t>Yehezkiel 36:3</w:t>
-        </w:r>
-      </w:hyperlink>
-    </w:p>
-    <w:p>
-      <w:pPr>
-        <w:pStyle w:val="ListBullet"/>
-        <w:spacing w:line="240" w:lineRule="auto"/>
-        <w:ind w:left="720"/>
-      </w:pPr>
-      <w:r>
-        <w:rPr>
-          <w:lang w:val="id_ID" w:bidi="id_ID"/>
-        </w:rPr>
-      </w:r>
-      <w:hyperlink r:id="rId64">
-        <w:r>
-          <w:rPr>
-            <w:lang w:val="id_ID" w:bidi="id_ID"/>
-          </w:rPr>
-          <w:rPr>
-            <w:color w:val="0000EE"/>
-            <w:u w:val="single"/>
-          </w:rPr>
-          <w:t>Filipi 2:11</w:t>
-        </w:r>
-      </w:hyperlink>
+      <w:r>
+        <w:rPr>
+          <w:lang w:val="id_ID" w:bidi="id_ID"/>
+        </w:rPr>
+        <w:t>1 Korintus 12:10</w:t>
+      </w:r>
+    </w:p>
+    <w:p>
+      <w:pPr>
+        <w:pStyle w:val="ListBullet"/>
+        <w:spacing w:line="240" w:lineRule="auto"/>
+        <w:ind w:left="720"/>
+      </w:pPr>
+      <w:r>
+        <w:rPr>
+          <w:lang w:val="id_ID" w:bidi="id_ID"/>
+        </w:rPr>
+      </w:r>
+      <w:r>
+        <w:rPr>
+          <w:lang w:val="id_ID" w:bidi="id_ID"/>
+        </w:rPr>
+        <w:t>1 Yohanes 3:18</w:t>
+      </w:r>
+    </w:p>
+    <w:p>
+      <w:pPr>
+        <w:pStyle w:val="ListBullet"/>
+        <w:spacing w:line="240" w:lineRule="auto"/>
+        <w:ind w:left="720"/>
+      </w:pPr>
+      <w:r>
+        <w:rPr>
+          <w:lang w:val="id_ID" w:bidi="id_ID"/>
+        </w:rPr>
+      </w:r>
+      <w:r>
+        <w:rPr>
+          <w:lang w:val="id_ID" w:bidi="id_ID"/>
+        </w:rPr>
+        <w:t>2 Samuel 23:2</w:t>
+      </w:r>
+    </w:p>
+    <w:p>
+      <w:pPr>
+        <w:pStyle w:val="ListBullet"/>
+        <w:spacing w:line="240" w:lineRule="auto"/>
+        <w:ind w:left="720"/>
+      </w:pPr>
+      <w:r>
+        <w:rPr>
+          <w:lang w:val="id_ID" w:bidi="id_ID"/>
+        </w:rPr>
+      </w:r>
+      <w:r>
+        <w:rPr>
+          <w:lang w:val="id_ID" w:bidi="id_ID"/>
+        </w:rPr>
+        <w:t>Kisah Para Rasul 2:26</w:t>
+      </w:r>
+    </w:p>
+    <w:p>
+      <w:pPr>
+        <w:pStyle w:val="ListBullet"/>
+        <w:spacing w:line="240" w:lineRule="auto"/>
+        <w:ind w:left="720"/>
+      </w:pPr>
+      <w:r>
+        <w:rPr>
+          <w:lang w:val="id_ID" w:bidi="id_ID"/>
+        </w:rPr>
+      </w:r>
+      <w:r>
+        <w:rPr>
+          <w:lang w:val="id_ID" w:bidi="id_ID"/>
+        </w:rPr>
+        <w:t>Yehezkiel 36:3</w:t>
+      </w:r>
+    </w:p>
+    <w:p>
+      <w:pPr>
+        <w:pStyle w:val="ListBullet"/>
+        <w:spacing w:line="240" w:lineRule="auto"/>
+        <w:ind w:left="720"/>
+      </w:pPr>
+      <w:r>
+        <w:rPr>
+          <w:lang w:val="id_ID" w:bidi="id_ID"/>
+        </w:rPr>
+      </w:r>
+      <w:r>
+        <w:rPr>
+          <w:lang w:val="id_ID" w:bidi="id_ID"/>
+        </w:rPr>
+        <w:t>Filipi 2:11</w:t>
+      </w:r>
     </w:p>
     <w:p>
       <w:pPr>
@@ -5102,90 +4790,66 @@
           <w:lang w:val="id_ID" w:bidi="id_ID"/>
         </w:rPr>
       </w:r>
-      <w:hyperlink r:id="rId43">
-        <w:r>
-          <w:rPr>
-            <w:lang w:val="id_ID" w:bidi="id_ID"/>
-          </w:rPr>
-          <w:rPr>
-            <w:color w:val="0000EE"/>
-            <w:u w:val="single"/>
-          </w:rPr>
-          <w:t>2 Timotius 3:10–13</w:t>
-        </w:r>
-      </w:hyperlink>
-    </w:p>
-    <w:p>
-      <w:pPr>
-        <w:pStyle w:val="ListBullet"/>
-        <w:spacing w:line="240" w:lineRule="auto"/>
-        <w:ind w:left="720"/>
-      </w:pPr>
-      <w:r>
-        <w:rPr>
-          <w:lang w:val="id_ID" w:bidi="id_ID"/>
-        </w:rPr>
-      </w:r>
-      <w:hyperlink r:id="rId65">
-        <w:r>
-          <w:rPr>
-            <w:lang w:val="id_ID" w:bidi="id_ID"/>
-          </w:rPr>
-          <w:rPr>
-            <w:color w:val="0000EE"/>
-            <w:u w:val="single"/>
-          </w:rPr>
-          <w:t>Kisah Para Rasul 14:6</w:t>
-        </w:r>
-      </w:hyperlink>
-    </w:p>
-    <w:p>
-      <w:pPr>
-        <w:pStyle w:val="ListBullet"/>
-        <w:spacing w:line="240" w:lineRule="auto"/>
-        <w:ind w:left="720"/>
-      </w:pPr>
-      <w:r>
-        <w:rPr>
-          <w:lang w:val="id_ID" w:bidi="id_ID"/>
-        </w:rPr>
-      </w:r>
-      <w:hyperlink r:id="rId65">
-        <w:r>
-          <w:rPr>
-            <w:lang w:val="id_ID" w:bidi="id_ID"/>
-          </w:rPr>
-          <w:rPr>
-            <w:color w:val="0000EE"/>
-            <w:u w:val="single"/>
-          </w:rPr>
-          <w:t>Kisah Para Rasul 14:8</w:t>
-        </w:r>
-      </w:hyperlink>
-    </w:p>
-    <w:p>
-      <w:pPr>
-        <w:pStyle w:val="ListBullet"/>
-        <w:spacing w:line="240" w:lineRule="auto"/>
-        <w:ind w:left="720"/>
-      </w:pPr>
-      <w:r>
-        <w:rPr>
-          <w:lang w:val="id_ID" w:bidi="id_ID"/>
-        </w:rPr>
-      </w:r>
-      <w:hyperlink r:id="rId65">
-        <w:r>
-          <w:rPr>
-            <w:lang w:val="id_ID" w:bidi="id_ID"/>
-          </w:rPr>
-          <w:rPr>
-            <w:color w:val="0000EE"/>
-            <w:u w:val="single"/>
-          </w:rPr>
-          <w:t>Kisah Para Rasul 14:21–22</w:t>
-        </w:r>
-      </w:hyperlink>
+      <w:r>
+        <w:rPr>
+          <w:lang w:val="id_ID" w:bidi="id_ID"/>
+        </w:rPr>
+        <w:t>2 Timotius 3:10–13</w:t>
+      </w:r>
+    </w:p>
+    <w:p>
+      <w:pPr>
+        <w:pStyle w:val="ListBullet"/>
+        <w:spacing w:line="240" w:lineRule="auto"/>
+        <w:ind w:left="720"/>
+      </w:pPr>
+      <w:r>
+        <w:rPr>
+          <w:lang w:val="id_ID" w:bidi="id_ID"/>
+        </w:rPr>
+      </w:r>
+      <w:r>
+        <w:rPr>
+          <w:lang w:val="id_ID" w:bidi="id_ID"/>
+        </w:rPr>
+        <w:t>Kisah Para Rasul 14:6</w:t>
+      </w:r>
+    </w:p>
+    <w:p>
+      <w:pPr>
+        <w:pStyle w:val="ListBullet"/>
+        <w:spacing w:line="240" w:lineRule="auto"/>
+        <w:ind w:left="720"/>
+      </w:pPr>
+      <w:r>
+        <w:rPr>
+          <w:lang w:val="id_ID" w:bidi="id_ID"/>
+        </w:rPr>
+      </w:r>
+      <w:r>
+        <w:rPr>
+          <w:lang w:val="id_ID" w:bidi="id_ID"/>
+        </w:rPr>
+        <w:t>Kisah Para Rasul 14:8</w:t>
+      </w:r>
+    </w:p>
+    <w:p>
+      <w:pPr>
+        <w:pStyle w:val="ListBullet"/>
+        <w:spacing w:line="240" w:lineRule="auto"/>
+        <w:ind w:left="720"/>
+      </w:pPr>
+      <w:r>
+        <w:rPr>
+          <w:lang w:val="id_ID" w:bidi="id_ID"/>
+        </w:rPr>
+      </w:r>
+      <w:r>
+        <w:rPr>
+          <w:lang w:val="id_ID" w:bidi="id_ID"/>
+        </w:rPr>
+        <w:t>Kisah Para Rasul 14:21–22</w:t>
+      </w:r>
     </w:p>
     <w:p>
       <w:pPr>
@@ -5475,66 +5139,48 @@
           <w:lang w:val="id_ID" w:bidi="id_ID"/>
         </w:rPr>
       </w:r>
-      <w:hyperlink r:id="rId66">
-        <w:r>
-          <w:rPr>
-            <w:lang w:val="id_ID" w:bidi="id_ID"/>
-          </w:rPr>
-          <w:rPr>
-            <w:color w:val="0000EE"/>
-            <w:u w:val="single"/>
-          </w:rPr>
-          <w:t>2 Petrus 2:8</w:t>
-        </w:r>
-      </w:hyperlink>
-    </w:p>
-    <w:p>
-      <w:pPr>
-        <w:pStyle w:val="ListBullet"/>
-        <w:spacing w:line="240" w:lineRule="auto"/>
-        <w:ind w:left="720"/>
-      </w:pPr>
-      <w:r>
-        <w:rPr>
-          <w:lang w:val="id_ID" w:bidi="id_ID"/>
-        </w:rPr>
-      </w:r>
-      <w:hyperlink r:id="rId67">
-        <w:r>
-          <w:rPr>
-            <w:lang w:val="id_ID" w:bidi="id_ID"/>
-          </w:rPr>
-          <w:rPr>
-            <w:color w:val="0000EE"/>
-            <w:u w:val="single"/>
-          </w:rPr>
-          <w:t>Kejadian 11:27–28</w:t>
-        </w:r>
-      </w:hyperlink>
-    </w:p>
-    <w:p>
-      <w:pPr>
-        <w:pStyle w:val="ListBullet"/>
-        <w:spacing w:line="240" w:lineRule="auto"/>
-        <w:ind w:left="720"/>
-      </w:pPr>
-      <w:r>
-        <w:rPr>
-          <w:lang w:val="id_ID" w:bidi="id_ID"/>
-        </w:rPr>
-      </w:r>
-      <w:hyperlink r:id="rId68">
-        <w:r>
-          <w:rPr>
-            <w:lang w:val="id_ID" w:bidi="id_ID"/>
-          </w:rPr>
-          <w:rPr>
-            <w:color w:val="0000EE"/>
-            <w:u w:val="single"/>
-          </w:rPr>
-          <w:t>Kejadian 12:4–5</w:t>
-        </w:r>
-      </w:hyperlink>
+      <w:r>
+        <w:rPr>
+          <w:lang w:val="id_ID" w:bidi="id_ID"/>
+        </w:rPr>
+        <w:t>2 Petrus 2:8</w:t>
+      </w:r>
+    </w:p>
+    <w:p>
+      <w:pPr>
+        <w:pStyle w:val="ListBullet"/>
+        <w:spacing w:line="240" w:lineRule="auto"/>
+        <w:ind w:left="720"/>
+      </w:pPr>
+      <w:r>
+        <w:rPr>
+          <w:lang w:val="id_ID" w:bidi="id_ID"/>
+        </w:rPr>
+      </w:r>
+      <w:r>
+        <w:rPr>
+          <w:lang w:val="id_ID" w:bidi="id_ID"/>
+        </w:rPr>
+        <w:t>Kejadian 11:27–28</w:t>
+      </w:r>
+    </w:p>
+    <w:p>
+      <w:pPr>
+        <w:pStyle w:val="ListBullet"/>
+        <w:spacing w:line="240" w:lineRule="auto"/>
+        <w:ind w:left="720"/>
+      </w:pPr>
+      <w:r>
+        <w:rPr>
+          <w:lang w:val="id_ID" w:bidi="id_ID"/>
+        </w:rPr>
+      </w:r>
+      <w:r>
+        <w:rPr>
+          <w:lang w:val="id_ID" w:bidi="id_ID"/>
+        </w:rPr>
+        <w:t>Kejadian 12:4–5</w:t>
+      </w:r>
     </w:p>
     <w:p>
       <w:pPr>
@@ -5799,90 +5445,66 @@
           <w:lang w:val="id_ID" w:bidi="id_ID"/>
         </w:rPr>
       </w:r>
-      <w:hyperlink r:id="rId69">
-        <w:r>
-          <w:rPr>
-            <w:lang w:val="id_ID" w:bidi="id_ID"/>
-          </w:rPr>
-          <w:rPr>
-            <w:color w:val="0000EE"/>
-            <w:u w:val="single"/>
-          </w:rPr>
-          <w:t>Kejadian 37:21–22</w:t>
-        </w:r>
-      </w:hyperlink>
-    </w:p>
-    <w:p>
-      <w:pPr>
-        <w:pStyle w:val="ListBullet"/>
-        <w:spacing w:line="240" w:lineRule="auto"/>
-        <w:ind w:left="720"/>
-      </w:pPr>
-      <w:r>
-        <w:rPr>
-          <w:lang w:val="id_ID" w:bidi="id_ID"/>
-        </w:rPr>
-      </w:r>
-      <w:hyperlink r:id="rId70">
-        <w:r>
-          <w:rPr>
-            <w:lang w:val="id_ID" w:bidi="id_ID"/>
-          </w:rPr>
-          <w:rPr>
-            <w:color w:val="0000EE"/>
-            <w:u w:val="single"/>
-          </w:rPr>
-          <w:t>Ayub 33:18</w:t>
-        </w:r>
-      </w:hyperlink>
-    </w:p>
-    <w:p>
-      <w:pPr>
-        <w:pStyle w:val="ListBullet"/>
-        <w:spacing w:line="240" w:lineRule="auto"/>
-        <w:ind w:left="720"/>
-      </w:pPr>
-      <w:r>
-        <w:rPr>
-          <w:lang w:val="id_ID" w:bidi="id_ID"/>
-        </w:rPr>
-      </w:r>
-      <w:hyperlink r:id="rId71">
-        <w:r>
-          <w:rPr>
-            <w:lang w:val="id_ID" w:bidi="id_ID"/>
-          </w:rPr>
-          <w:rPr>
-            <w:color w:val="0000EE"/>
-            <w:u w:val="single"/>
-          </w:rPr>
-          <w:t>Lukas 6:39</w:t>
-        </w:r>
-      </w:hyperlink>
-    </w:p>
-    <w:p>
-      <w:pPr>
-        <w:pStyle w:val="ListBullet"/>
-        <w:spacing w:line="240" w:lineRule="auto"/>
-        <w:ind w:left="720"/>
-      </w:pPr>
-      <w:r>
-        <w:rPr>
-          <w:lang w:val="id_ID" w:bidi="id_ID"/>
-        </w:rPr>
-      </w:r>
-      <w:hyperlink r:id="rId72">
-        <w:r>
-          <w:rPr>
-            <w:lang w:val="id_ID" w:bidi="id_ID"/>
-          </w:rPr>
-          <w:rPr>
-            <w:color w:val="0000EE"/>
-            <w:u w:val="single"/>
-          </w:rPr>
-          <w:t>Amsal 1:12</w:t>
-        </w:r>
-      </w:hyperlink>
+      <w:r>
+        <w:rPr>
+          <w:lang w:val="id_ID" w:bidi="id_ID"/>
+        </w:rPr>
+        <w:t>Kejadian 37:21–22</w:t>
+      </w:r>
+    </w:p>
+    <w:p>
+      <w:pPr>
+        <w:pStyle w:val="ListBullet"/>
+        <w:spacing w:line="240" w:lineRule="auto"/>
+        <w:ind w:left="720"/>
+      </w:pPr>
+      <w:r>
+        <w:rPr>
+          <w:lang w:val="id_ID" w:bidi="id_ID"/>
+        </w:rPr>
+      </w:r>
+      <w:r>
+        <w:rPr>
+          <w:lang w:val="id_ID" w:bidi="id_ID"/>
+        </w:rPr>
+        <w:t>Ayub 33:18</w:t>
+      </w:r>
+    </w:p>
+    <w:p>
+      <w:pPr>
+        <w:pStyle w:val="ListBullet"/>
+        <w:spacing w:line="240" w:lineRule="auto"/>
+        <w:ind w:left="720"/>
+      </w:pPr>
+      <w:r>
+        <w:rPr>
+          <w:lang w:val="id_ID" w:bidi="id_ID"/>
+        </w:rPr>
+      </w:r>
+      <w:r>
+        <w:rPr>
+          <w:lang w:val="id_ID" w:bidi="id_ID"/>
+        </w:rPr>
+        <w:t>Lukas 6:39</w:t>
+      </w:r>
+    </w:p>
+    <w:p>
+      <w:pPr>
+        <w:pStyle w:val="ListBullet"/>
+        <w:spacing w:line="240" w:lineRule="auto"/>
+        <w:ind w:left="720"/>
+      </w:pPr>
+      <w:r>
+        <w:rPr>
+          <w:lang w:val="id_ID" w:bidi="id_ID"/>
+        </w:rPr>
+      </w:r>
+      <w:r>
+        <w:rPr>
+          <w:lang w:val="id_ID" w:bidi="id_ID"/>
+        </w:rPr>
+        <w:t>Amsal 1:12</w:t>
+      </w:r>
     </w:p>
     <w:p>
       <w:pPr>
@@ -6130,66 +5752,48 @@
           <w:lang w:val="id_ID" w:bidi="id_ID"/>
         </w:rPr>
       </w:r>
-      <w:hyperlink r:id="rId43">
-        <w:r>
-          <w:rPr>
-            <w:lang w:val="id_ID" w:bidi="id_ID"/>
-          </w:rPr>
-          <w:rPr>
-            <w:color w:val="0000EE"/>
-            <w:u w:val="single"/>
-          </w:rPr>
-          <w:t>2 Timotius 4:11–13</w:t>
-        </w:r>
-      </w:hyperlink>
-    </w:p>
-    <w:p>
-      <w:pPr>
-        <w:pStyle w:val="ListBullet"/>
-        <w:spacing w:line="240" w:lineRule="auto"/>
-        <w:ind w:left="720"/>
-      </w:pPr>
-      <w:r>
-        <w:rPr>
-          <w:lang w:val="id_ID" w:bidi="id_ID"/>
-        </w:rPr>
-      </w:r>
-      <w:hyperlink r:id="rId73">
-        <w:r>
-          <w:rPr>
-            <w:lang w:val="id_ID" w:bidi="id_ID"/>
-          </w:rPr>
-          <w:rPr>
-            <w:color w:val="0000EE"/>
-            <w:u w:val="single"/>
-          </w:rPr>
-          <w:t>Kolose 4:12–14</w:t>
-        </w:r>
-      </w:hyperlink>
-    </w:p>
-    <w:p>
-      <w:pPr>
-        <w:pStyle w:val="ListBullet"/>
-        <w:spacing w:line="240" w:lineRule="auto"/>
-        <w:ind w:left="720"/>
-      </w:pPr>
-      <w:r>
-        <w:rPr>
-          <w:lang w:val="id_ID" w:bidi="id_ID"/>
-        </w:rPr>
-      </w:r>
-      <w:hyperlink r:id="rId74">
-        <w:r>
-          <w:rPr>
-            <w:lang w:val="id_ID" w:bidi="id_ID"/>
-          </w:rPr>
-          <w:rPr>
-            <w:color w:val="0000EE"/>
-            <w:u w:val="single"/>
-          </w:rPr>
-          <w:t>Filemon 1:24</w:t>
-        </w:r>
-      </w:hyperlink>
+      <w:r>
+        <w:rPr>
+          <w:lang w:val="id_ID" w:bidi="id_ID"/>
+        </w:rPr>
+        <w:t>2 Timotius 4:11–13</w:t>
+      </w:r>
+    </w:p>
+    <w:p>
+      <w:pPr>
+        <w:pStyle w:val="ListBullet"/>
+        <w:spacing w:line="240" w:lineRule="auto"/>
+        <w:ind w:left="720"/>
+      </w:pPr>
+      <w:r>
+        <w:rPr>
+          <w:lang w:val="id_ID" w:bidi="id_ID"/>
+        </w:rPr>
+      </w:r>
+      <w:r>
+        <w:rPr>
+          <w:lang w:val="id_ID" w:bidi="id_ID"/>
+        </w:rPr>
+        <w:t>Kolose 4:12–14</w:t>
+      </w:r>
+    </w:p>
+    <w:p>
+      <w:pPr>
+        <w:pStyle w:val="ListBullet"/>
+        <w:spacing w:line="240" w:lineRule="auto"/>
+        <w:ind w:left="720"/>
+      </w:pPr>
+      <w:r>
+        <w:rPr>
+          <w:lang w:val="id_ID" w:bidi="id_ID"/>
+        </w:rPr>
+      </w:r>
+      <w:r>
+        <w:rPr>
+          <w:lang w:val="id_ID" w:bidi="id_ID"/>
+        </w:rPr>
+        <w:t>Filemon 1:24</w:t>
+      </w:r>
     </w:p>
     <w:p>
       <w:pPr>

--- a/ind/docx/013.content.docx
+++ b/ind/docx/013.content.docx
@@ -1650,13 +1650,698 @@
         <w:rPr>
           <w:lang w:val="id_ID" w:bidi="id_ID"/>
         </w:rPr>
+        <w:t>, membangkitkan)</w:t>
+      </w:r>
+    </w:p>
+    <w:p>
+      <w:pPr>
+        <w:pStyle w:val="Heading3"/>
+      </w:pPr>
+      <w:r>
+        <w:rPr>
+          <w:lang w:val="id_ID" w:bidi="id_ID"/>
+        </w:rPr>
+        <w:t>Referensi Alkitab:</w:t>
+      </w:r>
+    </w:p>
+    <w:p>
+      <w:pPr>
+        <w:pStyle w:val="ListBullet"/>
+        <w:spacing w:line="240" w:lineRule="auto"/>
+        <w:ind w:left="720"/>
+      </w:pPr>
+      <w:r>
+        <w:rPr>
+          <w:lang w:val="id_ID" w:bidi="id_ID"/>
+        </w:rPr>
+      </w:r>
+      <w:r>
+        <w:rPr>
+          <w:lang w:val="id_ID" w:bidi="id_ID"/>
+        </w:rPr>
+        <w:t>Yohanes 11:11</w:t>
+      </w:r>
+    </w:p>
+    <w:p>
+      <w:pPr>
+        <w:pStyle w:val="ListBullet"/>
+        <w:spacing w:line="240" w:lineRule="auto"/>
+        <w:ind w:left="720"/>
+      </w:pPr>
+      <w:r>
+        <w:rPr>
+          <w:lang w:val="id_ID" w:bidi="id_ID"/>
+        </w:rPr>
+      </w:r>
+      <w:r>
+        <w:rPr>
+          <w:lang w:val="id_ID" w:bidi="id_ID"/>
+        </w:rPr>
+        <w:t>Yohanes 12:1–3</w:t>
+      </w:r>
+    </w:p>
+    <w:p>
+      <w:pPr>
+        <w:pStyle w:val="ListBullet"/>
+        <w:spacing w:line="240" w:lineRule="auto"/>
+        <w:ind w:left="720"/>
+      </w:pPr>
+      <w:r>
+        <w:rPr>
+          <w:lang w:val="id_ID" w:bidi="id_ID"/>
+        </w:rPr>
+      </w:r>
+      <w:r>
+        <w:rPr>
+          <w:lang w:val="id_ID" w:bidi="id_ID"/>
+        </w:rPr>
+        <w:t>Lukas 16:21</w:t>
+      </w:r>
+    </w:p>
+    <w:p>
+      <w:pPr>
+        <w:pStyle w:val="Heading3"/>
+      </w:pPr>
+      <w:r>
+        <w:rPr>
+          <w:lang w:val="id_ID" w:bidi="id_ID"/>
+        </w:rPr>
+        <w:t>Contoh dari kisah-kisah Alkitab:</w:t>
+      </w:r>
+    </w:p>
+    <w:p>
+      <w:pPr>
+        <w:pStyle w:val="ListBullet"/>
+        <w:spacing w:line="240" w:lineRule="auto"/>
+        <w:ind w:left="720"/>
+      </w:pPr>
+      <w:r>
+        <w:rPr>
+          <w:lang w:val="id_ID" w:bidi="id_ID"/>
+        </w:rPr>
+      </w:r>
+      <w:r>
+        <w:rPr>
+          <w:b/>
+          <w:lang w:val="id_ID" w:bidi="id_ID"/>
+        </w:rPr>
+        <w:t>37:1</w:t>
+      </w:r>
+      <w:r>
+        <w:rPr>
+          <w:lang w:val="id_ID" w:bidi="id_ID"/>
+        </w:rPr>
+        <w:t xml:space="preserve"> Suatu hari, Yesus menerima kabar bahwa </w:t>
+      </w:r>
+      <w:r>
+        <w:rPr>
+          <w:b/>
+          <w:lang w:val="id_ID" w:bidi="id_ID"/>
+        </w:rPr>
+        <w:t>Lazarus</w:t>
+      </w:r>
+      <w:r>
+        <w:rPr>
+          <w:lang w:val="id_ID" w:bidi="id_ID"/>
+        </w:rPr>
+        <w:t xml:space="preserve"> sedang sakit parah. </w:t>
+      </w:r>
+      <w:r>
+        <w:rPr>
+          <w:b/>
+          <w:lang w:val="id_ID" w:bidi="id_ID"/>
+        </w:rPr>
+        <w:t>Lazarus</w:t>
+      </w:r>
+      <w:r>
+        <w:rPr>
+          <w:lang w:val="id_ID" w:bidi="id_ID"/>
+        </w:rPr>
+        <w:t xml:space="preserve"> dan kedua saudarinya, Maria dan Marta, adalah teman dekat Yesus.</w:t>
+      </w:r>
+    </w:p>
+    <w:p>
+      <w:pPr>
+        <w:pStyle w:val="ListBullet"/>
+        <w:spacing w:line="240" w:lineRule="auto"/>
+        <w:ind w:left="720"/>
+      </w:pPr>
+      <w:r>
+        <w:rPr>
+          <w:lang w:val="id_ID" w:bidi="id_ID"/>
+        </w:rPr>
+      </w:r>
+      <w:r>
+        <w:rPr>
+          <w:b/>
+          <w:lang w:val="id_ID" w:bidi="id_ID"/>
+        </w:rPr>
+        <w:t>37:2</w:t>
+      </w:r>
+      <w:r>
+        <w:rPr>
+          <w:lang w:val="id_ID" w:bidi="id_ID"/>
+        </w:rPr>
+        <w:t xml:space="preserve"> Yesus berkata, “Teman kita </w:t>
+      </w:r>
+      <w:r>
+        <w:rPr>
+          <w:b/>
+          <w:lang w:val="id_ID" w:bidi="id_ID"/>
+        </w:rPr>
+        <w:t>Lazarus</w:t>
+      </w:r>
+      <w:r>
+        <w:rPr>
+          <w:lang w:val="id_ID" w:bidi="id_ID"/>
+        </w:rPr>
+        <w:t xml:space="preserve"> sedang tidur, dan aku harus membangunkannya.”</w:t>
+      </w:r>
+    </w:p>
+    <w:p>
+      <w:pPr>
+        <w:pStyle w:val="ListBullet"/>
+        <w:spacing w:line="240" w:lineRule="auto"/>
+        <w:ind w:left="720"/>
+      </w:pPr>
+      <w:r>
+        <w:rPr>
+          <w:lang w:val="id_ID" w:bidi="id_ID"/>
+        </w:rPr>
+      </w:r>
+      <w:r>
+        <w:rPr>
+          <w:b/>
+          <w:lang w:val="id_ID" w:bidi="id_ID"/>
+        </w:rPr>
+        <w:t>37:3</w:t>
+      </w:r>
+      <w:r>
+        <w:rPr>
+          <w:lang w:val="id_ID" w:bidi="id_ID"/>
+        </w:rPr>
+        <w:t xml:space="preserve"> Murid-murid Yesus menjawab, “Guru, jika </w:t>
+      </w:r>
+      <w:r>
+        <w:rPr>
+          <w:b/>
+          <w:lang w:val="id_ID" w:bidi="id_ID"/>
+        </w:rPr>
+        <w:t>Lazarus</w:t>
+      </w:r>
+      <w:r>
+        <w:rPr>
+          <w:lang w:val="id_ID" w:bidi="id_ID"/>
+        </w:rPr>
+        <w:t xml:space="preserve"> sedang tidur, maka dia akan sembuh.” Kemudian Yesus menjelaskan kepada mereka, “</w:t>
+      </w:r>
+      <w:r>
+        <w:rPr>
+          <w:b/>
+          <w:lang w:val="id_ID" w:bidi="id_ID"/>
+        </w:rPr>
+        <w:t>Lazarus</w:t>
+      </w:r>
+      <w:r>
+        <w:rPr>
+          <w:lang w:val="id_ID" w:bidi="id_ID"/>
+        </w:rPr>
+        <w:t xml:space="preserve"> sudah mati.”</w:t>
+      </w:r>
+    </w:p>
+    <w:p>
+      <w:pPr>
+        <w:pStyle w:val="ListBullet"/>
+        <w:spacing w:line="240" w:lineRule="auto"/>
+        <w:ind w:left="720"/>
+      </w:pPr>
+      <w:r>
+        <w:rPr>
+          <w:lang w:val="id_ID" w:bidi="id_ID"/>
+        </w:rPr>
+      </w:r>
+      <w:r>
+        <w:rPr>
+          <w:b/>
+          <w:lang w:val="id_ID" w:bidi="id_ID"/>
+        </w:rPr>
+        <w:t>37:4</w:t>
+      </w:r>
+      <w:r>
+        <w:rPr>
+          <w:lang w:val="id_ID" w:bidi="id_ID"/>
+        </w:rPr>
+        <w:t xml:space="preserve"> Ketika Yesus tiba di </w:t>
+      </w:r>
+      <w:r>
+        <w:rPr>
+          <w:b/>
+          <w:lang w:val="id_ID" w:bidi="id_ID"/>
+        </w:rPr>
+        <w:t>tempat asal Lazarus</w:t>
+      </w:r>
+      <w:r>
+        <w:rPr>
+          <w:lang w:val="id_ID" w:bidi="id_ID"/>
+        </w:rPr>
         <w:t xml:space="preserve">, </w:t>
       </w:r>
       <w:r>
         <w:rPr>
-          <w:lang w:val="id_ID" w:bidi="id_ID"/>
-        </w:rPr>
-        <w:t>membangkitkan</w:t>
+          <w:b/>
+          <w:lang w:val="id_ID" w:bidi="id_ID"/>
+        </w:rPr>
+        <w:t>Lazarus</w:t>
+      </w:r>
+      <w:r>
+        <w:rPr>
+          <w:lang w:val="id_ID" w:bidi="id_ID"/>
+        </w:rPr>
+        <w:t xml:space="preserve"> sudah meninggal selama empat hari.</w:t>
+      </w:r>
+    </w:p>
+    <w:p>
+      <w:pPr>
+        <w:pStyle w:val="ListBullet"/>
+        <w:spacing w:line="240" w:lineRule="auto"/>
+        <w:ind w:left="720"/>
+      </w:pPr>
+      <w:r>
+        <w:rPr>
+          <w:lang w:val="id_ID" w:bidi="id_ID"/>
+        </w:rPr>
+      </w:r>
+      <w:r>
+        <w:rPr>
+          <w:b/>
+          <w:lang w:val="id_ID" w:bidi="id_ID"/>
+        </w:rPr>
+        <w:t>37:6</w:t>
+      </w:r>
+      <w:r>
+        <w:rPr>
+          <w:lang w:val="id_ID" w:bidi="id_ID"/>
+        </w:rPr>
+        <w:t xml:space="preserve"> Yesus bertanya kepada mereka, "Di mana kalian meletakkan </w:t>
+      </w:r>
+      <w:r>
+        <w:rPr>
+          <w:b/>
+          <w:lang w:val="id_ID" w:bidi="id_ID"/>
+        </w:rPr>
+        <w:t>Lazarus</w:t>
+      </w:r>
+      <w:r>
+        <w:rPr>
+          <w:lang w:val="id_ID" w:bidi="id_ID"/>
+        </w:rPr>
+        <w:t>?"</w:t>
+      </w:r>
+    </w:p>
+    <w:p>
+      <w:pPr>
+        <w:pStyle w:val="ListBullet"/>
+        <w:spacing w:line="240" w:lineRule="auto"/>
+        <w:ind w:left="720"/>
+      </w:pPr>
+      <w:r>
+        <w:rPr>
+          <w:lang w:val="id_ID" w:bidi="id_ID"/>
+        </w:rPr>
+      </w:r>
+      <w:r>
+        <w:rPr>
+          <w:b/>
+          <w:lang w:val="id_ID" w:bidi="id_ID"/>
+        </w:rPr>
+        <w:t>37:9</w:t>
+      </w:r>
+      <w:r>
+        <w:rPr>
+          <w:lang w:val="id_ID" w:bidi="id_ID"/>
+        </w:rPr>
+        <w:t xml:space="preserve"> Lalu Yesus berseru, "</w:t>
+      </w:r>
+      <w:r>
+        <w:rPr>
+          <w:b/>
+          <w:lang w:val="id_ID" w:bidi="id_ID"/>
+        </w:rPr>
+        <w:t>Lazarus</w:t>
+      </w:r>
+      <w:r>
+        <w:rPr>
+          <w:lang w:val="id_ID" w:bidi="id_ID"/>
+        </w:rPr>
+        <w:t>, keluarlah!"</w:t>
+      </w:r>
+    </w:p>
+    <w:p>
+      <w:pPr>
+        <w:pStyle w:val="ListBullet"/>
+        <w:spacing w:line="240" w:lineRule="auto"/>
+        <w:ind w:left="720"/>
+      </w:pPr>
+      <w:r>
+        <w:rPr>
+          <w:lang w:val="id_ID" w:bidi="id_ID"/>
+        </w:rPr>
+      </w:r>
+      <w:r>
+        <w:rPr>
+          <w:b/>
+          <w:lang w:val="id_ID" w:bidi="id_ID"/>
+        </w:rPr>
+        <w:t>37:10</w:t>
+      </w:r>
+      <w:r>
+        <w:rPr>
+          <w:lang w:val="id_ID" w:bidi="id_ID"/>
+        </w:rPr>
+        <w:t xml:space="preserve"> Maka </w:t>
+      </w:r>
+      <w:r>
+        <w:rPr>
+          <w:b/>
+          <w:lang w:val="id_ID" w:bidi="id_ID"/>
+        </w:rPr>
+        <w:t>Lazarus</w:t>
+      </w:r>
+      <w:r>
+        <w:rPr>
+          <w:lang w:val="id_ID" w:bidi="id_ID"/>
+        </w:rPr>
+        <w:t xml:space="preserve"> keluar! Dia masih terbungkus kain kafan.</w:t>
+      </w:r>
+    </w:p>
+    <w:p>
+      <w:pPr>
+        <w:pStyle w:val="ListBullet"/>
+        <w:spacing w:line="240" w:lineRule="auto"/>
+        <w:ind w:left="720"/>
+      </w:pPr>
+      <w:r>
+        <w:rPr>
+          <w:lang w:val="id_ID" w:bidi="id_ID"/>
+        </w:rPr>
+      </w:r>
+      <w:r>
+        <w:rPr>
+          <w:b/>
+          <w:lang w:val="id_ID" w:bidi="id_ID"/>
+        </w:rPr>
+        <w:t>37:11</w:t>
+      </w:r>
+      <w:r>
+        <w:rPr>
+          <w:lang w:val="id_ID" w:bidi="id_ID"/>
+        </w:rPr>
+        <w:t xml:space="preserve"> Namun, para pemimpin agama Yahudi merasa iri, sehingga mereka berkumpul untuk merencanakan cara membunuh Yesus dan </w:t>
+      </w:r>
+      <w:r>
+        <w:rPr>
+          <w:b/>
+          <w:lang w:val="id_ID" w:bidi="id_ID"/>
+        </w:rPr>
+        <w:t>Lazarus</w:t>
+      </w:r>
+      <w:r>
+        <w:rPr>
+          <w:lang w:val="id_ID" w:bidi="id_ID"/>
+        </w:rPr>
+        <w:t>.</w:t>
+      </w:r>
+    </w:p>
+    <w:p>
+      <w:pPr>
+        <w:pStyle w:val="Heading3"/>
+      </w:pPr>
+      <w:r>
+        <w:rPr>
+          <w:lang w:val="id_ID" w:bidi="id_ID"/>
+        </w:rPr>
+        <w:t>Data Kata:</w:t>
+      </w:r>
+    </w:p>
+    <w:p>
+      <w:pPr>
+        <w:pStyle w:val="ListBullet"/>
+        <w:spacing w:line="240" w:lineRule="auto"/>
+        <w:ind w:left="720"/>
+      </w:pPr>
+      <w:r>
+        <w:rPr>
+          <w:lang w:val="id_ID" w:bidi="id_ID"/>
+        </w:rPr>
+      </w:r>
+      <w:r>
+        <w:rPr>
+          <w:lang w:val="id_ID" w:bidi="id_ID"/>
+        </w:rPr>
+        <w:t>Strong: G29760</w:t>
+      </w:r>
+      <w:r>
+        <w:rPr>
+          <w:lang w:val="id_ID" w:bidi="id_ID"/>
+        </w:rPr>
+      </w:r>
+      <w:r>
+        <w:rPr>
+          <w:lang w:val="id_ID" w:bidi="id_ID"/>
+        </w:rPr>
+      </w:r>
+    </w:p>
+    <w:p>
+      <w:pPr/>
+      <w:r>
+        <w:rPr>
+          <w:lang w:val="id_ID" w:bidi="id_ID"/>
+        </w:rPr>
+      </w:r>
+    </w:p>
+    <w:p>
+      <w:pPr>
+        <w:pStyle w:val="Heading2"/>
+      </w:pPr>
+      <w:r>
+        <w:rPr>
+          <w:lang w:val="id_ID" w:bidi="id_ID"/>
+        </w:rPr>
+        <w:t>Lea</w:t>
+      </w:r>
+      <w:r>
+        <w:rPr>
+          <w:lang w:val="id_ID" w:bidi="id_ID"/>
+        </w:rPr>
+      </w:r>
+    </w:p>
+    <w:p>
+      <w:pPr>
+        <w:pStyle w:val="Heading3"/>
+      </w:pPr>
+      <w:r>
+        <w:rPr>
+          <w:lang w:val="id_ID" w:bidi="id_ID"/>
+        </w:rPr>
+        <w:t>Fakta:</w:t>
+      </w:r>
+    </w:p>
+    <w:p>
+      <w:pPr/>
+      <w:r>
+        <w:rPr>
+          <w:lang w:val="id_ID" w:bidi="id_ID"/>
+        </w:rPr>
+      </w:r>
+      <w:r>
+        <w:rPr>
+          <w:lang w:val="id_ID" w:bidi="id_ID"/>
+        </w:rPr>
+        <w:t>Lea adalah salah satu istri Yakub. Dia adalah kakak perempuan Rahel dan ibu dari enam putra Yakub: Ruben, Simeon, Lewi, Yehuda, Isakhar, dan Zebulon. Dia juga ibu dari putri Yakub, Dina.</w:t>
+      </w:r>
+    </w:p>
+    <w:p>
+      <w:pPr>
+        <w:pStyle w:val="ListBullet"/>
+        <w:spacing w:line="240" w:lineRule="auto"/>
+        <w:ind w:left="720"/>
+      </w:pPr>
+      <w:r>
+        <w:rPr>
+          <w:lang w:val="id_ID" w:bidi="id_ID"/>
+        </w:rPr>
+      </w:r>
+      <w:r>
+        <w:rPr>
+          <w:lang w:val="id_ID" w:bidi="id_ID"/>
+        </w:rPr>
+        <w:t>Kitab Kejadian menceritakan bagaimana Laban, ayah Lea, menipu Yakub agar menikahi Lea sebelum menikahi Rahel.</w:t>
+      </w:r>
+    </w:p>
+    <w:p>
+      <w:pPr>
+        <w:pStyle w:val="ListBullet"/>
+        <w:spacing w:line="240" w:lineRule="auto"/>
+        <w:ind w:left="720"/>
+      </w:pPr>
+      <w:r>
+        <w:rPr>
+          <w:lang w:val="id_ID" w:bidi="id_ID"/>
+        </w:rPr>
+      </w:r>
+      <w:r>
+        <w:rPr>
+          <w:lang w:val="id_ID" w:bidi="id_ID"/>
+        </w:rPr>
+        <w:t>Allah memberikan berkat kepada Lea dengan banyak anak, meskipun suaminya Yakub lebih mencintai Rahel daripada dirinya.</w:t>
+      </w:r>
+    </w:p>
+    <w:p>
+      <w:pPr>
+        <w:pStyle w:val="ListBullet"/>
+        <w:spacing w:line="240" w:lineRule="auto"/>
+        <w:ind w:left="720"/>
+      </w:pPr>
+      <w:r>
+        <w:rPr>
+          <w:lang w:val="id_ID" w:bidi="id_ID"/>
+        </w:rPr>
+      </w:r>
+      <w:r>
+        <w:rPr>
+          <w:lang w:val="id_ID" w:bidi="id_ID"/>
+        </w:rPr>
+        <w:t>Lea adalah nenek moyang Raja Daud dan Yesus.</w:t>
+      </w:r>
+    </w:p>
+    <w:p>
+      <w:pPr/>
+      <w:r>
+        <w:rPr>
+          <w:lang w:val="id_ID" w:bidi="id_ID"/>
+        </w:rPr>
+      </w:r>
+      <w:r>
+        <w:rPr>
+          <w:lang w:val="id_ID" w:bidi="id_ID"/>
+        </w:rPr>
+        <w:t>(Saran Terjemahan: Cara Menerjemahkan Nama)</w:t>
+      </w:r>
+    </w:p>
+    <w:p>
+      <w:pPr/>
+      <w:r>
+        <w:rPr>
+          <w:lang w:val="id_ID" w:bidi="id_ID"/>
+        </w:rPr>
+      </w:r>
+      <w:r>
+        <w:rPr>
+          <w:lang w:val="id_ID" w:bidi="id_ID"/>
+        </w:rPr>
+        <w:t xml:space="preserve">(Lihat juga: </w:t>
+      </w:r>
+      <w:r>
+        <w:rPr>
+          <w:lang w:val="id_ID" w:bidi="id_ID"/>
+        </w:rPr>
+        <w:t>Yakub</w:t>
+      </w:r>
+      <w:r>
+        <w:rPr>
+          <w:lang w:val="id_ID" w:bidi="id_ID"/>
+        </w:rPr>
+        <w:t xml:space="preserve">, </w:t>
+      </w:r>
+      <w:r>
+        <w:rPr>
+          <w:lang w:val="id_ID" w:bidi="id_ID"/>
+        </w:rPr>
+        <w:t>Ruben</w:t>
+      </w:r>
+      <w:r>
+        <w:rPr>
+          <w:lang w:val="id_ID" w:bidi="id_ID"/>
+        </w:rPr>
+        <w:t xml:space="preserve">, </w:t>
+      </w:r>
+      <w:r>
+        <w:rPr>
+          <w:lang w:val="id_ID" w:bidi="id_ID"/>
+        </w:rPr>
+        <w:t>Simeon</w:t>
+      </w:r>
+      <w:r>
+        <w:rPr>
+          <w:lang w:val="id_ID" w:bidi="id_ID"/>
+        </w:rPr>
+        <w:t xml:space="preserve">, Lewi, </w:t>
+      </w:r>
+      <w:r>
+        <w:rPr>
+          <w:lang w:val="id_ID" w:bidi="id_ID"/>
+        </w:rPr>
+        <w:t>Yehuda</w:t>
+      </w:r>
+      <w:r>
+        <w:rPr>
+          <w:lang w:val="id_ID" w:bidi="id_ID"/>
+        </w:rPr>
+        <w:t xml:space="preserve">, </w:t>
+      </w:r>
+      <w:r>
+        <w:rPr>
+          <w:lang w:val="id_ID" w:bidi="id_ID"/>
+        </w:rPr>
+        <w:t>Isakhar</w:t>
+      </w:r>
+      <w:r>
+        <w:rPr>
+          <w:lang w:val="id_ID" w:bidi="id_ID"/>
+        </w:rPr>
+        <w:t xml:space="preserve">, </w:t>
+      </w:r>
+      <w:r>
+        <w:rPr>
+          <w:lang w:val="id_ID" w:bidi="id_ID"/>
+        </w:rPr>
+        <w:t>Zebulon</w:t>
+      </w:r>
+      <w:r>
+        <w:rPr>
+          <w:lang w:val="id_ID" w:bidi="id_ID"/>
+        </w:rPr>
+        <w:t xml:space="preserve">, </w:t>
+      </w:r>
+      <w:r>
+        <w:rPr>
+          <w:lang w:val="id_ID" w:bidi="id_ID"/>
+        </w:rPr>
+        <w:t>Laban</w:t>
+      </w:r>
+      <w:r>
+        <w:rPr>
+          <w:lang w:val="id_ID" w:bidi="id_ID"/>
+        </w:rPr>
+        <w:t xml:space="preserve">, </w:t>
+      </w:r>
+      <w:r>
+        <w:rPr>
+          <w:lang w:val="id_ID" w:bidi="id_ID"/>
+        </w:rPr>
+        <w:t>Rahel</w:t>
+      </w:r>
+      <w:r>
+        <w:rPr>
+          <w:lang w:val="id_ID" w:bidi="id_ID"/>
+        </w:rPr>
+        <w:t xml:space="preserve">, </w:t>
+      </w:r>
+      <w:r>
+        <w:rPr>
+          <w:lang w:val="id_ID" w:bidi="id_ID"/>
+        </w:rPr>
+        <w:t>dua belas suku Israel</w:t>
       </w:r>
       <w:r>
         <w:rPr>
@@ -1691,43 +2376,61 @@
         <w:rPr>
           <w:lang w:val="id_ID" w:bidi="id_ID"/>
         </w:rPr>
-        <w:t>Yohanes 11:11</w:t>
-      </w:r>
-    </w:p>
-    <w:p>
-      <w:pPr>
-        <w:pStyle w:val="ListBullet"/>
-        <w:spacing w:line="240" w:lineRule="auto"/>
-        <w:ind w:left="720"/>
-      </w:pPr>
-      <w:r>
-        <w:rPr>
-          <w:lang w:val="id_ID" w:bidi="id_ID"/>
-        </w:rPr>
-      </w:r>
-      <w:r>
-        <w:rPr>
-          <w:lang w:val="id_ID" w:bidi="id_ID"/>
-        </w:rPr>
-        <w:t>Yohanes 12:1–3</w:t>
-      </w:r>
-    </w:p>
-    <w:p>
-      <w:pPr>
-        <w:pStyle w:val="ListBullet"/>
-        <w:spacing w:line="240" w:lineRule="auto"/>
-        <w:ind w:left="720"/>
-      </w:pPr>
-      <w:r>
-        <w:rPr>
-          <w:lang w:val="id_ID" w:bidi="id_ID"/>
-        </w:rPr>
-      </w:r>
-      <w:r>
-        <w:rPr>
-          <w:lang w:val="id_ID" w:bidi="id_ID"/>
-        </w:rPr>
-        <w:t>Lukas 16:21</w:t>
+        <w:t>Kejadian 29:17</w:t>
+      </w:r>
+    </w:p>
+    <w:p>
+      <w:pPr>
+        <w:pStyle w:val="ListBullet"/>
+        <w:spacing w:line="240" w:lineRule="auto"/>
+        <w:ind w:left="720"/>
+      </w:pPr>
+      <w:r>
+        <w:rPr>
+          <w:lang w:val="id_ID" w:bidi="id_ID"/>
+        </w:rPr>
+      </w:r>
+      <w:r>
+        <w:rPr>
+          <w:lang w:val="id_ID" w:bidi="id_ID"/>
+        </w:rPr>
+        <w:t>Kejadian 29:28</w:t>
+      </w:r>
+    </w:p>
+    <w:p>
+      <w:pPr>
+        <w:pStyle w:val="ListBullet"/>
+        <w:spacing w:line="240" w:lineRule="auto"/>
+        <w:ind w:left="720"/>
+      </w:pPr>
+      <w:r>
+        <w:rPr>
+          <w:lang w:val="id_ID" w:bidi="id_ID"/>
+        </w:rPr>
+      </w:r>
+      <w:r>
+        <w:rPr>
+          <w:lang w:val="id_ID" w:bidi="id_ID"/>
+        </w:rPr>
+        <w:t>Kejadian 31:6</w:t>
+      </w:r>
+    </w:p>
+    <w:p>
+      <w:pPr>
+        <w:pStyle w:val="ListBullet"/>
+        <w:spacing w:line="240" w:lineRule="auto"/>
+        <w:ind w:left="720"/>
+      </w:pPr>
+      <w:r>
+        <w:rPr>
+          <w:lang w:val="id_ID" w:bidi="id_ID"/>
+        </w:rPr>
+      </w:r>
+      <w:r>
+        <w:rPr>
+          <w:lang w:val="id_ID" w:bidi="id_ID"/>
+        </w:rPr>
+        <w:t>Rut 4:11</w:t>
       </w:r>
     </w:p>
     <w:p>
@@ -1738,179 +2441,495 @@
         <w:rPr>
           <w:lang w:val="id_ID" w:bidi="id_ID"/>
         </w:rPr>
-        <w:t>Contoh dari kisah-kisah Alkitab:</w:t>
-      </w:r>
-    </w:p>
-    <w:p>
-      <w:pPr>
-        <w:pStyle w:val="ListBullet"/>
-        <w:spacing w:line="240" w:lineRule="auto"/>
-        <w:ind w:left="720"/>
-      </w:pPr>
-      <w:r>
-        <w:rPr>
-          <w:lang w:val="id_ID" w:bidi="id_ID"/>
-        </w:rPr>
-      </w:r>
-      <w:r>
-        <w:rPr>
-          <w:b/>
-          <w:lang w:val="id_ID" w:bidi="id_ID"/>
-        </w:rPr>
-        <w:t>37:1</w:t>
-      </w:r>
-      <w:r>
-        <w:rPr>
-          <w:lang w:val="id_ID" w:bidi="id_ID"/>
-        </w:rPr>
-        <w:t xml:space="preserve"> Suatu hari, Yesus menerima kabar bahwa </w:t>
-      </w:r>
-      <w:r>
-        <w:rPr>
-          <w:b/>
-          <w:lang w:val="id_ID" w:bidi="id_ID"/>
-        </w:rPr>
-        <w:t>Lazarus</w:t>
-      </w:r>
-      <w:r>
-        <w:rPr>
-          <w:lang w:val="id_ID" w:bidi="id_ID"/>
-        </w:rPr>
-        <w:t xml:space="preserve"> sedang sakit parah. </w:t>
-      </w:r>
-      <w:r>
-        <w:rPr>
-          <w:b/>
-          <w:lang w:val="id_ID" w:bidi="id_ID"/>
-        </w:rPr>
-        <w:t>Lazarus</w:t>
-      </w:r>
-      <w:r>
-        <w:rPr>
-          <w:lang w:val="id_ID" w:bidi="id_ID"/>
-        </w:rPr>
-        <w:t xml:space="preserve"> dan kedua saudarinya, Maria dan Marta, adalah teman dekat Yesus.</w:t>
-      </w:r>
-    </w:p>
-    <w:p>
-      <w:pPr>
-        <w:pStyle w:val="ListBullet"/>
-        <w:spacing w:line="240" w:lineRule="auto"/>
-        <w:ind w:left="720"/>
-      </w:pPr>
-      <w:r>
-        <w:rPr>
-          <w:lang w:val="id_ID" w:bidi="id_ID"/>
-        </w:rPr>
-      </w:r>
-      <w:r>
-        <w:rPr>
-          <w:b/>
-          <w:lang w:val="id_ID" w:bidi="id_ID"/>
-        </w:rPr>
-        <w:t>37:2</w:t>
-      </w:r>
-      <w:r>
-        <w:rPr>
-          <w:lang w:val="id_ID" w:bidi="id_ID"/>
-        </w:rPr>
-        <w:t xml:space="preserve"> Yesus berkata, “Teman kita </w:t>
-      </w:r>
-      <w:r>
-        <w:rPr>
-          <w:b/>
-          <w:lang w:val="id_ID" w:bidi="id_ID"/>
-        </w:rPr>
-        <w:t>Lazarus</w:t>
-      </w:r>
-      <w:r>
-        <w:rPr>
-          <w:lang w:val="id_ID" w:bidi="id_ID"/>
-        </w:rPr>
-        <w:t xml:space="preserve"> sedang tidur, dan aku harus membangunkannya.”</w:t>
-      </w:r>
-    </w:p>
-    <w:p>
-      <w:pPr>
-        <w:pStyle w:val="ListBullet"/>
-        <w:spacing w:line="240" w:lineRule="auto"/>
-        <w:ind w:left="720"/>
-      </w:pPr>
-      <w:r>
-        <w:rPr>
-          <w:lang w:val="id_ID" w:bidi="id_ID"/>
-        </w:rPr>
-      </w:r>
-      <w:r>
-        <w:rPr>
-          <w:b/>
-          <w:lang w:val="id_ID" w:bidi="id_ID"/>
-        </w:rPr>
-        <w:t>37:3</w:t>
-      </w:r>
-      <w:r>
-        <w:rPr>
-          <w:lang w:val="id_ID" w:bidi="id_ID"/>
-        </w:rPr>
-        <w:t xml:space="preserve"> Murid-murid Yesus menjawab, “Guru, jika </w:t>
-      </w:r>
-      <w:r>
-        <w:rPr>
-          <w:b/>
-          <w:lang w:val="id_ID" w:bidi="id_ID"/>
-        </w:rPr>
-        <w:t>Lazarus</w:t>
-      </w:r>
-      <w:r>
-        <w:rPr>
-          <w:lang w:val="id_ID" w:bidi="id_ID"/>
-        </w:rPr>
-        <w:t xml:space="preserve"> sedang tidur, maka dia akan sembuh.” Kemudian Yesus menjelaskan kepada mereka, “</w:t>
-      </w:r>
-      <w:r>
-        <w:rPr>
-          <w:b/>
-          <w:lang w:val="id_ID" w:bidi="id_ID"/>
-        </w:rPr>
-        <w:t>Lazarus</w:t>
-      </w:r>
-      <w:r>
-        <w:rPr>
-          <w:lang w:val="id_ID" w:bidi="id_ID"/>
-        </w:rPr>
-        <w:t xml:space="preserve"> sudah mati.”</w:t>
-      </w:r>
-    </w:p>
-    <w:p>
-      <w:pPr>
-        <w:pStyle w:val="ListBullet"/>
-        <w:spacing w:line="240" w:lineRule="auto"/>
-        <w:ind w:left="720"/>
-      </w:pPr>
-      <w:r>
-        <w:rPr>
-          <w:lang w:val="id_ID" w:bidi="id_ID"/>
-        </w:rPr>
-      </w:r>
-      <w:r>
-        <w:rPr>
-          <w:b/>
-          <w:lang w:val="id_ID" w:bidi="id_ID"/>
-        </w:rPr>
-        <w:t>37:4</w:t>
-      </w:r>
-      <w:r>
-        <w:rPr>
-          <w:lang w:val="id_ID" w:bidi="id_ID"/>
-        </w:rPr>
-        <w:t xml:space="preserve"> Ketika Yesus tiba di </w:t>
-      </w:r>
-      <w:r>
-        <w:rPr>
-          <w:b/>
-          <w:lang w:val="id_ID" w:bidi="id_ID"/>
-        </w:rPr>
-        <w:t>tempat asal Lazarus</w:t>
+        <w:t>Data Kata:</w:t>
+      </w:r>
+    </w:p>
+    <w:p>
+      <w:pPr>
+        <w:pStyle w:val="ListBullet"/>
+        <w:spacing w:line="240" w:lineRule="auto"/>
+        <w:ind w:left="720"/>
+      </w:pPr>
+      <w:r>
+        <w:rPr>
+          <w:lang w:val="id_ID" w:bidi="id_ID"/>
+        </w:rPr>
+      </w:r>
+      <w:r>
+        <w:rPr>
+          <w:lang w:val="id_ID" w:bidi="id_ID"/>
+        </w:rPr>
+        <w:t>Strong: H3812</w:t>
+      </w:r>
+      <w:r>
+        <w:rPr>
+          <w:lang w:val="id_ID" w:bidi="id_ID"/>
+        </w:rPr>
+      </w:r>
+      <w:r>
+        <w:rPr>
+          <w:lang w:val="id_ID" w:bidi="id_ID"/>
+        </w:rPr>
+      </w:r>
+    </w:p>
+    <w:p>
+      <w:pPr/>
+      <w:r>
+        <w:rPr>
+          <w:lang w:val="id_ID" w:bidi="id_ID"/>
+        </w:rPr>
+      </w:r>
+    </w:p>
+    <w:p>
+      <w:pPr>
+        <w:pStyle w:val="Heading2"/>
+      </w:pPr>
+      <w:r>
+        <w:rPr>
+          <w:lang w:val="id_ID" w:bidi="id_ID"/>
+        </w:rPr>
+        <w:t>Lemah lembut</w:t>
+      </w:r>
+      <w:r>
+        <w:rPr>
+          <w:lang w:val="id_ID" w:bidi="id_ID"/>
+        </w:rPr>
+      </w:r>
+    </w:p>
+    <w:p>
+      <w:pPr>
+        <w:pStyle w:val="Heading3"/>
+      </w:pPr>
+      <w:r>
+        <w:rPr>
+          <w:lang w:val="id_ID" w:bidi="id_ID"/>
+        </w:rPr>
+        <w:t>Definisi:</w:t>
+      </w:r>
+    </w:p>
+    <w:p>
+      <w:pPr/>
+      <w:r>
+        <w:rPr>
+          <w:lang w:val="id_ID" w:bidi="id_ID"/>
+        </w:rPr>
+      </w:r>
+      <w:r>
+        <w:rPr>
+          <w:lang w:val="id_ID" w:bidi="id_ID"/>
+        </w:rPr>
+        <w:t>Istilah “meek” menggambarkan seseorang yang lemah lembut, tunduk, dan rela menderita ketidakadilan. Kelemahlembutan adalah kemampuan untuk bersikap lembut bahkan ketika kekerasan atau paksaan mungkin tampak tepat.</w:t>
+      </w:r>
+    </w:p>
+    <w:p>
+      <w:pPr>
+        <w:pStyle w:val="ListBullet"/>
+        <w:spacing w:line="240" w:lineRule="auto"/>
+        <w:ind w:left="720"/>
+      </w:pPr>
+      <w:r>
+        <w:rPr>
+          <w:lang w:val="id_ID" w:bidi="id_ID"/>
+        </w:rPr>
+      </w:r>
+      <w:r>
+        <w:rPr>
+          <w:lang w:val="id_ID" w:bidi="id_ID"/>
+        </w:rPr>
+        <w:t>Kelemahlembutan sering dikaitkan dengan kerendahan hati.</w:t>
+      </w:r>
+    </w:p>
+    <w:p>
+      <w:pPr>
+        <w:pStyle w:val="ListBullet"/>
+        <w:spacing w:line="240" w:lineRule="auto"/>
+        <w:ind w:left="720"/>
+      </w:pPr>
+      <w:r>
+        <w:rPr>
+          <w:lang w:val="id_ID" w:bidi="id_ID"/>
+        </w:rPr>
+      </w:r>
+      <w:r>
+        <w:rPr>
+          <w:lang w:val="id_ID" w:bidi="id_ID"/>
+        </w:rPr>
+        <w:t>Istilah ini juga dapat diterjemahkan sebagai “lemah lembut” atau “berwatak halus” atau “berwatak manis”.</w:t>
+      </w:r>
+    </w:p>
+    <w:p>
+      <w:pPr>
+        <w:pStyle w:val="ListBullet"/>
+        <w:spacing w:line="240" w:lineRule="auto"/>
+        <w:ind w:left="720"/>
+      </w:pPr>
+      <w:r>
+        <w:rPr>
+          <w:lang w:val="id_ID" w:bidi="id_ID"/>
+        </w:rPr>
+      </w:r>
+      <w:r>
+        <w:rPr>
+          <w:lang w:val="id_ID" w:bidi="id_ID"/>
+        </w:rPr>
+        <w:t>Istilah “meekness” dapat diterjemahkan sebagai “kelemahlembutan” atau “kerendahan hati.”</w:t>
+      </w:r>
+    </w:p>
+    <w:p>
+      <w:pPr/>
+      <w:r>
+        <w:rPr>
+          <w:lang w:val="id_ID" w:bidi="id_ID"/>
+        </w:rPr>
+      </w:r>
+      <w:r>
+        <w:rPr>
+          <w:lang w:val="id_ID" w:bidi="id_ID"/>
+        </w:rPr>
+        <w:t xml:space="preserve">(Lihat juga: </w:t>
+      </w:r>
+      <w:r>
+        <w:rPr>
+          <w:lang w:val="id_ID" w:bidi="id_ID"/>
+        </w:rPr>
+        <w:t>humble</w:t>
+      </w:r>
+      <w:r>
+        <w:rPr>
+          <w:lang w:val="id_ID" w:bidi="id_ID"/>
+        </w:rPr>
+        <w:t>)</w:t>
+      </w:r>
+    </w:p>
+    <w:p>
+      <w:pPr>
+        <w:pStyle w:val="Heading3"/>
+      </w:pPr>
+      <w:r>
+        <w:rPr>
+          <w:lang w:val="id_ID" w:bidi="id_ID"/>
+        </w:rPr>
+        <w:t>Referensi Alkitab:</w:t>
+      </w:r>
+    </w:p>
+    <w:p>
+      <w:pPr>
+        <w:pStyle w:val="ListBullet"/>
+        <w:spacing w:line="240" w:lineRule="auto"/>
+        <w:ind w:left="720"/>
+      </w:pPr>
+      <w:r>
+        <w:rPr>
+          <w:lang w:val="id_ID" w:bidi="id_ID"/>
+        </w:rPr>
+      </w:r>
+      <w:r>
+        <w:rPr>
+          <w:lang w:val="id_ID" w:bidi="id_ID"/>
+        </w:rPr>
+        <w:t>1 Petrus 3:15–17</w:t>
+      </w:r>
+    </w:p>
+    <w:p>
+      <w:pPr>
+        <w:pStyle w:val="ListBullet"/>
+        <w:spacing w:line="240" w:lineRule="auto"/>
+        <w:ind w:left="720"/>
+      </w:pPr>
+      <w:r>
+        <w:rPr>
+          <w:lang w:val="id_ID" w:bidi="id_ID"/>
+        </w:rPr>
+      </w:r>
+      <w:r>
+        <w:rPr>
+          <w:lang w:val="id_ID" w:bidi="id_ID"/>
+        </w:rPr>
+        <w:t>2 Korintus 10:1–2</w:t>
+      </w:r>
+    </w:p>
+    <w:p>
+      <w:pPr>
+        <w:pStyle w:val="ListBullet"/>
+        <w:spacing w:line="240" w:lineRule="auto"/>
+        <w:ind w:left="720"/>
+      </w:pPr>
+      <w:r>
+        <w:rPr>
+          <w:lang w:val="id_ID" w:bidi="id_ID"/>
+        </w:rPr>
+      </w:r>
+      <w:r>
+        <w:rPr>
+          <w:lang w:val="id_ID" w:bidi="id_ID"/>
+        </w:rPr>
+        <w:t>2 Timotius 2:25</w:t>
+      </w:r>
+    </w:p>
+    <w:p>
+      <w:pPr>
+        <w:pStyle w:val="ListBullet"/>
+        <w:spacing w:line="240" w:lineRule="auto"/>
+        <w:ind w:left="720"/>
+      </w:pPr>
+      <w:r>
+        <w:rPr>
+          <w:lang w:val="id_ID" w:bidi="id_ID"/>
+        </w:rPr>
+      </w:r>
+      <w:r>
+        <w:rPr>
+          <w:lang w:val="id_ID" w:bidi="id_ID"/>
+        </w:rPr>
+        <w:t>Matius 5:5</w:t>
+      </w:r>
+    </w:p>
+    <w:p>
+      <w:pPr>
+        <w:pStyle w:val="ListBullet"/>
+        <w:spacing w:line="240" w:lineRule="auto"/>
+        <w:ind w:left="720"/>
+      </w:pPr>
+      <w:r>
+        <w:rPr>
+          <w:lang w:val="id_ID" w:bidi="id_ID"/>
+        </w:rPr>
+      </w:r>
+      <w:r>
+        <w:rPr>
+          <w:lang w:val="id_ID" w:bidi="id_ID"/>
+        </w:rPr>
+        <w:t>Matius 11:29</w:t>
+      </w:r>
+    </w:p>
+    <w:p>
+      <w:pPr>
+        <w:pStyle w:val="ListBullet"/>
+        <w:spacing w:line="240" w:lineRule="auto"/>
+        <w:ind w:left="720"/>
+      </w:pPr>
+      <w:r>
+        <w:rPr>
+          <w:lang w:val="id_ID" w:bidi="id_ID"/>
+        </w:rPr>
+      </w:r>
+      <w:r>
+        <w:rPr>
+          <w:lang w:val="id_ID" w:bidi="id_ID"/>
+        </w:rPr>
+        <w:t>Mazmur 37:11</w:t>
+      </w:r>
+    </w:p>
+    <w:p>
+      <w:pPr>
+        <w:pStyle w:val="Heading3"/>
+      </w:pPr>
+      <w:r>
+        <w:rPr>
+          <w:lang w:val="id_ID" w:bidi="id_ID"/>
+        </w:rPr>
+        <w:t>Data Kata:</w:t>
+      </w:r>
+    </w:p>
+    <w:p>
+      <w:pPr>
+        <w:pStyle w:val="ListBullet"/>
+        <w:spacing w:line="240" w:lineRule="auto"/>
+        <w:ind w:left="720"/>
+      </w:pPr>
+      <w:r>
+        <w:rPr>
+          <w:lang w:val="id_ID" w:bidi="id_ID"/>
+        </w:rPr>
+      </w:r>
+      <w:r>
+        <w:rPr>
+          <w:lang w:val="id_ID" w:bidi="id_ID"/>
+        </w:rPr>
+        <w:t>Strong’s: H6035, H6037, G42350, G42360, G42390, G42400</w:t>
+      </w:r>
+      <w:r>
+        <w:rPr>
+          <w:lang w:val="id_ID" w:bidi="id_ID"/>
+        </w:rPr>
+      </w:r>
+      <w:r>
+        <w:rPr>
+          <w:lang w:val="id_ID" w:bidi="id_ID"/>
+        </w:rPr>
+      </w:r>
+    </w:p>
+    <w:p>
+      <w:pPr/>
+      <w:r>
+        <w:rPr>
+          <w:lang w:val="id_ID" w:bidi="id_ID"/>
+        </w:rPr>
+      </w:r>
+    </w:p>
+    <w:p>
+      <w:pPr>
+        <w:pStyle w:val="Heading2"/>
+      </w:pPr>
+      <w:r>
+        <w:rPr>
+          <w:lang w:val="id_ID" w:bidi="id_ID"/>
+        </w:rPr>
+        <w:t>Lembah Kidron</w:t>
+      </w:r>
+      <w:r>
+        <w:rPr>
+          <w:lang w:val="id_ID" w:bidi="id_ID"/>
+        </w:rPr>
+      </w:r>
+    </w:p>
+    <w:p>
+      <w:pPr>
+        <w:pStyle w:val="Heading3"/>
+      </w:pPr>
+      <w:r>
+        <w:rPr>
+          <w:lang w:val="id_ID" w:bidi="id_ID"/>
+        </w:rPr>
+        <w:t>Fakta:</w:t>
+      </w:r>
+    </w:p>
+    <w:p>
+      <w:pPr/>
+      <w:r>
+        <w:rPr>
+          <w:lang w:val="id_ID" w:bidi="id_ID"/>
+        </w:rPr>
+      </w:r>
+      <w:r>
+        <w:rPr>
+          <w:lang w:val="id_ID" w:bidi="id_ID"/>
+        </w:rPr>
+        <w:t>Lembah Kidron adalah sebuah lembah yang dalam di luar kota Yerusalem, di antara tembok timur dan Bukit Zaitun.</w:t>
+      </w:r>
+    </w:p>
+    <w:p>
+      <w:pPr>
+        <w:pStyle w:val="ListBullet"/>
+        <w:spacing w:line="240" w:lineRule="auto"/>
+        <w:ind w:left="720"/>
+      </w:pPr>
+      <w:r>
+        <w:rPr>
+          <w:lang w:val="id_ID" w:bidi="id_ID"/>
+        </w:rPr>
+      </w:r>
+      <w:r>
+        <w:rPr>
+          <w:lang w:val="id_ID" w:bidi="id_ID"/>
+        </w:rPr>
+        <w:t>Lembah ini memiliki kedalaman lebih dari 1.000 meter dan panjang sekitar 32 kilometer.</w:t>
+      </w:r>
+    </w:p>
+    <w:p>
+      <w:pPr>
+        <w:pStyle w:val="ListBullet"/>
+        <w:spacing w:line="240" w:lineRule="auto"/>
+        <w:ind w:left="720"/>
+      </w:pPr>
+      <w:r>
+        <w:rPr>
+          <w:lang w:val="id_ID" w:bidi="id_ID"/>
+        </w:rPr>
+      </w:r>
+      <w:r>
+        <w:rPr>
+          <w:lang w:val="id_ID" w:bidi="id_ID"/>
+        </w:rPr>
+        <w:t>Ketika Raja Daud melarikan diri dari anaknya, Absalom, ia melewati Lembah Kidron untuk mencapai Bukit Zaitun.</w:t>
+      </w:r>
+    </w:p>
+    <w:p>
+      <w:pPr>
+        <w:pStyle w:val="ListBullet"/>
+        <w:spacing w:line="240" w:lineRule="auto"/>
+        <w:ind w:left="720"/>
+      </w:pPr>
+      <w:r>
+        <w:rPr>
+          <w:lang w:val="id_ID" w:bidi="id_ID"/>
+        </w:rPr>
+      </w:r>
+      <w:r>
+        <w:rPr>
+          <w:lang w:val="id_ID" w:bidi="id_ID"/>
+        </w:rPr>
+        <w:t>Raja Yosia dan Raja Asa dari Yehuda memerintahkan agar bukit-bukit pengorbanan dan mezbah-mezbah ilah-ilah palsu dihancurkan dan dibakar, dan abunya dibuang ke Lembah Kidron.</w:t>
+      </w:r>
+    </w:p>
+    <w:p>
+      <w:pPr>
+        <w:pStyle w:val="ListBullet"/>
+        <w:spacing w:line="240" w:lineRule="auto"/>
+        <w:ind w:left="720"/>
+      </w:pPr>
+      <w:r>
+        <w:rPr>
+          <w:lang w:val="id_ID" w:bidi="id_ID"/>
+        </w:rPr>
+      </w:r>
+      <w:r>
+        <w:rPr>
+          <w:lang w:val="id_ID" w:bidi="id_ID"/>
+        </w:rPr>
+        <w:t>Selama masa pemerintahan Raja Hizkia, Lembah Kidron menjadi tempat para imam membuang segala sesuatu yang najis yang mereka singkirkan dari Bait Allah.</w:t>
+      </w:r>
+    </w:p>
+    <w:p>
+      <w:pPr>
+        <w:pStyle w:val="ListBullet"/>
+        <w:spacing w:line="240" w:lineRule="auto"/>
+        <w:ind w:left="720"/>
+      </w:pPr>
+      <w:r>
+        <w:rPr>
+          <w:lang w:val="id_ID" w:bidi="id_ID"/>
+        </w:rPr>
+      </w:r>
+      <w:r>
+        <w:rPr>
+          <w:lang w:val="id_ID" w:bidi="id_ID"/>
+        </w:rPr>
+        <w:t>Ratu Athalia yang jahat dibunuh di lembah ini karena kejahatan yang telah dilakukannya.</w:t>
+      </w:r>
+    </w:p>
+    <w:p>
+      <w:pPr/>
+      <w:r>
+        <w:rPr>
+          <w:lang w:val="id_ID" w:bidi="id_ID"/>
+        </w:rPr>
+      </w:r>
+      <w:r>
+        <w:rPr>
+          <w:lang w:val="id_ID" w:bidi="id_ID"/>
+        </w:rPr>
+        <w:t>(Saran penerjemahan: Cara Menerjemahkan Nama)</w:t>
+      </w:r>
+    </w:p>
+    <w:p>
+      <w:pPr/>
+      <w:r>
+        <w:rPr>
+          <w:lang w:val="id_ID" w:bidi="id_ID"/>
+        </w:rPr>
+      </w:r>
+      <w:r>
+        <w:rPr>
+          <w:lang w:val="id_ID" w:bidi="id_ID"/>
+        </w:rPr>
+        <w:t xml:space="preserve">(Lihat juga: </w:t>
+      </w:r>
+      <w:r>
+        <w:rPr>
+          <w:lang w:val="id_ID" w:bidi="id_ID"/>
+        </w:rPr>
+        <w:t>Absalom</w:t>
       </w:r>
       <w:r>
         <w:rPr>
@@ -1920,168 +2939,87 @@
       </w:r>
       <w:r>
         <w:rPr>
-          <w:b/>
-          <w:lang w:val="id_ID" w:bidi="id_ID"/>
-        </w:rPr>
-        <w:t>Lazarus</w:t>
-      </w:r>
-      <w:r>
-        <w:rPr>
-          <w:lang w:val="id_ID" w:bidi="id_ID"/>
-        </w:rPr>
-        <w:t xml:space="preserve"> sudah meninggal selama empat hari.</w:t>
-      </w:r>
-    </w:p>
-    <w:p>
-      <w:pPr>
-        <w:pStyle w:val="ListBullet"/>
-        <w:spacing w:line="240" w:lineRule="auto"/>
-        <w:ind w:left="720"/>
-      </w:pPr>
-      <w:r>
-        <w:rPr>
-          <w:lang w:val="id_ID" w:bidi="id_ID"/>
-        </w:rPr>
-      </w:r>
-      <w:r>
-        <w:rPr>
-          <w:b/>
-          <w:lang w:val="id_ID" w:bidi="id_ID"/>
-        </w:rPr>
-        <w:t>37:6</w:t>
-      </w:r>
-      <w:r>
-        <w:rPr>
-          <w:lang w:val="id_ID" w:bidi="id_ID"/>
-        </w:rPr>
-        <w:t xml:space="preserve"> Yesus bertanya kepada mereka, "Di mana kalian meletakkan </w:t>
-      </w:r>
-      <w:r>
-        <w:rPr>
-          <w:b/>
-          <w:lang w:val="id_ID" w:bidi="id_ID"/>
-        </w:rPr>
-        <w:t>Lazarus</w:t>
-      </w:r>
-      <w:r>
-        <w:rPr>
-          <w:lang w:val="id_ID" w:bidi="id_ID"/>
-        </w:rPr>
-        <w:t>?"</w:t>
-      </w:r>
-    </w:p>
-    <w:p>
-      <w:pPr>
-        <w:pStyle w:val="ListBullet"/>
-        <w:spacing w:line="240" w:lineRule="auto"/>
-        <w:ind w:left="720"/>
-      </w:pPr>
-      <w:r>
-        <w:rPr>
-          <w:lang w:val="id_ID" w:bidi="id_ID"/>
-        </w:rPr>
-      </w:r>
-      <w:r>
-        <w:rPr>
-          <w:b/>
-          <w:lang w:val="id_ID" w:bidi="id_ID"/>
-        </w:rPr>
-        <w:t>37:9</w:t>
-      </w:r>
-      <w:r>
-        <w:rPr>
-          <w:lang w:val="id_ID" w:bidi="id_ID"/>
-        </w:rPr>
-        <w:t xml:space="preserve"> Lalu Yesus berseru, "</w:t>
-      </w:r>
-      <w:r>
-        <w:rPr>
-          <w:b/>
-          <w:lang w:val="id_ID" w:bidi="id_ID"/>
-        </w:rPr>
-        <w:t>Lazarus</w:t>
-      </w:r>
-      <w:r>
-        <w:rPr>
-          <w:lang w:val="id_ID" w:bidi="id_ID"/>
-        </w:rPr>
-        <w:t>, keluarlah!"</w:t>
-      </w:r>
-    </w:p>
-    <w:p>
-      <w:pPr>
-        <w:pStyle w:val="ListBullet"/>
-        <w:spacing w:line="240" w:lineRule="auto"/>
-        <w:ind w:left="720"/>
-      </w:pPr>
-      <w:r>
-        <w:rPr>
-          <w:lang w:val="id_ID" w:bidi="id_ID"/>
-        </w:rPr>
-      </w:r>
-      <w:r>
-        <w:rPr>
-          <w:b/>
-          <w:lang w:val="id_ID" w:bidi="id_ID"/>
-        </w:rPr>
-        <w:t>37:10</w:t>
-      </w:r>
-      <w:r>
-        <w:rPr>
-          <w:lang w:val="id_ID" w:bidi="id_ID"/>
-        </w:rPr>
-        <w:t xml:space="preserve"> Maka </w:t>
-      </w:r>
-      <w:r>
-        <w:rPr>
-          <w:b/>
-          <w:lang w:val="id_ID" w:bidi="id_ID"/>
-        </w:rPr>
-        <w:t>Lazarus</w:t>
-      </w:r>
-      <w:r>
-        <w:rPr>
-          <w:lang w:val="id_ID" w:bidi="id_ID"/>
-        </w:rPr>
-        <w:t xml:space="preserve"> keluar! Dia masih terbungkus kain kafan.</w:t>
-      </w:r>
-    </w:p>
-    <w:p>
-      <w:pPr>
-        <w:pStyle w:val="ListBullet"/>
-        <w:spacing w:line="240" w:lineRule="auto"/>
-        <w:ind w:left="720"/>
-      </w:pPr>
-      <w:r>
-        <w:rPr>
-          <w:lang w:val="id_ID" w:bidi="id_ID"/>
-        </w:rPr>
-      </w:r>
-      <w:r>
-        <w:rPr>
-          <w:b/>
-          <w:lang w:val="id_ID" w:bidi="id_ID"/>
-        </w:rPr>
-        <w:t>37:11</w:t>
-      </w:r>
-      <w:r>
-        <w:rPr>
-          <w:lang w:val="id_ID" w:bidi="id_ID"/>
-        </w:rPr>
-        <w:t xml:space="preserve"> Namun, para pemimpin agama Yahudi merasa iri, sehingga mereka berkumpul untuk merencanakan cara membunuh Yesus dan </w:t>
-      </w:r>
-      <w:r>
-        <w:rPr>
-          <w:b/>
-          <w:lang w:val="id_ID" w:bidi="id_ID"/>
-        </w:rPr>
-        <w:t>Lazarus</w:t>
-      </w:r>
-      <w:r>
-        <w:rPr>
-          <w:lang w:val="id_ID" w:bidi="id_ID"/>
-        </w:rPr>
-        <w:t>.</w:t>
+          <w:lang w:val="id_ID" w:bidi="id_ID"/>
+        </w:rPr>
+        <w:t>Asa</w:t>
+      </w:r>
+      <w:r>
+        <w:rPr>
+          <w:lang w:val="id_ID" w:bidi="id_ID"/>
+        </w:rPr>
+        <w:t xml:space="preserve">, </w:t>
+      </w:r>
+      <w:r>
+        <w:rPr>
+          <w:lang w:val="id_ID" w:bidi="id_ID"/>
+        </w:rPr>
+        <w:t>Athalia</w:t>
+      </w:r>
+      <w:r>
+        <w:rPr>
+          <w:lang w:val="id_ID" w:bidi="id_ID"/>
+        </w:rPr>
+        <w:t xml:space="preserve">, </w:t>
+      </w:r>
+      <w:r>
+        <w:rPr>
+          <w:lang w:val="id_ID" w:bidi="id_ID"/>
+        </w:rPr>
+        <w:t>Daud</w:t>
+      </w:r>
+      <w:r>
+        <w:rPr>
+          <w:lang w:val="id_ID" w:bidi="id_ID"/>
+        </w:rPr>
+        <w:t xml:space="preserve">, </w:t>
+      </w:r>
+      <w:r>
+        <w:rPr>
+          <w:lang w:val="id_ID" w:bidi="id_ID"/>
+        </w:rPr>
+        <w:t>allah palsu</w:t>
+      </w:r>
+      <w:r>
+        <w:rPr>
+          <w:lang w:val="id_ID" w:bidi="id_ID"/>
+        </w:rPr>
+        <w:t xml:space="preserve">, [Hizkia](.. ./names/hezekiah.md), [tempat-tempat tinggi](../lainnya/tempat-tempat tinggi.md), </w:t>
+      </w:r>
+      <w:r>
+        <w:rPr>
+          <w:lang w:val="id_ID" w:bidi="id_ID"/>
+        </w:rPr>
+        <w:t>Yosia</w:t>
+      </w:r>
+      <w:r>
+        <w:rPr>
+          <w:lang w:val="id_ID" w:bidi="id_ID"/>
+        </w:rPr>
+        <w:t xml:space="preserve">, </w:t>
+      </w:r>
+      <w:r>
+        <w:rPr>
+          <w:lang w:val="id_ID" w:bidi="id_ID"/>
+        </w:rPr>
+        <w:t>Yehuda</w:t>
+      </w:r>
+      <w:r>
+        <w:rPr>
+          <w:lang w:val="id_ID" w:bidi="id_ID"/>
+        </w:rPr>
+        <w:t xml:space="preserve">, </w:t>
+      </w:r>
+      <w:r>
+        <w:rPr>
+          <w:lang w:val="id_ID" w:bidi="id_ID"/>
+        </w:rPr>
+        <w:t>Bukit Zaitun</w:t>
+      </w:r>
+      <w:r>
+        <w:rPr>
+          <w:lang w:val="id_ID" w:bidi="id_ID"/>
+        </w:rPr>
+        <w:t>)</w:t>
       </w:r>
     </w:p>
     <w:p>
@@ -2092,6 +3030,35 @@
         <w:rPr>
           <w:lang w:val="id_ID" w:bidi="id_ID"/>
         </w:rPr>
+        <w:t>Rujukan Alkitab:</w:t>
+      </w:r>
+    </w:p>
+    <w:p>
+      <w:pPr>
+        <w:pStyle w:val="ListBullet"/>
+        <w:spacing w:line="240" w:lineRule="auto"/>
+        <w:ind w:left="720"/>
+      </w:pPr>
+      <w:r>
+        <w:rPr>
+          <w:lang w:val="id_ID" w:bidi="id_ID"/>
+        </w:rPr>
+      </w:r>
+      <w:r>
+        <w:rPr>
+          <w:lang w:val="id_ID" w:bidi="id_ID"/>
+        </w:rPr>
+        <w:t>[Yohanes 18:1] (rc://en/tn/help/jhn/18/01)</w:t>
+      </w:r>
+    </w:p>
+    <w:p>
+      <w:pPr>
+        <w:pStyle w:val="Heading3"/>
+      </w:pPr>
+      <w:r>
+        <w:rPr>
+          <w:lang w:val="id_ID" w:bidi="id_ID"/>
+        </w:rPr>
         <w:t>Data Kata:</w:t>
       </w:r>
     </w:p>
@@ -2110,7 +3077,7 @@
         <w:rPr>
           <w:lang w:val="id_ID" w:bidi="id_ID"/>
         </w:rPr>
-        <w:t>Strong: G29760</w:t>
+        <w:t>Strong’s: H5674, H6939, G27480, G54930</w:t>
       </w:r>
       <w:r>
         <w:rPr>
@@ -2139,12 +3106,279 @@
         <w:rPr>
           <w:lang w:val="id_ID" w:bidi="id_ID"/>
         </w:rPr>
+        <w:t>Lewi</w:t>
+      </w:r>
+      <w:r>
+        <w:rPr>
+          <w:lang w:val="id_ID" w:bidi="id_ID"/>
+        </w:rPr>
+      </w:r>
+    </w:p>
+    <w:p>
+      <w:pPr>
+        <w:pStyle w:val="Heading3"/>
+      </w:pPr>
+      <w:r>
+        <w:rPr>
+          <w:lang w:val="id_ID" w:bidi="id_ID"/>
+        </w:rPr>
+        <w:t>Pengertian:</w:t>
+      </w:r>
+    </w:p>
+    <w:p>
+      <w:pPr/>
+      <w:r>
+        <w:rPr>
+          <w:lang w:val="id_ID" w:bidi="id_ID"/>
+        </w:rPr>
+      </w:r>
+      <w:r>
+        <w:rPr>
+          <w:lang w:val="id_ID" w:bidi="id_ID"/>
+        </w:rPr>
+        <w:t>Lewi adalah putra ketiga Yakub dan Lea. Keturunannya menjadi salah satu suku Israel.</w:t>
+      </w:r>
+    </w:p>
+    <w:p>
+      <w:pPr>
+        <w:pStyle w:val="ListBullet"/>
+        <w:spacing w:line="240" w:lineRule="auto"/>
+        <w:ind w:left="720"/>
+      </w:pPr>
+      <w:r>
+        <w:rPr>
+          <w:lang w:val="id_ID" w:bidi="id_ID"/>
+        </w:rPr>
+      </w:r>
+      <w:r>
+        <w:rPr>
+          <w:lang w:val="id_ID" w:bidi="id_ID"/>
+        </w:rPr>
+        <w:t>Keturunannya dikenal sebagai "suku Lewi" atau "orang Lewi."</w:t>
+      </w:r>
+    </w:p>
+    <w:p>
+      <w:pPr>
+        <w:pStyle w:val="ListBullet"/>
+        <w:spacing w:line="240" w:lineRule="auto"/>
+        <w:ind w:left="720"/>
+      </w:pPr>
+      <w:r>
+        <w:rPr>
+          <w:lang w:val="id_ID" w:bidi="id_ID"/>
+        </w:rPr>
+      </w:r>
+      <w:r>
+        <w:rPr>
+          <w:lang w:val="id_ID" w:bidi="id_ID"/>
+        </w:rPr>
+        <w:t>Nama Lewi mirip dengan kata dalam bahasa Ibrani yang berarti "melekat (erat) pada".</w:t>
+      </w:r>
+    </w:p>
+    <w:p>
+      <w:pPr>
+        <w:pStyle w:val="ListBullet"/>
+        <w:spacing w:line="240" w:lineRule="auto"/>
+        <w:ind w:left="720"/>
+      </w:pPr>
+      <w:r>
+        <w:rPr>
+          <w:lang w:val="id_ID" w:bidi="id_ID"/>
+        </w:rPr>
+      </w:r>
+      <w:r>
+        <w:rPr>
+          <w:lang w:val="id_ID" w:bidi="id_ID"/>
+        </w:rPr>
+        <w:t>Tidak seperti suku-suku lainnya, suku Lewi tidak mewarisi wilayah tanah yang terpusat di Kanaan. Sebaliknya, mereka mewarisi berbagai kota yang tersebar di seluruh wilayah milik suku-suku lain.</w:t>
+      </w:r>
+    </w:p>
+    <w:p>
+      <w:pPr>
+        <w:pStyle w:val="ListBullet"/>
+        <w:spacing w:line="240" w:lineRule="auto"/>
+        <w:ind w:left="720"/>
+      </w:pPr>
+      <w:r>
+        <w:rPr>
+          <w:lang w:val="id_ID" w:bidi="id_ID"/>
+        </w:rPr>
+      </w:r>
+      <w:r>
+        <w:rPr>
+          <w:lang w:val="id_ID" w:bidi="id_ID"/>
+        </w:rPr>
+        <w:t>Suku Lewi bertanggung jawab merawat Kemah Suci (dan kemudian, Bait Suci) serta melaksanakan ritual keagamaan, termasuk mempersembahkan korban dan doa untuk orang-orang Israel.</w:t>
+      </w:r>
+    </w:p>
+    <w:p>
+      <w:pPr>
+        <w:pStyle w:val="ListBullet"/>
+        <w:spacing w:line="240" w:lineRule="auto"/>
+        <w:ind w:left="720"/>
+      </w:pPr>
+      <w:r>
+        <w:rPr>
+          <w:lang w:val="id_ID" w:bidi="id_ID"/>
+        </w:rPr>
+      </w:r>
+      <w:r>
+        <w:rPr>
+          <w:lang w:val="id_ID" w:bidi="id_ID"/>
+        </w:rPr>
+        <w:t>Dalam Perjanjian Lama, tidak selalu jelas apakah istilah "Lewi" merujuk secara umum kepada keturunan Lewi atau secara khusus kepada orang yang melayani di Bait Suci untuk membantu para imam.</w:t>
+      </w:r>
+    </w:p>
+    <w:p>
+      <w:pPr>
+        <w:pStyle w:val="ListBullet"/>
+        <w:spacing w:line="240" w:lineRule="auto"/>
+        <w:ind w:left="720"/>
+      </w:pPr>
+      <w:r>
+        <w:rPr>
+          <w:lang w:val="id_ID" w:bidi="id_ID"/>
+        </w:rPr>
+      </w:r>
+      <w:r>
+        <w:rPr>
+          <w:lang w:val="id_ID" w:bidi="id_ID"/>
+        </w:rPr>
+        <w:t>Hukum Perjanjian Lama menetapkan bahwa semua imam harus dipilih dari suku Lewi. Imam-imam dari suku Lewi dipisahkan dan didedikasikan untuk tugas khusus melayani Allah di Bait Suci.</w:t>
+      </w:r>
+    </w:p>
+    <w:p>
+      <w:pPr>
+        <w:pStyle w:val="ListBullet"/>
+        <w:spacing w:line="240" w:lineRule="auto"/>
+        <w:ind w:left="720"/>
+      </w:pPr>
+      <w:r>
+        <w:rPr>
+          <w:lang w:val="id_ID" w:bidi="id_ID"/>
+        </w:rPr>
+      </w:r>
+      <w:r>
+        <w:rPr>
+          <w:lang w:val="id_ID" w:bidi="id_ID"/>
+        </w:rPr>
+        <w:t>Dua pria lain yang bernama "Lewi" adalah leluhur Yesus. Nama mereka tercantum dalam silsilah di Injil Lukas.</w:t>
+      </w:r>
+    </w:p>
+    <w:p>
+      <w:pPr>
+        <w:pStyle w:val="ListBullet"/>
+        <w:spacing w:line="240" w:lineRule="auto"/>
+        <w:ind w:left="720"/>
+      </w:pPr>
+      <w:r>
+        <w:rPr>
+          <w:lang w:val="id_ID" w:bidi="id_ID"/>
+        </w:rPr>
+      </w:r>
+      <w:r>
+        <w:rPr>
+          <w:lang w:val="id_ID" w:bidi="id_ID"/>
+        </w:rPr>
+        <w:t>Murid Yesus, Matius, juga dikenal sebagai Lewi.</w:t>
+      </w:r>
+    </w:p>
+    <w:p>
+      <w:pPr/>
+      <w:r>
+        <w:rPr>
+          <w:lang w:val="id_ID" w:bidi="id_ID"/>
+        </w:rPr>
+      </w:r>
+      <w:r>
+        <w:rPr>
+          <w:lang w:val="id_ID" w:bidi="id_ID"/>
+        </w:rPr>
+        <w:t xml:space="preserve">(Lihat juga: </w:t>
+      </w:r>
+      <w:r>
+        <w:rPr>
+          <w:lang w:val="id_ID" w:bidi="id_ID"/>
+        </w:rPr>
+        <w:t>dua belas suku Israel</w:t>
+      </w:r>
+      <w:r>
+        <w:rPr>
+          <w:lang w:val="id_ID" w:bidi="id_ID"/>
+        </w:rPr>
+        <w:t xml:space="preserve">, </w:t>
+      </w:r>
+      <w:r>
+        <w:rPr>
+          <w:lang w:val="id_ID" w:bidi="id_ID"/>
+        </w:rPr>
+        <w:t>imam</w:t>
+      </w:r>
+      <w:r>
+        <w:rPr>
+          <w:lang w:val="id_ID" w:bidi="id_ID"/>
+        </w:rPr>
+        <w:t xml:space="preserve">, </w:t>
+      </w:r>
+      <w:r>
+        <w:rPr>
+          <w:lang w:val="id_ID" w:bidi="id_ID"/>
+        </w:rPr>
+        <w:t>korban</w:t>
+      </w:r>
+      <w:r>
+        <w:rPr>
+          <w:lang w:val="id_ID" w:bidi="id_ID"/>
+        </w:rPr>
+        <w:t xml:space="preserve">, </w:t>
+      </w:r>
+      <w:r>
+        <w:rPr>
+          <w:lang w:val="id_ID" w:bidi="id_ID"/>
+        </w:rPr>
+        <w:t>bait suci</w:t>
+      </w:r>
+      <w:r>
+        <w:rPr>
+          <w:lang w:val="id_ID" w:bidi="id_ID"/>
+        </w:rPr>
+        <w:t xml:space="preserve">, </w:t>
+      </w:r>
+      <w:r>
+        <w:rPr>
+          <w:lang w:val="id_ID" w:bidi="id_ID"/>
+        </w:rPr>
+        <w:t>Yakub</w:t>
+      </w:r>
+      <w:r>
+        <w:rPr>
+          <w:lang w:val="id_ID" w:bidi="id_ID"/>
+        </w:rPr>
+        <w:t xml:space="preserve">, </w:t>
+      </w:r>
+      <w:r>
+        <w:rPr>
+          <w:lang w:val="id_ID" w:bidi="id_ID"/>
+        </w:rPr>
         <w:t>Lea</w:t>
       </w:r>
       <w:r>
         <w:rPr>
           <w:lang w:val="id_ID" w:bidi="id_ID"/>
         </w:rPr>
+        <w:t xml:space="preserve">, </w:t>
+      </w:r>
+      <w:r>
+        <w:rPr>
+          <w:lang w:val="id_ID" w:bidi="id_ID"/>
+        </w:rPr>
+        <w:t>Matius</w:t>
+      </w:r>
+      <w:r>
+        <w:rPr>
+          <w:lang w:val="id_ID" w:bidi="id_ID"/>
+        </w:rPr>
+        <w:t>)</w:t>
       </w:r>
     </w:p>
     <w:p>
@@ -2155,6 +3389,188 @@
         <w:rPr>
           <w:lang w:val="id_ID" w:bidi="id_ID"/>
         </w:rPr>
+        <w:t>Referensi Alkitab:</w:t>
+      </w:r>
+    </w:p>
+    <w:p>
+      <w:pPr>
+        <w:pStyle w:val="ListBullet"/>
+        <w:spacing w:line="240" w:lineRule="auto"/>
+        <w:ind w:left="720"/>
+      </w:pPr>
+      <w:r>
+        <w:rPr>
+          <w:lang w:val="id_ID" w:bidi="id_ID"/>
+        </w:rPr>
+      </w:r>
+      <w:r>
+        <w:rPr>
+          <w:lang w:val="id_ID" w:bidi="id_ID"/>
+        </w:rPr>
+        <w:t>1 Tawarikh 2:1–2</w:t>
+      </w:r>
+    </w:p>
+    <w:p>
+      <w:pPr>
+        <w:pStyle w:val="ListBullet"/>
+        <w:spacing w:line="240" w:lineRule="auto"/>
+        <w:ind w:left="720"/>
+      </w:pPr>
+      <w:r>
+        <w:rPr>
+          <w:lang w:val="id_ID" w:bidi="id_ID"/>
+        </w:rPr>
+      </w:r>
+      <w:r>
+        <w:rPr>
+          <w:lang w:val="id_ID" w:bidi="id_ID"/>
+        </w:rPr>
+        <w:t>1 Raja-raja 8:3–5</w:t>
+      </w:r>
+    </w:p>
+    <w:p>
+      <w:pPr>
+        <w:pStyle w:val="ListBullet"/>
+        <w:spacing w:line="240" w:lineRule="auto"/>
+        <w:ind w:left="720"/>
+      </w:pPr>
+      <w:r>
+        <w:rPr>
+          <w:lang w:val="id_ID" w:bidi="id_ID"/>
+        </w:rPr>
+      </w:r>
+      <w:r>
+        <w:rPr>
+          <w:lang w:val="id_ID" w:bidi="id_ID"/>
+        </w:rPr>
+        <w:t>Kisah Para Rasul 4:36–37</w:t>
+      </w:r>
+    </w:p>
+    <w:p>
+      <w:pPr>
+        <w:pStyle w:val="ListBullet"/>
+        <w:spacing w:line="240" w:lineRule="auto"/>
+        <w:ind w:left="720"/>
+      </w:pPr>
+      <w:r>
+        <w:rPr>
+          <w:lang w:val="id_ID" w:bidi="id_ID"/>
+        </w:rPr>
+      </w:r>
+      <w:r>
+        <w:rPr>
+          <w:lang w:val="id_ID" w:bidi="id_ID"/>
+        </w:rPr>
+        <w:t>Kejadian 29:34</w:t>
+      </w:r>
+    </w:p>
+    <w:p>
+      <w:pPr>
+        <w:pStyle w:val="ListBullet"/>
+        <w:spacing w:line="240" w:lineRule="auto"/>
+        <w:ind w:left="720"/>
+      </w:pPr>
+      <w:r>
+        <w:rPr>
+          <w:lang w:val="id_ID" w:bidi="id_ID"/>
+        </w:rPr>
+      </w:r>
+      <w:r>
+        <w:rPr>
+          <w:lang w:val="id_ID" w:bidi="id_ID"/>
+        </w:rPr>
+        <w:t>Yohanes 1:19–21</w:t>
+      </w:r>
+    </w:p>
+    <w:p>
+      <w:pPr>
+        <w:pStyle w:val="ListBullet"/>
+        <w:spacing w:line="240" w:lineRule="auto"/>
+        <w:ind w:left="720"/>
+      </w:pPr>
+      <w:r>
+        <w:rPr>
+          <w:lang w:val="id_ID" w:bidi="id_ID"/>
+        </w:rPr>
+      </w:r>
+      <w:r>
+        <w:rPr>
+          <w:lang w:val="id_ID" w:bidi="id_ID"/>
+        </w:rPr>
+        <w:t>Lukas 10:32</w:t>
+      </w:r>
+    </w:p>
+    <w:p>
+      <w:pPr>
+        <w:pStyle w:val="Heading3"/>
+      </w:pPr>
+      <w:r>
+        <w:rPr>
+          <w:lang w:val="id_ID" w:bidi="id_ID"/>
+        </w:rPr>
+        <w:t>Data Kata:</w:t>
+      </w:r>
+    </w:p>
+    <w:p>
+      <w:pPr>
+        <w:pStyle w:val="ListBullet"/>
+        <w:spacing w:line="240" w:lineRule="auto"/>
+        <w:ind w:left="720"/>
+      </w:pPr>
+      <w:r>
+        <w:rPr>
+          <w:lang w:val="id_ID" w:bidi="id_ID"/>
+        </w:rPr>
+      </w:r>
+      <w:r>
+        <w:rPr>
+          <w:lang w:val="id_ID" w:bidi="id_ID"/>
+        </w:rPr>
+        <w:t>Strong: H3878, H3879, H3881, G30170, G30180, G30190, G30200</w:t>
+      </w:r>
+      <w:r>
+        <w:rPr>
+          <w:lang w:val="id_ID" w:bidi="id_ID"/>
+        </w:rPr>
+      </w:r>
+      <w:r>
+        <w:rPr>
+          <w:lang w:val="id_ID" w:bidi="id_ID"/>
+        </w:rPr>
+      </w:r>
+    </w:p>
+    <w:p>
+      <w:pPr/>
+      <w:r>
+        <w:rPr>
+          <w:lang w:val="id_ID" w:bidi="id_ID"/>
+        </w:rPr>
+      </w:r>
+    </w:p>
+    <w:p>
+      <w:pPr>
+        <w:pStyle w:val="Heading2"/>
+      </w:pPr>
+      <w:r>
+        <w:rPr>
+          <w:lang w:val="id_ID" w:bidi="id_ID"/>
+        </w:rPr>
+        <w:t>Lewiatan</w:t>
+      </w:r>
+      <w:r>
+        <w:rPr>
+          <w:lang w:val="id_ID" w:bidi="id_ID"/>
+        </w:rPr>
+      </w:r>
+    </w:p>
+    <w:p>
+      <w:pPr>
+        <w:pStyle w:val="Heading3"/>
+      </w:pPr>
+      <w:r>
+        <w:rPr>
+          <w:lang w:val="id_ID" w:bidi="id_ID"/>
+        </w:rPr>
         <w:t>Fakta:</w:t>
       </w:r>
     </w:p>
@@ -2169,61 +3585,61 @@
         <w:rPr>
           <w:lang w:val="id_ID" w:bidi="id_ID"/>
         </w:rPr>
-        <w:t>Lea adalah salah satu istri Yakub. Dia adalah kakak perempuan Rahel dan ibu dari enam putra Yakub: Ruben, Simeon, Lewi, Yehuda, Isakhar, dan Zebulon. Dia juga ibu dari putri Yakub, Dina.</w:t>
-      </w:r>
-    </w:p>
-    <w:p>
-      <w:pPr>
-        <w:pStyle w:val="ListBullet"/>
-        <w:spacing w:line="240" w:lineRule="auto"/>
-        <w:ind w:left="720"/>
-      </w:pPr>
-      <w:r>
-        <w:rPr>
-          <w:lang w:val="id_ID" w:bidi="id_ID"/>
-        </w:rPr>
-      </w:r>
-      <w:r>
-        <w:rPr>
-          <w:lang w:val="id_ID" w:bidi="id_ID"/>
-        </w:rPr>
-        <w:t>Kitab Kejadian menceritakan bagaimana Laban, ayah Lea, menipu Yakub agar menikahi Lea sebelum menikahi Rahel.</w:t>
-      </w:r>
-    </w:p>
-    <w:p>
-      <w:pPr>
-        <w:pStyle w:val="ListBullet"/>
-        <w:spacing w:line="240" w:lineRule="auto"/>
-        <w:ind w:left="720"/>
-      </w:pPr>
-      <w:r>
-        <w:rPr>
-          <w:lang w:val="id_ID" w:bidi="id_ID"/>
-        </w:rPr>
-      </w:r>
-      <w:r>
-        <w:rPr>
-          <w:lang w:val="id_ID" w:bidi="id_ID"/>
-        </w:rPr>
-        <w:t>Allah memberikan berkat kepada Lea dengan banyak anak, meskipun suaminya Yakub lebih mencintai Rahel daripada dirinya.</w:t>
-      </w:r>
-    </w:p>
-    <w:p>
-      <w:pPr>
-        <w:pStyle w:val="ListBullet"/>
-        <w:spacing w:line="240" w:lineRule="auto"/>
-        <w:ind w:left="720"/>
-      </w:pPr>
-      <w:r>
-        <w:rPr>
-          <w:lang w:val="id_ID" w:bidi="id_ID"/>
-        </w:rPr>
-      </w:r>
-      <w:r>
-        <w:rPr>
-          <w:lang w:val="id_ID" w:bidi="id_ID"/>
-        </w:rPr>
-        <w:t>Lea adalah nenek moyang Raja Daud dan Yesus.</w:t>
+        <w:t>Istilah "Lewiatan" merujuk pada makhluk sangat besar yang telah punah, yang disebutkan dalam tulisan-tulisan awal Perjanjian Lama, yaitu kitab Ayub, Mazmur, dan Yesaya.</w:t>
+      </w:r>
+    </w:p>
+    <w:p>
+      <w:pPr>
+        <w:pStyle w:val="ListBullet"/>
+        <w:spacing w:line="240" w:lineRule="auto"/>
+        <w:ind w:left="720"/>
+      </w:pPr>
+      <w:r>
+        <w:rPr>
+          <w:lang w:val="id_ID" w:bidi="id_ID"/>
+        </w:rPr>
+      </w:r>
+      <w:r>
+        <w:rPr>
+          <w:lang w:val="id_ID" w:bidi="id_ID"/>
+        </w:rPr>
+        <w:t>Lewiatan digambarkan sebagai binatang besar mirip ular, kuat dan ganas, serta mampu membuat air di sekitarnya "mendidih" (menggelegak, berbuih). Deskripsinya mirip dengan dinosaurus.</w:t>
+      </w:r>
+    </w:p>
+    <w:p>
+      <w:pPr>
+        <w:pStyle w:val="ListBullet"/>
+        <w:spacing w:line="240" w:lineRule="auto"/>
+        <w:ind w:left="720"/>
+      </w:pPr>
+      <w:r>
+        <w:rPr>
+          <w:lang w:val="id_ID" w:bidi="id_ID"/>
+        </w:rPr>
+      </w:r>
+      <w:r>
+        <w:rPr>
+          <w:lang w:val="id_ID" w:bidi="id_ID"/>
+        </w:rPr>
+        <w:t>Nabi Yesaya menyebut Lewiatan sebagai "Ular yang meluncur".</w:t>
+      </w:r>
+    </w:p>
+    <w:p>
+      <w:pPr>
+        <w:pStyle w:val="ListBullet"/>
+        <w:spacing w:line="240" w:lineRule="auto"/>
+        <w:ind w:left="720"/>
+      </w:pPr>
+      <w:r>
+        <w:rPr>
+          <w:lang w:val="id_ID" w:bidi="id_ID"/>
+        </w:rPr>
+      </w:r>
+      <w:r>
+        <w:rPr>
+          <w:lang w:val="id_ID" w:bidi="id_ID"/>
+        </w:rPr>
+        <w:t>Ayub menulis berdasarkan pengetahuan langsung tentang Lewiatan, jadi kemungkinan besar makhluk itu hidup selama masa hidupnya.</w:t>
       </w:r>
     </w:p>
     <w:p>
@@ -2237,6 +3653,259 @@
         <w:rPr>
           <w:lang w:val="id_ID" w:bidi="id_ID"/>
         </w:rPr>
+        <w:t>(Saran terjemahan: Cara Menerjemahkan Nama)</w:t>
+      </w:r>
+    </w:p>
+    <w:p>
+      <w:pPr/>
+      <w:r>
+        <w:rPr>
+          <w:lang w:val="id_ID" w:bidi="id_ID"/>
+        </w:rPr>
+      </w:r>
+      <w:r>
+        <w:rPr>
+          <w:lang w:val="id_ID" w:bidi="id_ID"/>
+        </w:rPr>
+        <w:t xml:space="preserve">(Lihat juga: </w:t>
+      </w:r>
+      <w:r>
+        <w:rPr>
+          <w:lang w:val="id_ID" w:bidi="id_ID"/>
+        </w:rPr>
+        <w:t>Yesaya</w:t>
+      </w:r>
+      <w:r>
+        <w:rPr>
+          <w:lang w:val="id_ID" w:bidi="id_ID"/>
+        </w:rPr>
+        <w:t xml:space="preserve">, </w:t>
+      </w:r>
+      <w:r>
+        <w:rPr>
+          <w:lang w:val="id_ID" w:bidi="id_ID"/>
+        </w:rPr>
+        <w:t>Ayub</w:t>
+      </w:r>
+      <w:r>
+        <w:rPr>
+          <w:lang w:val="id_ID" w:bidi="id_ID"/>
+        </w:rPr>
+        <w:t xml:space="preserve">, </w:t>
+      </w:r>
+      <w:r>
+        <w:rPr>
+          <w:lang w:val="id_ID" w:bidi="id_ID"/>
+        </w:rPr>
+        <w:t>ular</w:t>
+      </w:r>
+      <w:r>
+        <w:rPr>
+          <w:lang w:val="id_ID" w:bidi="id_ID"/>
+        </w:rPr>
+        <w:t>)</w:t>
+      </w:r>
+    </w:p>
+    <w:p>
+      <w:pPr>
+        <w:pStyle w:val="Heading3"/>
+      </w:pPr>
+      <w:r>
+        <w:rPr>
+          <w:lang w:val="id_ID" w:bidi="id_ID"/>
+        </w:rPr>
+        <w:t>Referensi Alkitab:</w:t>
+      </w:r>
+    </w:p>
+    <w:p>
+      <w:pPr>
+        <w:pStyle w:val="ListBullet"/>
+        <w:spacing w:line="240" w:lineRule="auto"/>
+        <w:ind w:left="720"/>
+      </w:pPr>
+      <w:r>
+        <w:rPr>
+          <w:lang w:val="id_ID" w:bidi="id_ID"/>
+        </w:rPr>
+      </w:r>
+      <w:r>
+        <w:rPr>
+          <w:lang w:val="id_ID" w:bidi="id_ID"/>
+        </w:rPr>
+        <w:t>Ayub 3:8</w:t>
+      </w:r>
+    </w:p>
+    <w:p>
+      <w:pPr>
+        <w:pStyle w:val="ListBullet"/>
+        <w:spacing w:line="240" w:lineRule="auto"/>
+        <w:ind w:left="720"/>
+      </w:pPr>
+      <w:r>
+        <w:rPr>
+          <w:lang w:val="id_ID" w:bidi="id_ID"/>
+        </w:rPr>
+      </w:r>
+      <w:r>
+        <w:rPr>
+          <w:lang w:val="id_ID" w:bidi="id_ID"/>
+        </w:rPr>
+        <w:t>Mazmur 104:25–26</w:t>
+      </w:r>
+    </w:p>
+    <w:p>
+      <w:pPr>
+        <w:pStyle w:val="Heading3"/>
+      </w:pPr>
+      <w:r>
+        <w:rPr>
+          <w:lang w:val="id_ID" w:bidi="id_ID"/>
+        </w:rPr>
+        <w:t>Data Kata:</w:t>
+      </w:r>
+    </w:p>
+    <w:p>
+      <w:pPr>
+        <w:pStyle w:val="ListBullet"/>
+        <w:spacing w:line="240" w:lineRule="auto"/>
+        <w:ind w:left="720"/>
+      </w:pPr>
+      <w:r>
+        <w:rPr>
+          <w:lang w:val="id_ID" w:bidi="id_ID"/>
+        </w:rPr>
+      </w:r>
+      <w:r>
+        <w:rPr>
+          <w:lang w:val="id_ID" w:bidi="id_ID"/>
+        </w:rPr>
+        <w:t>Strong: H3882</w:t>
+      </w:r>
+      <w:r>
+        <w:rPr>
+          <w:lang w:val="id_ID" w:bidi="id_ID"/>
+        </w:rPr>
+      </w:r>
+      <w:r>
+        <w:rPr>
+          <w:lang w:val="id_ID" w:bidi="id_ID"/>
+        </w:rPr>
+      </w:r>
+    </w:p>
+    <w:p>
+      <w:pPr/>
+      <w:r>
+        <w:rPr>
+          <w:lang w:val="id_ID" w:bidi="id_ID"/>
+        </w:rPr>
+      </w:r>
+    </w:p>
+    <w:p>
+      <w:pPr>
+        <w:pStyle w:val="Heading2"/>
+      </w:pPr>
+      <w:r>
+        <w:rPr>
+          <w:lang w:val="id_ID" w:bidi="id_ID"/>
+        </w:rPr>
+        <w:t>Libanon</w:t>
+      </w:r>
+      <w:r>
+        <w:rPr>
+          <w:lang w:val="id_ID" w:bidi="id_ID"/>
+        </w:rPr>
+      </w:r>
+    </w:p>
+    <w:p>
+      <w:pPr>
+        <w:pStyle w:val="Heading3"/>
+      </w:pPr>
+      <w:r>
+        <w:rPr>
+          <w:lang w:val="id_ID" w:bidi="id_ID"/>
+        </w:rPr>
+        <w:t>Fakta:</w:t>
+      </w:r>
+    </w:p>
+    <w:p>
+      <w:pPr/>
+      <w:r>
+        <w:rPr>
+          <w:lang w:val="id_ID" w:bidi="id_ID"/>
+        </w:rPr>
+      </w:r>
+      <w:r>
+        <w:rPr>
+          <w:lang w:val="id_ID" w:bidi="id_ID"/>
+        </w:rPr>
+        <w:t>Libanon adalah daerah pegunungan yang indah yang terletak di sepanjang pantai Laut Mediterania, di utara Israel. Pada zaman Alkitab, daerah ini dipenuhi dengan pohon-pohon seperti aras dan cemara.</w:t>
+      </w:r>
+    </w:p>
+    <w:p>
+      <w:pPr>
+        <w:pStyle w:val="ListBullet"/>
+        <w:spacing w:line="240" w:lineRule="auto"/>
+        <w:ind w:left="720"/>
+      </w:pPr>
+      <w:r>
+        <w:rPr>
+          <w:lang w:val="id_ID" w:bidi="id_ID"/>
+        </w:rPr>
+      </w:r>
+      <w:r>
+        <w:rPr>
+          <w:lang w:val="id_ID" w:bidi="id_ID"/>
+        </w:rPr>
+        <w:t>Raja Salomo mengirim para pekerja ke Libanon untuk menebang pohon aras yang akan digunakan dalam pembangunan Bait Allah.</w:t>
+      </w:r>
+    </w:p>
+    <w:p>
+      <w:pPr>
+        <w:pStyle w:val="ListBullet"/>
+        <w:spacing w:line="240" w:lineRule="auto"/>
+        <w:ind w:left="720"/>
+      </w:pPr>
+      <w:r>
+        <w:rPr>
+          <w:lang w:val="id_ID" w:bidi="id_ID"/>
+        </w:rPr>
+      </w:r>
+      <w:r>
+        <w:rPr>
+          <w:lang w:val="id_ID" w:bidi="id_ID"/>
+        </w:rPr>
+        <w:t>Libanon di masa lampa dihuni oleh orang-orang Fenisia, yang merupakan pembuat kapal yang terampil dan berperan penting dalam industri perdagangan yang sukses.</w:t>
+      </w:r>
+    </w:p>
+    <w:p>
+      <w:pPr>
+        <w:pStyle w:val="ListBullet"/>
+        <w:spacing w:line="240" w:lineRule="auto"/>
+        <w:ind w:left="720"/>
+      </w:pPr>
+      <w:r>
+        <w:rPr>
+          <w:lang w:val="id_ID" w:bidi="id_ID"/>
+        </w:rPr>
+      </w:r>
+      <w:r>
+        <w:rPr>
+          <w:lang w:val="id_ID" w:bidi="id_ID"/>
+        </w:rPr>
+        <w:t>Kota Tirus dan Sidon terletak di Libanon. Di kota-kota inilah bahan pewarna ungu yang berharga pertama kali ditemukan.</w:t>
+      </w:r>
+    </w:p>
+    <w:p>
+      <w:pPr/>
+      <w:r>
+        <w:rPr>
+          <w:lang w:val="id_ID" w:bidi="id_ID"/>
+        </w:rPr>
+      </w:r>
+      <w:r>
+        <w:rPr>
+          <w:lang w:val="id_ID" w:bidi="id_ID"/>
+        </w:rPr>
         <w:t>(Saran Terjemahan: Cara Menerjemahkan Nama)</w:t>
       </w:r>
     </w:p>
@@ -2257,7 +3926,7 @@
         <w:rPr>
           <w:lang w:val="id_ID" w:bidi="id_ID"/>
         </w:rPr>
-        <w:t>Yakub</w:t>
+        <w:t>aras</w:t>
       </w:r>
       <w:r>
         <w:rPr>
@@ -2269,7 +3938,7 @@
         <w:rPr>
           <w:lang w:val="id_ID" w:bidi="id_ID"/>
         </w:rPr>
-        <w:t>Ruben</w:t>
+        <w:t>sanobar</w:t>
       </w:r>
       <w:r>
         <w:rPr>
@@ -2281,7 +3950,395 @@
         <w:rPr>
           <w:lang w:val="id_ID" w:bidi="id_ID"/>
         </w:rPr>
-        <w:t>Simeon</w:t>
+        <w:t>cemara</w:t>
+      </w:r>
+      <w:r>
+        <w:rPr>
+          <w:lang w:val="id_ID" w:bidi="id_ID"/>
+        </w:rPr>
+        <w:t>, Fenisia)</w:t>
+      </w:r>
+    </w:p>
+    <w:p>
+      <w:pPr>
+        <w:pStyle w:val="Heading3"/>
+      </w:pPr>
+      <w:r>
+        <w:rPr>
+          <w:lang w:val="id_ID" w:bidi="id_ID"/>
+        </w:rPr>
+        <w:t>Referensi Alkitab:</w:t>
+      </w:r>
+    </w:p>
+    <w:p>
+      <w:pPr>
+        <w:pStyle w:val="ListBullet"/>
+        <w:spacing w:line="240" w:lineRule="auto"/>
+        <w:ind w:left="720"/>
+      </w:pPr>
+      <w:r>
+        <w:rPr>
+          <w:lang w:val="id_ID" w:bidi="id_ID"/>
+        </w:rPr>
+      </w:r>
+      <w:r>
+        <w:rPr>
+          <w:lang w:val="id_ID" w:bidi="id_ID"/>
+        </w:rPr>
+        <w:t>1 Raja-raja 4:32–34</w:t>
+      </w:r>
+    </w:p>
+    <w:p>
+      <w:pPr>
+        <w:pStyle w:val="ListBullet"/>
+        <w:spacing w:line="240" w:lineRule="auto"/>
+        <w:ind w:left="720"/>
+      </w:pPr>
+      <w:r>
+        <w:rPr>
+          <w:lang w:val="id_ID" w:bidi="id_ID"/>
+        </w:rPr>
+      </w:r>
+      <w:r>
+        <w:rPr>
+          <w:lang w:val="id_ID" w:bidi="id_ID"/>
+        </w:rPr>
+        <w:t>2 Tawarikh 2:8–10</w:t>
+      </w:r>
+    </w:p>
+    <w:p>
+      <w:pPr>
+        <w:pStyle w:val="ListBullet"/>
+        <w:spacing w:line="240" w:lineRule="auto"/>
+        <w:ind w:left="720"/>
+      </w:pPr>
+      <w:r>
+        <w:rPr>
+          <w:lang w:val="id_ID" w:bidi="id_ID"/>
+        </w:rPr>
+      </w:r>
+      <w:r>
+        <w:rPr>
+          <w:lang w:val="id_ID" w:bidi="id_ID"/>
+        </w:rPr>
+        <w:t>Ulangan 1:7–8</w:t>
+      </w:r>
+    </w:p>
+    <w:p>
+      <w:pPr>
+        <w:pStyle w:val="ListBullet"/>
+        <w:spacing w:line="240" w:lineRule="auto"/>
+        <w:ind w:left="720"/>
+      </w:pPr>
+      <w:r>
+        <w:rPr>
+          <w:lang w:val="id_ID" w:bidi="id_ID"/>
+        </w:rPr>
+      </w:r>
+      <w:r>
+        <w:rPr>
+          <w:lang w:val="id_ID" w:bidi="id_ID"/>
+        </w:rPr>
+        <w:t>Mazmur 29:3–5</w:t>
+      </w:r>
+    </w:p>
+    <w:p>
+      <w:pPr>
+        <w:pStyle w:val="ListBullet"/>
+        <w:spacing w:line="240" w:lineRule="auto"/>
+        <w:ind w:left="720"/>
+      </w:pPr>
+      <w:r>
+        <w:rPr>
+          <w:lang w:val="id_ID" w:bidi="id_ID"/>
+        </w:rPr>
+      </w:r>
+      <w:r>
+        <w:rPr>
+          <w:lang w:val="id_ID" w:bidi="id_ID"/>
+        </w:rPr>
+        <w:t>Zakharia 10:8–10</w:t>
+      </w:r>
+    </w:p>
+    <w:p>
+      <w:pPr>
+        <w:pStyle w:val="Heading3"/>
+      </w:pPr>
+      <w:r>
+        <w:rPr>
+          <w:lang w:val="id_ID" w:bidi="id_ID"/>
+        </w:rPr>
+        <w:t>Data Kata:</w:t>
+      </w:r>
+    </w:p>
+    <w:p>
+      <w:pPr>
+        <w:pStyle w:val="ListBullet"/>
+        <w:spacing w:line="240" w:lineRule="auto"/>
+        <w:ind w:left="720"/>
+      </w:pPr>
+      <w:r>
+        <w:rPr>
+          <w:lang w:val="id_ID" w:bidi="id_ID"/>
+        </w:rPr>
+      </w:r>
+      <w:r>
+        <w:rPr>
+          <w:lang w:val="id_ID" w:bidi="id_ID"/>
+        </w:rPr>
+        <w:t>Strong: H3844</w:t>
+      </w:r>
+      <w:r>
+        <w:rPr>
+          <w:lang w:val="id_ID" w:bidi="id_ID"/>
+        </w:rPr>
+      </w:r>
+      <w:r>
+        <w:rPr>
+          <w:lang w:val="id_ID" w:bidi="id_ID"/>
+        </w:rPr>
+      </w:r>
+    </w:p>
+    <w:p>
+      <w:pPr/>
+      <w:r>
+        <w:rPr>
+          <w:lang w:val="id_ID" w:bidi="id_ID"/>
+        </w:rPr>
+      </w:r>
+    </w:p>
+    <w:p>
+      <w:pPr>
+        <w:pStyle w:val="Heading2"/>
+      </w:pPr>
+      <w:r>
+        <w:rPr>
+          <w:lang w:val="id_ID" w:bidi="id_ID"/>
+        </w:rPr>
+        <w:t>Lidah</w:t>
+      </w:r>
+      <w:r>
+        <w:rPr>
+          <w:lang w:val="id_ID" w:bidi="id_ID"/>
+        </w:rPr>
+      </w:r>
+    </w:p>
+    <w:p>
+      <w:pPr>
+        <w:pStyle w:val="Heading3"/>
+      </w:pPr>
+      <w:r>
+        <w:rPr>
+          <w:lang w:val="id_ID" w:bidi="id_ID"/>
+        </w:rPr>
+        <w:t>Pengertian:</w:t>
+      </w:r>
+    </w:p>
+    <w:p>
+      <w:pPr/>
+      <w:r>
+        <w:rPr>
+          <w:lang w:val="id_ID" w:bidi="id_ID"/>
+        </w:rPr>
+      </w:r>
+      <w:r>
+        <w:rPr>
+          <w:lang w:val="id_ID" w:bidi="id_ID"/>
+        </w:rPr>
+        <w:t>Istilah "lidah" mengacu pada organ di dalam mulut yang digunakan untuk berbicara. Istilah ini sering digunakan secara kiasan untuk merujuk pada "bahasa" atau "berbicara." Selain itu, ada beberapa makna kiasan lainnya.</w:t>
+      </w:r>
+    </w:p>
+    <w:p>
+      <w:pPr>
+        <w:pStyle w:val="ListBullet"/>
+        <w:spacing w:line="240" w:lineRule="auto"/>
+        <w:ind w:left="720"/>
+      </w:pPr>
+      <w:r>
+        <w:rPr>
+          <w:lang w:val="id_ID" w:bidi="id_ID"/>
+        </w:rPr>
+      </w:r>
+      <w:r>
+        <w:rPr>
+          <w:lang w:val="id_ID" w:bidi="id_ID"/>
+        </w:rPr>
+        <w:t>Dalam Alkitab, makna kiasan yang paling umum untuk istilah ini adalah "bahasa" atau "ucapan".</w:t>
+      </w:r>
+    </w:p>
+    <w:p>
+      <w:pPr>
+        <w:pStyle w:val="ListBullet"/>
+        <w:spacing w:line="240" w:lineRule="auto"/>
+        <w:ind w:left="720"/>
+      </w:pPr>
+      <w:r>
+        <w:rPr>
+          <w:lang w:val="id_ID" w:bidi="id_ID"/>
+        </w:rPr>
+      </w:r>
+      <w:r>
+        <w:rPr>
+          <w:lang w:val="id_ID" w:bidi="id_ID"/>
+        </w:rPr>
+        <w:t>Terkadang "lidah" dapat merujuk pada bahasa yang diucapkan oleh kelompok orang tertentu.</w:t>
+      </w:r>
+    </w:p>
+    <w:p>
+      <w:pPr>
+        <w:pStyle w:val="ListBullet"/>
+        <w:spacing w:line="240" w:lineRule="auto"/>
+        <w:ind w:left="720"/>
+      </w:pPr>
+      <w:r>
+        <w:rPr>
+          <w:lang w:val="id_ID" w:bidi="id_ID"/>
+        </w:rPr>
+      </w:r>
+      <w:r>
+        <w:rPr>
+          <w:lang w:val="id_ID" w:bidi="id_ID"/>
+        </w:rPr>
+        <w:t>Di waktu lain, istilah "bahasa lidah" merujuk pada bahasa asing yang secara supranatural diberikan oleh Roh Kudus kepada orang percaya dalam Kristus sebagai salah satu dari "karunia Roh."</w:t>
+      </w:r>
+    </w:p>
+    <w:p>
+      <w:pPr>
+        <w:pStyle w:val="ListBullet"/>
+        <w:spacing w:line="240" w:lineRule="auto"/>
+        <w:ind w:left="720"/>
+      </w:pPr>
+      <w:r>
+        <w:rPr>
+          <w:lang w:val="id_ID" w:bidi="id_ID"/>
+        </w:rPr>
+      </w:r>
+      <w:r>
+        <w:rPr>
+          <w:lang w:val="id_ID" w:bidi="id_ID"/>
+        </w:rPr>
+        <w:t>Dalam kitab Kisah Para Rasul, ungkapan "lidah" api merujuk pada "nyala" api, yang mungkin berbentuk menyerupai lidah.</w:t>
+      </w:r>
+    </w:p>
+    <w:p>
+      <w:pPr>
+        <w:pStyle w:val="Heading3"/>
+      </w:pPr>
+      <w:r>
+        <w:rPr>
+          <w:lang w:val="id_ID" w:bidi="id_ID"/>
+        </w:rPr>
+        <w:t>Saran Terjemahan</w:t>
+      </w:r>
+    </w:p>
+    <w:p>
+      <w:pPr>
+        <w:pStyle w:val="ListBullet"/>
+        <w:spacing w:line="240" w:lineRule="auto"/>
+        <w:ind w:left="720"/>
+      </w:pPr>
+      <w:r>
+        <w:rPr>
+          <w:lang w:val="id_ID" w:bidi="id_ID"/>
+        </w:rPr>
+      </w:r>
+      <w:r>
+        <w:rPr>
+          <w:lang w:val="id_ID" w:bidi="id_ID"/>
+        </w:rPr>
+        <w:t>Bergantung pada konteksnya, istilah "tongue" dapat diterjemahkan sebagai "bahasa" atau "bahasa supranatural." Jika tidak jelas mana yang dimaksud, lebih baik menerjemahkannya sebagai "bahasa."</w:t>
+      </w:r>
+    </w:p>
+    <w:p>
+      <w:pPr>
+        <w:pStyle w:val="ListBullet"/>
+        <w:spacing w:line="240" w:lineRule="auto"/>
+        <w:ind w:left="720"/>
+      </w:pPr>
+      <w:r>
+        <w:rPr>
+          <w:lang w:val="id_ID" w:bidi="id_ID"/>
+        </w:rPr>
+      </w:r>
+      <w:r>
+        <w:rPr>
+          <w:lang w:val="id_ID" w:bidi="id_ID"/>
+        </w:rPr>
+        <w:t>Ketika merujuk pada api, istilah ini dapat diterjemahkan sebagai "nyala api."</w:t>
+      </w:r>
+    </w:p>
+    <w:p>
+      <w:pPr>
+        <w:pStyle w:val="ListBullet"/>
+        <w:spacing w:line="240" w:lineRule="auto"/>
+        <w:ind w:left="720"/>
+      </w:pPr>
+      <w:r>
+        <w:rPr>
+          <w:lang w:val="id_ID" w:bidi="id_ID"/>
+        </w:rPr>
+      </w:r>
+      <w:r>
+        <w:rPr>
+          <w:lang w:val="id_ID" w:bidi="id_ID"/>
+        </w:rPr>
+        <w:t>Ungkapan "lidahku bersukacita" dapat diartikan sebagai "Aku bersukacita dan memuji Allah" atau "Aku memuji Allah dengan gembira."</w:t>
+      </w:r>
+    </w:p>
+    <w:p>
+      <w:pPr>
+        <w:pStyle w:val="ListBullet"/>
+        <w:spacing w:line="240" w:lineRule="auto"/>
+        <w:ind w:left="720"/>
+      </w:pPr>
+      <w:r>
+        <w:rPr>
+          <w:lang w:val="id_ID" w:bidi="id_ID"/>
+        </w:rPr>
+      </w:r>
+      <w:r>
+        <w:rPr>
+          <w:lang w:val="id_ID" w:bidi="id_ID"/>
+        </w:rPr>
+        <w:t>Frasa "lidah yang berbohong" dapat diterjemahkan sebagai "orang yang berbohong" atau "orang-orang yang berbohong."</w:t>
+      </w:r>
+    </w:p>
+    <w:p>
+      <w:pPr>
+        <w:pStyle w:val="ListBullet"/>
+        <w:spacing w:line="240" w:lineRule="auto"/>
+        <w:ind w:left="720"/>
+      </w:pPr>
+      <w:r>
+        <w:rPr>
+          <w:lang w:val="id_ID" w:bidi="id_ID"/>
+        </w:rPr>
+      </w:r>
+      <w:r>
+        <w:rPr>
+          <w:lang w:val="id_ID" w:bidi="id_ID"/>
+        </w:rPr>
+        <w:t>Frasa seperti "dengan lidah mereka" dapat diartikan sebagai "dengan apa yang mereka katakan" atau "dengan kata-kata mereka."</w:t>
+      </w:r>
+    </w:p>
+    <w:p>
+      <w:pPr/>
+      <w:r>
+        <w:rPr>
+          <w:lang w:val="id_ID" w:bidi="id_ID"/>
+        </w:rPr>
+      </w:r>
+      <w:r>
+        <w:rPr>
+          <w:lang w:val="id_ID" w:bidi="id_ID"/>
+        </w:rPr>
+        <w:t xml:space="preserve">(Lihat juga: karunia, </w:t>
+      </w:r>
+      <w:r>
+        <w:rPr>
+          <w:lang w:val="id_ID" w:bidi="id_ID"/>
+        </w:rPr>
+        <w:t>Roh Kudus</w:t>
       </w:r>
       <w:r>
         <w:rPr>
@@ -2293,7 +4350,7 @@
         <w:rPr>
           <w:lang w:val="id_ID" w:bidi="id_ID"/>
         </w:rPr>
-        <w:t>Lewi</w:t>
+        <w:t>sukacita</w:t>
       </w:r>
       <w:r>
         <w:rPr>
@@ -2305,7 +4362,320 @@
         <w:rPr>
           <w:lang w:val="id_ID" w:bidi="id_ID"/>
         </w:rPr>
-        <w:t>Yehuda</w:t>
+        <w:t>pujian</w:t>
+      </w:r>
+      <w:r>
+        <w:rPr>
+          <w:lang w:val="id_ID" w:bidi="id_ID"/>
+        </w:rPr>
+        <w:t xml:space="preserve">, bersukacita, </w:t>
+      </w:r>
+      <w:r>
+        <w:rPr>
+          <w:lang w:val="id_ID" w:bidi="id_ID"/>
+        </w:rPr>
+        <w:t>roh</w:t>
+      </w:r>
+      <w:r>
+        <w:rPr>
+          <w:lang w:val="id_ID" w:bidi="id_ID"/>
+        </w:rPr>
+        <w:t>)</w:t>
+      </w:r>
+    </w:p>
+    <w:p>
+      <w:pPr>
+        <w:pStyle w:val="Heading3"/>
+      </w:pPr>
+      <w:r>
+        <w:rPr>
+          <w:lang w:val="id_ID" w:bidi="id_ID"/>
+        </w:rPr>
+        <w:t>Referensi Alkitab:</w:t>
+      </w:r>
+    </w:p>
+    <w:p>
+      <w:pPr>
+        <w:pStyle w:val="ListBullet"/>
+        <w:spacing w:line="240" w:lineRule="auto"/>
+        <w:ind w:left="720"/>
+      </w:pPr>
+      <w:r>
+        <w:rPr>
+          <w:lang w:val="id_ID" w:bidi="id_ID"/>
+        </w:rPr>
+      </w:r>
+      <w:r>
+        <w:rPr>
+          <w:lang w:val="id_ID" w:bidi="id_ID"/>
+        </w:rPr>
+        <w:t>1 Korintus 12:10</w:t>
+      </w:r>
+    </w:p>
+    <w:p>
+      <w:pPr>
+        <w:pStyle w:val="ListBullet"/>
+        <w:spacing w:line="240" w:lineRule="auto"/>
+        <w:ind w:left="720"/>
+      </w:pPr>
+      <w:r>
+        <w:rPr>
+          <w:lang w:val="id_ID" w:bidi="id_ID"/>
+        </w:rPr>
+      </w:r>
+      <w:r>
+        <w:rPr>
+          <w:lang w:val="id_ID" w:bidi="id_ID"/>
+        </w:rPr>
+        <w:t>1 Yohanes 3:18</w:t>
+      </w:r>
+    </w:p>
+    <w:p>
+      <w:pPr>
+        <w:pStyle w:val="ListBullet"/>
+        <w:spacing w:line="240" w:lineRule="auto"/>
+        <w:ind w:left="720"/>
+      </w:pPr>
+      <w:r>
+        <w:rPr>
+          <w:lang w:val="id_ID" w:bidi="id_ID"/>
+        </w:rPr>
+      </w:r>
+      <w:r>
+        <w:rPr>
+          <w:lang w:val="id_ID" w:bidi="id_ID"/>
+        </w:rPr>
+        <w:t>2 Samuel 23:2</w:t>
+      </w:r>
+    </w:p>
+    <w:p>
+      <w:pPr>
+        <w:pStyle w:val="ListBullet"/>
+        <w:spacing w:line="240" w:lineRule="auto"/>
+        <w:ind w:left="720"/>
+      </w:pPr>
+      <w:r>
+        <w:rPr>
+          <w:lang w:val="id_ID" w:bidi="id_ID"/>
+        </w:rPr>
+      </w:r>
+      <w:r>
+        <w:rPr>
+          <w:lang w:val="id_ID" w:bidi="id_ID"/>
+        </w:rPr>
+        <w:t>Kisah Para Rasul 2:26</w:t>
+      </w:r>
+    </w:p>
+    <w:p>
+      <w:pPr>
+        <w:pStyle w:val="ListBullet"/>
+        <w:spacing w:line="240" w:lineRule="auto"/>
+        <w:ind w:left="720"/>
+      </w:pPr>
+      <w:r>
+        <w:rPr>
+          <w:lang w:val="id_ID" w:bidi="id_ID"/>
+        </w:rPr>
+      </w:r>
+      <w:r>
+        <w:rPr>
+          <w:lang w:val="id_ID" w:bidi="id_ID"/>
+        </w:rPr>
+        <w:t>Yehezkiel 36:3</w:t>
+      </w:r>
+    </w:p>
+    <w:p>
+      <w:pPr>
+        <w:pStyle w:val="ListBullet"/>
+        <w:spacing w:line="240" w:lineRule="auto"/>
+        <w:ind w:left="720"/>
+      </w:pPr>
+      <w:r>
+        <w:rPr>
+          <w:lang w:val="id_ID" w:bidi="id_ID"/>
+        </w:rPr>
+      </w:r>
+      <w:r>
+        <w:rPr>
+          <w:lang w:val="id_ID" w:bidi="id_ID"/>
+        </w:rPr>
+        <w:t>Filipi 2:11</w:t>
+      </w:r>
+    </w:p>
+    <w:p>
+      <w:pPr>
+        <w:pStyle w:val="Heading3"/>
+      </w:pPr>
+      <w:r>
+        <w:rPr>
+          <w:lang w:val="id_ID" w:bidi="id_ID"/>
+        </w:rPr>
+        <w:t>Data Kata:</w:t>
+      </w:r>
+    </w:p>
+    <w:p>
+      <w:pPr>
+        <w:pStyle w:val="ListBullet"/>
+        <w:spacing w:line="240" w:lineRule="auto"/>
+        <w:ind w:left="720"/>
+      </w:pPr>
+      <w:r>
+        <w:rPr>
+          <w:lang w:val="id_ID" w:bidi="id_ID"/>
+        </w:rPr>
+      </w:r>
+      <w:r>
+        <w:rPr>
+          <w:lang w:val="id_ID" w:bidi="id_ID"/>
+        </w:rPr>
+        <w:t>Strong: H3956, G11000, G12580, G20840</w:t>
+      </w:r>
+      <w:r>
+        <w:rPr>
+          <w:lang w:val="id_ID" w:bidi="id_ID"/>
+        </w:rPr>
+      </w:r>
+      <w:r>
+        <w:rPr>
+          <w:lang w:val="id_ID" w:bidi="id_ID"/>
+        </w:rPr>
+      </w:r>
+    </w:p>
+    <w:p>
+      <w:pPr/>
+      <w:r>
+        <w:rPr>
+          <w:lang w:val="id_ID" w:bidi="id_ID"/>
+        </w:rPr>
+      </w:r>
+    </w:p>
+    <w:p>
+      <w:pPr>
+        <w:pStyle w:val="Heading2"/>
+      </w:pPr>
+      <w:r>
+        <w:rPr>
+          <w:lang w:val="id_ID" w:bidi="id_ID"/>
+        </w:rPr>
+        <w:t>Listra</w:t>
+      </w:r>
+      <w:r>
+        <w:rPr>
+          <w:lang w:val="id_ID" w:bidi="id_ID"/>
+        </w:rPr>
+      </w:r>
+    </w:p>
+    <w:p>
+      <w:pPr>
+        <w:pStyle w:val="Heading3"/>
+      </w:pPr>
+      <w:r>
+        <w:rPr>
+          <w:lang w:val="id_ID" w:bidi="id_ID"/>
+        </w:rPr>
+        <w:t>Fakta-fakta:</w:t>
+      </w:r>
+    </w:p>
+    <w:p>
+      <w:pPr/>
+      <w:r>
+        <w:rPr>
+          <w:lang w:val="id_ID" w:bidi="id_ID"/>
+        </w:rPr>
+      </w:r>
+      <w:r>
+        <w:rPr>
+          <w:lang w:val="id_ID" w:bidi="id_ID"/>
+        </w:rPr>
+        <w:t>Listra adalah sebuah kota di Asia Kecil kuno yang dikunjungi Paulus dalam salah satu perjalanan misinya. Kota ini terletak di wilayah Likaonia, yang sekarang berada di negara Turki modern.</w:t>
+      </w:r>
+    </w:p>
+    <w:p>
+      <w:pPr>
+        <w:pStyle w:val="ListBullet"/>
+        <w:spacing w:line="240" w:lineRule="auto"/>
+        <w:ind w:left="720"/>
+      </w:pPr>
+      <w:r>
+        <w:rPr>
+          <w:lang w:val="id_ID" w:bidi="id_ID"/>
+        </w:rPr>
+      </w:r>
+      <w:r>
+        <w:rPr>
+          <w:lang w:val="id_ID" w:bidi="id_ID"/>
+        </w:rPr>
+        <w:t>Paulus dan rekan-rekannya melarikan diri ke Derbe dan Listra ketika mereka diancam oleh orang-orang Yahudi di Ikonium.</w:t>
+      </w:r>
+    </w:p>
+    <w:p>
+      <w:pPr>
+        <w:pStyle w:val="ListBullet"/>
+        <w:spacing w:line="240" w:lineRule="auto"/>
+        <w:ind w:left="720"/>
+      </w:pPr>
+      <w:r>
+        <w:rPr>
+          <w:lang w:val="id_ID" w:bidi="id_ID"/>
+        </w:rPr>
+      </w:r>
+      <w:r>
+        <w:rPr>
+          <w:lang w:val="id_ID" w:bidi="id_ID"/>
+        </w:rPr>
+        <w:t>Di Listra, Paulus bertemu dengan Timotius, yang kemudian menjadi rekan penginjil dan perintis gereja.</w:t>
+      </w:r>
+    </w:p>
+    <w:p>
+      <w:pPr>
+        <w:pStyle w:val="ListBullet"/>
+        <w:spacing w:line="240" w:lineRule="auto"/>
+        <w:ind w:left="720"/>
+      </w:pPr>
+      <w:r>
+        <w:rPr>
+          <w:lang w:val="id_ID" w:bidi="id_ID"/>
+        </w:rPr>
+      </w:r>
+      <w:r>
+        <w:rPr>
+          <w:lang w:val="id_ID" w:bidi="id_ID"/>
+        </w:rPr>
+        <w:t>Setelah Paulus menyembuhkan seorang lumpuh di Listra, orang-orang di sana berusaha menyembah Paulus dan Barnabas sebagai dewa, tetapi para rasul menegur mereka dan mencegah mereka melakukan hal itu.</w:t>
+      </w:r>
+    </w:p>
+    <w:p>
+      <w:pPr/>
+      <w:r>
+        <w:rPr>
+          <w:lang w:val="id_ID" w:bidi="id_ID"/>
+        </w:rPr>
+      </w:r>
+      <w:r>
+        <w:rPr>
+          <w:lang w:val="id_ID" w:bidi="id_ID"/>
+        </w:rPr>
+        <w:t>(Saran penerjemahan: Cara Menerjemahkan Nama)</w:t>
+      </w:r>
+    </w:p>
+    <w:p>
+      <w:pPr/>
+      <w:r>
+        <w:rPr>
+          <w:lang w:val="id_ID" w:bidi="id_ID"/>
+        </w:rPr>
+      </w:r>
+      <w:r>
+        <w:rPr>
+          <w:lang w:val="id_ID" w:bidi="id_ID"/>
+        </w:rPr>
+        <w:t xml:space="preserve">(Lihat juga: </w:t>
+      </w:r>
+      <w:r>
+        <w:rPr>
+          <w:lang w:val="id_ID" w:bidi="id_ID"/>
+        </w:rPr>
+        <w:t>penginjil</w:t>
       </w:r>
       <w:r>
         <w:rPr>
@@ -2317,7 +4687,7 @@
         <w:rPr>
           <w:lang w:val="id_ID" w:bidi="id_ID"/>
         </w:rPr>
-        <w:t>Isakhar</w:t>
+        <w:t>Ikonium</w:t>
       </w:r>
       <w:r>
         <w:rPr>
@@ -2329,7 +4699,308 @@
         <w:rPr>
           <w:lang w:val="id_ID" w:bidi="id_ID"/>
         </w:rPr>
-        <w:t>Zebulon</w:t>
+        <w:t>Timotius</w:t>
+      </w:r>
+      <w:r>
+        <w:rPr>
+          <w:lang w:val="id_ID" w:bidi="id_ID"/>
+        </w:rPr>
+        <w:t>)</w:t>
+      </w:r>
+    </w:p>
+    <w:p>
+      <w:pPr>
+        <w:pStyle w:val="Heading3"/>
+      </w:pPr>
+      <w:r>
+        <w:rPr>
+          <w:lang w:val="id_ID" w:bidi="id_ID"/>
+        </w:rPr>
+        <w:t>Referensi Alkitab:</w:t>
+      </w:r>
+    </w:p>
+    <w:p>
+      <w:pPr>
+        <w:pStyle w:val="ListBullet"/>
+        <w:spacing w:line="240" w:lineRule="auto"/>
+        <w:ind w:left="720"/>
+      </w:pPr>
+      <w:r>
+        <w:rPr>
+          <w:lang w:val="id_ID" w:bidi="id_ID"/>
+        </w:rPr>
+      </w:r>
+      <w:r>
+        <w:rPr>
+          <w:lang w:val="id_ID" w:bidi="id_ID"/>
+        </w:rPr>
+        <w:t>2 Timotius 3:10–13</w:t>
+      </w:r>
+    </w:p>
+    <w:p>
+      <w:pPr>
+        <w:pStyle w:val="ListBullet"/>
+        <w:spacing w:line="240" w:lineRule="auto"/>
+        <w:ind w:left="720"/>
+      </w:pPr>
+      <w:r>
+        <w:rPr>
+          <w:lang w:val="id_ID" w:bidi="id_ID"/>
+        </w:rPr>
+      </w:r>
+      <w:r>
+        <w:rPr>
+          <w:lang w:val="id_ID" w:bidi="id_ID"/>
+        </w:rPr>
+        <w:t>Kisah Para Rasul 14:6</w:t>
+      </w:r>
+    </w:p>
+    <w:p>
+      <w:pPr>
+        <w:pStyle w:val="ListBullet"/>
+        <w:spacing w:line="240" w:lineRule="auto"/>
+        <w:ind w:left="720"/>
+      </w:pPr>
+      <w:r>
+        <w:rPr>
+          <w:lang w:val="id_ID" w:bidi="id_ID"/>
+        </w:rPr>
+      </w:r>
+      <w:r>
+        <w:rPr>
+          <w:lang w:val="id_ID" w:bidi="id_ID"/>
+        </w:rPr>
+        <w:t>Kisah Para Rasul 14:8</w:t>
+      </w:r>
+    </w:p>
+    <w:p>
+      <w:pPr>
+        <w:pStyle w:val="ListBullet"/>
+        <w:spacing w:line="240" w:lineRule="auto"/>
+        <w:ind w:left="720"/>
+      </w:pPr>
+      <w:r>
+        <w:rPr>
+          <w:lang w:val="id_ID" w:bidi="id_ID"/>
+        </w:rPr>
+      </w:r>
+      <w:r>
+        <w:rPr>
+          <w:lang w:val="id_ID" w:bidi="id_ID"/>
+        </w:rPr>
+        <w:t>Kisah Para Rasul 14:21–22</w:t>
+      </w:r>
+    </w:p>
+    <w:p>
+      <w:pPr>
+        <w:pStyle w:val="Heading3"/>
+      </w:pPr>
+      <w:r>
+        <w:rPr>
+          <w:lang w:val="id_ID" w:bidi="id_ID"/>
+        </w:rPr>
+        <w:t>Data Kata:</w:t>
+      </w:r>
+    </w:p>
+    <w:p>
+      <w:pPr>
+        <w:pStyle w:val="ListBullet"/>
+        <w:spacing w:line="240" w:lineRule="auto"/>
+        <w:ind w:left="720"/>
+      </w:pPr>
+      <w:r>
+        <w:rPr>
+          <w:lang w:val="id_ID" w:bidi="id_ID"/>
+        </w:rPr>
+      </w:r>
+      <w:r>
+        <w:rPr>
+          <w:lang w:val="id_ID" w:bidi="id_ID"/>
+        </w:rPr>
+        <w:t>Strong’s: G30820</w:t>
+      </w:r>
+      <w:r>
+        <w:rPr>
+          <w:lang w:val="id_ID" w:bidi="id_ID"/>
+        </w:rPr>
+      </w:r>
+      <w:r>
+        <w:rPr>
+          <w:lang w:val="id_ID" w:bidi="id_ID"/>
+        </w:rPr>
+      </w:r>
+    </w:p>
+    <w:p>
+      <w:pPr/>
+      <w:r>
+        <w:rPr>
+          <w:lang w:val="id_ID" w:bidi="id_ID"/>
+        </w:rPr>
+      </w:r>
+    </w:p>
+    <w:p>
+      <w:pPr>
+        <w:pStyle w:val="Heading2"/>
+      </w:pPr>
+      <w:r>
+        <w:rPr>
+          <w:lang w:val="id_ID" w:bidi="id_ID"/>
+        </w:rPr>
+        <w:t>Lot</w:t>
+      </w:r>
+      <w:r>
+        <w:rPr>
+          <w:lang w:val="id_ID" w:bidi="id_ID"/>
+        </w:rPr>
+      </w:r>
+    </w:p>
+    <w:p>
+      <w:pPr>
+        <w:pStyle w:val="Heading3"/>
+      </w:pPr>
+      <w:r>
+        <w:rPr>
+          <w:lang w:val="id_ID" w:bidi="id_ID"/>
+        </w:rPr>
+        <w:t>Fakta-fakta:</w:t>
+      </w:r>
+    </w:p>
+    <w:p>
+      <w:pPr/>
+      <w:r>
+        <w:rPr>
+          <w:lang w:val="id_ID" w:bidi="id_ID"/>
+        </w:rPr>
+      </w:r>
+      <w:r>
+        <w:rPr>
+          <w:lang w:val="id_ID" w:bidi="id_ID"/>
+        </w:rPr>
+        <w:t>Lot adalah keponakan Abraham.</w:t>
+      </w:r>
+    </w:p>
+    <w:p>
+      <w:pPr>
+        <w:pStyle w:val="ListBullet"/>
+        <w:spacing w:line="240" w:lineRule="auto"/>
+        <w:ind w:left="720"/>
+      </w:pPr>
+      <w:r>
+        <w:rPr>
+          <w:lang w:val="id_ID" w:bidi="id_ID"/>
+        </w:rPr>
+      </w:r>
+      <w:r>
+        <w:rPr>
+          <w:lang w:val="id_ID" w:bidi="id_ID"/>
+        </w:rPr>
+        <w:t>Ia adalah anak dari saudara Abraham yang bernama Haran.</w:t>
+      </w:r>
+    </w:p>
+    <w:p>
+      <w:pPr>
+        <w:pStyle w:val="ListBullet"/>
+        <w:spacing w:line="240" w:lineRule="auto"/>
+        <w:ind w:left="720"/>
+      </w:pPr>
+      <w:r>
+        <w:rPr>
+          <w:lang w:val="id_ID" w:bidi="id_ID"/>
+        </w:rPr>
+      </w:r>
+      <w:r>
+        <w:rPr>
+          <w:lang w:val="id_ID" w:bidi="id_ID"/>
+        </w:rPr>
+        <w:t>Lot pergi bersama Abraham ke tanah Kanaan dan menetap di kota Sodom.</w:t>
+      </w:r>
+    </w:p>
+    <w:p>
+      <w:pPr>
+        <w:pStyle w:val="ListBullet"/>
+        <w:spacing w:line="240" w:lineRule="auto"/>
+        <w:ind w:left="720"/>
+      </w:pPr>
+      <w:r>
+        <w:rPr>
+          <w:lang w:val="id_ID" w:bidi="id_ID"/>
+        </w:rPr>
+      </w:r>
+      <w:r>
+        <w:rPr>
+          <w:lang w:val="id_ID" w:bidi="id_ID"/>
+        </w:rPr>
+        <w:t>Lot adalah nenek moyang orang Moab dan Amon.</w:t>
+      </w:r>
+    </w:p>
+    <w:p>
+      <w:pPr>
+        <w:pStyle w:val="ListBullet"/>
+        <w:spacing w:line="240" w:lineRule="auto"/>
+        <w:ind w:left="720"/>
+      </w:pPr>
+      <w:r>
+        <w:rPr>
+          <w:lang w:val="id_ID" w:bidi="id_ID"/>
+        </w:rPr>
+      </w:r>
+      <w:r>
+        <w:rPr>
+          <w:lang w:val="id_ID" w:bidi="id_ID"/>
+        </w:rPr>
+        <w:t>Ketika raja-raja musuh menyerang Sodom dan menangkap Lot, Abraham datang dengan beberapa ratus orang untuk menyelamatkan Lot dan mengambil kembali harta bendanya.</w:t>
+      </w:r>
+    </w:p>
+    <w:p>
+      <w:pPr>
+        <w:pStyle w:val="ListBullet"/>
+        <w:spacing w:line="240" w:lineRule="auto"/>
+        <w:ind w:left="720"/>
+      </w:pPr>
+      <w:r>
+        <w:rPr>
+          <w:lang w:val="id_ID" w:bidi="id_ID"/>
+        </w:rPr>
+      </w:r>
+      <w:r>
+        <w:rPr>
+          <w:lang w:val="id_ID" w:bidi="id_ID"/>
+        </w:rPr>
+        <w:t>Orang-orang yang tinggal di kota Sodom sangat jahat, sehingga Tuhan menghancurkan kota itu. Namun, Ia terlebih dahulu menyuruh Lot dan keluarganya untuk meninggalkan kota itu agar mereka dapat melarikan diri.</w:t>
+      </w:r>
+    </w:p>
+    <w:p>
+      <w:pPr/>
+      <w:r>
+        <w:rPr>
+          <w:lang w:val="id_ID" w:bidi="id_ID"/>
+        </w:rPr>
+      </w:r>
+      <w:r>
+        <w:rPr>
+          <w:lang w:val="id_ID" w:bidi="id_ID"/>
+        </w:rPr>
+        <w:t>(Saran penerjemahan: Cara Menerjemahkan Nama)</w:t>
+      </w:r>
+    </w:p>
+    <w:p>
+      <w:pPr/>
+      <w:r>
+        <w:rPr>
+          <w:lang w:val="id_ID" w:bidi="id_ID"/>
+        </w:rPr>
+      </w:r>
+      <w:r>
+        <w:rPr>
+          <w:lang w:val="id_ID" w:bidi="id_ID"/>
+        </w:rPr>
+        <w:t xml:space="preserve">(Lihat juga: </w:t>
+      </w:r>
+      <w:r>
+        <w:rPr>
+          <w:lang w:val="id_ID" w:bidi="id_ID"/>
+        </w:rPr>
+        <w:t>Abraham</w:t>
       </w:r>
       <w:r>
         <w:rPr>
@@ -2341,7 +5012,7 @@
         <w:rPr>
           <w:lang w:val="id_ID" w:bidi="id_ID"/>
         </w:rPr>
-        <w:t>Laban</w:t>
+        <w:t>Amon</w:t>
       </w:r>
       <w:r>
         <w:rPr>
@@ -2353,7 +5024,7 @@
         <w:rPr>
           <w:lang w:val="id_ID" w:bidi="id_ID"/>
         </w:rPr>
-        <w:t>Rahel</w:t>
+        <w:t>Haran</w:t>
       </w:r>
       <w:r>
         <w:rPr>
@@ -2365,7 +5036,19 @@
         <w:rPr>
           <w:lang w:val="id_ID" w:bidi="id_ID"/>
         </w:rPr>
-        <w:t>dua belas suku Israel</w:t>
+        <w:t>Moab</w:t>
+      </w:r>
+      <w:r>
+        <w:rPr>
+          <w:lang w:val="id_ID" w:bidi="id_ID"/>
+        </w:rPr>
+        <w:t xml:space="preserve">, </w:t>
+      </w:r>
+      <w:r>
+        <w:rPr>
+          <w:lang w:val="id_ID" w:bidi="id_ID"/>
+        </w:rPr>
+        <w:t>Sodom</w:t>
       </w:r>
       <w:r>
         <w:rPr>
@@ -2382,79 +5065,61 @@
         <w:rPr>
           <w:lang w:val="id_ID" w:bidi="id_ID"/>
         </w:rPr>
-        <w:t>Referensi Alkitab:</w:t>
-      </w:r>
-    </w:p>
-    <w:p>
-      <w:pPr>
-        <w:pStyle w:val="ListBullet"/>
-        <w:spacing w:line="240" w:lineRule="auto"/>
-        <w:ind w:left="720"/>
-      </w:pPr>
-      <w:r>
-        <w:rPr>
-          <w:lang w:val="id_ID" w:bidi="id_ID"/>
-        </w:rPr>
-      </w:r>
-      <w:r>
-        <w:rPr>
-          <w:lang w:val="id_ID" w:bidi="id_ID"/>
-        </w:rPr>
-        <w:t>Kejadian 29:17</w:t>
-      </w:r>
-    </w:p>
-    <w:p>
-      <w:pPr>
-        <w:pStyle w:val="ListBullet"/>
-        <w:spacing w:line="240" w:lineRule="auto"/>
-        <w:ind w:left="720"/>
-      </w:pPr>
-      <w:r>
-        <w:rPr>
-          <w:lang w:val="id_ID" w:bidi="id_ID"/>
-        </w:rPr>
-      </w:r>
-      <w:r>
-        <w:rPr>
-          <w:lang w:val="id_ID" w:bidi="id_ID"/>
-        </w:rPr>
-        <w:t>Kejadian 29:28</w:t>
-      </w:r>
-    </w:p>
-    <w:p>
-      <w:pPr>
-        <w:pStyle w:val="ListBullet"/>
-        <w:spacing w:line="240" w:lineRule="auto"/>
-        <w:ind w:left="720"/>
-      </w:pPr>
-      <w:r>
-        <w:rPr>
-          <w:lang w:val="id_ID" w:bidi="id_ID"/>
-        </w:rPr>
-      </w:r>
-      <w:r>
-        <w:rPr>
-          <w:lang w:val="id_ID" w:bidi="id_ID"/>
-        </w:rPr>
-        <w:t>Kejadian 31:6</w:t>
-      </w:r>
-    </w:p>
-    <w:p>
-      <w:pPr>
-        <w:pStyle w:val="ListBullet"/>
-        <w:spacing w:line="240" w:lineRule="auto"/>
-        <w:ind w:left="720"/>
-      </w:pPr>
-      <w:r>
-        <w:rPr>
-          <w:lang w:val="id_ID" w:bidi="id_ID"/>
-        </w:rPr>
-      </w:r>
-      <w:r>
-        <w:rPr>
-          <w:lang w:val="id_ID" w:bidi="id_ID"/>
-        </w:rPr>
-        <w:t>Rut 4:11</w:t>
+        <w:t>Referensi Alkitab</w:t>
+      </w:r>
+    </w:p>
+    <w:p>
+      <w:pPr>
+        <w:pStyle w:val="ListBullet"/>
+        <w:spacing w:line="240" w:lineRule="auto"/>
+        <w:ind w:left="720"/>
+      </w:pPr>
+      <w:r>
+        <w:rPr>
+          <w:lang w:val="id_ID" w:bidi="id_ID"/>
+        </w:rPr>
+      </w:r>
+      <w:r>
+        <w:rPr>
+          <w:lang w:val="id_ID" w:bidi="id_ID"/>
+        </w:rPr>
+        <w:t>2 Petrus 2:8</w:t>
+      </w:r>
+    </w:p>
+    <w:p>
+      <w:pPr>
+        <w:pStyle w:val="ListBullet"/>
+        <w:spacing w:line="240" w:lineRule="auto"/>
+        <w:ind w:left="720"/>
+      </w:pPr>
+      <w:r>
+        <w:rPr>
+          <w:lang w:val="id_ID" w:bidi="id_ID"/>
+        </w:rPr>
+      </w:r>
+      <w:r>
+        <w:rPr>
+          <w:lang w:val="id_ID" w:bidi="id_ID"/>
+        </w:rPr>
+        <w:t>Kejadian 11:27–28</w:t>
+      </w:r>
+    </w:p>
+    <w:p>
+      <w:pPr>
+        <w:pStyle w:val="ListBullet"/>
+        <w:spacing w:line="240" w:lineRule="auto"/>
+        <w:ind w:left="720"/>
+      </w:pPr>
+      <w:r>
+        <w:rPr>
+          <w:lang w:val="id_ID" w:bidi="id_ID"/>
+        </w:rPr>
+      </w:r>
+      <w:r>
+        <w:rPr>
+          <w:lang w:val="id_ID" w:bidi="id_ID"/>
+        </w:rPr>
+        <w:t>Kejadian 12:4–5</w:t>
       </w:r>
     </w:p>
     <w:p>
@@ -2483,7 +5148,7 @@
         <w:rPr>
           <w:lang w:val="id_ID" w:bidi="id_ID"/>
         </w:rPr>
-        <w:t>Strong: H3812</w:t>
+        <w:t>Strong’s: H3876, G30910</w:t>
       </w:r>
       <w:r>
         <w:rPr>
@@ -2512,7 +5177,7 @@
         <w:rPr>
           <w:lang w:val="id_ID" w:bidi="id_ID"/>
         </w:rPr>
-        <w:t>Lemah lembut</w:t>
+        <w:t>Lubang</w:t>
       </w:r>
       <w:r>
         <w:rPr>
@@ -2528,7 +5193,7 @@
         <w:rPr>
           <w:lang w:val="id_ID" w:bidi="id_ID"/>
         </w:rPr>
-        <w:t>Definisi:</w:t>
+        <w:t>Pengertian:</w:t>
       </w:r>
     </w:p>
     <w:p>
@@ -2542,61 +5207,110 @@
         <w:rPr>
           <w:lang w:val="id_ID" w:bidi="id_ID"/>
         </w:rPr>
-        <w:t>Istilah “meek” menggambarkan seseorang yang lemah lembut, tunduk, dan rela menderita ketidakadilan. Kelemahlembutan adalah kemampuan untuk bersikap lembut bahkan ketika kekerasan atau paksaan mungkin tampak tepat.</w:t>
-      </w:r>
-    </w:p>
-    <w:p>
-      <w:pPr>
-        <w:pStyle w:val="ListBullet"/>
-        <w:spacing w:line="240" w:lineRule="auto"/>
-        <w:ind w:left="720"/>
-      </w:pPr>
-      <w:r>
-        <w:rPr>
-          <w:lang w:val="id_ID" w:bidi="id_ID"/>
-        </w:rPr>
-      </w:r>
-      <w:r>
-        <w:rPr>
-          <w:lang w:val="id_ID" w:bidi="id_ID"/>
-        </w:rPr>
-        <w:t>Kelemahlembutan sering dikaitkan dengan kerendahan hati.</w:t>
-      </w:r>
-    </w:p>
-    <w:p>
-      <w:pPr>
-        <w:pStyle w:val="ListBullet"/>
-        <w:spacing w:line="240" w:lineRule="auto"/>
-        <w:ind w:left="720"/>
-      </w:pPr>
-      <w:r>
-        <w:rPr>
-          <w:lang w:val="id_ID" w:bidi="id_ID"/>
-        </w:rPr>
-      </w:r>
-      <w:r>
-        <w:rPr>
-          <w:lang w:val="id_ID" w:bidi="id_ID"/>
-        </w:rPr>
-        <w:t>Istilah ini juga dapat diterjemahkan sebagai “lemah lembut” atau “berwatak halus” atau “berwatak manis”.</w:t>
-      </w:r>
-    </w:p>
-    <w:p>
-      <w:pPr>
-        <w:pStyle w:val="ListBullet"/>
-        <w:spacing w:line="240" w:lineRule="auto"/>
-        <w:ind w:left="720"/>
-      </w:pPr>
-      <w:r>
-        <w:rPr>
-          <w:lang w:val="id_ID" w:bidi="id_ID"/>
-        </w:rPr>
-      </w:r>
-      <w:r>
-        <w:rPr>
-          <w:lang w:val="id_ID" w:bidi="id_ID"/>
-        </w:rPr>
-        <w:t>Istilah “meekness” dapat diterjemahkan sebagai “kelemahlembutan” atau “kerendahan hati.”</w:t>
+        <w:t>Sebuah lubang adalah cekungan dalam yang telah digali di tanah.</w:t>
+      </w:r>
+    </w:p>
+    <w:p>
+      <w:pPr>
+        <w:pStyle w:val="ListBullet"/>
+        <w:spacing w:line="240" w:lineRule="auto"/>
+        <w:ind w:left="720"/>
+      </w:pPr>
+      <w:r>
+        <w:rPr>
+          <w:lang w:val="id_ID" w:bidi="id_ID"/>
+        </w:rPr>
+      </w:r>
+      <w:r>
+        <w:rPr>
+          <w:lang w:val="id_ID" w:bidi="id_ID"/>
+        </w:rPr>
+        <w:t>Sebuah "bak penampung" adalah lubang yang digali untuk menyimpan air.</w:t>
+      </w:r>
+    </w:p>
+    <w:p>
+      <w:pPr>
+        <w:pStyle w:val="ListBullet"/>
+        <w:spacing w:line="240" w:lineRule="auto"/>
+        <w:ind w:left="720"/>
+      </w:pPr>
+      <w:r>
+        <w:rPr>
+          <w:lang w:val="id_ID" w:bidi="id_ID"/>
+        </w:rPr>
+      </w:r>
+      <w:r>
+        <w:rPr>
+          <w:lang w:val="id_ID" w:bidi="id_ID"/>
+        </w:rPr>
+        <w:t>Orang-orang menggali lubang untuk memerangkap hewan atau mencari air.</w:t>
+      </w:r>
+    </w:p>
+    <w:p>
+      <w:pPr>
+        <w:pStyle w:val="ListBullet"/>
+        <w:spacing w:line="240" w:lineRule="auto"/>
+        <w:ind w:left="720"/>
+      </w:pPr>
+      <w:r>
+        <w:rPr>
+          <w:lang w:val="id_ID" w:bidi="id_ID"/>
+        </w:rPr>
+      </w:r>
+      <w:r>
+        <w:rPr>
+          <w:lang w:val="id_ID" w:bidi="id_ID"/>
+        </w:rPr>
+        <w:t>Sebuah lubang juga dapat digunakan sebagai tempat sementara untuk menahan tahanan.</w:t>
+      </w:r>
+    </w:p>
+    <w:p>
+      <w:pPr>
+        <w:pStyle w:val="ListBullet"/>
+        <w:spacing w:line="240" w:lineRule="auto"/>
+        <w:ind w:left="720"/>
+      </w:pPr>
+      <w:r>
+        <w:rPr>
+          <w:lang w:val="id_ID" w:bidi="id_ID"/>
+        </w:rPr>
+      </w:r>
+      <w:r>
+        <w:rPr>
+          <w:lang w:val="id_ID" w:bidi="id_ID"/>
+        </w:rPr>
+        <w:t xml:space="preserve">Terkadang kata "jurang" (dalam bahasa Inggris </w:t>
+      </w:r>
+      <w:r>
+        <w:rPr>
+          <w:i/>
+          <w:lang w:val="id_ID" w:bidi="id_ID"/>
+        </w:rPr>
+        <w:t xml:space="preserve">pit = </w:t>
+      </w:r>
+      <w:r>
+        <w:rPr>
+          <w:lang w:val="id_ID" w:bidi="id_ID"/>
+        </w:rPr>
+        <w:t>lubang) merujuk pada kuburan atau neraka. Di waktu lain, bisa juga merujuk pada "jurang" dalam arti sebenarnya.</w:t>
+      </w:r>
+    </w:p>
+    <w:p>
+      <w:pPr>
+        <w:pStyle w:val="ListBullet"/>
+        <w:spacing w:line="240" w:lineRule="auto"/>
+        <w:ind w:left="720"/>
+      </w:pPr>
+      <w:r>
+        <w:rPr>
+          <w:lang w:val="id_ID" w:bidi="id_ID"/>
+        </w:rPr>
+      </w:r>
+      <w:r>
+        <w:rPr>
+          <w:lang w:val="id_ID" w:bidi="id_ID"/>
+        </w:rPr>
+        <w:t>Istilah "lubang" juga digunakan secara kiasan dalam frasa seperti "lubang kehancuran," yang menggambarkan terjebaknya seseorang dalam situasi bencana atau terlibat dalam praktik berdosa dan merusak secara mendalam.</w:t>
       </w:r>
     </w:p>
     <w:p>
@@ -2616,344 +5330,7 @@
         <w:rPr>
           <w:lang w:val="id_ID" w:bidi="id_ID"/>
         </w:rPr>
-        <w:t>humble</w:t>
-      </w:r>
-      <w:r>
-        <w:rPr>
-          <w:lang w:val="id_ID" w:bidi="id_ID"/>
-        </w:rPr>
-        <w:t>)</w:t>
-      </w:r>
-    </w:p>
-    <w:p>
-      <w:pPr>
-        <w:pStyle w:val="Heading3"/>
-      </w:pPr>
-      <w:r>
-        <w:rPr>
-          <w:lang w:val="id_ID" w:bidi="id_ID"/>
-        </w:rPr>
-        <w:t>Referensi Alkitab:</w:t>
-      </w:r>
-    </w:p>
-    <w:p>
-      <w:pPr>
-        <w:pStyle w:val="ListBullet"/>
-        <w:spacing w:line="240" w:lineRule="auto"/>
-        <w:ind w:left="720"/>
-      </w:pPr>
-      <w:r>
-        <w:rPr>
-          <w:lang w:val="id_ID" w:bidi="id_ID"/>
-        </w:rPr>
-      </w:r>
-      <w:r>
-        <w:rPr>
-          <w:lang w:val="id_ID" w:bidi="id_ID"/>
-        </w:rPr>
-        <w:t>1 Petrus 3:15–17</w:t>
-      </w:r>
-    </w:p>
-    <w:p>
-      <w:pPr>
-        <w:pStyle w:val="ListBullet"/>
-        <w:spacing w:line="240" w:lineRule="auto"/>
-        <w:ind w:left="720"/>
-      </w:pPr>
-      <w:r>
-        <w:rPr>
-          <w:lang w:val="id_ID" w:bidi="id_ID"/>
-        </w:rPr>
-      </w:r>
-      <w:r>
-        <w:rPr>
-          <w:lang w:val="id_ID" w:bidi="id_ID"/>
-        </w:rPr>
-        <w:t>2 Korintus 10:1–2</w:t>
-      </w:r>
-    </w:p>
-    <w:p>
-      <w:pPr>
-        <w:pStyle w:val="ListBullet"/>
-        <w:spacing w:line="240" w:lineRule="auto"/>
-        <w:ind w:left="720"/>
-      </w:pPr>
-      <w:r>
-        <w:rPr>
-          <w:lang w:val="id_ID" w:bidi="id_ID"/>
-        </w:rPr>
-      </w:r>
-      <w:r>
-        <w:rPr>
-          <w:lang w:val="id_ID" w:bidi="id_ID"/>
-        </w:rPr>
-        <w:t>2 Timotius 2:25</w:t>
-      </w:r>
-    </w:p>
-    <w:p>
-      <w:pPr>
-        <w:pStyle w:val="ListBullet"/>
-        <w:spacing w:line="240" w:lineRule="auto"/>
-        <w:ind w:left="720"/>
-      </w:pPr>
-      <w:r>
-        <w:rPr>
-          <w:lang w:val="id_ID" w:bidi="id_ID"/>
-        </w:rPr>
-      </w:r>
-      <w:r>
-        <w:rPr>
-          <w:lang w:val="id_ID" w:bidi="id_ID"/>
-        </w:rPr>
-        <w:t>Matius 5:5</w:t>
-      </w:r>
-    </w:p>
-    <w:p>
-      <w:pPr>
-        <w:pStyle w:val="ListBullet"/>
-        <w:spacing w:line="240" w:lineRule="auto"/>
-        <w:ind w:left="720"/>
-      </w:pPr>
-      <w:r>
-        <w:rPr>
-          <w:lang w:val="id_ID" w:bidi="id_ID"/>
-        </w:rPr>
-      </w:r>
-      <w:r>
-        <w:rPr>
-          <w:lang w:val="id_ID" w:bidi="id_ID"/>
-        </w:rPr>
-        <w:t>Matius 11:29</w:t>
-      </w:r>
-    </w:p>
-    <w:p>
-      <w:pPr>
-        <w:pStyle w:val="ListBullet"/>
-        <w:spacing w:line="240" w:lineRule="auto"/>
-        <w:ind w:left="720"/>
-      </w:pPr>
-      <w:r>
-        <w:rPr>
-          <w:lang w:val="id_ID" w:bidi="id_ID"/>
-        </w:rPr>
-      </w:r>
-      <w:r>
-        <w:rPr>
-          <w:lang w:val="id_ID" w:bidi="id_ID"/>
-        </w:rPr>
-        <w:t>Mazmur 37:11</w:t>
-      </w:r>
-    </w:p>
-    <w:p>
-      <w:pPr>
-        <w:pStyle w:val="Heading3"/>
-      </w:pPr>
-      <w:r>
-        <w:rPr>
-          <w:lang w:val="id_ID" w:bidi="id_ID"/>
-        </w:rPr>
-        <w:t>Data Kata:</w:t>
-      </w:r>
-    </w:p>
-    <w:p>
-      <w:pPr>
-        <w:pStyle w:val="ListBullet"/>
-        <w:spacing w:line="240" w:lineRule="auto"/>
-        <w:ind w:left="720"/>
-      </w:pPr>
-      <w:r>
-        <w:rPr>
-          <w:lang w:val="id_ID" w:bidi="id_ID"/>
-        </w:rPr>
-      </w:r>
-      <w:r>
-        <w:rPr>
-          <w:lang w:val="id_ID" w:bidi="id_ID"/>
-        </w:rPr>
-        <w:t>Strong’s: H6035, H6037, G42350, G42360, G42390, G42400</w:t>
-      </w:r>
-      <w:r>
-        <w:rPr>
-          <w:lang w:val="id_ID" w:bidi="id_ID"/>
-        </w:rPr>
-      </w:r>
-      <w:r>
-        <w:rPr>
-          <w:lang w:val="id_ID" w:bidi="id_ID"/>
-        </w:rPr>
-      </w:r>
-    </w:p>
-    <w:p>
-      <w:pPr/>
-      <w:r>
-        <w:rPr>
-          <w:lang w:val="id_ID" w:bidi="id_ID"/>
-        </w:rPr>
-      </w:r>
-    </w:p>
-    <w:p>
-      <w:pPr>
-        <w:pStyle w:val="Heading2"/>
-      </w:pPr>
-      <w:r>
-        <w:rPr>
-          <w:lang w:val="id_ID" w:bidi="id_ID"/>
-        </w:rPr>
-        <w:t>Lembah Kidron</w:t>
-      </w:r>
-      <w:r>
-        <w:rPr>
-          <w:lang w:val="id_ID" w:bidi="id_ID"/>
-        </w:rPr>
-      </w:r>
-    </w:p>
-    <w:p>
-      <w:pPr>
-        <w:pStyle w:val="Heading3"/>
-      </w:pPr>
-      <w:r>
-        <w:rPr>
-          <w:lang w:val="id_ID" w:bidi="id_ID"/>
-        </w:rPr>
-        <w:t>Fakta:</w:t>
-      </w:r>
-    </w:p>
-    <w:p>
-      <w:pPr/>
-      <w:r>
-        <w:rPr>
-          <w:lang w:val="id_ID" w:bidi="id_ID"/>
-        </w:rPr>
-      </w:r>
-      <w:r>
-        <w:rPr>
-          <w:lang w:val="id_ID" w:bidi="id_ID"/>
-        </w:rPr>
-        <w:t>Lembah Kidron adalah sebuah lembah yang dalam di luar kota Yerusalem, di antara tembok timur dan Bukit Zaitun.</w:t>
-      </w:r>
-    </w:p>
-    <w:p>
-      <w:pPr>
-        <w:pStyle w:val="ListBullet"/>
-        <w:spacing w:line="240" w:lineRule="auto"/>
-        <w:ind w:left="720"/>
-      </w:pPr>
-      <w:r>
-        <w:rPr>
-          <w:lang w:val="id_ID" w:bidi="id_ID"/>
-        </w:rPr>
-      </w:r>
-      <w:r>
-        <w:rPr>
-          <w:lang w:val="id_ID" w:bidi="id_ID"/>
-        </w:rPr>
-        <w:t>Lembah ini memiliki kedalaman lebih dari 1.000 meter dan panjang sekitar 32 kilometer.</w:t>
-      </w:r>
-    </w:p>
-    <w:p>
-      <w:pPr>
-        <w:pStyle w:val="ListBullet"/>
-        <w:spacing w:line="240" w:lineRule="auto"/>
-        <w:ind w:left="720"/>
-      </w:pPr>
-      <w:r>
-        <w:rPr>
-          <w:lang w:val="id_ID" w:bidi="id_ID"/>
-        </w:rPr>
-      </w:r>
-      <w:r>
-        <w:rPr>
-          <w:lang w:val="id_ID" w:bidi="id_ID"/>
-        </w:rPr>
-        <w:t>Ketika Raja Daud melarikan diri dari anaknya, Absalom, ia melewati Lembah Kidron untuk mencapai Bukit Zaitun.</w:t>
-      </w:r>
-    </w:p>
-    <w:p>
-      <w:pPr>
-        <w:pStyle w:val="ListBullet"/>
-        <w:spacing w:line="240" w:lineRule="auto"/>
-        <w:ind w:left="720"/>
-      </w:pPr>
-      <w:r>
-        <w:rPr>
-          <w:lang w:val="id_ID" w:bidi="id_ID"/>
-        </w:rPr>
-      </w:r>
-      <w:r>
-        <w:rPr>
-          <w:lang w:val="id_ID" w:bidi="id_ID"/>
-        </w:rPr>
-        <w:t>Raja Yosia dan Raja Asa dari Yehuda memerintahkan agar bukit-bukit pengorbanan dan mezbah-mezbah ilah-ilah palsu dihancurkan dan dibakar, dan abunya dibuang ke Lembah Kidron.</w:t>
-      </w:r>
-    </w:p>
-    <w:p>
-      <w:pPr>
-        <w:pStyle w:val="ListBullet"/>
-        <w:spacing w:line="240" w:lineRule="auto"/>
-        <w:ind w:left="720"/>
-      </w:pPr>
-      <w:r>
-        <w:rPr>
-          <w:lang w:val="id_ID" w:bidi="id_ID"/>
-        </w:rPr>
-      </w:r>
-      <w:r>
-        <w:rPr>
-          <w:lang w:val="id_ID" w:bidi="id_ID"/>
-        </w:rPr>
-        <w:t>Selama masa pemerintahan Raja Hizkia, Lembah Kidron menjadi tempat para imam membuang segala sesuatu yang najis yang mereka singkirkan dari Bait Allah.</w:t>
-      </w:r>
-    </w:p>
-    <w:p>
-      <w:pPr>
-        <w:pStyle w:val="ListBullet"/>
-        <w:spacing w:line="240" w:lineRule="auto"/>
-        <w:ind w:left="720"/>
-      </w:pPr>
-      <w:r>
-        <w:rPr>
-          <w:lang w:val="id_ID" w:bidi="id_ID"/>
-        </w:rPr>
-      </w:r>
-      <w:r>
-        <w:rPr>
-          <w:lang w:val="id_ID" w:bidi="id_ID"/>
-        </w:rPr>
-        <w:t>Ratu Athalia yang jahat dibunuh di lembah ini karena kejahatan yang telah dilakukannya.</w:t>
-      </w:r>
-    </w:p>
-    <w:p>
-      <w:pPr/>
-      <w:r>
-        <w:rPr>
-          <w:lang w:val="id_ID" w:bidi="id_ID"/>
-        </w:rPr>
-      </w:r>
-      <w:r>
-        <w:rPr>
-          <w:lang w:val="id_ID" w:bidi="id_ID"/>
-        </w:rPr>
-        <w:t>(Saran penerjemahan: Cara Menerjemahkan Nama)</w:t>
-      </w:r>
-    </w:p>
-    <w:p>
-      <w:pPr/>
-      <w:r>
-        <w:rPr>
-          <w:lang w:val="id_ID" w:bidi="id_ID"/>
-        </w:rPr>
-      </w:r>
-      <w:r>
-        <w:rPr>
-          <w:lang w:val="id_ID" w:bidi="id_ID"/>
-        </w:rPr>
-        <w:t xml:space="preserve">(Lihat juga: </w:t>
-      </w:r>
-      <w:r>
-        <w:rPr>
-          <w:lang w:val="id_ID" w:bidi="id_ID"/>
-        </w:rPr>
-        <w:t>Absalom</w:t>
+        <w:t>jurang</w:t>
       </w:r>
       <w:r>
         <w:rPr>
@@ -2965,2462 +5342,13 @@
         <w:rPr>
           <w:lang w:val="id_ID" w:bidi="id_ID"/>
         </w:rPr>
-        <w:t>Asa</w:t>
-      </w:r>
-      <w:r>
-        <w:rPr>
-          <w:lang w:val="id_ID" w:bidi="id_ID"/>
-        </w:rPr>
-        <w:t xml:space="preserve">, </w:t>
-      </w:r>
-      <w:r>
-        <w:rPr>
-          <w:lang w:val="id_ID" w:bidi="id_ID"/>
-        </w:rPr>
-        <w:t>Athalia</w:t>
-      </w:r>
-      <w:r>
-        <w:rPr>
-          <w:lang w:val="id_ID" w:bidi="id_ID"/>
-        </w:rPr>
-        <w:t xml:space="preserve">, </w:t>
-      </w:r>
-      <w:r>
-        <w:rPr>
-          <w:lang w:val="id_ID" w:bidi="id_ID"/>
-        </w:rPr>
-        <w:t>Daud</w:t>
-      </w:r>
-      <w:r>
-        <w:rPr>
-          <w:lang w:val="id_ID" w:bidi="id_ID"/>
-        </w:rPr>
-        <w:t xml:space="preserve">, </w:t>
-      </w:r>
-      <w:r>
-        <w:rPr>
-          <w:lang w:val="id_ID" w:bidi="id_ID"/>
-        </w:rPr>
-        <w:t>allah palsu</w:t>
-      </w:r>
-      <w:r>
-        <w:rPr>
-          <w:lang w:val="id_ID" w:bidi="id_ID"/>
-        </w:rPr>
-        <w:t xml:space="preserve">, [Hizkia](.. ./names/hezekiah.md), [tempat-tempat tinggi](../lainnya/tempat-tempat tinggi.md), </w:t>
-      </w:r>
-      <w:r>
-        <w:rPr>
-          <w:lang w:val="id_ID" w:bidi="id_ID"/>
-        </w:rPr>
-        <w:t>Yosia</w:t>
-      </w:r>
-      <w:r>
-        <w:rPr>
-          <w:lang w:val="id_ID" w:bidi="id_ID"/>
-        </w:rPr>
-        <w:t xml:space="preserve">, </w:t>
-      </w:r>
-      <w:r>
-        <w:rPr>
-          <w:lang w:val="id_ID" w:bidi="id_ID"/>
-        </w:rPr>
-        <w:t>Yehuda</w:t>
-      </w:r>
-      <w:r>
-        <w:rPr>
-          <w:lang w:val="id_ID" w:bidi="id_ID"/>
-        </w:rPr>
-        <w:t xml:space="preserve">, </w:t>
-      </w:r>
-      <w:r>
-        <w:rPr>
-          <w:lang w:val="id_ID" w:bidi="id_ID"/>
-        </w:rPr>
-        <w:t>Bukit Zaitun</w:t>
-      </w:r>
-      <w:r>
-        <w:rPr>
-          <w:lang w:val="id_ID" w:bidi="id_ID"/>
-        </w:rPr>
-        <w:t>)</w:t>
-      </w:r>
-    </w:p>
-    <w:p>
-      <w:pPr>
-        <w:pStyle w:val="Heading3"/>
-      </w:pPr>
-      <w:r>
-        <w:rPr>
-          <w:lang w:val="id_ID" w:bidi="id_ID"/>
-        </w:rPr>
-        <w:t>Rujukan Alkitab:</w:t>
-      </w:r>
-    </w:p>
-    <w:p>
-      <w:pPr>
-        <w:pStyle w:val="ListBullet"/>
-        <w:spacing w:line="240" w:lineRule="auto"/>
-        <w:ind w:left="720"/>
-      </w:pPr>
-      <w:r>
-        <w:rPr>
-          <w:lang w:val="id_ID" w:bidi="id_ID"/>
-        </w:rPr>
-      </w:r>
-      <w:r>
-        <w:rPr>
-          <w:lang w:val="id_ID" w:bidi="id_ID"/>
-        </w:rPr>
-        <w:t>[Yohanes 18:1] (rc://en/tn/help/jhn/18/01)</w:t>
-      </w:r>
-    </w:p>
-    <w:p>
-      <w:pPr>
-        <w:pStyle w:val="Heading3"/>
-      </w:pPr>
-      <w:r>
-        <w:rPr>
-          <w:lang w:val="id_ID" w:bidi="id_ID"/>
-        </w:rPr>
-        <w:t>Data Kata:</w:t>
-      </w:r>
-    </w:p>
-    <w:p>
-      <w:pPr>
-        <w:pStyle w:val="ListBullet"/>
-        <w:spacing w:line="240" w:lineRule="auto"/>
-        <w:ind w:left="720"/>
-      </w:pPr>
-      <w:r>
-        <w:rPr>
-          <w:lang w:val="id_ID" w:bidi="id_ID"/>
-        </w:rPr>
-      </w:r>
-      <w:r>
-        <w:rPr>
-          <w:lang w:val="id_ID" w:bidi="id_ID"/>
-        </w:rPr>
-        <w:t>Strong’s: H5674, H6939, G27480, G54930</w:t>
-      </w:r>
-      <w:r>
-        <w:rPr>
-          <w:lang w:val="id_ID" w:bidi="id_ID"/>
-        </w:rPr>
-      </w:r>
-      <w:r>
-        <w:rPr>
-          <w:lang w:val="id_ID" w:bidi="id_ID"/>
-        </w:rPr>
-      </w:r>
-    </w:p>
-    <w:p>
-      <w:pPr/>
-      <w:r>
-        <w:rPr>
-          <w:lang w:val="id_ID" w:bidi="id_ID"/>
-        </w:rPr>
-      </w:r>
-    </w:p>
-    <w:p>
-      <w:pPr>
-        <w:pStyle w:val="Heading2"/>
-      </w:pPr>
-      <w:r>
-        <w:rPr>
-          <w:lang w:val="id_ID" w:bidi="id_ID"/>
-        </w:rPr>
-        <w:t>Lewi</w:t>
-      </w:r>
-      <w:r>
-        <w:rPr>
-          <w:lang w:val="id_ID" w:bidi="id_ID"/>
-        </w:rPr>
-      </w:r>
-    </w:p>
-    <w:p>
-      <w:pPr>
-        <w:pStyle w:val="Heading3"/>
-      </w:pPr>
-      <w:r>
-        <w:rPr>
-          <w:lang w:val="id_ID" w:bidi="id_ID"/>
-        </w:rPr>
-        <w:t>Pengertian:</w:t>
-      </w:r>
-    </w:p>
-    <w:p>
-      <w:pPr/>
-      <w:r>
-        <w:rPr>
-          <w:lang w:val="id_ID" w:bidi="id_ID"/>
-        </w:rPr>
-      </w:r>
-      <w:r>
-        <w:rPr>
-          <w:lang w:val="id_ID" w:bidi="id_ID"/>
-        </w:rPr>
-        <w:t>Lewi adalah putra ketiga Yakub dan Lea. Keturunannya menjadi salah satu suku Israel.</w:t>
-      </w:r>
-    </w:p>
-    <w:p>
-      <w:pPr>
-        <w:pStyle w:val="ListBullet"/>
-        <w:spacing w:line="240" w:lineRule="auto"/>
-        <w:ind w:left="720"/>
-      </w:pPr>
-      <w:r>
-        <w:rPr>
-          <w:lang w:val="id_ID" w:bidi="id_ID"/>
-        </w:rPr>
-      </w:r>
-      <w:r>
-        <w:rPr>
-          <w:lang w:val="id_ID" w:bidi="id_ID"/>
-        </w:rPr>
-        <w:t>Keturunannya dikenal sebagai "suku Lewi" atau "orang Lewi."</w:t>
-      </w:r>
-    </w:p>
-    <w:p>
-      <w:pPr>
-        <w:pStyle w:val="ListBullet"/>
-        <w:spacing w:line="240" w:lineRule="auto"/>
-        <w:ind w:left="720"/>
-      </w:pPr>
-      <w:r>
-        <w:rPr>
-          <w:lang w:val="id_ID" w:bidi="id_ID"/>
-        </w:rPr>
-      </w:r>
-      <w:r>
-        <w:rPr>
-          <w:lang w:val="id_ID" w:bidi="id_ID"/>
-        </w:rPr>
-        <w:t>Nama Lewi mirip dengan kata dalam bahasa Ibrani yang berarti "melekat (erat) pada".</w:t>
-      </w:r>
-    </w:p>
-    <w:p>
-      <w:pPr>
-        <w:pStyle w:val="ListBullet"/>
-        <w:spacing w:line="240" w:lineRule="auto"/>
-        <w:ind w:left="720"/>
-      </w:pPr>
-      <w:r>
-        <w:rPr>
-          <w:lang w:val="id_ID" w:bidi="id_ID"/>
-        </w:rPr>
-      </w:r>
-      <w:r>
-        <w:rPr>
-          <w:lang w:val="id_ID" w:bidi="id_ID"/>
-        </w:rPr>
-        <w:t>Tidak seperti suku-suku lainnya, suku Lewi tidak mewarisi wilayah tanah yang terpusat di Kanaan. Sebaliknya, mereka mewarisi berbagai kota yang tersebar di seluruh wilayah milik suku-suku lain.</w:t>
-      </w:r>
-    </w:p>
-    <w:p>
-      <w:pPr>
-        <w:pStyle w:val="ListBullet"/>
-        <w:spacing w:line="240" w:lineRule="auto"/>
-        <w:ind w:left="720"/>
-      </w:pPr>
-      <w:r>
-        <w:rPr>
-          <w:lang w:val="id_ID" w:bidi="id_ID"/>
-        </w:rPr>
-      </w:r>
-      <w:r>
-        <w:rPr>
-          <w:lang w:val="id_ID" w:bidi="id_ID"/>
-        </w:rPr>
-        <w:t>Suku Lewi bertanggung jawab merawat Kemah Suci (dan kemudian, Bait Suci) serta melaksanakan ritual keagamaan, termasuk mempersembahkan korban dan doa untuk orang-orang Israel.</w:t>
-      </w:r>
-    </w:p>
-    <w:p>
-      <w:pPr>
-        <w:pStyle w:val="ListBullet"/>
-        <w:spacing w:line="240" w:lineRule="auto"/>
-        <w:ind w:left="720"/>
-      </w:pPr>
-      <w:r>
-        <w:rPr>
-          <w:lang w:val="id_ID" w:bidi="id_ID"/>
-        </w:rPr>
-      </w:r>
-      <w:r>
-        <w:rPr>
-          <w:lang w:val="id_ID" w:bidi="id_ID"/>
-        </w:rPr>
-        <w:t>Dalam Perjanjian Lama, tidak selalu jelas apakah istilah "Lewi" merujuk secara umum kepada keturunan Lewi atau secara khusus kepada orang yang melayani di Bait Suci untuk membantu para imam.</w:t>
-      </w:r>
-    </w:p>
-    <w:p>
-      <w:pPr>
-        <w:pStyle w:val="ListBullet"/>
-        <w:spacing w:line="240" w:lineRule="auto"/>
-        <w:ind w:left="720"/>
-      </w:pPr>
-      <w:r>
-        <w:rPr>
-          <w:lang w:val="id_ID" w:bidi="id_ID"/>
-        </w:rPr>
-      </w:r>
-      <w:r>
-        <w:rPr>
-          <w:lang w:val="id_ID" w:bidi="id_ID"/>
-        </w:rPr>
-        <w:t>Hukum Perjanjian Lama menetapkan bahwa semua imam harus dipilih dari suku Lewi. Imam-imam dari suku Lewi dipisahkan dan didedikasikan untuk tugas khusus melayani Allah di Bait Suci.</w:t>
-      </w:r>
-    </w:p>
-    <w:p>
-      <w:pPr>
-        <w:pStyle w:val="ListBullet"/>
-        <w:spacing w:line="240" w:lineRule="auto"/>
-        <w:ind w:left="720"/>
-      </w:pPr>
-      <w:r>
-        <w:rPr>
-          <w:lang w:val="id_ID" w:bidi="id_ID"/>
-        </w:rPr>
-      </w:r>
-      <w:r>
-        <w:rPr>
-          <w:lang w:val="id_ID" w:bidi="id_ID"/>
-        </w:rPr>
-        <w:t>Dua pria lain yang bernama "Lewi" adalah leluhur Yesus. Nama mereka tercantum dalam silsilah di Injil Lukas.</w:t>
-      </w:r>
-    </w:p>
-    <w:p>
-      <w:pPr>
-        <w:pStyle w:val="ListBullet"/>
-        <w:spacing w:line="240" w:lineRule="auto"/>
-        <w:ind w:left="720"/>
-      </w:pPr>
-      <w:r>
-        <w:rPr>
-          <w:lang w:val="id_ID" w:bidi="id_ID"/>
-        </w:rPr>
-      </w:r>
-      <w:r>
-        <w:rPr>
-          <w:lang w:val="id_ID" w:bidi="id_ID"/>
-        </w:rPr>
-        <w:t>Murid Yesus, Matius, juga dikenal sebagai Lewi.</w:t>
-      </w:r>
-    </w:p>
-    <w:p>
-      <w:pPr/>
-      <w:r>
-        <w:rPr>
-          <w:lang w:val="id_ID" w:bidi="id_ID"/>
-        </w:rPr>
-      </w:r>
-      <w:r>
-        <w:rPr>
-          <w:lang w:val="id_ID" w:bidi="id_ID"/>
-        </w:rPr>
-        <w:t xml:space="preserve">(Lihat juga: </w:t>
-      </w:r>
-      <w:r>
-        <w:rPr>
-          <w:lang w:val="id_ID" w:bidi="id_ID"/>
-        </w:rPr>
-        <w:t>dua belas suku Israel</w:t>
-      </w:r>
-      <w:r>
-        <w:rPr>
-          <w:lang w:val="id_ID" w:bidi="id_ID"/>
-        </w:rPr>
-        <w:t xml:space="preserve">, </w:t>
-      </w:r>
-      <w:r>
-        <w:rPr>
-          <w:lang w:val="id_ID" w:bidi="id_ID"/>
-        </w:rPr>
-        <w:t>imam</w:t>
-      </w:r>
-      <w:r>
-        <w:rPr>
-          <w:lang w:val="id_ID" w:bidi="id_ID"/>
-        </w:rPr>
-        <w:t xml:space="preserve">, </w:t>
-      </w:r>
-      <w:r>
-        <w:rPr>
-          <w:lang w:val="id_ID" w:bidi="id_ID"/>
-        </w:rPr>
-        <w:t>korban</w:t>
-      </w:r>
-      <w:r>
-        <w:rPr>
-          <w:lang w:val="id_ID" w:bidi="id_ID"/>
-        </w:rPr>
-        <w:t xml:space="preserve">, </w:t>
-      </w:r>
-      <w:r>
-        <w:rPr>
-          <w:lang w:val="id_ID" w:bidi="id_ID"/>
-        </w:rPr>
-        <w:t>bait suci</w:t>
-      </w:r>
-      <w:r>
-        <w:rPr>
-          <w:lang w:val="id_ID" w:bidi="id_ID"/>
-        </w:rPr>
-        <w:t xml:space="preserve">, </w:t>
-      </w:r>
-      <w:r>
-        <w:rPr>
-          <w:lang w:val="id_ID" w:bidi="id_ID"/>
-        </w:rPr>
-        <w:t>Yakub</w:t>
-      </w:r>
-      <w:r>
-        <w:rPr>
-          <w:lang w:val="id_ID" w:bidi="id_ID"/>
-        </w:rPr>
-        <w:t xml:space="preserve">, </w:t>
-      </w:r>
-      <w:r>
-        <w:rPr>
-          <w:lang w:val="id_ID" w:bidi="id_ID"/>
-        </w:rPr>
-        <w:t>Lea</w:t>
-      </w:r>
-      <w:r>
-        <w:rPr>
-          <w:lang w:val="id_ID" w:bidi="id_ID"/>
-        </w:rPr>
-        <w:t xml:space="preserve">, </w:t>
-      </w:r>
-      <w:r>
-        <w:rPr>
-          <w:lang w:val="id_ID" w:bidi="id_ID"/>
-        </w:rPr>
-        <w:t>Matius</w:t>
-      </w:r>
-      <w:r>
-        <w:rPr>
-          <w:lang w:val="id_ID" w:bidi="id_ID"/>
-        </w:rPr>
-        <w:t>)</w:t>
-      </w:r>
-    </w:p>
-    <w:p>
-      <w:pPr>
-        <w:pStyle w:val="Heading3"/>
-      </w:pPr>
-      <w:r>
-        <w:rPr>
-          <w:lang w:val="id_ID" w:bidi="id_ID"/>
-        </w:rPr>
-        <w:t>Referensi Alkitab:</w:t>
-      </w:r>
-    </w:p>
-    <w:p>
-      <w:pPr>
-        <w:pStyle w:val="ListBullet"/>
-        <w:spacing w:line="240" w:lineRule="auto"/>
-        <w:ind w:left="720"/>
-      </w:pPr>
-      <w:r>
-        <w:rPr>
-          <w:lang w:val="id_ID" w:bidi="id_ID"/>
-        </w:rPr>
-      </w:r>
-      <w:r>
-        <w:rPr>
-          <w:lang w:val="id_ID" w:bidi="id_ID"/>
-        </w:rPr>
-        <w:t>1 Tawarikh 2:1–2</w:t>
-      </w:r>
-    </w:p>
-    <w:p>
-      <w:pPr>
-        <w:pStyle w:val="ListBullet"/>
-        <w:spacing w:line="240" w:lineRule="auto"/>
-        <w:ind w:left="720"/>
-      </w:pPr>
-      <w:r>
-        <w:rPr>
-          <w:lang w:val="id_ID" w:bidi="id_ID"/>
-        </w:rPr>
-      </w:r>
-      <w:r>
-        <w:rPr>
-          <w:lang w:val="id_ID" w:bidi="id_ID"/>
-        </w:rPr>
-        <w:t>1 Raja-raja 8:3–5</w:t>
-      </w:r>
-    </w:p>
-    <w:p>
-      <w:pPr>
-        <w:pStyle w:val="ListBullet"/>
-        <w:spacing w:line="240" w:lineRule="auto"/>
-        <w:ind w:left="720"/>
-      </w:pPr>
-      <w:r>
-        <w:rPr>
-          <w:lang w:val="id_ID" w:bidi="id_ID"/>
-        </w:rPr>
-      </w:r>
-      <w:r>
-        <w:rPr>
-          <w:lang w:val="id_ID" w:bidi="id_ID"/>
-        </w:rPr>
-        <w:t>Kisah Para Rasul 4:36–37</w:t>
-      </w:r>
-    </w:p>
-    <w:p>
-      <w:pPr>
-        <w:pStyle w:val="ListBullet"/>
-        <w:spacing w:line="240" w:lineRule="auto"/>
-        <w:ind w:left="720"/>
-      </w:pPr>
-      <w:r>
-        <w:rPr>
-          <w:lang w:val="id_ID" w:bidi="id_ID"/>
-        </w:rPr>
-      </w:r>
-      <w:r>
-        <w:rPr>
-          <w:lang w:val="id_ID" w:bidi="id_ID"/>
-        </w:rPr>
-        <w:t>Kejadian 29:34</w:t>
-      </w:r>
-    </w:p>
-    <w:p>
-      <w:pPr>
-        <w:pStyle w:val="ListBullet"/>
-        <w:spacing w:line="240" w:lineRule="auto"/>
-        <w:ind w:left="720"/>
-      </w:pPr>
-      <w:r>
-        <w:rPr>
-          <w:lang w:val="id_ID" w:bidi="id_ID"/>
-        </w:rPr>
-      </w:r>
-      <w:r>
-        <w:rPr>
-          <w:lang w:val="id_ID" w:bidi="id_ID"/>
-        </w:rPr>
-        <w:t>Yohanes 1:19–21</w:t>
-      </w:r>
-    </w:p>
-    <w:p>
-      <w:pPr>
-        <w:pStyle w:val="ListBullet"/>
-        <w:spacing w:line="240" w:lineRule="auto"/>
-        <w:ind w:left="720"/>
-      </w:pPr>
-      <w:r>
-        <w:rPr>
-          <w:lang w:val="id_ID" w:bidi="id_ID"/>
-        </w:rPr>
-      </w:r>
-      <w:r>
-        <w:rPr>
-          <w:lang w:val="id_ID" w:bidi="id_ID"/>
-        </w:rPr>
-        <w:t>Lukas 10:32</w:t>
-      </w:r>
-    </w:p>
-    <w:p>
-      <w:pPr>
-        <w:pStyle w:val="Heading3"/>
-      </w:pPr>
-      <w:r>
-        <w:rPr>
-          <w:lang w:val="id_ID" w:bidi="id_ID"/>
-        </w:rPr>
-        <w:t>Data Kata:</w:t>
-      </w:r>
-    </w:p>
-    <w:p>
-      <w:pPr>
-        <w:pStyle w:val="ListBullet"/>
-        <w:spacing w:line="240" w:lineRule="auto"/>
-        <w:ind w:left="720"/>
-      </w:pPr>
-      <w:r>
-        <w:rPr>
-          <w:lang w:val="id_ID" w:bidi="id_ID"/>
-        </w:rPr>
-      </w:r>
-      <w:r>
-        <w:rPr>
-          <w:lang w:val="id_ID" w:bidi="id_ID"/>
-        </w:rPr>
-        <w:t>Strong: H3878, H3879, H3881, G30170, G30180, G30190, G30200</w:t>
-      </w:r>
-      <w:r>
-        <w:rPr>
-          <w:lang w:val="id_ID" w:bidi="id_ID"/>
-        </w:rPr>
-      </w:r>
-      <w:r>
-        <w:rPr>
-          <w:lang w:val="id_ID" w:bidi="id_ID"/>
-        </w:rPr>
-      </w:r>
-    </w:p>
-    <w:p>
-      <w:pPr/>
-      <w:r>
-        <w:rPr>
-          <w:lang w:val="id_ID" w:bidi="id_ID"/>
-        </w:rPr>
-      </w:r>
-    </w:p>
-    <w:p>
-      <w:pPr>
-        <w:pStyle w:val="Heading2"/>
-      </w:pPr>
-      <w:r>
-        <w:rPr>
-          <w:lang w:val="id_ID" w:bidi="id_ID"/>
-        </w:rPr>
-        <w:t>Lewiatan</w:t>
-      </w:r>
-      <w:r>
-        <w:rPr>
-          <w:lang w:val="id_ID" w:bidi="id_ID"/>
-        </w:rPr>
-      </w:r>
-    </w:p>
-    <w:p>
-      <w:pPr>
-        <w:pStyle w:val="Heading3"/>
-      </w:pPr>
-      <w:r>
-        <w:rPr>
-          <w:lang w:val="id_ID" w:bidi="id_ID"/>
-        </w:rPr>
-        <w:t>Fakta:</w:t>
-      </w:r>
-    </w:p>
-    <w:p>
-      <w:pPr/>
-      <w:r>
-        <w:rPr>
-          <w:lang w:val="id_ID" w:bidi="id_ID"/>
-        </w:rPr>
-      </w:r>
-      <w:r>
-        <w:rPr>
-          <w:lang w:val="id_ID" w:bidi="id_ID"/>
-        </w:rPr>
-        <w:t>Istilah "Lewiatan" merujuk pada makhluk sangat besar yang telah punah, yang disebutkan dalam tulisan-tulisan awal Perjanjian Lama, yaitu kitab Ayub, Mazmur, dan Yesaya.</w:t>
-      </w:r>
-    </w:p>
-    <w:p>
-      <w:pPr>
-        <w:pStyle w:val="ListBullet"/>
-        <w:spacing w:line="240" w:lineRule="auto"/>
-        <w:ind w:left="720"/>
-      </w:pPr>
-      <w:r>
-        <w:rPr>
-          <w:lang w:val="id_ID" w:bidi="id_ID"/>
-        </w:rPr>
-      </w:r>
-      <w:r>
-        <w:rPr>
-          <w:lang w:val="id_ID" w:bidi="id_ID"/>
-        </w:rPr>
-        <w:t>Lewiatan digambarkan sebagai binatang besar mirip ular, kuat dan ganas, serta mampu membuat air di sekitarnya "mendidih" (menggelegak, berbuih). Deskripsinya mirip dengan dinosaurus.</w:t>
-      </w:r>
-    </w:p>
-    <w:p>
-      <w:pPr>
-        <w:pStyle w:val="ListBullet"/>
-        <w:spacing w:line="240" w:lineRule="auto"/>
-        <w:ind w:left="720"/>
-      </w:pPr>
-      <w:r>
-        <w:rPr>
-          <w:lang w:val="id_ID" w:bidi="id_ID"/>
-        </w:rPr>
-      </w:r>
-      <w:r>
-        <w:rPr>
-          <w:lang w:val="id_ID" w:bidi="id_ID"/>
-        </w:rPr>
-        <w:t>Nabi Yesaya menyebut Lewiatan sebagai "Ular yang meluncur".</w:t>
-      </w:r>
-    </w:p>
-    <w:p>
-      <w:pPr>
-        <w:pStyle w:val="ListBullet"/>
-        <w:spacing w:line="240" w:lineRule="auto"/>
-        <w:ind w:left="720"/>
-      </w:pPr>
-      <w:r>
-        <w:rPr>
-          <w:lang w:val="id_ID" w:bidi="id_ID"/>
-        </w:rPr>
-      </w:r>
-      <w:r>
-        <w:rPr>
-          <w:lang w:val="id_ID" w:bidi="id_ID"/>
-        </w:rPr>
-        <w:t>Ayub menulis berdasarkan pengetahuan langsung tentang Lewiatan, jadi kemungkinan besar makhluk itu hidup selama masa hidupnya.</w:t>
-      </w:r>
-    </w:p>
-    <w:p>
-      <w:pPr/>
-      <w:r>
-        <w:rPr>
-          <w:lang w:val="id_ID" w:bidi="id_ID"/>
-        </w:rPr>
-      </w:r>
-      <w:r>
-        <w:rPr>
-          <w:lang w:val="id_ID" w:bidi="id_ID"/>
-        </w:rPr>
-        <w:t>(Saran terjemahan: Cara Menerjemahkan Nama)</w:t>
-      </w:r>
-    </w:p>
-    <w:p>
-      <w:pPr/>
-      <w:r>
-        <w:rPr>
-          <w:lang w:val="id_ID" w:bidi="id_ID"/>
-        </w:rPr>
-      </w:r>
-      <w:r>
-        <w:rPr>
-          <w:lang w:val="id_ID" w:bidi="id_ID"/>
-        </w:rPr>
-        <w:t xml:space="preserve">(Lihat juga: </w:t>
-      </w:r>
-      <w:r>
-        <w:rPr>
-          <w:lang w:val="id_ID" w:bidi="id_ID"/>
-        </w:rPr>
-        <w:t>Yesaya</w:t>
-      </w:r>
-      <w:r>
-        <w:rPr>
-          <w:lang w:val="id_ID" w:bidi="id_ID"/>
-        </w:rPr>
-        <w:t xml:space="preserve">, </w:t>
-      </w:r>
-      <w:r>
-        <w:rPr>
-          <w:lang w:val="id_ID" w:bidi="id_ID"/>
-        </w:rPr>
-        <w:t>Ayub</w:t>
-      </w:r>
-      <w:r>
-        <w:rPr>
-          <w:lang w:val="id_ID" w:bidi="id_ID"/>
-        </w:rPr>
-        <w:t xml:space="preserve">, </w:t>
-      </w:r>
-      <w:r>
-        <w:rPr>
-          <w:lang w:val="id_ID" w:bidi="id_ID"/>
-        </w:rPr>
-        <w:t>ular</w:t>
-      </w:r>
-      <w:r>
-        <w:rPr>
-          <w:lang w:val="id_ID" w:bidi="id_ID"/>
-        </w:rPr>
-        <w:t>)</w:t>
-      </w:r>
-    </w:p>
-    <w:p>
-      <w:pPr>
-        <w:pStyle w:val="Heading3"/>
-      </w:pPr>
-      <w:r>
-        <w:rPr>
-          <w:lang w:val="id_ID" w:bidi="id_ID"/>
-        </w:rPr>
-        <w:t>Referensi Alkitab:</w:t>
-      </w:r>
-    </w:p>
-    <w:p>
-      <w:pPr>
-        <w:pStyle w:val="ListBullet"/>
-        <w:spacing w:line="240" w:lineRule="auto"/>
-        <w:ind w:left="720"/>
-      </w:pPr>
-      <w:r>
-        <w:rPr>
-          <w:lang w:val="id_ID" w:bidi="id_ID"/>
-        </w:rPr>
-      </w:r>
-      <w:r>
-        <w:rPr>
-          <w:lang w:val="id_ID" w:bidi="id_ID"/>
-        </w:rPr>
-        <w:t>Ayub 3:8</w:t>
-      </w:r>
-    </w:p>
-    <w:p>
-      <w:pPr>
-        <w:pStyle w:val="ListBullet"/>
-        <w:spacing w:line="240" w:lineRule="auto"/>
-        <w:ind w:left="720"/>
-      </w:pPr>
-      <w:r>
-        <w:rPr>
-          <w:lang w:val="id_ID" w:bidi="id_ID"/>
-        </w:rPr>
-      </w:r>
-      <w:r>
-        <w:rPr>
-          <w:lang w:val="id_ID" w:bidi="id_ID"/>
-        </w:rPr>
-        <w:t>Mazmur 104:25–26</w:t>
-      </w:r>
-    </w:p>
-    <w:p>
-      <w:pPr>
-        <w:pStyle w:val="Heading3"/>
-      </w:pPr>
-      <w:r>
-        <w:rPr>
-          <w:lang w:val="id_ID" w:bidi="id_ID"/>
-        </w:rPr>
-        <w:t>Data Kata:</w:t>
-      </w:r>
-    </w:p>
-    <w:p>
-      <w:pPr>
-        <w:pStyle w:val="ListBullet"/>
-        <w:spacing w:line="240" w:lineRule="auto"/>
-        <w:ind w:left="720"/>
-      </w:pPr>
-      <w:r>
-        <w:rPr>
-          <w:lang w:val="id_ID" w:bidi="id_ID"/>
-        </w:rPr>
-      </w:r>
-      <w:r>
-        <w:rPr>
-          <w:lang w:val="id_ID" w:bidi="id_ID"/>
-        </w:rPr>
-        <w:t>Strong: H3882</w:t>
-      </w:r>
-      <w:r>
-        <w:rPr>
-          <w:lang w:val="id_ID" w:bidi="id_ID"/>
-        </w:rPr>
-      </w:r>
-      <w:r>
-        <w:rPr>
-          <w:lang w:val="id_ID" w:bidi="id_ID"/>
-        </w:rPr>
-      </w:r>
-    </w:p>
-    <w:p>
-      <w:pPr/>
-      <w:r>
-        <w:rPr>
-          <w:lang w:val="id_ID" w:bidi="id_ID"/>
-        </w:rPr>
-      </w:r>
-    </w:p>
-    <w:p>
-      <w:pPr>
-        <w:pStyle w:val="Heading2"/>
-      </w:pPr>
-      <w:r>
-        <w:rPr>
-          <w:lang w:val="id_ID" w:bidi="id_ID"/>
-        </w:rPr>
-        <w:t>Libanon</w:t>
-      </w:r>
-      <w:r>
-        <w:rPr>
-          <w:lang w:val="id_ID" w:bidi="id_ID"/>
-        </w:rPr>
-      </w:r>
-    </w:p>
-    <w:p>
-      <w:pPr>
-        <w:pStyle w:val="Heading3"/>
-      </w:pPr>
-      <w:r>
-        <w:rPr>
-          <w:lang w:val="id_ID" w:bidi="id_ID"/>
-        </w:rPr>
-        <w:t>Fakta:</w:t>
-      </w:r>
-    </w:p>
-    <w:p>
-      <w:pPr/>
-      <w:r>
-        <w:rPr>
-          <w:lang w:val="id_ID" w:bidi="id_ID"/>
-        </w:rPr>
-      </w:r>
-      <w:r>
-        <w:rPr>
-          <w:lang w:val="id_ID" w:bidi="id_ID"/>
-        </w:rPr>
-        <w:t>Libanon adalah daerah pegunungan yang indah yang terletak di sepanjang pantai Laut Mediterania, di utara Israel. Pada zaman Alkitab, daerah ini dipenuhi dengan pohon-pohon seperti aras dan cemara.</w:t>
-      </w:r>
-    </w:p>
-    <w:p>
-      <w:pPr>
-        <w:pStyle w:val="ListBullet"/>
-        <w:spacing w:line="240" w:lineRule="auto"/>
-        <w:ind w:left="720"/>
-      </w:pPr>
-      <w:r>
-        <w:rPr>
-          <w:lang w:val="id_ID" w:bidi="id_ID"/>
-        </w:rPr>
-      </w:r>
-      <w:r>
-        <w:rPr>
-          <w:lang w:val="id_ID" w:bidi="id_ID"/>
-        </w:rPr>
-        <w:t>Raja Salomo mengirim para pekerja ke Libanon untuk menebang pohon aras yang akan digunakan dalam pembangunan Bait Allah.</w:t>
-      </w:r>
-    </w:p>
-    <w:p>
-      <w:pPr>
-        <w:pStyle w:val="ListBullet"/>
-        <w:spacing w:line="240" w:lineRule="auto"/>
-        <w:ind w:left="720"/>
-      </w:pPr>
-      <w:r>
-        <w:rPr>
-          <w:lang w:val="id_ID" w:bidi="id_ID"/>
-        </w:rPr>
-      </w:r>
-      <w:r>
-        <w:rPr>
-          <w:lang w:val="id_ID" w:bidi="id_ID"/>
-        </w:rPr>
-        <w:t>Libanon di masa lampa dihuni oleh orang-orang Fenisia, yang merupakan pembuat kapal yang terampil dan berperan penting dalam industri perdagangan yang sukses.</w:t>
-      </w:r>
-    </w:p>
-    <w:p>
-      <w:pPr>
-        <w:pStyle w:val="ListBullet"/>
-        <w:spacing w:line="240" w:lineRule="auto"/>
-        <w:ind w:left="720"/>
-      </w:pPr>
-      <w:r>
-        <w:rPr>
-          <w:lang w:val="id_ID" w:bidi="id_ID"/>
-        </w:rPr>
-      </w:r>
-      <w:r>
-        <w:rPr>
-          <w:lang w:val="id_ID" w:bidi="id_ID"/>
-        </w:rPr>
-        <w:t>Kota Tirus dan Sidon terletak di Libanon. Di kota-kota inilah bahan pewarna ungu yang berharga pertama kali ditemukan.</w:t>
-      </w:r>
-    </w:p>
-    <w:p>
-      <w:pPr/>
-      <w:r>
-        <w:rPr>
-          <w:lang w:val="id_ID" w:bidi="id_ID"/>
-        </w:rPr>
-      </w:r>
-      <w:r>
-        <w:rPr>
-          <w:lang w:val="id_ID" w:bidi="id_ID"/>
-        </w:rPr>
-        <w:t>(Saran Terjemahan: Cara Menerjemahkan Nama)</w:t>
-      </w:r>
-    </w:p>
-    <w:p>
-      <w:pPr/>
-      <w:r>
-        <w:rPr>
-          <w:lang w:val="id_ID" w:bidi="id_ID"/>
-        </w:rPr>
-      </w:r>
-      <w:r>
-        <w:rPr>
-          <w:lang w:val="id_ID" w:bidi="id_ID"/>
-        </w:rPr>
-        <w:t xml:space="preserve">(Lihat juga: </w:t>
-      </w:r>
-      <w:r>
-        <w:rPr>
-          <w:lang w:val="id_ID" w:bidi="id_ID"/>
-        </w:rPr>
-        <w:t>aras</w:t>
-      </w:r>
-      <w:r>
-        <w:rPr>
-          <w:lang w:val="id_ID" w:bidi="id_ID"/>
-        </w:rPr>
-        <w:t xml:space="preserve">, </w:t>
-      </w:r>
-      <w:r>
-        <w:rPr>
-          <w:lang w:val="id_ID" w:bidi="id_ID"/>
-        </w:rPr>
-        <w:t>sanobar</w:t>
-      </w:r>
-      <w:r>
-        <w:rPr>
-          <w:lang w:val="id_ID" w:bidi="id_ID"/>
-        </w:rPr>
-        <w:t xml:space="preserve">, </w:t>
-      </w:r>
-      <w:r>
-        <w:rPr>
-          <w:lang w:val="id_ID" w:bidi="id_ID"/>
-        </w:rPr>
-        <w:t>cemara</w:t>
-      </w:r>
-      <w:r>
-        <w:rPr>
-          <w:lang w:val="id_ID" w:bidi="id_ID"/>
-        </w:rPr>
-        <w:t xml:space="preserve">, </w:t>
-      </w:r>
-      <w:r>
-        <w:rPr>
-          <w:lang w:val="id_ID" w:bidi="id_ID"/>
-        </w:rPr>
-        <w:t>Fenisia</w:t>
-      </w:r>
-      <w:r>
-        <w:rPr>
-          <w:lang w:val="id_ID" w:bidi="id_ID"/>
-        </w:rPr>
-        <w:t>)</w:t>
-      </w:r>
-    </w:p>
-    <w:p>
-      <w:pPr>
-        <w:pStyle w:val="Heading3"/>
-      </w:pPr>
-      <w:r>
-        <w:rPr>
-          <w:lang w:val="id_ID" w:bidi="id_ID"/>
-        </w:rPr>
-        <w:t>Referensi Alkitab:</w:t>
-      </w:r>
-    </w:p>
-    <w:p>
-      <w:pPr>
-        <w:pStyle w:val="ListBullet"/>
-        <w:spacing w:line="240" w:lineRule="auto"/>
-        <w:ind w:left="720"/>
-      </w:pPr>
-      <w:r>
-        <w:rPr>
-          <w:lang w:val="id_ID" w:bidi="id_ID"/>
-        </w:rPr>
-      </w:r>
-      <w:r>
-        <w:rPr>
-          <w:lang w:val="id_ID" w:bidi="id_ID"/>
-        </w:rPr>
-        <w:t>1 Raja-raja 4:32–34</w:t>
-      </w:r>
-    </w:p>
-    <w:p>
-      <w:pPr>
-        <w:pStyle w:val="ListBullet"/>
-        <w:spacing w:line="240" w:lineRule="auto"/>
-        <w:ind w:left="720"/>
-      </w:pPr>
-      <w:r>
-        <w:rPr>
-          <w:lang w:val="id_ID" w:bidi="id_ID"/>
-        </w:rPr>
-      </w:r>
-      <w:r>
-        <w:rPr>
-          <w:lang w:val="id_ID" w:bidi="id_ID"/>
-        </w:rPr>
-        <w:t>2 Tawarikh 2:8–10</w:t>
-      </w:r>
-    </w:p>
-    <w:p>
-      <w:pPr>
-        <w:pStyle w:val="ListBullet"/>
-        <w:spacing w:line="240" w:lineRule="auto"/>
-        <w:ind w:left="720"/>
-      </w:pPr>
-      <w:r>
-        <w:rPr>
-          <w:lang w:val="id_ID" w:bidi="id_ID"/>
-        </w:rPr>
-      </w:r>
-      <w:r>
-        <w:rPr>
-          <w:lang w:val="id_ID" w:bidi="id_ID"/>
-        </w:rPr>
-        <w:t>Ulangan 1:7–8</w:t>
-      </w:r>
-    </w:p>
-    <w:p>
-      <w:pPr>
-        <w:pStyle w:val="ListBullet"/>
-        <w:spacing w:line="240" w:lineRule="auto"/>
-        <w:ind w:left="720"/>
-      </w:pPr>
-      <w:r>
-        <w:rPr>
-          <w:lang w:val="id_ID" w:bidi="id_ID"/>
-        </w:rPr>
-      </w:r>
-      <w:r>
-        <w:rPr>
-          <w:lang w:val="id_ID" w:bidi="id_ID"/>
-        </w:rPr>
-        <w:t>Mazmur 29:3–5</w:t>
-      </w:r>
-    </w:p>
-    <w:p>
-      <w:pPr>
-        <w:pStyle w:val="ListBullet"/>
-        <w:spacing w:line="240" w:lineRule="auto"/>
-        <w:ind w:left="720"/>
-      </w:pPr>
-      <w:r>
-        <w:rPr>
-          <w:lang w:val="id_ID" w:bidi="id_ID"/>
-        </w:rPr>
-      </w:r>
-      <w:r>
-        <w:rPr>
-          <w:lang w:val="id_ID" w:bidi="id_ID"/>
-        </w:rPr>
-        <w:t>Zakharia 10:8–10</w:t>
-      </w:r>
-    </w:p>
-    <w:p>
-      <w:pPr>
-        <w:pStyle w:val="Heading3"/>
-      </w:pPr>
-      <w:r>
-        <w:rPr>
-          <w:lang w:val="id_ID" w:bidi="id_ID"/>
-        </w:rPr>
-        <w:t>Data Kata:</w:t>
-      </w:r>
-    </w:p>
-    <w:p>
-      <w:pPr>
-        <w:pStyle w:val="ListBullet"/>
-        <w:spacing w:line="240" w:lineRule="auto"/>
-        <w:ind w:left="720"/>
-      </w:pPr>
-      <w:r>
-        <w:rPr>
-          <w:lang w:val="id_ID" w:bidi="id_ID"/>
-        </w:rPr>
-      </w:r>
-      <w:r>
-        <w:rPr>
-          <w:lang w:val="id_ID" w:bidi="id_ID"/>
-        </w:rPr>
-        <w:t>Strong: H3844</w:t>
-      </w:r>
-      <w:r>
-        <w:rPr>
-          <w:lang w:val="id_ID" w:bidi="id_ID"/>
-        </w:rPr>
-      </w:r>
-      <w:r>
-        <w:rPr>
-          <w:lang w:val="id_ID" w:bidi="id_ID"/>
-        </w:rPr>
-      </w:r>
-    </w:p>
-    <w:p>
-      <w:pPr/>
-      <w:r>
-        <w:rPr>
-          <w:lang w:val="id_ID" w:bidi="id_ID"/>
-        </w:rPr>
-      </w:r>
-    </w:p>
-    <w:p>
-      <w:pPr>
-        <w:pStyle w:val="Heading2"/>
-      </w:pPr>
-      <w:r>
-        <w:rPr>
-          <w:lang w:val="id_ID" w:bidi="id_ID"/>
-        </w:rPr>
-        <w:t>Lidah</w:t>
-      </w:r>
-      <w:r>
-        <w:rPr>
-          <w:lang w:val="id_ID" w:bidi="id_ID"/>
-        </w:rPr>
-      </w:r>
-    </w:p>
-    <w:p>
-      <w:pPr>
-        <w:pStyle w:val="Heading3"/>
-      </w:pPr>
-      <w:r>
-        <w:rPr>
-          <w:lang w:val="id_ID" w:bidi="id_ID"/>
-        </w:rPr>
-        <w:t>Pengertian:</w:t>
-      </w:r>
-    </w:p>
-    <w:p>
-      <w:pPr/>
-      <w:r>
-        <w:rPr>
-          <w:lang w:val="id_ID" w:bidi="id_ID"/>
-        </w:rPr>
-      </w:r>
-      <w:r>
-        <w:rPr>
-          <w:lang w:val="id_ID" w:bidi="id_ID"/>
-        </w:rPr>
-        <w:t>Istilah "lidah" mengacu pada organ di dalam mulut yang digunakan untuk berbicara. Istilah ini sering digunakan secara kiasan untuk merujuk pada "bahasa" atau "berbicara." Selain itu, ada beberapa makna kiasan lainnya.</w:t>
-      </w:r>
-    </w:p>
-    <w:p>
-      <w:pPr>
-        <w:pStyle w:val="ListBullet"/>
-        <w:spacing w:line="240" w:lineRule="auto"/>
-        <w:ind w:left="720"/>
-      </w:pPr>
-      <w:r>
-        <w:rPr>
-          <w:lang w:val="id_ID" w:bidi="id_ID"/>
-        </w:rPr>
-      </w:r>
-      <w:r>
-        <w:rPr>
-          <w:lang w:val="id_ID" w:bidi="id_ID"/>
-        </w:rPr>
-        <w:t>Dalam Alkitab, makna kiasan yang paling umum untuk istilah ini adalah "bahasa" atau "ucapan".</w:t>
-      </w:r>
-    </w:p>
-    <w:p>
-      <w:pPr>
-        <w:pStyle w:val="ListBullet"/>
-        <w:spacing w:line="240" w:lineRule="auto"/>
-        <w:ind w:left="720"/>
-      </w:pPr>
-      <w:r>
-        <w:rPr>
-          <w:lang w:val="id_ID" w:bidi="id_ID"/>
-        </w:rPr>
-      </w:r>
-      <w:r>
-        <w:rPr>
-          <w:lang w:val="id_ID" w:bidi="id_ID"/>
-        </w:rPr>
-        <w:t>Terkadang "lidah" dapat merujuk pada bahasa yang diucapkan oleh kelompok orang tertentu.</w:t>
-      </w:r>
-    </w:p>
-    <w:p>
-      <w:pPr>
-        <w:pStyle w:val="ListBullet"/>
-        <w:spacing w:line="240" w:lineRule="auto"/>
-        <w:ind w:left="720"/>
-      </w:pPr>
-      <w:r>
-        <w:rPr>
-          <w:lang w:val="id_ID" w:bidi="id_ID"/>
-        </w:rPr>
-      </w:r>
-      <w:r>
-        <w:rPr>
-          <w:lang w:val="id_ID" w:bidi="id_ID"/>
-        </w:rPr>
-        <w:t>Di waktu lain, istilah "bahasa lidah" merujuk pada bahasa asing yang secara supranatural diberikan oleh Roh Kudus kepada orang percaya dalam Kristus sebagai salah satu dari "karunia Roh."</w:t>
-      </w:r>
-    </w:p>
-    <w:p>
-      <w:pPr>
-        <w:pStyle w:val="ListBullet"/>
-        <w:spacing w:line="240" w:lineRule="auto"/>
-        <w:ind w:left="720"/>
-      </w:pPr>
-      <w:r>
-        <w:rPr>
-          <w:lang w:val="id_ID" w:bidi="id_ID"/>
-        </w:rPr>
-      </w:r>
-      <w:r>
-        <w:rPr>
-          <w:lang w:val="id_ID" w:bidi="id_ID"/>
-        </w:rPr>
-        <w:t>Dalam kitab Kisah Para Rasul, ungkapan "lidah" api merujuk pada "nyala" api, yang mungkin berbentuk menyerupai lidah.</w:t>
-      </w:r>
-    </w:p>
-    <w:p>
-      <w:pPr>
-        <w:pStyle w:val="Heading3"/>
-      </w:pPr>
-      <w:r>
-        <w:rPr>
-          <w:lang w:val="id_ID" w:bidi="id_ID"/>
-        </w:rPr>
-        <w:t>Saran Terjemahan</w:t>
-      </w:r>
-    </w:p>
-    <w:p>
-      <w:pPr>
-        <w:pStyle w:val="ListBullet"/>
-        <w:spacing w:line="240" w:lineRule="auto"/>
-        <w:ind w:left="720"/>
-      </w:pPr>
-      <w:r>
-        <w:rPr>
-          <w:lang w:val="id_ID" w:bidi="id_ID"/>
-        </w:rPr>
-      </w:r>
-      <w:r>
-        <w:rPr>
-          <w:lang w:val="id_ID" w:bidi="id_ID"/>
-        </w:rPr>
-        <w:t>Bergantung pada konteksnya, istilah "tongue" dapat diterjemahkan sebagai "bahasa" atau "bahasa supranatural." Jika tidak jelas mana yang dimaksud, lebih baik menerjemahkannya sebagai "bahasa."</w:t>
-      </w:r>
-    </w:p>
-    <w:p>
-      <w:pPr>
-        <w:pStyle w:val="ListBullet"/>
-        <w:spacing w:line="240" w:lineRule="auto"/>
-        <w:ind w:left="720"/>
-      </w:pPr>
-      <w:r>
-        <w:rPr>
-          <w:lang w:val="id_ID" w:bidi="id_ID"/>
-        </w:rPr>
-      </w:r>
-      <w:r>
-        <w:rPr>
-          <w:lang w:val="id_ID" w:bidi="id_ID"/>
-        </w:rPr>
-        <w:t>Ketika merujuk pada api, istilah ini dapat diterjemahkan sebagai "nyala api."</w:t>
-      </w:r>
-    </w:p>
-    <w:p>
-      <w:pPr>
-        <w:pStyle w:val="ListBullet"/>
-        <w:spacing w:line="240" w:lineRule="auto"/>
-        <w:ind w:left="720"/>
-      </w:pPr>
-      <w:r>
-        <w:rPr>
-          <w:lang w:val="id_ID" w:bidi="id_ID"/>
-        </w:rPr>
-      </w:r>
-      <w:r>
-        <w:rPr>
-          <w:lang w:val="id_ID" w:bidi="id_ID"/>
-        </w:rPr>
-        <w:t>Ungkapan "lidahku bersukacita" dapat diartikan sebagai "Aku bersukacita dan memuji Allah" atau "Aku memuji Allah dengan gembira."</w:t>
-      </w:r>
-    </w:p>
-    <w:p>
-      <w:pPr>
-        <w:pStyle w:val="ListBullet"/>
-        <w:spacing w:line="240" w:lineRule="auto"/>
-        <w:ind w:left="720"/>
-      </w:pPr>
-      <w:r>
-        <w:rPr>
-          <w:lang w:val="id_ID" w:bidi="id_ID"/>
-        </w:rPr>
-      </w:r>
-      <w:r>
-        <w:rPr>
-          <w:lang w:val="id_ID" w:bidi="id_ID"/>
-        </w:rPr>
-        <w:t>Frasa "lidah yang berbohong" dapat diterjemahkan sebagai "orang yang berbohong" atau "orang-orang yang berbohong."</w:t>
-      </w:r>
-    </w:p>
-    <w:p>
-      <w:pPr>
-        <w:pStyle w:val="ListBullet"/>
-        <w:spacing w:line="240" w:lineRule="auto"/>
-        <w:ind w:left="720"/>
-      </w:pPr>
-      <w:r>
-        <w:rPr>
-          <w:lang w:val="id_ID" w:bidi="id_ID"/>
-        </w:rPr>
-      </w:r>
-      <w:r>
-        <w:rPr>
-          <w:lang w:val="id_ID" w:bidi="id_ID"/>
-        </w:rPr>
-        <w:t>Frasa seperti "dengan lidah mereka" dapat diartikan sebagai "dengan apa yang mereka katakan" atau "dengan kata-kata mereka."</w:t>
-      </w:r>
-    </w:p>
-    <w:p>
-      <w:pPr/>
-      <w:r>
-        <w:rPr>
-          <w:lang w:val="id_ID" w:bidi="id_ID"/>
-        </w:rPr>
-      </w:r>
-      <w:r>
-        <w:rPr>
-          <w:lang w:val="id_ID" w:bidi="id_ID"/>
-        </w:rPr>
-        <w:t xml:space="preserve">(Lihat juga: </w:t>
-      </w:r>
-      <w:r>
-        <w:rPr>
-          <w:lang w:val="id_ID" w:bidi="id_ID"/>
-        </w:rPr>
-        <w:t>karunia</w:t>
-      </w:r>
-      <w:r>
-        <w:rPr>
-          <w:lang w:val="id_ID" w:bidi="id_ID"/>
-        </w:rPr>
-        <w:t xml:space="preserve">, </w:t>
-      </w:r>
-      <w:r>
-        <w:rPr>
-          <w:lang w:val="id_ID" w:bidi="id_ID"/>
-        </w:rPr>
-        <w:t>Roh Kudus</w:t>
-      </w:r>
-      <w:r>
-        <w:rPr>
-          <w:lang w:val="id_ID" w:bidi="id_ID"/>
-        </w:rPr>
-        <w:t xml:space="preserve">, </w:t>
-      </w:r>
-      <w:r>
-        <w:rPr>
-          <w:lang w:val="id_ID" w:bidi="id_ID"/>
-        </w:rPr>
-        <w:t>sukacita</w:t>
-      </w:r>
-      <w:r>
-        <w:rPr>
-          <w:lang w:val="id_ID" w:bidi="id_ID"/>
-        </w:rPr>
-        <w:t xml:space="preserve">, </w:t>
-      </w:r>
-      <w:r>
-        <w:rPr>
-          <w:lang w:val="id_ID" w:bidi="id_ID"/>
-        </w:rPr>
-        <w:t>pujian</w:t>
-      </w:r>
-      <w:r>
-        <w:rPr>
-          <w:lang w:val="id_ID" w:bidi="id_ID"/>
-        </w:rPr>
-        <w:t xml:space="preserve">, </w:t>
-      </w:r>
-      <w:r>
-        <w:rPr>
-          <w:lang w:val="id_ID" w:bidi="id_ID"/>
-        </w:rPr>
-        <w:t>bersukacita</w:t>
-      </w:r>
-      <w:r>
-        <w:rPr>
-          <w:lang w:val="id_ID" w:bidi="id_ID"/>
-        </w:rPr>
-        <w:t xml:space="preserve">, </w:t>
-      </w:r>
-      <w:r>
-        <w:rPr>
-          <w:lang w:val="id_ID" w:bidi="id_ID"/>
-        </w:rPr>
-        <w:t>roh</w:t>
-      </w:r>
-      <w:r>
-        <w:rPr>
-          <w:lang w:val="id_ID" w:bidi="id_ID"/>
-        </w:rPr>
-        <w:t>)</w:t>
-      </w:r>
-    </w:p>
-    <w:p>
-      <w:pPr>
-        <w:pStyle w:val="Heading3"/>
-      </w:pPr>
-      <w:r>
-        <w:rPr>
-          <w:lang w:val="id_ID" w:bidi="id_ID"/>
-        </w:rPr>
-        <w:t>Referensi Alkitab:</w:t>
-      </w:r>
-    </w:p>
-    <w:p>
-      <w:pPr>
-        <w:pStyle w:val="ListBullet"/>
-        <w:spacing w:line="240" w:lineRule="auto"/>
-        <w:ind w:left="720"/>
-      </w:pPr>
-      <w:r>
-        <w:rPr>
-          <w:lang w:val="id_ID" w:bidi="id_ID"/>
-        </w:rPr>
-      </w:r>
-      <w:r>
-        <w:rPr>
-          <w:lang w:val="id_ID" w:bidi="id_ID"/>
-        </w:rPr>
-        <w:t>1 Korintus 12:10</w:t>
-      </w:r>
-    </w:p>
-    <w:p>
-      <w:pPr>
-        <w:pStyle w:val="ListBullet"/>
-        <w:spacing w:line="240" w:lineRule="auto"/>
-        <w:ind w:left="720"/>
-      </w:pPr>
-      <w:r>
-        <w:rPr>
-          <w:lang w:val="id_ID" w:bidi="id_ID"/>
-        </w:rPr>
-      </w:r>
-      <w:r>
-        <w:rPr>
-          <w:lang w:val="id_ID" w:bidi="id_ID"/>
-        </w:rPr>
-        <w:t>1 Yohanes 3:18</w:t>
-      </w:r>
-    </w:p>
-    <w:p>
-      <w:pPr>
-        <w:pStyle w:val="ListBullet"/>
-        <w:spacing w:line="240" w:lineRule="auto"/>
-        <w:ind w:left="720"/>
-      </w:pPr>
-      <w:r>
-        <w:rPr>
-          <w:lang w:val="id_ID" w:bidi="id_ID"/>
-        </w:rPr>
-      </w:r>
-      <w:r>
-        <w:rPr>
-          <w:lang w:val="id_ID" w:bidi="id_ID"/>
-        </w:rPr>
-        <w:t>2 Samuel 23:2</w:t>
-      </w:r>
-    </w:p>
-    <w:p>
-      <w:pPr>
-        <w:pStyle w:val="ListBullet"/>
-        <w:spacing w:line="240" w:lineRule="auto"/>
-        <w:ind w:left="720"/>
-      </w:pPr>
-      <w:r>
-        <w:rPr>
-          <w:lang w:val="id_ID" w:bidi="id_ID"/>
-        </w:rPr>
-      </w:r>
-      <w:r>
-        <w:rPr>
-          <w:lang w:val="id_ID" w:bidi="id_ID"/>
-        </w:rPr>
-        <w:t>Kisah Para Rasul 2:26</w:t>
-      </w:r>
-    </w:p>
-    <w:p>
-      <w:pPr>
-        <w:pStyle w:val="ListBullet"/>
-        <w:spacing w:line="240" w:lineRule="auto"/>
-        <w:ind w:left="720"/>
-      </w:pPr>
-      <w:r>
-        <w:rPr>
-          <w:lang w:val="id_ID" w:bidi="id_ID"/>
-        </w:rPr>
-      </w:r>
-      <w:r>
-        <w:rPr>
-          <w:lang w:val="id_ID" w:bidi="id_ID"/>
-        </w:rPr>
-        <w:t>Yehezkiel 36:3</w:t>
-      </w:r>
-    </w:p>
-    <w:p>
-      <w:pPr>
-        <w:pStyle w:val="ListBullet"/>
-        <w:spacing w:line="240" w:lineRule="auto"/>
-        <w:ind w:left="720"/>
-      </w:pPr>
-      <w:r>
-        <w:rPr>
-          <w:lang w:val="id_ID" w:bidi="id_ID"/>
-        </w:rPr>
-      </w:r>
-      <w:r>
-        <w:rPr>
-          <w:lang w:val="id_ID" w:bidi="id_ID"/>
-        </w:rPr>
-        <w:t>Filipi 2:11</w:t>
-      </w:r>
-    </w:p>
-    <w:p>
-      <w:pPr>
-        <w:pStyle w:val="Heading3"/>
-      </w:pPr>
-      <w:r>
-        <w:rPr>
-          <w:lang w:val="id_ID" w:bidi="id_ID"/>
-        </w:rPr>
-        <w:t>Data Kata:</w:t>
-      </w:r>
-    </w:p>
-    <w:p>
-      <w:pPr>
-        <w:pStyle w:val="ListBullet"/>
-        <w:spacing w:line="240" w:lineRule="auto"/>
-        <w:ind w:left="720"/>
-      </w:pPr>
-      <w:r>
-        <w:rPr>
-          <w:lang w:val="id_ID" w:bidi="id_ID"/>
-        </w:rPr>
-      </w:r>
-      <w:r>
-        <w:rPr>
-          <w:lang w:val="id_ID" w:bidi="id_ID"/>
-        </w:rPr>
-        <w:t>Strong: H3956, G11000, G12580, G20840</w:t>
-      </w:r>
-      <w:r>
-        <w:rPr>
-          <w:lang w:val="id_ID" w:bidi="id_ID"/>
-        </w:rPr>
-      </w:r>
-      <w:r>
-        <w:rPr>
-          <w:lang w:val="id_ID" w:bidi="id_ID"/>
-        </w:rPr>
-      </w:r>
-    </w:p>
-    <w:p>
-      <w:pPr/>
-      <w:r>
-        <w:rPr>
-          <w:lang w:val="id_ID" w:bidi="id_ID"/>
-        </w:rPr>
-      </w:r>
-    </w:p>
-    <w:p>
-      <w:pPr>
-        <w:pStyle w:val="Heading2"/>
-      </w:pPr>
-      <w:r>
-        <w:rPr>
-          <w:lang w:val="id_ID" w:bidi="id_ID"/>
-        </w:rPr>
-        <w:t>Listra</w:t>
-      </w:r>
-      <w:r>
-        <w:rPr>
-          <w:lang w:val="id_ID" w:bidi="id_ID"/>
-        </w:rPr>
-      </w:r>
-    </w:p>
-    <w:p>
-      <w:pPr>
-        <w:pStyle w:val="Heading3"/>
-      </w:pPr>
-      <w:r>
-        <w:rPr>
-          <w:lang w:val="id_ID" w:bidi="id_ID"/>
-        </w:rPr>
-        <w:t>Fakta-fakta:</w:t>
-      </w:r>
-    </w:p>
-    <w:p>
-      <w:pPr/>
-      <w:r>
-        <w:rPr>
-          <w:lang w:val="id_ID" w:bidi="id_ID"/>
-        </w:rPr>
-      </w:r>
-      <w:r>
-        <w:rPr>
-          <w:lang w:val="id_ID" w:bidi="id_ID"/>
-        </w:rPr>
-        <w:t>Listra adalah sebuah kota di Asia Kecil kuno yang dikunjungi Paulus dalam salah satu perjalanan misinya. Kota ini terletak di wilayah Likaonia, yang sekarang berada di negara Turki modern.</w:t>
-      </w:r>
-    </w:p>
-    <w:p>
-      <w:pPr>
-        <w:pStyle w:val="ListBullet"/>
-        <w:spacing w:line="240" w:lineRule="auto"/>
-        <w:ind w:left="720"/>
-      </w:pPr>
-      <w:r>
-        <w:rPr>
-          <w:lang w:val="id_ID" w:bidi="id_ID"/>
-        </w:rPr>
-      </w:r>
-      <w:r>
-        <w:rPr>
-          <w:lang w:val="id_ID" w:bidi="id_ID"/>
-        </w:rPr>
-        <w:t>Paulus dan rekan-rekannya melarikan diri ke Derbe dan Listra ketika mereka diancam oleh orang-orang Yahudi di Ikonium.</w:t>
-      </w:r>
-    </w:p>
-    <w:p>
-      <w:pPr>
-        <w:pStyle w:val="ListBullet"/>
-        <w:spacing w:line="240" w:lineRule="auto"/>
-        <w:ind w:left="720"/>
-      </w:pPr>
-      <w:r>
-        <w:rPr>
-          <w:lang w:val="id_ID" w:bidi="id_ID"/>
-        </w:rPr>
-      </w:r>
-      <w:r>
-        <w:rPr>
-          <w:lang w:val="id_ID" w:bidi="id_ID"/>
-        </w:rPr>
-        <w:t>Di Listra, Paulus bertemu dengan Timotius, yang kemudian menjadi rekan penginjil dan perintis gereja.</w:t>
-      </w:r>
-    </w:p>
-    <w:p>
-      <w:pPr>
-        <w:pStyle w:val="ListBullet"/>
-        <w:spacing w:line="240" w:lineRule="auto"/>
-        <w:ind w:left="720"/>
-      </w:pPr>
-      <w:r>
-        <w:rPr>
-          <w:lang w:val="id_ID" w:bidi="id_ID"/>
-        </w:rPr>
-      </w:r>
-      <w:r>
-        <w:rPr>
-          <w:lang w:val="id_ID" w:bidi="id_ID"/>
-        </w:rPr>
-        <w:t>Setelah Paulus menyembuhkan seorang lumpuh di Listra, orang-orang di sana berusaha menyembah Paulus dan Barnabas sebagai dewa, tetapi para rasul menegur mereka dan mencegah mereka melakukan hal itu.</w:t>
-      </w:r>
-    </w:p>
-    <w:p>
-      <w:pPr/>
-      <w:r>
-        <w:rPr>
-          <w:lang w:val="id_ID" w:bidi="id_ID"/>
-        </w:rPr>
-      </w:r>
-      <w:r>
-        <w:rPr>
-          <w:lang w:val="id_ID" w:bidi="id_ID"/>
-        </w:rPr>
-        <w:t>(Saran penerjemahan: Cara Menerjemahkan Nama)</w:t>
-      </w:r>
-    </w:p>
-    <w:p>
-      <w:pPr/>
-      <w:r>
-        <w:rPr>
-          <w:lang w:val="id_ID" w:bidi="id_ID"/>
-        </w:rPr>
-      </w:r>
-      <w:r>
-        <w:rPr>
-          <w:lang w:val="id_ID" w:bidi="id_ID"/>
-        </w:rPr>
-        <w:t xml:space="preserve">(Lihat juga: </w:t>
-      </w:r>
-      <w:r>
-        <w:rPr>
-          <w:lang w:val="id_ID" w:bidi="id_ID"/>
-        </w:rPr>
-        <w:t>penginjil</w:t>
-      </w:r>
-      <w:r>
-        <w:rPr>
-          <w:lang w:val="id_ID" w:bidi="id_ID"/>
-        </w:rPr>
-        <w:t xml:space="preserve">, </w:t>
-      </w:r>
-      <w:r>
-        <w:rPr>
-          <w:lang w:val="id_ID" w:bidi="id_ID"/>
-        </w:rPr>
-        <w:t>Ikonium</w:t>
-      </w:r>
-      <w:r>
-        <w:rPr>
-          <w:lang w:val="id_ID" w:bidi="id_ID"/>
-        </w:rPr>
-        <w:t xml:space="preserve">, </w:t>
-      </w:r>
-      <w:r>
-        <w:rPr>
-          <w:lang w:val="id_ID" w:bidi="id_ID"/>
-        </w:rPr>
-        <w:t>Timotius</w:t>
-      </w:r>
-      <w:r>
-        <w:rPr>
-          <w:lang w:val="id_ID" w:bidi="id_ID"/>
-        </w:rPr>
-        <w:t>)</w:t>
-      </w:r>
-    </w:p>
-    <w:p>
-      <w:pPr>
-        <w:pStyle w:val="Heading3"/>
-      </w:pPr>
-      <w:r>
-        <w:rPr>
-          <w:lang w:val="id_ID" w:bidi="id_ID"/>
-        </w:rPr>
-        <w:t>Referensi Alkitab:</w:t>
-      </w:r>
-    </w:p>
-    <w:p>
-      <w:pPr>
-        <w:pStyle w:val="ListBullet"/>
-        <w:spacing w:line="240" w:lineRule="auto"/>
-        <w:ind w:left="720"/>
-      </w:pPr>
-      <w:r>
-        <w:rPr>
-          <w:lang w:val="id_ID" w:bidi="id_ID"/>
-        </w:rPr>
-      </w:r>
-      <w:r>
-        <w:rPr>
-          <w:lang w:val="id_ID" w:bidi="id_ID"/>
-        </w:rPr>
-        <w:t>2 Timotius 3:10–13</w:t>
-      </w:r>
-    </w:p>
-    <w:p>
-      <w:pPr>
-        <w:pStyle w:val="ListBullet"/>
-        <w:spacing w:line="240" w:lineRule="auto"/>
-        <w:ind w:left="720"/>
-      </w:pPr>
-      <w:r>
-        <w:rPr>
-          <w:lang w:val="id_ID" w:bidi="id_ID"/>
-        </w:rPr>
-      </w:r>
-      <w:r>
-        <w:rPr>
-          <w:lang w:val="id_ID" w:bidi="id_ID"/>
-        </w:rPr>
-        <w:t>Kisah Para Rasul 14:6</w:t>
-      </w:r>
-    </w:p>
-    <w:p>
-      <w:pPr>
-        <w:pStyle w:val="ListBullet"/>
-        <w:spacing w:line="240" w:lineRule="auto"/>
-        <w:ind w:left="720"/>
-      </w:pPr>
-      <w:r>
-        <w:rPr>
-          <w:lang w:val="id_ID" w:bidi="id_ID"/>
-        </w:rPr>
-      </w:r>
-      <w:r>
-        <w:rPr>
-          <w:lang w:val="id_ID" w:bidi="id_ID"/>
-        </w:rPr>
-        <w:t>Kisah Para Rasul 14:8</w:t>
-      </w:r>
-    </w:p>
-    <w:p>
-      <w:pPr>
-        <w:pStyle w:val="ListBullet"/>
-        <w:spacing w:line="240" w:lineRule="auto"/>
-        <w:ind w:left="720"/>
-      </w:pPr>
-      <w:r>
-        <w:rPr>
-          <w:lang w:val="id_ID" w:bidi="id_ID"/>
-        </w:rPr>
-      </w:r>
-      <w:r>
-        <w:rPr>
-          <w:lang w:val="id_ID" w:bidi="id_ID"/>
-        </w:rPr>
-        <w:t>Kisah Para Rasul 14:21–22</w:t>
-      </w:r>
-    </w:p>
-    <w:p>
-      <w:pPr>
-        <w:pStyle w:val="Heading3"/>
-      </w:pPr>
-      <w:r>
-        <w:rPr>
-          <w:lang w:val="id_ID" w:bidi="id_ID"/>
-        </w:rPr>
-        <w:t>Data Kata:</w:t>
-      </w:r>
-    </w:p>
-    <w:p>
-      <w:pPr>
-        <w:pStyle w:val="ListBullet"/>
-        <w:spacing w:line="240" w:lineRule="auto"/>
-        <w:ind w:left="720"/>
-      </w:pPr>
-      <w:r>
-        <w:rPr>
-          <w:lang w:val="id_ID" w:bidi="id_ID"/>
-        </w:rPr>
-      </w:r>
-      <w:r>
-        <w:rPr>
-          <w:lang w:val="id_ID" w:bidi="id_ID"/>
-        </w:rPr>
-        <w:t>Strong’s: G30820</w:t>
-      </w:r>
-      <w:r>
-        <w:rPr>
-          <w:lang w:val="id_ID" w:bidi="id_ID"/>
-        </w:rPr>
-      </w:r>
-      <w:r>
-        <w:rPr>
-          <w:lang w:val="id_ID" w:bidi="id_ID"/>
-        </w:rPr>
-      </w:r>
-    </w:p>
-    <w:p>
-      <w:pPr/>
-      <w:r>
-        <w:rPr>
-          <w:lang w:val="id_ID" w:bidi="id_ID"/>
-        </w:rPr>
-      </w:r>
-    </w:p>
-    <w:p>
-      <w:pPr>
-        <w:pStyle w:val="Heading2"/>
-      </w:pPr>
-      <w:r>
-        <w:rPr>
-          <w:lang w:val="id_ID" w:bidi="id_ID"/>
-        </w:rPr>
-        <w:t>Lot</w:t>
-      </w:r>
-      <w:r>
-        <w:rPr>
-          <w:lang w:val="id_ID" w:bidi="id_ID"/>
-        </w:rPr>
-      </w:r>
-    </w:p>
-    <w:p>
-      <w:pPr>
-        <w:pStyle w:val="Heading3"/>
-      </w:pPr>
-      <w:r>
-        <w:rPr>
-          <w:lang w:val="id_ID" w:bidi="id_ID"/>
-        </w:rPr>
-        <w:t>Fakta-fakta:</w:t>
-      </w:r>
-    </w:p>
-    <w:p>
-      <w:pPr/>
-      <w:r>
-        <w:rPr>
-          <w:lang w:val="id_ID" w:bidi="id_ID"/>
-        </w:rPr>
-      </w:r>
-      <w:r>
-        <w:rPr>
-          <w:lang w:val="id_ID" w:bidi="id_ID"/>
-        </w:rPr>
-        <w:t>Lot adalah keponakan Abraham.</w:t>
-      </w:r>
-    </w:p>
-    <w:p>
-      <w:pPr>
-        <w:pStyle w:val="ListBullet"/>
-        <w:spacing w:line="240" w:lineRule="auto"/>
-        <w:ind w:left="720"/>
-      </w:pPr>
-      <w:r>
-        <w:rPr>
-          <w:lang w:val="id_ID" w:bidi="id_ID"/>
-        </w:rPr>
-      </w:r>
-      <w:r>
-        <w:rPr>
-          <w:lang w:val="id_ID" w:bidi="id_ID"/>
-        </w:rPr>
-        <w:t>Ia adalah anak dari saudara Abraham yang bernama Haran.</w:t>
-      </w:r>
-    </w:p>
-    <w:p>
-      <w:pPr>
-        <w:pStyle w:val="ListBullet"/>
-        <w:spacing w:line="240" w:lineRule="auto"/>
-        <w:ind w:left="720"/>
-      </w:pPr>
-      <w:r>
-        <w:rPr>
-          <w:lang w:val="id_ID" w:bidi="id_ID"/>
-        </w:rPr>
-      </w:r>
-      <w:r>
-        <w:rPr>
-          <w:lang w:val="id_ID" w:bidi="id_ID"/>
-        </w:rPr>
-        <w:t>Lot pergi bersama Abraham ke tanah Kanaan dan menetap di kota Sodom.</w:t>
-      </w:r>
-    </w:p>
-    <w:p>
-      <w:pPr>
-        <w:pStyle w:val="ListBullet"/>
-        <w:spacing w:line="240" w:lineRule="auto"/>
-        <w:ind w:left="720"/>
-      </w:pPr>
-      <w:r>
-        <w:rPr>
-          <w:lang w:val="id_ID" w:bidi="id_ID"/>
-        </w:rPr>
-      </w:r>
-      <w:r>
-        <w:rPr>
-          <w:lang w:val="id_ID" w:bidi="id_ID"/>
-        </w:rPr>
-        <w:t>Lot adalah nenek moyang orang Moab dan Amon.</w:t>
-      </w:r>
-    </w:p>
-    <w:p>
-      <w:pPr>
-        <w:pStyle w:val="ListBullet"/>
-        <w:spacing w:line="240" w:lineRule="auto"/>
-        <w:ind w:left="720"/>
-      </w:pPr>
-      <w:r>
-        <w:rPr>
-          <w:lang w:val="id_ID" w:bidi="id_ID"/>
-        </w:rPr>
-      </w:r>
-      <w:r>
-        <w:rPr>
-          <w:lang w:val="id_ID" w:bidi="id_ID"/>
-        </w:rPr>
-        <w:t>Ketika raja-raja musuh menyerang Sodom dan menangkap Lot, Abraham datang dengan beberapa ratus orang untuk menyelamatkan Lot dan mengambil kembali harta bendanya.</w:t>
-      </w:r>
-    </w:p>
-    <w:p>
-      <w:pPr>
-        <w:pStyle w:val="ListBullet"/>
-        <w:spacing w:line="240" w:lineRule="auto"/>
-        <w:ind w:left="720"/>
-      </w:pPr>
-      <w:r>
-        <w:rPr>
-          <w:lang w:val="id_ID" w:bidi="id_ID"/>
-        </w:rPr>
-      </w:r>
-      <w:r>
-        <w:rPr>
-          <w:lang w:val="id_ID" w:bidi="id_ID"/>
-        </w:rPr>
-        <w:t>Orang-orang yang tinggal di kota Sodom sangat jahat, sehingga Tuhan menghancurkan kota itu. Namun, Ia terlebih dahulu menyuruh Lot dan keluarganya untuk meninggalkan kota itu agar mereka dapat melarikan diri.</w:t>
-      </w:r>
-    </w:p>
-    <w:p>
-      <w:pPr/>
-      <w:r>
-        <w:rPr>
-          <w:lang w:val="id_ID" w:bidi="id_ID"/>
-        </w:rPr>
-      </w:r>
-      <w:r>
-        <w:rPr>
-          <w:lang w:val="id_ID" w:bidi="id_ID"/>
-        </w:rPr>
-        <w:t>(Saran penerjemahan: Cara Menerjemahkan Nama)</w:t>
-      </w:r>
-    </w:p>
-    <w:p>
-      <w:pPr/>
-      <w:r>
-        <w:rPr>
-          <w:lang w:val="id_ID" w:bidi="id_ID"/>
-        </w:rPr>
-      </w:r>
-      <w:r>
-        <w:rPr>
-          <w:lang w:val="id_ID" w:bidi="id_ID"/>
-        </w:rPr>
-        <w:t xml:space="preserve">(Lihat juga: </w:t>
-      </w:r>
-      <w:r>
-        <w:rPr>
-          <w:lang w:val="id_ID" w:bidi="id_ID"/>
-        </w:rPr>
-        <w:t>Abraham</w:t>
-      </w:r>
-      <w:r>
-        <w:rPr>
-          <w:lang w:val="id_ID" w:bidi="id_ID"/>
-        </w:rPr>
-        <w:t xml:space="preserve">, </w:t>
-      </w:r>
-      <w:r>
-        <w:rPr>
-          <w:lang w:val="id_ID" w:bidi="id_ID"/>
-        </w:rPr>
-        <w:t>Amon</w:t>
-      </w:r>
-      <w:r>
-        <w:rPr>
-          <w:lang w:val="id_ID" w:bidi="id_ID"/>
-        </w:rPr>
-        <w:t xml:space="preserve">, </w:t>
-      </w:r>
-      <w:r>
-        <w:rPr>
-          <w:lang w:val="id_ID" w:bidi="id_ID"/>
-        </w:rPr>
-        <w:t>Haran</w:t>
-      </w:r>
-      <w:r>
-        <w:rPr>
-          <w:lang w:val="id_ID" w:bidi="id_ID"/>
-        </w:rPr>
-        <w:t xml:space="preserve">, </w:t>
-      </w:r>
-      <w:r>
-        <w:rPr>
-          <w:lang w:val="id_ID" w:bidi="id_ID"/>
-        </w:rPr>
-        <w:t>Moab</w:t>
-      </w:r>
-      <w:r>
-        <w:rPr>
-          <w:lang w:val="id_ID" w:bidi="id_ID"/>
-        </w:rPr>
-        <w:t xml:space="preserve">, </w:t>
-      </w:r>
-      <w:r>
-        <w:rPr>
-          <w:lang w:val="id_ID" w:bidi="id_ID"/>
-        </w:rPr>
-        <w:t>Sodom</w:t>
-      </w:r>
-      <w:r>
-        <w:rPr>
-          <w:lang w:val="id_ID" w:bidi="id_ID"/>
-        </w:rPr>
-        <w:t>)</w:t>
-      </w:r>
-    </w:p>
-    <w:p>
-      <w:pPr>
-        <w:pStyle w:val="Heading3"/>
-      </w:pPr>
-      <w:r>
-        <w:rPr>
-          <w:lang w:val="id_ID" w:bidi="id_ID"/>
-        </w:rPr>
-        <w:t>Referensi Alkitab</w:t>
-      </w:r>
-    </w:p>
-    <w:p>
-      <w:pPr>
-        <w:pStyle w:val="ListBullet"/>
-        <w:spacing w:line="240" w:lineRule="auto"/>
-        <w:ind w:left="720"/>
-      </w:pPr>
-      <w:r>
-        <w:rPr>
-          <w:lang w:val="id_ID" w:bidi="id_ID"/>
-        </w:rPr>
-      </w:r>
-      <w:r>
-        <w:rPr>
-          <w:lang w:val="id_ID" w:bidi="id_ID"/>
-        </w:rPr>
-        <w:t>2 Petrus 2:8</w:t>
-      </w:r>
-    </w:p>
-    <w:p>
-      <w:pPr>
-        <w:pStyle w:val="ListBullet"/>
-        <w:spacing w:line="240" w:lineRule="auto"/>
-        <w:ind w:left="720"/>
-      </w:pPr>
-      <w:r>
-        <w:rPr>
-          <w:lang w:val="id_ID" w:bidi="id_ID"/>
-        </w:rPr>
-      </w:r>
-      <w:r>
-        <w:rPr>
-          <w:lang w:val="id_ID" w:bidi="id_ID"/>
-        </w:rPr>
-        <w:t>Kejadian 11:27–28</w:t>
-      </w:r>
-    </w:p>
-    <w:p>
-      <w:pPr>
-        <w:pStyle w:val="ListBullet"/>
-        <w:spacing w:line="240" w:lineRule="auto"/>
-        <w:ind w:left="720"/>
-      </w:pPr>
-      <w:r>
-        <w:rPr>
-          <w:lang w:val="id_ID" w:bidi="id_ID"/>
-        </w:rPr>
-      </w:r>
-      <w:r>
-        <w:rPr>
-          <w:lang w:val="id_ID" w:bidi="id_ID"/>
-        </w:rPr>
-        <w:t>Kejadian 12:4–5</w:t>
-      </w:r>
-    </w:p>
-    <w:p>
-      <w:pPr>
-        <w:pStyle w:val="Heading3"/>
-      </w:pPr>
-      <w:r>
-        <w:rPr>
-          <w:lang w:val="id_ID" w:bidi="id_ID"/>
-        </w:rPr>
-        <w:t>Data Kata:</w:t>
-      </w:r>
-    </w:p>
-    <w:p>
-      <w:pPr>
-        <w:pStyle w:val="ListBullet"/>
-        <w:spacing w:line="240" w:lineRule="auto"/>
-        <w:ind w:left="720"/>
-      </w:pPr>
-      <w:r>
-        <w:rPr>
-          <w:lang w:val="id_ID" w:bidi="id_ID"/>
-        </w:rPr>
-      </w:r>
-      <w:r>
-        <w:rPr>
-          <w:lang w:val="id_ID" w:bidi="id_ID"/>
-        </w:rPr>
-        <w:t>Strong’s: H3876, G30910</w:t>
-      </w:r>
-      <w:r>
-        <w:rPr>
-          <w:lang w:val="id_ID" w:bidi="id_ID"/>
-        </w:rPr>
-      </w:r>
-      <w:r>
-        <w:rPr>
-          <w:lang w:val="id_ID" w:bidi="id_ID"/>
-        </w:rPr>
-      </w:r>
-    </w:p>
-    <w:p>
-      <w:pPr/>
-      <w:r>
-        <w:rPr>
-          <w:lang w:val="id_ID" w:bidi="id_ID"/>
-        </w:rPr>
-      </w:r>
-    </w:p>
-    <w:p>
-      <w:pPr>
-        <w:pStyle w:val="Heading2"/>
-      </w:pPr>
-      <w:r>
-        <w:rPr>
-          <w:lang w:val="id_ID" w:bidi="id_ID"/>
-        </w:rPr>
-        <w:t>Lubang</w:t>
-      </w:r>
-      <w:r>
-        <w:rPr>
-          <w:lang w:val="id_ID" w:bidi="id_ID"/>
-        </w:rPr>
-      </w:r>
-    </w:p>
-    <w:p>
-      <w:pPr>
-        <w:pStyle w:val="Heading3"/>
-      </w:pPr>
-      <w:r>
-        <w:rPr>
-          <w:lang w:val="id_ID" w:bidi="id_ID"/>
-        </w:rPr>
-        <w:t>Pengertian:</w:t>
-      </w:r>
-    </w:p>
-    <w:p>
-      <w:pPr/>
-      <w:r>
-        <w:rPr>
-          <w:lang w:val="id_ID" w:bidi="id_ID"/>
-        </w:rPr>
-      </w:r>
-      <w:r>
-        <w:rPr>
-          <w:lang w:val="id_ID" w:bidi="id_ID"/>
-        </w:rPr>
-        <w:t>Sebuah lubang adalah cekungan dalam yang telah digali di tanah.</w:t>
-      </w:r>
-    </w:p>
-    <w:p>
-      <w:pPr>
-        <w:pStyle w:val="ListBullet"/>
-        <w:spacing w:line="240" w:lineRule="auto"/>
-        <w:ind w:left="720"/>
-      </w:pPr>
-      <w:r>
-        <w:rPr>
-          <w:lang w:val="id_ID" w:bidi="id_ID"/>
-        </w:rPr>
-      </w:r>
-      <w:r>
-        <w:rPr>
-          <w:lang w:val="id_ID" w:bidi="id_ID"/>
-        </w:rPr>
-        <w:t>Sebuah "bak penampung" adalah lubang yang digali untuk menyimpan air.</w:t>
-      </w:r>
-    </w:p>
-    <w:p>
-      <w:pPr>
-        <w:pStyle w:val="ListBullet"/>
-        <w:spacing w:line="240" w:lineRule="auto"/>
-        <w:ind w:left="720"/>
-      </w:pPr>
-      <w:r>
-        <w:rPr>
-          <w:lang w:val="id_ID" w:bidi="id_ID"/>
-        </w:rPr>
-      </w:r>
-      <w:r>
-        <w:rPr>
-          <w:lang w:val="id_ID" w:bidi="id_ID"/>
-        </w:rPr>
-        <w:t>Orang-orang menggali lubang untuk memerangkap hewan atau mencari air.</w:t>
-      </w:r>
-    </w:p>
-    <w:p>
-      <w:pPr>
-        <w:pStyle w:val="ListBullet"/>
-        <w:spacing w:line="240" w:lineRule="auto"/>
-        <w:ind w:left="720"/>
-      </w:pPr>
-      <w:r>
-        <w:rPr>
-          <w:lang w:val="id_ID" w:bidi="id_ID"/>
-        </w:rPr>
-      </w:r>
-      <w:r>
-        <w:rPr>
-          <w:lang w:val="id_ID" w:bidi="id_ID"/>
-        </w:rPr>
-        <w:t>Sebuah lubang juga dapat digunakan sebagai tempat sementara untuk menahan tahanan.</w:t>
-      </w:r>
-    </w:p>
-    <w:p>
-      <w:pPr>
-        <w:pStyle w:val="ListBullet"/>
-        <w:spacing w:line="240" w:lineRule="auto"/>
-        <w:ind w:left="720"/>
-      </w:pPr>
-      <w:r>
-        <w:rPr>
-          <w:lang w:val="id_ID" w:bidi="id_ID"/>
-        </w:rPr>
-      </w:r>
-      <w:r>
-        <w:rPr>
-          <w:lang w:val="id_ID" w:bidi="id_ID"/>
-        </w:rPr>
-        <w:t xml:space="preserve">Terkadang kata "jurang" (dalam bahasa Inggris </w:t>
-      </w:r>
-      <w:r>
-        <w:rPr>
-          <w:i/>
-          <w:lang w:val="id_ID" w:bidi="id_ID"/>
-        </w:rPr>
-        <w:t xml:space="preserve">pit = </w:t>
-      </w:r>
-      <w:r>
-        <w:rPr>
-          <w:lang w:val="id_ID" w:bidi="id_ID"/>
-        </w:rPr>
-        <w:t>lubang) merujuk pada kuburan atau neraka. Di waktu lain, bisa juga merujuk pada "jurang" dalam arti sebenarnya.</w:t>
-      </w:r>
-    </w:p>
-    <w:p>
-      <w:pPr>
-        <w:pStyle w:val="ListBullet"/>
-        <w:spacing w:line="240" w:lineRule="auto"/>
-        <w:ind w:left="720"/>
-      </w:pPr>
-      <w:r>
-        <w:rPr>
-          <w:lang w:val="id_ID" w:bidi="id_ID"/>
-        </w:rPr>
-      </w:r>
-      <w:r>
-        <w:rPr>
-          <w:lang w:val="id_ID" w:bidi="id_ID"/>
-        </w:rPr>
-        <w:t>Istilah "lubang" juga digunakan secara kiasan dalam frasa seperti "lubang kehancuran," yang menggambarkan terjebaknya seseorang dalam situasi bencana atau terlibat dalam praktik berdosa dan merusak secara mendalam.</w:t>
-      </w:r>
-    </w:p>
-    <w:p>
-      <w:pPr/>
-      <w:r>
-        <w:rPr>
-          <w:lang w:val="id_ID" w:bidi="id_ID"/>
-        </w:rPr>
-      </w:r>
-      <w:r>
-        <w:rPr>
-          <w:lang w:val="id_ID" w:bidi="id_ID"/>
-        </w:rPr>
-        <w:t xml:space="preserve">(Lihat juga: </w:t>
-      </w:r>
-      <w:r>
-        <w:rPr>
-          <w:lang w:val="id_ID" w:bidi="id_ID"/>
-        </w:rPr>
-        <w:t>jurang</w:t>
-      </w:r>
-      <w:r>
-        <w:rPr>
-          <w:lang w:val="id_ID" w:bidi="id_ID"/>
-        </w:rPr>
-        <w:t xml:space="preserve">, </w:t>
-      </w:r>
-      <w:r>
-        <w:rPr>
-          <w:lang w:val="id_ID" w:bidi="id_ID"/>
-        </w:rPr>
         <w:t>neraka</w:t>
       </w:r>
       <w:r>
         <w:rPr>
           <w:lang w:val="id_ID" w:bidi="id_ID"/>
         </w:rPr>
-        <w:t xml:space="preserve">, </w:t>
-      </w:r>
-      <w:r>
-        <w:rPr>
-          <w:lang w:val="id_ID" w:bidi="id_ID"/>
-        </w:rPr>
-        <w:t>penjara</w:t>
-      </w:r>
-      <w:r>
-        <w:rPr>
-          <w:lang w:val="id_ID" w:bidi="id_ID"/>
-        </w:rPr>
-        <w:t>)</w:t>
+        <w:t>, penjara)</w:t>
       </w:r>
     </w:p>
     <w:p>
